--- a/project_structure.docx
+++ b/project_structure.docx
@@ -18,6 +18,498 @@
         </w:rPr>
         <w:t>conf-platform</w:t>
         <w:br/>
+        <w:t>├── apps</w:t>
+        <w:br/>
+        <w:t>│   ├── cloud</w:t>
+        <w:br/>
+        <w:t>│   │   ├── organizer-portal</w:t>
+        <w:br/>
+        <w:t>│   │   │   ├── app</w:t>
+        <w:br/>
+        <w:t>│   │   │   │   ├── (auth)</w:t>
+        <w:br/>
+        <w:t>│   │   │   │   │   ├── layout.tsx</w:t>
+        <w:br/>
+        <w:t>│   │   │   │   │   └── page.tsx</w:t>
+        <w:br/>
+        <w:t>│   │   │   │   ├── (dashboard)</w:t>
+        <w:br/>
+        <w:t>│   │   │   │   │   ├── analytics</w:t>
+        <w:br/>
+        <w:t>│   │   │   │   │   │   └── page.tsx</w:t>
+        <w:br/>
+        <w:t>│   │   │   │   │   ├── connections</w:t>
+        <w:br/>
+        <w:t>│   │   │   │   │   │   └── page.tsx</w:t>
+        <w:br/>
+        <w:t>│   │   │   │   │   ├── dashboard</w:t>
+        <w:br/>
+        <w:t>│   │   │   │   │   │   └── page.tsx</w:t>
+        <w:br/>
+        <w:t>│   │   │   │   │   ├── docs</w:t>
+        <w:br/>
+        <w:t>│   │   │   │   │   │   └── page.tsx</w:t>
+        <w:br/>
+        <w:t>│   │   │   │   │   ├── events</w:t>
+        <w:br/>
+        <w:t>│   │   │   │   │   │   ├── [eventId]</w:t>
+        <w:br/>
+        <w:t>│   │   │   │   │   │   │   ├── dashboard</w:t>
+        <w:br/>
+        <w:t>│   │   │   │   │   │   │   │   └── page.tsx</w:t>
+        <w:br/>
+        <w:t>│   │   │   │   │   │   │   ├── registration</w:t>
+        <w:br/>
+        <w:t>│   │   │   │   │   │   │   │   ├── capacity</w:t>
+        <w:br/>
+        <w:t>│   │   │   │   │   │   │   │   │   └── page.tsx</w:t>
+        <w:br/>
+        <w:t>│   │   │   │   │   │   │   │   ├── certificates</w:t>
+        <w:br/>
+        <w:t>│   │   │   │   │   │   │   │   │   └── page.tsx</w:t>
+        <w:br/>
+        <w:t>│   │   │   │   │   │   │   │   ├── dashboard</w:t>
+        <w:br/>
+        <w:t>│   │   │   │   │   │   │   │   │   └── page.tsx</w:t>
+        <w:br/>
+        <w:t>│   │   │   │   │   │   │   │   ├── designer</w:t>
+        <w:br/>
+        <w:t>│   │   │   │   │   │   │   │   │   └── page.tsx</w:t>
+        <w:br/>
+        <w:t>│   │   │   │   │   │   │   │   ├── emails</w:t>
+        <w:br/>
+        <w:t>│   │   │   │   │   │   │   │   │   └── page.tsx</w:t>
+        <w:br/>
+        <w:t>│   │   │   │   │   │   │   │   ├── form-builder</w:t>
+        <w:br/>
+        <w:t>│   │   │   │   │   │   │   │   │   └── page.tsx</w:t>
+        <w:br/>
+        <w:t>│   │   │   │   │   │   │   │   ├── participants</w:t>
+        <w:br/>
+        <w:t>│   │   │   │   │   │   │   │   │   └── page.tsx</w:t>
+        <w:br/>
+        <w:t>│   │   │   │   │   │   │   │   ├── print-queue</w:t>
+        <w:br/>
+        <w:t>│   │   │   │   │   │   │   │   │   └── page.tsx</w:t>
+        <w:br/>
+        <w:t>│   │   │   │   │   │   │   │   ├── register</w:t>
+        <w:br/>
+        <w:t>│   │   │   │   │   │   │   │   │   └── page.tsx</w:t>
+        <w:br/>
+        <w:t>│   │   │   │   │   │   │   │   ├── reports</w:t>
+        <w:br/>
+        <w:t>│   │   │   │   │   │   │   │   │   └── page.tsx</w:t>
+        <w:br/>
+        <w:t>│   │   │   │   │   │   │   │   ├── review</w:t>
+        <w:br/>
+        <w:t>│   │   │   │   │   │   │   │   │   └── page.tsx</w:t>
+        <w:br/>
+        <w:t>│   │   │   │   │   │   │   │   ├── settings</w:t>
+        <w:br/>
+        <w:t>│   │   │   │   │   │   │   │   │   └── page.tsx</w:t>
+        <w:br/>
+        <w:t>│   │   │   │   │   │   │   │   └── page.tsx</w:t>
+        <w:br/>
+        <w:t>│   │   │   │   │   │   │   ├── speaker</w:t>
+        <w:br/>
+        <w:t>│   │   │   │   │   │   │   │   ├── analytics</w:t>
+        <w:br/>
+        <w:t>│   │   │   │   │   │   │   │   │   └── page.tsx</w:t>
+        <w:br/>
+        <w:t>│   │   │   │   │   │   │   │   ├── configuration</w:t>
+        <w:br/>
+        <w:t>│   │   │   │   │   │   │   │   │   └── page.tsx</w:t>
+        <w:br/>
+        <w:t>│   │   │   │   │   │   │   │   ├── dashboard</w:t>
+        <w:br/>
+        <w:t>│   │   │   │   │   │   │   │   │   └── page.tsx</w:t>
+        <w:br/>
+        <w:t>│   │   │   │   │   │   │   │   ├── emails</w:t>
+        <w:br/>
+        <w:t>│   │   │   │   │   │   │   │   │   └── page.tsx</w:t>
+        <w:br/>
+        <w:t>│   │   │   │   │   │   │   │   ├── eposters</w:t>
+        <w:br/>
+        <w:t>│   │   │   │   │   │   │   │   │   └── page.tsx</w:t>
+        <w:br/>
+        <w:t>│   │   │   │   │   │   │   │   ├── files</w:t>
+        <w:br/>
+        <w:t>│   │   │   │   │   │   │   │   │   └── page.tsx</w:t>
+        <w:br/>
+        <w:t>│   │   │   │   │   │   │   │   ├── notifications</w:t>
+        <w:br/>
+        <w:t>│   │   │   │   │   │   │   │   │   └── page.tsx</w:t>
+        <w:br/>
+        <w:t>│   │   │   │   │   │   │   │   ├── rooms</w:t>
+        <w:br/>
+        <w:t>│   │   │   │   │   │   │   │   │   └── page.tsx</w:t>
+        <w:br/>
+        <w:t>│   │   │   │   │   │   │   │   ├── sessions</w:t>
+        <w:br/>
+        <w:t>│   │   │   │   │   │   │   │   │   └── page.tsx</w:t>
+        <w:br/>
+        <w:t>│   │   │   │   │   │   │   │   ├── settings</w:t>
+        <w:br/>
+        <w:t>│   │   │   │   │   │   │   │   │   └── page.tsx</w:t>
+        <w:br/>
+        <w:t>│   │   │   │   │   │   │   │   ├── speakers</w:t>
+        <w:br/>
+        <w:t>│   │   │   │   │   │   │   │   │   └── page.tsx</w:t>
+        <w:br/>
+        <w:t>│   │   │   │   │   │   │   │   └── page.tsx</w:t>
+        <w:br/>
+        <w:t>│   │   │   │   │   │   │   └── page.tsx</w:t>
+        <w:br/>
+        <w:t>│   │   │   │   │   │   ├── new</w:t>
+        <w:br/>
+        <w:t>│   │   │   │   │   │   │   └── page.tsx</w:t>
+        <w:br/>
+        <w:t>│   │   │   │   │   │   └── page.tsx</w:t>
+        <w:br/>
+        <w:t>│   │   │   │   │   ├── settings</w:t>
+        <w:br/>
+        <w:t>│   │   │   │   │   │   └── page.tsx</w:t>
+        <w:br/>
+        <w:t>│   │   │   │   │   ├── users</w:t>
+        <w:br/>
+        <w:t>│   │   │   │   │   │   └── page.tsx</w:t>
+        <w:br/>
+        <w:t>│   │   │   │   │   └── layout.tsx</w:t>
+        <w:br/>
+        <w:t>│   │   │   │   ├── globals.css</w:t>
+        <w:br/>
+        <w:t>│   │   │   │   ├── layout.tsx</w:t>
+        <w:br/>
+        <w:t>│   │   │   │   └── not-found.tsx</w:t>
+        <w:br/>
+        <w:t>│   │   │   ├── components</w:t>
+        <w:br/>
+        <w:t>│   │   │   │   ├── auth</w:t>
+        <w:br/>
+        <w:t>│   │   │   │   │   └── PermissionGate.tsx</w:t>
+        <w:br/>
+        <w:t>│   │   │   │   ├── dashboard</w:t>
+        <w:br/>
+        <w:t>│   │   │   │   │   ├── DailyUploadsChart.tsx</w:t>
+        <w:br/>
+        <w:t>│   │   │   │   │   ├── LiveFeed.tsx</w:t>
+        <w:br/>
+        <w:t>│   │   │   │   │   ├── ReadinessHeatmap.tsx</w:t>
+        <w:br/>
+        <w:t>│   │   │   │   │   ├── RecentActivity.tsx</w:t>
+        <w:br/>
+        <w:t>│   │   │   │   │   ├── RoomReadinessChart.tsx</w:t>
+        <w:br/>
+        <w:t>│   │   │   │   │   ├── StatsGrid.tsx</w:t>
+        <w:br/>
+        <w:t>│   │   │   │   │   └── UploadProgressChart.tsx</w:t>
+        <w:br/>
+        <w:t>│   │   │   │   ├── emails</w:t>
+        <w:br/>
+        <w:t>│   │   │   │   │   ├── campaign</w:t>
+        <w:br/>
+        <w:t>│   │   │   │   │   │   ├── CampaignBuilder.tsx</w:t>
+        <w:br/>
+        <w:t>│   │   │   │   │   │   ├── CampaignDetail.tsx</w:t>
+        <w:br/>
+        <w:t>│   │   │   │   │   │   ├── CampaignList.tsx</w:t>
+        <w:br/>
+        <w:t>│   │   │   │   │   │   └── RegistrationCampaignBuilder.tsx</w:t>
+        <w:br/>
+        <w:t>│   │   │   │   │   ├── dashboard</w:t>
+        <w:br/>
+        <w:t>│   │   │   │   │   │   ├── AnalyticsDashboard.tsx</w:t>
+        <w:br/>
+        <w:t>│   │   │   │   │   │   └── CampaignDashboard.tsx</w:t>
+        <w:br/>
+        <w:t>│   │   │   │   │   ├── logs</w:t>
+        <w:br/>
+        <w:t>│   │   │   │   │   │   └── LogsTable.tsx</w:t>
+        <w:br/>
+        <w:t>│   │   │   │   │   ├── templates</w:t>
+        <w:br/>
+        <w:t>│   │   │   │   │   │   ├── RegistrationTemplateEditor.tsx</w:t>
+        <w:br/>
+        <w:t>│   │   │   │   │   │   ├── TemplateEditor.tsx</w:t>
+        <w:br/>
+        <w:t>│   │   │   │   │   │   ├── TemplatePreview.tsx</w:t>
+        <w:br/>
+        <w:t>│   │   │   │   │   │   └── VariablePanel.tsx</w:t>
+        <w:br/>
+        <w:t>│   │   │   │   │   └── EmailCampaignManager.tsx</w:t>
+        <w:br/>
+        <w:t>│   │   │   │   ├── eposters</w:t>
+        <w:br/>
+        <w:t>│   │   │   │   │   └── ManageScreensDialog.tsx</w:t>
+        <w:br/>
+        <w:t>│   │   │   │   ├── events</w:t>
+        <w:br/>
+        <w:t>│   │   │   │   │   └── EventConfigurationWorkspace.tsx</w:t>
+        <w:br/>
+        <w:t>│   │   │   │   ├── files</w:t>
+        <w:br/>
+        <w:t>│   │   │   │   │   ├── ApprovalActions.tsx</w:t>
+        <w:br/>
+        <w:t>│   │   │   │   │   ├── FilePreviewPanel.tsx</w:t>
+        <w:br/>
+        <w:t>│   │   │   │   │   └── FileTable.tsx</w:t>
+        <w:br/>
+        <w:t>│   │   │   │   ├── import</w:t>
+        <w:br/>
+        <w:t>│   │   │   │   │   ├── ColumnMapper.tsx</w:t>
+        <w:br/>
+        <w:t>│   │   │   │   │   ├── ImportPreview.tsx</w:t>
+        <w:br/>
+        <w:t>│   │   │   │   │   └── ImportWizard.tsx</w:t>
+        <w:br/>
+        <w:t>│   │   │   │   ├── layout</w:t>
+        <w:br/>
+        <w:t>│   │   │   │   │   ├── EventSelector.tsx</w:t>
+        <w:br/>
+        <w:t>│   │   │   │   │   ├── Header.tsx</w:t>
+        <w:br/>
+        <w:t>│   │   │   │   │   ├── PageHeader.tsx</w:t>
+        <w:br/>
+        <w:t>│   │   │   │   │   ├── PageWrapper.tsx</w:t>
+        <w:br/>
+        <w:t>│   │   │   │   │   ├── Sidebar.tsx</w:t>
+        <w:br/>
+        <w:t>│   │   │   │   │   └── ThemeControls.tsx</w:t>
+        <w:br/>
+        <w:t>│   │   │   │   ├── modals</w:t>
+        <w:br/>
+        <w:t>│   │   │   │   │   └── GlobalModal.tsx</w:t>
+        <w:br/>
+        <w:t>│   │   │   │   ├── notifications</w:t>
+        <w:br/>
+        <w:t>│   │   │   │   │   ├── CampaignTable.tsx</w:t>
+        <w:br/>
+        <w:t>│   │   │   │   │   └── TemplateEditor.tsx</w:t>
+        <w:br/>
+        <w:t>│   │   │   │   ├── rbac</w:t>
+        <w:br/>
+        <w:t>│   │   │   │   │   ├── CreateUserDialog.tsx</w:t>
+        <w:br/>
+        <w:t>│   │   │   │   │   ├── ManageNodeDialog.tsx</w:t>
+        <w:br/>
+        <w:t>│   │   │   │   │   └── UserManagement.tsx</w:t>
+        <w:br/>
+        <w:t>│   │   │   │   ├── ready-room</w:t>
+        <w:br/>
+        <w:t>│   │   │   │   │   ├── CheckInPanel.tsx</w:t>
+        <w:br/>
+        <w:t>│   │   │   │   │   └── StationGrid.tsx</w:t>
+        <w:br/>
+        <w:t>│   │   │   │   ├── registration</w:t>
+        <w:br/>
+        <w:t>│   │   │   │   │   └── settings</w:t>
+        <w:br/>
+        <w:t>│   │   │   │   │       ├── AccessTab.tsx</w:t>
+        <w:br/>
+        <w:t>│   │   │   │   │       ├── PortalTab.tsx</w:t>
+        <w:br/>
+        <w:t>│   │   │   │   │       ├── PricingTab.tsx</w:t>
+        <w:br/>
+        <w:t>│   │   │   │   │       └── RolesTab.tsx</w:t>
+        <w:br/>
+        <w:t>│   │   │   │   ├── rooms</w:t>
+        <w:br/>
+        <w:t>│   │   │   │   │   └── CreateRoomDialog.tsx</w:t>
+        <w:br/>
+        <w:t>│   │   │   │   ├── sessions</w:t>
+        <w:br/>
+        <w:t>│   │   │   │   │   ├── CalendarView.tsx</w:t>
+        <w:br/>
+        <w:t>│   │   │   │   │   ├── CreateSessionDialog.tsx</w:t>
+        <w:br/>
+        <w:t>│   │   │   │   │   ├── DatePicker.tsx</w:t>
+        <w:br/>
+        <w:t>│   │   │   │   │   ├── ScheduleGrid.tsx</w:t>
+        <w:br/>
+        <w:t>│   │   │   │   │   ├── SessionDetailDialog.tsx</w:t>
+        <w:br/>
+        <w:t>│   │   │   │   │   ├── SessionForm.tsx</w:t>
+        <w:br/>
+        <w:t>│   │   │   │   │   ├── SessionTable.tsx</w:t>
+        <w:br/>
+        <w:t>│   │   │   │   │   └── TimelineView.tsx</w:t>
+        <w:br/>
+        <w:t>│   │   │   │   ├── speakers</w:t>
+        <w:br/>
+        <w:t>│   │   │   │   │   ├── EmailCampaignDialog.tsx</w:t>
+        <w:br/>
+        <w:t>│   │   │   │   │   ├── InviteModal.tsx</w:t>
+        <w:br/>
+        <w:t>│   │   │   │   │   ├── MoveTalkDialog.tsx</w:t>
+        <w:br/>
+        <w:t>│   │   │   │   │   ├── RegisterSpeakerDialog.tsx</w:t>
+        <w:br/>
+        <w:t>│   │   │   │   │   ├── SpeakerDrawer.tsx</w:t>
+        <w:br/>
+        <w:t>│   │   │   │   │   ├── SpeakerTable.tsx</w:t>
+        <w:br/>
+        <w:t>│   │   │   │   │   └── StatusBadge.tsx</w:t>
+        <w:br/>
+        <w:t>│   │   │   │   ├── ui</w:t>
+        <w:br/>
+        <w:t>│   │   │   │   │   ├── avatar.tsx</w:t>
+        <w:br/>
+        <w:t>│   │   │   │   │   ├── badge.tsx</w:t>
+        <w:br/>
+        <w:t>│   │   │   │   │   ├── button.tsx</w:t>
+        <w:br/>
+        <w:t>│   │   │   │   │   ├── card.tsx</w:t>
+        <w:br/>
+        <w:t>│   │   │   │   │   ├── dialog.tsx</w:t>
+        <w:br/>
+        <w:t>│   │   │   │   │   ├── dropdown-menu.tsx</w:t>
+        <w:br/>
+        <w:t>│   │   │   │   │   ├── input.tsx</w:t>
+        <w:br/>
+        <w:t>│   │   │   │   │   ├── label.tsx</w:t>
+        <w:br/>
+        <w:t>│   │   │   │   │   ├── portal.tsx</w:t>
+        <w:br/>
+        <w:t>│   │   │   │   │   ├── README.md</w:t>
+        <w:br/>
+        <w:t>│   │   │   │   │   ├── scroll-area.tsx</w:t>
+        <w:br/>
+        <w:t>│   │   │   │   │   ├── select.tsx</w:t>
+        <w:br/>
+        <w:t>│   │   │   │   │   ├── skeleton.tsx</w:t>
+        <w:br/>
+        <w:t>│   │   │   │   │   ├── switch.tsx</w:t>
+        <w:br/>
+        <w:t>│   │   │   │   │   ├── tabs.tsx</w:t>
+        <w:br/>
+        <w:t>│   │   │   │   │   ├── textarea.tsx</w:t>
+        <w:br/>
+        <w:t>│   │   │   │   │   └── Tooltip.tsx</w:t>
+        <w:br/>
+        <w:t>│   │   │   │   ├── CreateEventDialog.tsx</w:t>
+        <w:br/>
+        <w:t>│   │   │   │   ├── FloatingToolbar.tsx</w:t>
+        <w:br/>
+        <w:t>│   │   │   │   ├── providers.tsx</w:t>
+        <w:br/>
+        <w:t>│   │   │   │   └── ThemeSwitcher.tsx</w:t>
+        <w:br/>
+        <w:t>│   │   │   ├── hooks</w:t>
+        <w:br/>
+        <w:t>│   │   │   │   ├── use-socket.ts</w:t>
+        <w:br/>
+        <w:t>│   │   │   │   ├── useAuth.ts</w:t>
+        <w:br/>
+        <w:t>│   │   │   │   ├── useEmails.ts</w:t>
+        <w:br/>
+        <w:t>│   │   │   │   ├── useEventData.ts</w:t>
+        <w:br/>
+        <w:t>│   │   │   │   ├── useEvents.ts</w:t>
+        <w:br/>
+        <w:t>│   │   │   │   ├── useFiles.ts</w:t>
+        <w:br/>
+        <w:t>│   │   │   │   ├── usePermissions.ts</w:t>
+        <w:br/>
+        <w:t>│   │   │   │   ├── usePosters.ts</w:t>
+        <w:br/>
+        <w:t>│   │   │   │   ├── useRooms.ts</w:t>
+        <w:br/>
+        <w:t>│   │   │   │   ├── useSessions.ts</w:t>
+        <w:br/>
+        <w:t>│   │   │   │   ├── useSpeakers.ts</w:t>
+        <w:br/>
+        <w:t>│   │   │   │   ├── useTheme.ts</w:t>
+        <w:br/>
+        <w:t>│   │   │   │   ├── useToast.ts</w:t>
+        <w:br/>
+        <w:t>│   │   │   │   └── useWebSocket.ts</w:t>
+        <w:br/>
+        <w:t>│   │   │   ├── lib</w:t>
+        <w:br/>
+        <w:t>│   │   │   │   ├── api-client.ts</w:t>
+        <w:br/>
+        <w:t>│   │   │   │   ├── auth.ts</w:t>
+        <w:br/>
+        <w:t>│   │   │   │   ├── constants.ts</w:t>
+        <w:br/>
+        <w:t>│   │   │   │   ├── permissions.ts</w:t>
+        <w:br/>
+        <w:t>│   │   │   │   ├── socket.ts</w:t>
+        <w:br/>
+        <w:t>│   │   │   │   └── utils.ts</w:t>
+        <w:br/>
+        <w:t>│   │   │   ├── organizer-portal</w:t>
+        <w:br/>
+        <w:t>│   │   │   ├── public</w:t>
+        <w:br/>
+        <w:t>│   │   │   │   └── samples</w:t>
+        <w:br/>
+        <w:t>│   │   │   │       └── sample_agenda.xlsx</w:t>
+        <w:br/>
+        <w:t>│   │   │   ├── services</w:t>
+        <w:br/>
+        <w:t>│   │   │   │   ├── auth-service.ts</w:t>
+        <w:br/>
+        <w:t>│   │   │   │   ├── email-service.ts</w:t>
+        <w:br/>
+        <w:t>│   │   │   │   └── event-service.ts</w:t>
+        <w:br/>
+        <w:t>│   │   │   ├── src</w:t>
+        <w:br/>
+        <w:t>│   │   │   │   └── styles</w:t>
+        <w:br/>
+        <w:t>│   │   │   │       ├── global.css</w:t>
+        <w:br/>
+        <w:t>│   │   │   │       └── themes.css</w:t>
+        <w:br/>
+        <w:t>│   │   │   ├── store</w:t>
+        <w:br/>
+        <w:t>│   │   │   │   ├── use-auth-store.ts</w:t>
+        <w:br/>
+        <w:t>│   │   │   │   ├── useEventStore.ts</w:t>
+        <w:br/>
+        <w:t>│   │   │   │   ├── useFloatingToolbarStore.ts</w:t>
+        <w:br/>
+        <w:t>│   │   │   │   ├── useModalStore.ts</w:t>
+        <w:br/>
+        <w:t>│   │   │   │   ├── useNotificationStore.ts</w:t>
+        <w:br/>
+        <w:t>│   │   │   │   └── useUIStore.ts</w:t>
+        <w:br/>
+        <w:t>│   │   │   ├── types</w:t>
+        <w:br/>
+        <w:t>│   │   │   │   ├── api.ts</w:t>
+        <w:br/>
+        <w:t>│   │   │   │   ├── backend.ts</w:t>
+        <w:br/>
+        <w:t>│   │   │   │   └── models.ts</w:t>
+        <w:br/>
+        <w:t>│   │   │   ├── .env.example</w:t>
+        <w:br/>
+        <w:t>│   │   │   ├── next-env.d.ts</w:t>
+        <w:br/>
+        <w:t>│   │   │   ├── next.config.mjs</w:t>
+        <w:br/>
+        <w:t>│   │   │   ├── package.json</w:t>
+        <w:br/>
+        <w:t>│   │   │   ├── postcss.config.mjs</w:t>
+        <w:br/>
+        <w:t>│   │   │   ├── tailwind.config.ts</w:t>
+        <w:br/>
+        <w:t>│   │   │   ├── tsconfig.json</w:t>
+        <w:br/>
+        <w:t>│   │   │   └── tsconfig.tsbuildinfo</w:t>
+        <w:br/>
+        <w:t>│   │   ├── registration-portal</w:t>
+        <w:br/>
+        <w:t>│   │   └── speaker-portal</w:t>
+        <w:br/>
+        <w:t>│   └── venue</w:t>
+        <w:br/>
+        <w:t>│       ├── room-presentation</w:t>
+        <w:br/>
+        <w:t>│       └── technician-dashboard</w:t>
+        <w:br/>
         <w:t>├── backend</w:t>
         <w:br/>
         <w:t>│   ├── alembic</w:t>
@@ -340,8 +832,6 @@
         <w:br/>
         <w:t>│   │   │   └── webhook.py</w:t>
         <w:br/>
-        <w:t>│   │   ├── scratch</w:t>
-        <w:br/>
         <w:t>│   │   ├── services</w:t>
         <w:br/>
         <w:t>│   │   │   ├── __init__.py</w:t>
@@ -422,104 +912,6 @@
         <w:br/>
         <w:t>│   │   └── worker.py</w:t>
         <w:br/>
-        <w:t>│   ├── data</w:t>
-        <w:br/>
-        <w:t>│   │   └── storage</w:t>
-        <w:br/>
-        <w:t>│   │       ├── assets</w:t>
-        <w:br/>
-        <w:t>│   │       │   └── signatures</w:t>
-        <w:br/>
-        <w:t>│   │       │       └── fb611bfb-c92a-4ec6-b906-1ae14ceb9b6c</w:t>
-        <w:br/>
-        <w:t>│   │       │           ├── avatar</w:t>
-        <w:br/>
-        <w:t>│   │       │           │   └── 8606e46e-fa93-4cf3-b910-73b5ac249737.png</w:t>
-        <w:br/>
-        <w:t>│   │       │           └── logo</w:t>
-        <w:br/>
-        <w:t>│   │       │               ├── 850d52ed-e415-4922-ade2-d35019f5079b.png</w:t>
-        <w:br/>
-        <w:t>│   │       │               ├── 9b17ae15-f50d-4d61-bf18-fe10e2dd541c.png</w:t>
-        <w:br/>
-        <w:t>│   │       │               └── a9cfb35c-5419-4188-af83-8e3fc39be6e5.png</w:t>
-        <w:br/>
-        <w:t>│   │       ├── imports</w:t>
-        <w:br/>
-        <w:t>│   │       │   └── imports</w:t>
-        <w:br/>
-        <w:t>│   │       │       └── fb611bfb-c92a-4ec6-b906-1ae14ceb9b6c</w:t>
-        <w:br/>
-        <w:t>│   │       │           ├── 1fd0896d-00c7-4de5-872e-3927aa369707.xlsx</w:t>
-        <w:br/>
-        <w:t>│   │       │           ├── 40f00231-34d3-4eb4-9906-8971e379a63b.xlsx</w:t>
-        <w:br/>
-        <w:t>│   │       │           └── 64355614-5789-4d5b-a45d-623dab5a885d.xlsx</w:t>
-        <w:br/>
-        <w:t>│   │       ├── presentations</w:t>
-        <w:br/>
-        <w:t>│   │       │   └── presentations</w:t>
-        <w:br/>
-        <w:t>│   │       │       └── AI-SUMMIT-2026</w:t>
-        <w:br/>
-        <w:t>│   │       │           ├── Hall-B</w:t>
-        <w:br/>
-        <w:t>│   │       │           │   └── 2026-10-03</w:t>
-        <w:br/>
-        <w:t>│   │       │           │       └── AI-Summit-Session-42</w:t>
-        <w:br/>
-        <w:t>│   │       │           │           └── Aarav-Gupta</w:t>
-        <w:br/>
-        <w:t>│   │       │           │               └── SCQ-00915-signed.pdf</w:t>
-        <w:br/>
-        <w:t>│   │       │           ├── Hall-D</w:t>
-        <w:br/>
-        <w:t>│   │       │           │   └── 2026-10-02</w:t>
-        <w:br/>
-        <w:t>│   │       │           │       └── AI-Summit-Session-28</w:t>
-        <w:br/>
-        <w:t>│   │       │           │           └── Aarav-Gupta</w:t>
-        <w:br/>
-        <w:t>│   │       │           │               ├── Aarav_Gupta_assets.zip</w:t>
-        <w:br/>
-        <w:t>│   │       │           │               ├── InterviewQandAonLogfieldsfromvarioussecuritydevicesforLoganalysis_v02.pptx</w:t>
-        <w:br/>
-        <w:t>│   │       │           │               └── SCQ-00915-signed_v01.pdf</w:t>
-        <w:br/>
-        <w:t>│   │       │           ├── Hall-E</w:t>
-        <w:br/>
-        <w:t>│   │       │           │   └── 2026-10-03</w:t>
-        <w:br/>
-        <w:t>│   │       │           │       └── AI-Summit-Session-49</w:t>
-        <w:br/>
-        <w:t>│   │       │           │           └── Aarav-Gupta</w:t>
-        <w:br/>
-        <w:t>│   │       │           │               ├── 6ec277f4-7480-4cc9-a5b9-80bc2ef13264.pdf</w:t>
-        <w:br/>
-        <w:t>│   │       │           │               └── analytics_v01.pdf</w:t>
-        <w:br/>
-        <w:t>│   │       │           └── Hall-F</w:t>
-        <w:br/>
-        <w:t>│   │       │               └── 2026-10-02</w:t>
-        <w:br/>
-        <w:t>│   │       │                   └── AI-Summit-Session-35</w:t>
-        <w:br/>
-        <w:t>│   │       │                       └── Aarav-Gupta</w:t>
-        <w:br/>
-        <w:t>│   │       │                           ├── InterviewQandAonLogfieldsfromvarioussecuritydevicesforLoganalysis.pptx</w:t>
-        <w:br/>
-        <w:t>│   │       │                           └── InterviewQandAonLogfieldsfromvarioussecuritydevicesforLoganalysis_v01.pptx</w:t>
-        <w:br/>
-        <w:t>│   │       ├── registration_uploads</w:t>
-        <w:br/>
-        <w:t>│   │       │   └── fb611bfb-c92a-4ec6-b906-1ae14ceb9b6c</w:t>
-        <w:br/>
-        <w:t>│   │       │       └── f06f695d-98e8-4cb9-b56d-e2c2a5150a1b.png</w:t>
-        <w:br/>
-        <w:t>│   │       └── thumbnails</w:t>
-        <w:br/>
-        <w:t>│   │           └── thumbnails</w:t>
-        <w:br/>
         <w:t>│   ├── scratch</w:t>
         <w:br/>
         <w:t>│   │   ├── check_db_constraints.py</w:t>
@@ -714,6 +1106,10 @@
         <w:br/>
         <w:t>│   │   │   │   │   ├── [eventId]</w:t>
         <w:br/>
+        <w:t>│   │   │   │   │   │   ├── dashboard</w:t>
+        <w:br/>
+        <w:t>│   │   │   │   │   │   │   └── page.tsx</w:t>
+        <w:br/>
         <w:t>│   │   │   │   │   │   ├── registration</w:t>
         <w:br/>
         <w:t>│   │   │   │   │   │   │   ├── capacity</w:t>
@@ -832,8 +1228,6 @@
         <w:br/>
         <w:t>│   │   │   │   └── layout.tsx</w:t>
         <w:br/>
-        <w:t>│   │   │   ├── test-route</w:t>
-        <w:br/>
         <w:t>│   │   │   ├── globals.css</w:t>
         <w:br/>
         <w:t>│   │   │   ├── layout.tsx</w:t>
@@ -992,8 +1386,6 @@
         <w:br/>
         <w:t>│   │   │   │   └── TimelineView.tsx</w:t>
         <w:br/>
-        <w:t>│   │   │   ├── settings</w:t>
-        <w:br/>
         <w:t>│   │   │   ├── speakers</w:t>
         <w:br/>
         <w:t>│   │   │   │   ├── EmailCampaignDialog.tsx</w:t>
@@ -1328,6 +1720,110 @@
         <w:br/>
         <w:t>│   └── seed_demo_event.py</w:t>
         <w:br/>
+        <w:t>├── storage</w:t>
+        <w:br/>
+        <w:t>│   └── storage</w:t>
+        <w:br/>
+        <w:t>│       ├── assets</w:t>
+        <w:br/>
+        <w:t>│       │   └── signatures</w:t>
+        <w:br/>
+        <w:t>│       │       └── fb611bfb-c92a-4ec6-b906-1ae14ceb9b6c</w:t>
+        <w:br/>
+        <w:t>│       │           ├── avatar</w:t>
+        <w:br/>
+        <w:t>│       │           │   └── 8606e46e-fa93-4cf3-b910-73b5ac249737.png</w:t>
+        <w:br/>
+        <w:t>│       │           └── logo</w:t>
+        <w:br/>
+        <w:t>│       │               ├── 850d52ed-e415-4922-ade2-d35019f5079b.png</w:t>
+        <w:br/>
+        <w:t>│       │               ├── 9b17ae15-f50d-4d61-bf18-fe10e2dd541c.png</w:t>
+        <w:br/>
+        <w:t>│       │               └── a9cfb35c-5419-4188-af83-8e3fc39be6e5.png</w:t>
+        <w:br/>
+        <w:t>│       ├── imports</w:t>
+        <w:br/>
+        <w:t>│       │   └── imports</w:t>
+        <w:br/>
+        <w:t>│       │       └── fb611bfb-c92a-4ec6-b906-1ae14ceb9b6c</w:t>
+        <w:br/>
+        <w:t>│       │           ├── 1fd0896d-00c7-4de5-872e-3927aa369707.xlsx</w:t>
+        <w:br/>
+        <w:t>│       │           ├── 40f00231-34d3-4eb4-9906-8971e379a63b.xlsx</w:t>
+        <w:br/>
+        <w:t>│       │           └── 64355614-5789-4d5b-a45d-623dab5a885d.xlsx</w:t>
+        <w:br/>
+        <w:t>│       ├── presentations</w:t>
+        <w:br/>
+        <w:t>│       │   └── presentations</w:t>
+        <w:br/>
+        <w:t>│       │       └── AI-SUMMIT-2026</w:t>
+        <w:br/>
+        <w:t>│       │           ├── Hall-B</w:t>
+        <w:br/>
+        <w:t>│       │           │   └── 2026-10-03</w:t>
+        <w:br/>
+        <w:t>│       │           │       └── AI-Summit-Session-42</w:t>
+        <w:br/>
+        <w:t>│       │           │           └── Aarav-Gupta</w:t>
+        <w:br/>
+        <w:t>│       │           │               └── SCQ-00915-signed.pdf</w:t>
+        <w:br/>
+        <w:t>│       │           ├── Hall-D</w:t>
+        <w:br/>
+        <w:t>│       │           │   └── 2026-10-02</w:t>
+        <w:br/>
+        <w:t>│       │           │       └── AI-Summit-Session-28</w:t>
+        <w:br/>
+        <w:t>│       │           │           └── Aarav-Gupta</w:t>
+        <w:br/>
+        <w:t>│       │           │               ├── Aarav_Gupta_assets.zip</w:t>
+        <w:br/>
+        <w:t>│       │           │               ├── InterviewQandAonLogfieldsfromvarioussecuritydevicesforLoganalysis_v02.pptx</w:t>
+        <w:br/>
+        <w:t>│       │           │               └── SCQ-00915-signed_v01.pdf</w:t>
+        <w:br/>
+        <w:t>│       │           ├── Hall-E</w:t>
+        <w:br/>
+        <w:t>│       │           │   └── 2026-10-03</w:t>
+        <w:br/>
+        <w:t>│       │           │       └── AI-Summit-Session-49</w:t>
+        <w:br/>
+        <w:t>│       │           │           └── Aarav-Gupta</w:t>
+        <w:br/>
+        <w:t>│       │           │               ├── 6ec277f4-7480-4cc9-a5b9-80bc2ef13264.pdf</w:t>
+        <w:br/>
+        <w:t>│       │           │               └── analytics_v01.pdf</w:t>
+        <w:br/>
+        <w:t>│       │           └── Hall-F</w:t>
+        <w:br/>
+        <w:t>│       │               └── 2026-10-02</w:t>
+        <w:br/>
+        <w:t>│       │                   └── AI-Summit-Session-35</w:t>
+        <w:br/>
+        <w:t>│       │                       └── Aarav-Gupta</w:t>
+        <w:br/>
+        <w:t>│       │                           ├── InterviewQandAonLogfieldsfromvarioussecuritydevicesforLoganalysis.pptx</w:t>
+        <w:br/>
+        <w:t>│       │                           └── InterviewQandAonLogfieldsfromvarioussecuritydevicesforLoganalysis_v01.pptx</w:t>
+        <w:br/>
+        <w:t>│       └── registration_uploads</w:t>
+        <w:br/>
+        <w:t>│           └── fb611bfb-c92a-4ec6-b906-1ae14ceb9b6c</w:t>
+        <w:br/>
+        <w:t>│               └── f06f695d-98e8-4cb9-b56d-e2c2a5150a1b.png</w:t>
+        <w:br/>
+        <w:t>├── tools</w:t>
+        <w:br/>
+        <w:t>│   ├── logs</w:t>
+        <w:br/>
+        <w:t>│   │   └── project_structure.docx</w:t>
+        <w:br/>
+        <w:t>│   └── project_refactor</w:t>
+        <w:br/>
+        <w:t>│       └── refactor_project.py</w:t>
+        <w:br/>
         <w:t>├── venue</w:t>
         <w:br/>
         <w:t>│   ├── eposter-display</w:t>
@@ -1792,7 +2288,13 @@
         <w:br/>
         <w:t>├── docker-compose.yml</w:t>
         <w:br/>
+        <w:t>├── migration_report.json</w:t>
+        <w:br/>
         <w:t>├── package.json</w:t>
+        <w:br/>
+        <w:t>├── project_structure.docx</w:t>
+        <w:br/>
+        <w:t>├── project_structure.pdf</w:t>
         <w:br/>
         <w:t>└── README.md</w:t>
       </w:r>

--- a/project_structure.docx
+++ b/project_structure.docx
@@ -40,6 +40,28 @@
         <w:br/>
         <w:t>│   │   │   │   ├── (dashboard)</w:t>
         <w:br/>
+        <w:t>│   │   │   │   │   ├── ai-control</w:t>
+        <w:br/>
+        <w:t>│   │   │   │   │   │   ├── analytics</w:t>
+        <w:br/>
+        <w:t>│   │   │   │   │   │   │   └── page.tsx</w:t>
+        <w:br/>
+        <w:t>│   │   │   │   │   │   ├── dashboard</w:t>
+        <w:br/>
+        <w:t>│   │   │   │   │   │   │   └── page.tsx</w:t>
+        <w:br/>
+        <w:t>│   │   │   │   │   │   ├── limits</w:t>
+        <w:br/>
+        <w:t>│   │   │   │   │   │   │   └── page.tsx</w:t>
+        <w:br/>
+        <w:t>│   │   │   │   │   │   ├── models</w:t>
+        <w:br/>
+        <w:t>│   │   │   │   │   │   │   └── page.tsx</w:t>
+        <w:br/>
+        <w:t>│   │   │   │   │   │   └── prompts</w:t>
+        <w:br/>
+        <w:t>│   │   │   │   │   │       └── page.tsx</w:t>
+        <w:br/>
         <w:t>│   │   │   │   │   ├── applications</w:t>
         <w:br/>
         <w:t>│   │   │   │   │   │   ├── feature-flags</w:t>
@@ -50,21 +72,79 @@
         <w:br/>
         <w:t>│   │   │   │   │   │       └── page.tsx</w:t>
         <w:br/>
+        <w:t>│   │   │   │   │   ├── catalogs</w:t>
+        <w:br/>
+        <w:t>│   │   │   │   │   │   ├── hardware</w:t>
+        <w:br/>
+        <w:t>│   │   │   │   │   │   │   └── page.tsx</w:t>
+        <w:br/>
+        <w:t>│   │   │   │   │   │   └── staff</w:t>
+        <w:br/>
+        <w:t>│   │   │   │   │   │       └── page.tsx</w:t>
+        <w:br/>
         <w:t>│   │   │   │   │   ├── commercial</w:t>
         <w:br/>
+        <w:t>│   │   │   │   │   │   ├── dashboard</w:t>
+        <w:br/>
+        <w:t>│   │   │   │   │   │   │   └── page.tsx</w:t>
+        <w:br/>
         <w:t>│   │   │   │   │   │   ├── invoices</w:t>
         <w:br/>
         <w:t>│   │   │   │   │   │   │   └── page.tsx</w:t>
         <w:br/>
+        <w:t>│   │   │   │   │   │   ├── margin-rules</w:t>
+        <w:br/>
+        <w:t>│   │   │   │   │   │   │   └── page.tsx</w:t>
+        <w:br/>
         <w:t>│   │   │   │   │   │   ├── plans</w:t>
         <w:br/>
         <w:t>│   │   │   │   │   │   │   └── page.tsx</w:t>
         <w:br/>
+        <w:t>│   │   │   │   │   │   ├── price-history</w:t>
+        <w:br/>
+        <w:t>│   │   │   │   │   │   │   └── page.tsx</w:t>
+        <w:br/>
+        <w:t>│   │   │   │   │   │   ├── pricing-simulator</w:t>
+        <w:br/>
+        <w:t>│   │   │   │   │   │   │   └── page.tsx</w:t>
+        <w:br/>
+        <w:t>│   │   │   │   │   │   ├── proposal-generator</w:t>
+        <w:br/>
+        <w:t>│   │   │   │   │   │   │   └── page.tsx</w:t>
+        <w:br/>
         <w:t>│   │   │   │   │   │   ├── revenue</w:t>
         <w:br/>
         <w:t>│   │   │   │   │   │   │   └── page.tsx</w:t>
         <w:br/>
-        <w:t>│   │   │   │   │   │   └── subscriptions</w:t>
+        <w:t>│   │   │   │   │   │   ├── saved-simulations</w:t>
+        <w:br/>
+        <w:t>│   │   │   │   │   │   │   └── page.tsx</w:t>
+        <w:br/>
+        <w:t>│   │   │   │   │   │   ├── subscriptions</w:t>
+        <w:br/>
+        <w:t>│   │   │   │   │   │   │   └── page.tsx</w:t>
+        <w:br/>
+        <w:t>│   │   │   │   │   │   ├── templates</w:t>
+        <w:br/>
+        <w:t>│   │   │   │   │   │   │   ├── network</w:t>
+        <w:br/>
+        <w:t>│   │   │   │   │   │   │   │   └── page.tsx</w:t>
+        <w:br/>
+        <w:t>│   │   │   │   │   │   │   ├── registration</w:t>
+        <w:br/>
+        <w:t>│   │   │   │   │   │   │   │   └── page.tsx</w:t>
+        <w:br/>
+        <w:t>│   │   │   │   │   │   │   ├── room</w:t>
+        <w:br/>
+        <w:t>│   │   │   │   │   │   │   │   └── page.tsx</w:t>
+        <w:br/>
+        <w:t>│   │   │   │   │   │   │   ├── srr</w:t>
+        <w:br/>
+        <w:t>│   │   │   │   │   │   │   │   └── page.tsx</w:t>
+        <w:br/>
+        <w:t>│   │   │   │   │   │   │   └── page.tsx</w:t>
+        <w:br/>
+        <w:t>│   │   │   │   │   │   └── vendor-pricing</w:t>
         <w:br/>
         <w:t>│   │   │   │   │   │       └── page.tsx</w:t>
         <w:br/>
@@ -88,241 +168,1101 @@
         <w:br/>
         <w:t>│   │   │   │   │   │   └── page.tsx</w:t>
         <w:br/>
+        <w:t>│   │   │   │   │   ├── financial</w:t>
+        <w:br/>
+        <w:t>│   │   │   │   │   │   ├── audit-trail</w:t>
+        <w:br/>
+        <w:t>│   │   │   │   │   │   │   └── page.tsx</w:t>
+        <w:br/>
+        <w:t>│   │   │   │   │   │   ├── payment-gateways</w:t>
+        <w:br/>
+        <w:t>│   │   │   │   │   │   │   └── page.tsx</w:t>
+        <w:br/>
+        <w:t>│   │   │   │   │   │   ├── tax-config</w:t>
+        <w:br/>
+        <w:t>│   │   │   │   │   │   │   └── page.tsx</w:t>
+        <w:br/>
+        <w:t>│   │   │   │   │   │   └── transactions</w:t>
+        <w:br/>
+        <w:t>│   │   │   │   │   │       └── page.tsx</w:t>
+        <w:br/>
+        <w:t>│   │   │   │   │   ├── operations</w:t>
+        <w:br/>
+        <w:t>│   │   │   │   │   │   ├── analytics</w:t>
+        <w:br/>
+        <w:t>│   │   │   │   │   │   │   └── page.tsx</w:t>
+        <w:br/>
+        <w:t>│   │   │   │   │   │   ├── database</w:t>
+        <w:br/>
+        <w:t>│   │   │   │   │   │   │   └── page.tsx</w:t>
+        <w:br/>
+        <w:t>│   │   │   │   │   │   ├── deployments</w:t>
+        <w:br/>
+        <w:t>│   │   │   │   │   │   │   └── page.tsx</w:t>
+        <w:br/>
+        <w:t>│   │   │   │   │   │   ├── health</w:t>
+        <w:br/>
+        <w:t>│   │   │   │   │   │   │   └── page.tsx</w:t>
+        <w:br/>
+        <w:t>│   │   │   │   │   │   ├── jobs</w:t>
+        <w:br/>
+        <w:t>│   │   │   │   │   │   │   └── page.tsx</w:t>
+        <w:br/>
+        <w:t>│   │   │   │   │   │   ├── projects</w:t>
+        <w:br/>
+        <w:t>│   │   │   │   │   │   │   └── page.tsx</w:t>
+        <w:br/>
+        <w:t>│   │   │   │   │   │   ├── readiness</w:t>
+        <w:br/>
+        <w:t>│   │   │   │   │   │   │   └── page.tsx</w:t>
+        <w:br/>
+        <w:t>│   │   │   │   │   │   ├── requests</w:t>
+        <w:br/>
+        <w:t>│   │   │   │   │   │   │   └── page.tsx</w:t>
+        <w:br/>
+        <w:t>│   │   │   │   │   │   ├── resources</w:t>
+        <w:br/>
+        <w:t>│   │   │   │   │   │   │   └── page.tsx</w:t>
+        <w:br/>
+        <w:t>│   │   │   │   │   │   ├── risks</w:t>
+        <w:br/>
+        <w:t>│   │   │   │   │   │   │   └── page.tsx</w:t>
+        <w:br/>
+        <w:t>│   │   │   │   │   │   ├── search</w:t>
+        <w:br/>
+        <w:t>│   │   │   │   │   │   │   └── page.tsx</w:t>
+        <w:br/>
+        <w:t>│   │   │   │   │   │   ├── storage</w:t>
+        <w:br/>
+        <w:t>│   │   │   │   │   │   │   └── page.tsx</w:t>
+        <w:br/>
+        <w:t>│   │   │   │   │   │   └── page.tsx</w:t>
+        <w:br/>
+        <w:t>│   │   │   │   │   ├── organizations</w:t>
+        <w:br/>
+        <w:t>│   │   │   │   │   │   ├── [orgId]</w:t>
+        <w:br/>
+        <w:t>│   │   │   │   │   │   │   └── page.tsx</w:t>
+        <w:br/>
+        <w:t>│   │   │   │   │   │   └── page.tsx</w:t>
+        <w:br/>
+        <w:t>│   │   │   │   │   ├── overview</w:t>
+        <w:br/>
+        <w:t>│   │   │   │   │   │   └── page.tsx</w:t>
+        <w:br/>
+        <w:t>│   │   │   │   │   ├── proposals</w:t>
+        <w:br/>
+        <w:t>│   │   │   │   │   │   ├── [id]</w:t>
+        <w:br/>
+        <w:t>│   │   │   │   │   │   │   ├── documents</w:t>
+        <w:br/>
+        <w:t>│   │   │   │   │   │   │   │   └── page.tsx</w:t>
+        <w:br/>
+        <w:t>│   │   │   │   │   │   │   ├── edit</w:t>
+        <w:br/>
+        <w:t>│   │   │   │   │   │   │   │   └── page.tsx</w:t>
+        <w:br/>
+        <w:t>│   │   │   │   │   │   │   ├── preview</w:t>
+        <w:br/>
+        <w:t>│   │   │   │   │   │   │   │   └── page.tsx</w:t>
+        <w:br/>
+        <w:t>│   │   │   │   │   │   │   └── version-history</w:t>
+        <w:br/>
+        <w:t>│   │   │   │   │   │   │       └── page.tsx</w:t>
+        <w:br/>
+        <w:t>│   │   │   │   │   │   └── create</w:t>
+        <w:br/>
+        <w:t>│   │   │   │   │   │       └── page.tsx</w:t>
+        <w:br/>
+        <w:t>│   │   │   │   │   ├── quotes</w:t>
+        <w:br/>
+        <w:t>│   │   │   │   │   │   ├── [id]</w:t>
+        <w:br/>
+        <w:t>│   │   │   │   │   │   │   ├── approval</w:t>
+        <w:br/>
+        <w:t>│   │   │   │   │   │   │   │   └── page.tsx</w:t>
+        <w:br/>
+        <w:t>│   │   │   │   │   │   │   ├── cost-breakdown</w:t>
+        <w:br/>
+        <w:t>│   │   │   │   │   │   │   │   └── page.tsx</w:t>
+        <w:br/>
+        <w:t>│   │   │   │   │   │   │   ├── edit</w:t>
+        <w:br/>
+        <w:t>│   │   │   │   │   │   │   │   └── page.tsx</w:t>
+        <w:br/>
+        <w:t>│   │   │   │   │   │   │   └── revisions</w:t>
+        <w:br/>
+        <w:t>│   │   │   │   │   │   │       └── page.tsx</w:t>
+        <w:br/>
+        <w:t>│   │   │   │   │   │   └── create</w:t>
+        <w:br/>
+        <w:t>│   │   │   │   │   │       └── page.tsx</w:t>
+        <w:br/>
+        <w:t>│   │   │   │   │   ├── reports</w:t>
+        <w:br/>
+        <w:t>│   │   │   │   │   │   ├── analytics</w:t>
+        <w:br/>
+        <w:t>│   │   │   │   │   │   │   └── page.tsx</w:t>
+        <w:br/>
+        <w:t>│   │   │   │   │   │   └── exports</w:t>
+        <w:br/>
+        <w:t>│   │   │   │   │   │       └── page.tsx</w:t>
+        <w:br/>
+        <w:t>│   │   │   │   │   ├── security</w:t>
+        <w:br/>
+        <w:t>│   │   │   │   │   │   ├── audit</w:t>
+        <w:br/>
+        <w:t>│   │   │   │   │   │   │   └── page.tsx</w:t>
+        <w:br/>
+        <w:t>│   │   │   │   │   │   ├── events</w:t>
+        <w:br/>
+        <w:t>│   │   │   │   │   │   │   └── page.tsx</w:t>
+        <w:br/>
+        <w:t>│   │   │   │   │   │   ├── impersonation</w:t>
+        <w:br/>
+        <w:t>│   │   │   │   │   │   │   └── page.tsx</w:t>
+        <w:br/>
+        <w:t>│   │   │   │   │   │   └── users</w:t>
+        <w:br/>
+        <w:t>│   │   │   │   │   │       └── page.tsx</w:t>
+        <w:br/>
+        <w:t>│   │   │   │   │   ├── service-requests</w:t>
+        <w:br/>
+        <w:t>│   │   │   │   │   │   ├── [id]</w:t>
+        <w:br/>
+        <w:t>│   │   │   │   │   │   │   ├── requirements</w:t>
+        <w:br/>
+        <w:t>│   │   │   │   │   │   │   │   └── page.tsx</w:t>
+        <w:br/>
+        <w:t>│   │   │   │   │   │   │   ├── resource-planning</w:t>
+        <w:br/>
+        <w:t>│   │   │   │   │   │   │   │   └── page.tsx</w:t>
+        <w:br/>
+        <w:t>│   │   │   │   │   │   │   └── page.tsx</w:t>
+        <w:br/>
+        <w:t>│   │   │   │   │   │   └── page.tsx</w:t>
+        <w:br/>
+        <w:t>│   │   │   │   │   ├── settings</w:t>
+        <w:br/>
+        <w:t>│   │   │   │   │   │   ├── email-templates</w:t>
+        <w:br/>
+        <w:t>│   │   │   │   │   │   │   └── page.tsx</w:t>
+        <w:br/>
+        <w:t>│   │   │   │   │   │   ├── feature-catalog</w:t>
+        <w:br/>
+        <w:t>│   │   │   │   │   │   │   └── page.tsx</w:t>
+        <w:br/>
+        <w:t>│   │   │   │   │   │   ├── general</w:t>
+        <w:br/>
+        <w:t>│   │   │   │   │   │   │   └── page.tsx</w:t>
+        <w:br/>
+        <w:t>│   │   │   │   │   │   ├── security</w:t>
+        <w:br/>
+        <w:t>│   │   │   │   │   │   │   └── page.tsx</w:t>
+        <w:br/>
+        <w:t>│   │   │   │   │   │   └── page.tsx</w:t>
+        <w:br/>
+        <w:t>│   │   │   │   │   ├── support</w:t>
+        <w:br/>
+        <w:t>│   │   │   │   │   │   ├── sla</w:t>
+        <w:br/>
+        <w:t>│   │   │   │   │   │   │   └── page.tsx</w:t>
+        <w:br/>
+        <w:t>│   │   │   │   │   │   ├── tickets</w:t>
+        <w:br/>
+        <w:t>│   │   │   │   │   │   │   ├── [ticketId]</w:t>
+        <w:br/>
+        <w:t>│   │   │   │   │   │   │   │   └── page.tsx</w:t>
+        <w:br/>
+        <w:t>│   │   │   │   │   │   │   └── page.tsx</w:t>
+        <w:br/>
+        <w:t>│   │   │   │   │   │   └── page.tsx</w:t>
+        <w:br/>
+        <w:t>│   │   │   │   │   └── layout.tsx</w:t>
+        <w:br/>
+        <w:t>│   │   │   │   ├── super-admin</w:t>
+        <w:br/>
+        <w:t>│   │   │   │   │   └── commercial</w:t>
+        <w:br/>
+        <w:t>│   │   │   │   │       └── plans</w:t>
+        <w:br/>
+        <w:t>│   │   │   │   │           └── page.tsx</w:t>
+        <w:br/>
+        <w:t>│   │   │   │   ├── globals.css</w:t>
+        <w:br/>
+        <w:t>│   │   │   │   ├── layout.tsx</w:t>
+        <w:br/>
+        <w:t>│   │   │   │   └── not-found.tsx</w:t>
+        <w:br/>
+        <w:t>│   │   │   ├── components</w:t>
+        <w:br/>
+        <w:t>│   │   │   │   ├── layout</w:t>
+        <w:br/>
+        <w:t>│   │   │   │   │   ├── EventSelector.tsx</w:t>
+        <w:br/>
+        <w:t>│   │   │   │   │   ├── Header.tsx</w:t>
+        <w:br/>
+        <w:t>│   │   │   │   │   ├── PageHeader.tsx</w:t>
+        <w:br/>
+        <w:t>│   │   │   │   │   ├── PageWrapper.tsx</w:t>
+        <w:br/>
+        <w:t>│   │   │   │   │   ├── Sidebar.tsx</w:t>
+        <w:br/>
+        <w:t>│   │   │   │   │   └── ThemeControls.tsx</w:t>
+        <w:br/>
+        <w:t>│   │   │   │   ├── proposals</w:t>
+        <w:br/>
+        <w:t>│   │   │   │   │   └── ProposalForm.tsx</w:t>
+        <w:br/>
+        <w:t>│   │   │   │   ├── quotes</w:t>
+        <w:br/>
+        <w:t>│   │   │   │   │   └── QuoteForm.tsx</w:t>
+        <w:br/>
+        <w:t>│   │   │   │   ├── super-admin</w:t>
+        <w:br/>
+        <w:t>│   │   │   │   │   ├── ui</w:t>
+        <w:br/>
+        <w:t>│   │   │   │   │   │   ├── ChartCard.tsx</w:t>
+        <w:br/>
+        <w:t>│   │   │   │   │   │   ├── DataTable.tsx</w:t>
+        <w:br/>
+        <w:t>│   │   │   │   │   │   ├── InlinePanel.tsx</w:t>
+        <w:br/>
+        <w:t>│   │   │   │   │   │   ├── KpiCard.tsx</w:t>
+        <w:br/>
+        <w:t>│   │   │   │   │   │   ├── MetricRow.tsx</w:t>
+        <w:br/>
+        <w:t>│   │   │   │   │   │   ├── PageContainer.tsx</w:t>
+        <w:br/>
+        <w:t>│   │   │   │   │   │   ├── SectionHeader.tsx</w:t>
+        <w:br/>
+        <w:t>│   │   │   │   │   │   └── StatusBadge.tsx</w:t>
+        <w:br/>
+        <w:t>│   │   │   │   │   ├── ImpersonationBanner.tsx</w:t>
+        <w:br/>
+        <w:t>│   │   │   │   │   ├── SuperAdminGuard.tsx</w:t>
+        <w:br/>
+        <w:t>│   │   │   │   │   └── SuperAdminHeader.tsx</w:t>
+        <w:br/>
+        <w:t>│   │   │   │   ├── ui</w:t>
+        <w:br/>
+        <w:t>│   │   │   │   │   ├── AiFloatingAssistant.tsx</w:t>
+        <w:br/>
+        <w:t>│   │   │   │   │   ├── avatar.tsx</w:t>
+        <w:br/>
+        <w:t>│   │   │   │   │   ├── badge.tsx</w:t>
+        <w:br/>
+        <w:t>│   │   │   │   │   ├── button.tsx</w:t>
+        <w:br/>
+        <w:t>│   │   │   │   │   ├── card.tsx</w:t>
+        <w:br/>
+        <w:t>│   │   │   │   │   ├── dialog.tsx</w:t>
+        <w:br/>
+        <w:t>│   │   │   │   │   ├── dropdown-menu.tsx</w:t>
+        <w:br/>
+        <w:t>│   │   │   │   │   ├── input.tsx</w:t>
+        <w:br/>
+        <w:t>│   │   │   │   │   ├── label.tsx</w:t>
+        <w:br/>
+        <w:t>│   │   │   │   │   ├── portal.tsx</w:t>
+        <w:br/>
+        <w:t>│   │   │   │   │   ├── progress.tsx</w:t>
+        <w:br/>
+        <w:t>│   │   │   │   │   ├── README.md</w:t>
+        <w:br/>
+        <w:t>│   │   │   │   │   ├── scroll-area.tsx</w:t>
+        <w:br/>
+        <w:t>│   │   │   │   │   ├── select.tsx</w:t>
+        <w:br/>
+        <w:t>│   │   │   │   │   ├── skeleton.tsx</w:t>
+        <w:br/>
+        <w:t>│   │   │   │   │   ├── switch.tsx</w:t>
+        <w:br/>
+        <w:t>│   │   │   │   │   ├── tabs.tsx</w:t>
+        <w:br/>
+        <w:t>│   │   │   │   │   ├── textarea.tsx</w:t>
+        <w:br/>
+        <w:t>│   │   │   │   │   └── Tooltip.tsx</w:t>
+        <w:br/>
+        <w:t>│   │   │   │   ├── providers.tsx</w:t>
+        <w:br/>
+        <w:t>│   │   │   │   └── ThemeSwitcher.tsx</w:t>
+        <w:br/>
+        <w:t>│   │   │   ├── hooks</w:t>
+        <w:br/>
+        <w:t>│   │   │   │   ├── use-debounce.ts</w:t>
+        <w:br/>
+        <w:t>│   │   │   │   ├── use-socket.ts</w:t>
+        <w:br/>
+        <w:t>│   │   │   │   ├── useAuth.ts</w:t>
+        <w:br/>
+        <w:t>│   │   │   │   ├── useEmails.ts</w:t>
+        <w:br/>
+        <w:t>│   │   │   │   ├── useEventData.ts</w:t>
+        <w:br/>
+        <w:t>│   │   │   │   ├── useEvents.ts</w:t>
+        <w:br/>
+        <w:t>│   │   │   │   ├── useFiles.ts</w:t>
+        <w:br/>
+        <w:t>│   │   │   │   ├── usePermissions.ts</w:t>
+        <w:br/>
+        <w:t>│   │   │   │   ├── usePosters.ts</w:t>
+        <w:br/>
+        <w:t>│   │   │   │   ├── useRooms.ts</w:t>
+        <w:br/>
+        <w:t>│   │   │   │   ├── useSessions.ts</w:t>
+        <w:br/>
+        <w:t>│   │   │   │   ├── useSpeakers.ts</w:t>
+        <w:br/>
+        <w:t>│   │   │   │   ├── useTheme.ts</w:t>
+        <w:br/>
+        <w:t>│   │   │   │   ├── useToast.ts</w:t>
+        <w:br/>
+        <w:t>│   │   │   │   └── useWebSocket.ts</w:t>
+        <w:br/>
+        <w:t>│   │   │   ├── lib</w:t>
+        <w:br/>
+        <w:t>│   │   │   │   ├── api-client.ts</w:t>
+        <w:br/>
+        <w:t>│   │   │   │   ├── auth.ts</w:t>
+        <w:br/>
+        <w:t>│   │   │   │   ├── constants.ts</w:t>
+        <w:br/>
+        <w:t>│   │   │   │   ├── country-states.ts</w:t>
+        <w:br/>
+        <w:t>│   │   │   │   ├── formatters.ts</w:t>
+        <w:br/>
+        <w:t>│   │   │   │   ├── pdf-compiler.tsx</w:t>
+        <w:br/>
+        <w:t>│   │   │   │   ├── permissions.ts</w:t>
+        <w:br/>
+        <w:t>│   │   │   │   ├── socket.ts</w:t>
+        <w:br/>
+        <w:t>│   │   │   │   └── utils.ts</w:t>
+        <w:br/>
+        <w:t>│   │   │   ├── public</w:t>
+        <w:br/>
+        <w:t>│   │   │   │   ├── header</w:t>
+        <w:br/>
+        <w:t>│   │   │   │   │   ├── 1.jpg</w:t>
+        <w:br/>
+        <w:t>│   │   │   │   │   ├── 2.jpg</w:t>
+        <w:br/>
+        <w:t>│   │   │   │   │   └── 3.jpg</w:t>
+        <w:br/>
+        <w:t>│   │   │   │   ├── logo</w:t>
+        <w:br/>
+        <w:t>│   │   │   │   │   └── 1.png</w:t>
+        <w:br/>
+        <w:t>│   │   │   │   ├── samples</w:t>
+        <w:br/>
+        <w:t>│   │   │   │   │   └── sample_agenda.xlsx</w:t>
+        <w:br/>
+        <w:t>│   │   │   │   ├── logo-icon.png</w:t>
+        <w:br/>
+        <w:t>│   │   │   │   └── logo.png</w:t>
+        <w:br/>
+        <w:t>│   │   │   ├── services</w:t>
+        <w:br/>
+        <w:t>│   │   │   │   ├── auth-service.ts</w:t>
+        <w:br/>
+        <w:t>│   │   │   │   ├── email-service.ts</w:t>
+        <w:br/>
+        <w:t>│   │   │   │   ├── event-service.ts</w:t>
+        <w:br/>
+        <w:t>│   │   │   │   └── super-admin-service.ts</w:t>
+        <w:br/>
+        <w:t>│   │   │   ├── src</w:t>
+        <w:br/>
+        <w:t>│   │   │   │   └── styles</w:t>
+        <w:br/>
+        <w:t>│   │   │   │       ├── global.css</w:t>
+        <w:br/>
+        <w:t>│   │   │   │       └── themes.css</w:t>
+        <w:br/>
+        <w:t>│   │   │   ├── store</w:t>
+        <w:br/>
+        <w:t>│   │   │   │   ├── use-auth-store.ts</w:t>
+        <w:br/>
+        <w:t>│   │   │   │   ├── useEventStore.ts</w:t>
+        <w:br/>
+        <w:t>│   │   │   │   ├── useFloatingToolbarStore.ts</w:t>
+        <w:br/>
+        <w:t>│   │   │   │   ├── useModalStore.ts</w:t>
+        <w:br/>
+        <w:t>│   │   │   │   ├── useNotificationStore.ts</w:t>
+        <w:br/>
+        <w:t>│   │   │   │   └── useUIStore.ts</w:t>
+        <w:br/>
+        <w:t>│   │   │   ├── types</w:t>
+        <w:br/>
+        <w:t>│   │   │   │   ├── api.ts</w:t>
+        <w:br/>
+        <w:t>│   │   │   │   ├── backend.ts</w:t>
+        <w:br/>
+        <w:t>│   │   │   │   └── models.ts</w:t>
+        <w:br/>
+        <w:t>│   │   │   ├── .env.example</w:t>
+        <w:br/>
+        <w:t>│   │   │   ├── next-env.d.ts</w:t>
+        <w:br/>
+        <w:t>│   │   │   ├── next.config.mjs</w:t>
+        <w:br/>
+        <w:t>│   │   │   ├── package.json</w:t>
+        <w:br/>
+        <w:t>│   │   │   ├── postcss.config.mjs</w:t>
+        <w:br/>
+        <w:t>│   │   │   ├── tailwind.config.ts</w:t>
+        <w:br/>
+        <w:t>│   │   │   ├── tsconfig.json</w:t>
+        <w:br/>
+        <w:t>│   │   │   └── tsconfig.tsbuildinfo</w:t>
+        <w:br/>
+        <w:t>│   │   ├── organiser-portal</w:t>
+        <w:br/>
+        <w:t>│   │   │   ├── app</w:t>
+        <w:br/>
+        <w:t>│   │   │   │   ├── (auth)</w:t>
+        <w:br/>
+        <w:t>│   │   │   │   │   ├── layout.tsx</w:t>
+        <w:br/>
+        <w:t>│   │   │   │   │   └── page.tsx</w:t>
+        <w:br/>
+        <w:t>│   │   │   │   ├── (dashboard)</w:t>
+        <w:br/>
+        <w:t>│   │   │   │   │   ├── analytics</w:t>
+        <w:br/>
+        <w:t>│   │   │   │   │   │   └── page.tsx</w:t>
+        <w:br/>
+        <w:t>│   │   │   │   │   ├── billing</w:t>
+        <w:br/>
+        <w:t>│   │   │   │   │   │   └── page.tsx</w:t>
+        <w:br/>
+        <w:t>│   │   │   │   │   ├── connections</w:t>
+        <w:br/>
+        <w:t>│   │   │   │   │   │   └── page.tsx</w:t>
+        <w:br/>
+        <w:t>│   │   │   │   │   ├── dashboard</w:t>
+        <w:br/>
+        <w:t>│   │   │   │   │   │   └── page.tsx</w:t>
+        <w:br/>
         <w:t>│   │   │   │   │   ├── events</w:t>
         <w:br/>
+        <w:t>│   │   │   │   │   │   ├── [eventId]</w:t>
+        <w:br/>
+        <w:t>│   │   │   │   │   │   │   ├── dashboard</w:t>
+        <w:br/>
+        <w:t>│   │   │   │   │   │   │   │   └── page.tsx</w:t>
+        <w:br/>
+        <w:t>│   │   │   │   │   │   │   ├── registration</w:t>
+        <w:br/>
+        <w:t>│   │   │   │   │   │   │   │   ├── announcements</w:t>
+        <w:br/>
+        <w:t>│   │   │   │   │   │   │   │   │   └── page.tsx</w:t>
+        <w:br/>
+        <w:t>│   │   │   │   │   │   │   │   ├── certificates</w:t>
+        <w:br/>
+        <w:t>│   │   │   │   │   │   │   │   │   └── page.tsx</w:t>
+        <w:br/>
+        <w:t>│   │   │   │   │   │   │   │   ├── dashboard</w:t>
+        <w:br/>
+        <w:t>│   │   │   │   │   │   │   │   │   └── page.tsx</w:t>
+        <w:br/>
+        <w:t>│   │   │   │   │   │   │   │   ├── email-designer</w:t>
+        <w:br/>
+        <w:t>│   │   │   │   │   │   │   │   │   └── page.tsx</w:t>
+        <w:br/>
+        <w:t>│   │   │   │   │   │   │   │   ├── emails</w:t>
+        <w:br/>
+        <w:t>│   │   │   │   │   │   │   │   │   └── page.tsx</w:t>
+        <w:br/>
+        <w:t>│   │   │   │   │   │   │   │   ├── financials</w:t>
+        <w:br/>
+        <w:t>│   │   │   │   │   │   │   │   │   └── page.tsx</w:t>
+        <w:br/>
+        <w:t>│   │   │   │   │   │   │   │   ├── form-builder</w:t>
+        <w:br/>
+        <w:t>│   │   │   │   │   │   │   │   │   └── page.tsx</w:t>
+        <w:br/>
+        <w:t>│   │   │   │   │   │   │   │   ├── participants</w:t>
+        <w:br/>
+        <w:t>│   │   │   │   │   │   │   │   │   └── page.tsx</w:t>
+        <w:br/>
+        <w:t>│   │   │   │   │   │   │   │   ├── review</w:t>
+        <w:br/>
+        <w:t>│   │   │   │   │   │   │   │   │   └── page.tsx</w:t>
+        <w:br/>
+        <w:t>│   │   │   │   │   │   │   │   ├── settings</w:t>
+        <w:br/>
+        <w:t>│   │   │   │   │   │   │   │   │   └── page.tsx</w:t>
+        <w:br/>
+        <w:t>│   │   │   │   │   │   │   │   ├── template-designer</w:t>
+        <w:br/>
+        <w:t>│   │   │   │   │   │   │   │   │   └── page.tsx</w:t>
+        <w:br/>
+        <w:t>│   │   │   │   │   │   │   │   ├── theme</w:t>
+        <w:br/>
+        <w:t>│   │   │   │   │   │   │   │   │   └── page.tsx</w:t>
+        <w:br/>
+        <w:t>│   │   │   │   │   │   │   │   └── page.tsx</w:t>
+        <w:br/>
+        <w:t>│   │   │   │   │   │   │   ├── speaker</w:t>
+        <w:br/>
+        <w:t>│   │   │   │   │   │   │   │   ├── analytics</w:t>
+        <w:br/>
+        <w:t>│   │   │   │   │   │   │   │   │   └── page.tsx</w:t>
+        <w:br/>
+        <w:t>│   │   │   │   │   │   │   │   ├── announcements</w:t>
+        <w:br/>
+        <w:t>│   │   │   │   │   │   │   │   │   └── page.tsx</w:t>
+        <w:br/>
+        <w:t>│   │   │   │   │   │   │   │   ├── dashboard</w:t>
+        <w:br/>
+        <w:t>│   │   │   │   │   │   │   │   │   └── page.tsx</w:t>
+        <w:br/>
+        <w:t>│   │   │   │   │   │   │   │   ├── email-designer</w:t>
+        <w:br/>
+        <w:t>│   │   │   │   │   │   │   │   │   └── page.tsx</w:t>
+        <w:br/>
+        <w:t>│   │   │   │   │   │   │   │   ├── emails</w:t>
+        <w:br/>
+        <w:t>│   │   │   │   │   │   │   │   │   └── page.tsx</w:t>
+        <w:br/>
+        <w:t>│   │   │   │   │   │   │   │   ├── eposters</w:t>
+        <w:br/>
+        <w:t>│   │   │   │   │   │   │   │   │   └── page.tsx</w:t>
+        <w:br/>
+        <w:t>│   │   │   │   │   │   │   │   ├── export</w:t>
+        <w:br/>
+        <w:t>│   │   │   │   │   │   │   │   │   └── page.tsx</w:t>
+        <w:br/>
+        <w:t>│   │   │   │   │   │   │   │   ├── files</w:t>
+        <w:br/>
+        <w:t>│   │   │   │   │   │   │   │   │   └── page.tsx</w:t>
+        <w:br/>
+        <w:t>│   │   │   │   │   │   │   │   ├── notifications</w:t>
+        <w:br/>
+        <w:t>│   │   │   │   │   │   │   │   │   └── page.tsx</w:t>
+        <w:br/>
+        <w:t>│   │   │   │   │   │   │   │   ├── rooms</w:t>
+        <w:br/>
+        <w:t>│   │   │   │   │   │   │   │   │   └── page.tsx</w:t>
+        <w:br/>
+        <w:t>│   │   │   │   │   │   │   │   ├── sessions</w:t>
+        <w:br/>
+        <w:t>│   │   │   │   │   │   │   │   │   └── page.tsx</w:t>
+        <w:br/>
+        <w:t>│   │   │   │   │   │   │   │   ├── settings</w:t>
+        <w:br/>
+        <w:t>│   │   │   │   │   │   │   │   │   └── page.tsx</w:t>
+        <w:br/>
+        <w:t>│   │   │   │   │   │   │   │   ├── speakers</w:t>
+        <w:br/>
+        <w:t>│   │   │   │   │   │   │   │   │   └── page.tsx</w:t>
+        <w:br/>
+        <w:t>│   │   │   │   │   │   │   │   ├── theme</w:t>
+        <w:br/>
+        <w:t>│   │   │   │   │   │   │   │   │   └── page.tsx</w:t>
+        <w:br/>
+        <w:t>│   │   │   │   │   │   │   │   ├── workflows</w:t>
+        <w:br/>
+        <w:t>│   │   │   │   │   │   │   │   │   └── page.tsx</w:t>
+        <w:br/>
+        <w:t>│   │   │   │   │   │   │   │   └── page.tsx</w:t>
+        <w:br/>
+        <w:t>│   │   │   │   │   │   │   └── page.tsx</w:t>
+        <w:br/>
+        <w:t>│   │   │   │   │   │   ├── new</w:t>
+        <w:br/>
+        <w:t>│   │   │   │   │   │   │   └── page.tsx</w:t>
+        <w:br/>
         <w:t>│   │   │   │   │   │   └── page.tsx</w:t>
         <w:br/>
-        <w:t>│   │   │   │   │   ├── operations</w:t>
-        <w:br/>
-        <w:t>│   │   │   │   │   │   ├── database</w:t>
+        <w:t>│   │   │   │   │   ├── onboarding</w:t>
+        <w:br/>
+        <w:t>│   │   │   │   │   │   └── page.tsx</w:t>
+        <w:br/>
+        <w:t>│   │   │   │   │   ├── org</w:t>
+        <w:br/>
+        <w:t>│   │   │   │   │   │   └── settings</w:t>
+        <w:br/>
+        <w:t>│   │   │   │   │   │       └── page.tsx</w:t>
+        <w:br/>
+        <w:t>│   │   │   │   │   ├── settings</w:t>
+        <w:br/>
+        <w:t>│   │   │   │   │   │   └── page.tsx</w:t>
+        <w:br/>
+        <w:t>│   │   │   │   │   ├── technology-services</w:t>
+        <w:br/>
+        <w:t>│   │   │   │   │   │   ├── dashboard</w:t>
         <w:br/>
         <w:t>│   │   │   │   │   │   │   └── page.tsx</w:t>
         <w:br/>
-        <w:t>│   │   │   │   │   │   ├── health</w:t>
+        <w:t>│   │   │   │   │   │   ├── quotes</w:t>
         <w:br/>
         <w:t>│   │   │   │   │   │   │   └── page.tsx</w:t>
         <w:br/>
-        <w:t>│   │   │   │   │   │   ├── jobs</w:t>
+        <w:t>│   │   │   │   │   │   ├── requests</w:t>
         <w:br/>
         <w:t>│   │   │   │   │   │   │   └── page.tsx</w:t>
         <w:br/>
-        <w:t>│   │   │   │   │   │   ├── search</w:t>
+        <w:t>│   │   │   │   │   │   ├── status</w:t>
         <w:br/>
         <w:t>│   │   │   │   │   │   │   └── page.tsx</w:t>
         <w:br/>
-        <w:t>│   │   │   │   │   │   └── storage</w:t>
-        <w:br/>
-        <w:t>│   │   │   │   │   │       └── page.tsx</w:t>
-        <w:br/>
-        <w:t>│   │   │   │   │   ├── organizations</w:t>
-        <w:br/>
-        <w:t>│   │   │   │   │   │   ├── [orgId]</w:t>
-        <w:br/>
-        <w:t>│   │   │   │   │   │   │   └── page.tsx</w:t>
+        <w:t>│   │   │   │   │   │   ├── layout.tsx</w:t>
         <w:br/>
         <w:t>│   │   │   │   │   │   └── page.tsx</w:t>
         <w:br/>
-        <w:t>│   │   │   │   │   ├── overview</w:t>
+        <w:t>│   │   │   │   │   ├── users</w:t>
         <w:br/>
         <w:t>│   │   │   │   │   │   └── page.tsx</w:t>
         <w:br/>
-        <w:t>│   │   │   │   │   ├── security</w:t>
-        <w:br/>
-        <w:t>│   │   │   │   │   │   ├── audit</w:t>
-        <w:br/>
-        <w:t>│   │   │   │   │   │   │   └── page.tsx</w:t>
-        <w:br/>
-        <w:t>│   │   │   │   │   │   ├── events</w:t>
-        <w:br/>
-        <w:t>│   │   │   │   │   │   │   └── page.tsx</w:t>
-        <w:br/>
-        <w:t>│   │   │   │   │   │   ├── impersonation</w:t>
-        <w:br/>
-        <w:t>│   │   │   │   │   │   │   └── page.tsx</w:t>
-        <w:br/>
-        <w:t>│   │   │   │   │   │   └── users</w:t>
-        <w:br/>
-        <w:t>│   │   │   │   │   │       └── page.tsx</w:t>
-        <w:br/>
-        <w:t>│   │   │   │   │   ├── settings</w:t>
-        <w:br/>
-        <w:t>│   │   │   │   │   │   ├── email-templates</w:t>
-        <w:br/>
-        <w:t>│   │   │   │   │   │   │   └── page.tsx</w:t>
-        <w:br/>
-        <w:t>│   │   │   │   │   │   ├── feature-catalog</w:t>
-        <w:br/>
-        <w:t>│   │   │   │   │   │   │   └── page.tsx</w:t>
-        <w:br/>
-        <w:t>│   │   │   │   │   │   ├── general</w:t>
-        <w:br/>
-        <w:t>│   │   │   │   │   │   │   └── page.tsx</w:t>
-        <w:br/>
-        <w:t>│   │   │   │   │   │   ├── security</w:t>
-        <w:br/>
-        <w:t>│   │   │   │   │   │   │   └── page.tsx</w:t>
+        <w:t>│   │   │   │   │   └── layout.tsx</w:t>
+        <w:br/>
+        <w:t>│   │   │   │   ├── (public)</w:t>
+        <w:br/>
+        <w:t>│   │   │   │   │   ├── accept-invite</w:t>
         <w:br/>
         <w:t>│   │   │   │   │   │   └── page.tsx</w:t>
         <w:br/>
-        <w:t>│   │   │   │   │   ├── support</w:t>
-        <w:br/>
-        <w:t>│   │   │   │   │   │   ├── sla</w:t>
-        <w:br/>
-        <w:t>│   │   │   │   │   │   │   └── page.tsx</w:t>
-        <w:br/>
-        <w:t>│   │   │   │   │   │   ├── tickets</w:t>
-        <w:br/>
-        <w:t>│   │   │   │   │   │   │   ├── [ticketId]</w:t>
-        <w:br/>
-        <w:t>│   │   │   │   │   │   │   │   └── page.tsx</w:t>
-        <w:br/>
-        <w:t>│   │   │   │   │   │   │   └── page.tsx</w:t>
+        <w:t>│   │   │   │   │   └── signup</w:t>
+        <w:br/>
+        <w:t>│   │   │   │   │       └── page.tsx</w:t>
+        <w:br/>
+        <w:t>│   │   │   │   ├── impersonate</w:t>
+        <w:br/>
+        <w:t>│   │   │   │   │   └── page.tsx</w:t>
+        <w:br/>
+        <w:t>│   │   │   │   ├── login</w:t>
+        <w:br/>
+        <w:t>│   │   │   │   │   └── page.tsx</w:t>
+        <w:br/>
+        <w:t>│   │   │   │   ├── globals.css</w:t>
+        <w:br/>
+        <w:t>│   │   │   │   ├── layout.tsx</w:t>
+        <w:br/>
+        <w:t>│   │   │   │   └── not-found.tsx</w:t>
+        <w:br/>
+        <w:t>│   │   │   ├── components</w:t>
+        <w:br/>
+        <w:t>│   │   │   │   ├── organizer</w:t>
+        <w:br/>
+        <w:t>│   │   │   │   │   ├── auth</w:t>
+        <w:br/>
+        <w:t>│   │   │   │   │   │   └── PermissionGate.tsx</w:t>
+        <w:br/>
+        <w:t>│   │   │   │   │   ├── billing</w:t>
+        <w:br/>
+        <w:t>│   │   │   │   │   │   ├── AddonFeatureDetails.tsx</w:t>
+        <w:br/>
+        <w:t>│   │   │   │   │   │   └── PlansAddonsManagement.tsx</w:t>
+        <w:br/>
+        <w:t>│   │   │   │   │   ├── dashboard</w:t>
+        <w:br/>
+        <w:t>│   │   │   │   │   │   ├── DailyUploadsChart.tsx</w:t>
+        <w:br/>
+        <w:t>│   │   │   │   │   │   ├── LiveFeed.tsx</w:t>
+        <w:br/>
+        <w:t>│   │   │   │   │   │   ├── PlanUsageWidget.tsx</w:t>
+        <w:br/>
+        <w:t>│   │   │   │   │   │   ├── ReadinessHeatmap.tsx</w:t>
+        <w:br/>
+        <w:t>│   │   │   │   │   │   ├── RecentActivity.tsx</w:t>
+        <w:br/>
+        <w:t>│   │   │   │   │   │   ├── RoomReadinessChart.tsx</w:t>
+        <w:br/>
+        <w:t>│   │   │   │   │   │   ├── StatsGrid.tsx</w:t>
+        <w:br/>
+        <w:t>│   │   │   │   │   │   └── UploadProgressChart.tsx</w:t>
+        <w:br/>
+        <w:t>│   │   │   │   │   ├── emails</w:t>
+        <w:br/>
+        <w:t>│   │   │   │   │   │   ├── campaign</w:t>
+        <w:br/>
+        <w:t>│   │   │   │   │   │   │   ├── CampaignBuilder.tsx</w:t>
+        <w:br/>
+        <w:t>│   │   │   │   │   │   │   ├── CampaignDetail.tsx</w:t>
+        <w:br/>
+        <w:t>│   │   │   │   │   │   │   ├── CampaignList.tsx</w:t>
+        <w:br/>
+        <w:t>│   │   │   │   │   │   │   └── RegistrationCampaignBuilder.tsx</w:t>
+        <w:br/>
+        <w:t>│   │   │   │   │   │   ├── dashboard</w:t>
+        <w:br/>
+        <w:t>│   │   │   │   │   │   │   ├── AnalyticsDashboard.tsx</w:t>
+        <w:br/>
+        <w:t>│   │   │   │   │   │   │   └── CampaignDashboard.tsx</w:t>
+        <w:br/>
+        <w:t>│   │   │   │   │   │   ├── logs</w:t>
+        <w:br/>
+        <w:t>│   │   │   │   │   │   │   └── LogsTable.tsx</w:t>
+        <w:br/>
+        <w:t>│   │   │   │   │   │   ├── templates</w:t>
+        <w:br/>
+        <w:t>│   │   │   │   │   │   │   ├── RegistrationTemplateEditor.tsx</w:t>
+        <w:br/>
+        <w:t>│   │   │   │   │   │   │   ├── TemplateEditor.tsx</w:t>
+        <w:br/>
+        <w:t>│   │   │   │   │   │   │   ├── TemplatePreview.tsx</w:t>
+        <w:br/>
+        <w:t>│   │   │   │   │   │   │   └── VariablePanel.tsx</w:t>
+        <w:br/>
+        <w:t>│   │   │   │   │   │   ├── AnnouncementsTab.tsx</w:t>
+        <w:br/>
+        <w:t>│   │   │   │   │   │   └── EmailCampaignManager.tsx</w:t>
+        <w:br/>
+        <w:t>│   │   │   │   │   ├── eposters</w:t>
+        <w:br/>
+        <w:t>│   │   │   │   │   │   └── ManageScreensDialog.tsx</w:t>
+        <w:br/>
+        <w:t>│   │   │   │   │   ├── events</w:t>
+        <w:br/>
+        <w:t>│   │   │   │   │   │   └── ScheduleImportModal.tsx</w:t>
+        <w:br/>
+        <w:t>│   │   │   │   │   ├── files</w:t>
+        <w:br/>
+        <w:t>│   │   │   │   │   │   ├── ApprovalActions.tsx</w:t>
+        <w:br/>
+        <w:t>│   │   │   │   │   │   ├── FilePreviewPanel.tsx</w:t>
+        <w:br/>
+        <w:t>│   │   │   │   │   │   └── FileTable.tsx</w:t>
+        <w:br/>
+        <w:t>│   │   │   │   │   ├── import</w:t>
+        <w:br/>
+        <w:t>│   │   │   │   │   │   ├── ColumnMapper.tsx</w:t>
+        <w:br/>
+        <w:t>│   │   │   │   │   │   ├── ImportPreview.tsx</w:t>
+        <w:br/>
+        <w:t>│   │   │   │   │   │   └── ImportWizard.tsx</w:t>
+        <w:br/>
+        <w:t>│   │   │   │   │   ├── layout</w:t>
+        <w:br/>
+        <w:t>│   │   │   │   │   │   ├── EventSelector.tsx</w:t>
+        <w:br/>
+        <w:t>│   │   │   │   │   │   ├── Header.tsx</w:t>
+        <w:br/>
+        <w:t>│   │   │   │   │   │   ├── PageHeader.tsx</w:t>
+        <w:br/>
+        <w:t>│   │   │   │   │   │   ├── PageWrapper.tsx</w:t>
+        <w:br/>
+        <w:t>│   │   │   │   │   │   ├── Sidebar.tsx</w:t>
+        <w:br/>
+        <w:t>│   │   │   │   │   │   └── ThemeControls.tsx</w:t>
+        <w:br/>
+        <w:t>│   │   │   │   │   ├── modals</w:t>
+        <w:br/>
+        <w:t>│   │   │   │   │   │   └── GlobalModal.tsx</w:t>
+        <w:br/>
+        <w:t>│   │   │   │   │   ├── notifications</w:t>
+        <w:br/>
+        <w:t>│   │   │   │   │   │   ├── CampaignTable.tsx</w:t>
+        <w:br/>
+        <w:t>│   │   │   │   │   │   └── TemplateEditor.tsx</w:t>
+        <w:br/>
+        <w:t>│   │   │   │   │   ├── org</w:t>
+        <w:br/>
+        <w:t>│   │   │   │   │   │   ├── org-api.ts</w:t>
+        <w:br/>
+        <w:t>│   │   │   │   │   │   ├── OrgWorkspace.tsx</w:t>
+        <w:br/>
+        <w:t>│   │   │   │   │   │   └── SignupWizard.tsx</w:t>
+        <w:br/>
+        <w:t>│   │   │   │   │   ├── rbac</w:t>
+        <w:br/>
+        <w:t>│   │   │   │   │   │   ├── CreateUserDialog.tsx</w:t>
+        <w:br/>
+        <w:t>│   │   │   │   │   │   ├── ManageNodeDialog.tsx</w:t>
+        <w:br/>
+        <w:t>│   │   │   │   │   │   └── UserManagement.tsx</w:t>
+        <w:br/>
+        <w:t>│   │   │   │   │   ├── ready-room</w:t>
+        <w:br/>
+        <w:t>│   │   │   │   │   │   ├── CheckInPanel.tsx</w:t>
+        <w:br/>
+        <w:t>│   │   │   │   │   │   └── StationGrid.tsx</w:t>
+        <w:br/>
+        <w:t>│   │   │   │   │   ├── registration</w:t>
+        <w:br/>
+        <w:t>│   │   │   │   │   │   ├── financials</w:t>
+        <w:br/>
+        <w:t>│   │   │   │   │   │   │   ├── PaymentsTab.tsx</w:t>
+        <w:br/>
+        <w:t>│   │   │   │   │   │   │   ├── PricingTab.tsx</w:t>
+        <w:br/>
+        <w:t>│   │   │   │   │   │   │   └── PromosTab.tsx</w:t>
+        <w:br/>
+        <w:t>│   │   │   │   │   │   ├── settings</w:t>
+        <w:br/>
+        <w:t>│   │   │   │   │   │   │   ├── AccessTab.tsx</w:t>
+        <w:br/>
+        <w:t>│   │   │   │   │   │   │   ├── CapacityTab.tsx</w:t>
+        <w:br/>
+        <w:t>│   │   │   │   │   │   │   ├── PortalTab.tsx</w:t>
+        <w:br/>
+        <w:t>│   │   │   │   │   │   │   ├── RolesTab.tsx</w:t>
+        <w:br/>
+        <w:t>│   │   │   │   │   │   │   ├── SpeakerTab.tsx</w:t>
+        <w:br/>
+        <w:t>│   │   │   │   │   │   │   └── ThemeTab.tsx</w:t>
+        <w:br/>
+        <w:t>│   │   │   │   │   │   └── AddParticipantModal.tsx</w:t>
+        <w:br/>
+        <w:t>│   │   │   │   │   ├── rooms</w:t>
+        <w:br/>
+        <w:t>│   │   │   │   │   │   └── CreateRoomDialog.tsx</w:t>
+        <w:br/>
+        <w:t>│   │   │   │   │   ├── sessions</w:t>
+        <w:br/>
+        <w:t>│   │   │   │   │   │   ├── CalendarView.tsx</w:t>
+        <w:br/>
+        <w:t>│   │   │   │   │   │   ├── CreateSessionDialog.tsx</w:t>
+        <w:br/>
+        <w:t>│   │   │   │   │   │   ├── DatePicker.tsx</w:t>
+        <w:br/>
+        <w:t>│   │   │   │   │   │   ├── ScheduleGrid.tsx</w:t>
+        <w:br/>
+        <w:t>│   │   │   │   │   │   ├── SessionDetailDialog.tsx</w:t>
+        <w:br/>
+        <w:t>│   │   │   │   │   │   ├── SessionForm.tsx</w:t>
+        <w:br/>
+        <w:t>│   │   │   │   │   │   ├── SessionTable.tsx</w:t>
+        <w:br/>
+        <w:t>│   │   │   │   │   │   └── TimelineView.tsx</w:t>
+        <w:br/>
+        <w:t>│   │   │   │   │   ├── speaker</w:t>
+        <w:br/>
+        <w:t>│   │   │   │   │   │   └── SpeakerThemeTab.tsx</w:t>
+        <w:br/>
+        <w:t>│   │   │   │   │   ├── speakers</w:t>
+        <w:br/>
+        <w:t>│   │   │   │   │   │   ├── EmailCampaignDialog.tsx</w:t>
+        <w:br/>
+        <w:t>│   │   │   │   │   │   ├── InviteModal.tsx</w:t>
+        <w:br/>
+        <w:t>│   │   │   │   │   │   ├── MoveTalkDialog.tsx</w:t>
+        <w:br/>
+        <w:t>│   │   │   │   │   │   ├── RegisterSpeakerDialog.tsx</w:t>
+        <w:br/>
+        <w:t>│   │   │   │   │   │   ├── SpeakerDrawer.tsx</w:t>
+        <w:br/>
+        <w:t>│   │   │   │   │   │   ├── SpeakerTable.tsx</w:t>
+        <w:br/>
+        <w:t>│   │   │   │   │   │   └── StatusBadge.tsx</w:t>
+        <w:br/>
+        <w:t>│   │   │   │   │   ├── CreateEventDialog.tsx</w:t>
+        <w:br/>
+        <w:t>│   │   │   │   │   ├── FloatingToolbar.tsx</w:t>
+        <w:br/>
+        <w:t>│   │   │   │   │   └── ImpersonationBanner.tsx</w:t>
+        <w:br/>
+        <w:t>│   │   │   │   ├── ui</w:t>
+        <w:br/>
+        <w:t>│   │   │   │   │   ├── AiFloatingAssistant.tsx</w:t>
+        <w:br/>
+        <w:t>│   │   │   │   │   ├── avatar.tsx</w:t>
+        <w:br/>
+        <w:t>│   │   │   │   │   ├── badge.tsx</w:t>
+        <w:br/>
+        <w:t>│   │   │   │   │   ├── button.tsx</w:t>
+        <w:br/>
+        <w:t>│   │   │   │   │   ├── card.tsx</w:t>
+        <w:br/>
+        <w:t>│   │   │   │   │   ├── dialog.tsx</w:t>
+        <w:br/>
+        <w:t>│   │   │   │   │   ├── dropdown-menu.tsx</w:t>
+        <w:br/>
+        <w:t>│   │   │   │   │   ├── input.tsx</w:t>
+        <w:br/>
+        <w:t>│   │   │   │   │   ├── label.tsx</w:t>
+        <w:br/>
+        <w:t>│   │   │   │   │   ├── portal.tsx</w:t>
+        <w:br/>
+        <w:t>│   │   │   │   │   ├── progress.tsx</w:t>
+        <w:br/>
+        <w:t>│   │   │   │   │   ├── README.md</w:t>
+        <w:br/>
+        <w:t>│   │   │   │   │   ├── scroll-area.tsx</w:t>
+        <w:br/>
+        <w:t>│   │   │   │   │   ├── select.tsx</w:t>
+        <w:br/>
+        <w:t>│   │   │   │   │   ├── skeleton.tsx</w:t>
+        <w:br/>
+        <w:t>│   │   │   │   │   ├── switch.tsx</w:t>
+        <w:br/>
+        <w:t>│   │   │   │   │   ├── tabs.tsx</w:t>
+        <w:br/>
+        <w:t>│   │   │   │   │   ├── textarea.tsx</w:t>
+        <w:br/>
+        <w:t>│   │   │   │   │   └── Tooltip.tsx</w:t>
+        <w:br/>
+        <w:t>│   │   │   │   ├── providers.tsx</w:t>
+        <w:br/>
+        <w:t>│   │   │   │   └── ThemeSwitcher.tsx</w:t>
+        <w:br/>
+        <w:t>│   │   │   ├── hooks</w:t>
+        <w:br/>
+        <w:t>│   │   │   │   ├── use-socket.ts</w:t>
+        <w:br/>
+        <w:t>│   │   │   │   ├── useAuth.ts</w:t>
+        <w:br/>
+        <w:t>│   │   │   │   ├── useBilling.ts</w:t>
+        <w:br/>
+        <w:t>│   │   │   │   ├── useEmails.ts</w:t>
+        <w:br/>
+        <w:t>│   │   │   │   ├── useEventData.ts</w:t>
+        <w:br/>
+        <w:t>│   │   │   │   ├── useEvents.ts</w:t>
+        <w:br/>
+        <w:t>│   │   │   │   ├── useFiles.ts</w:t>
+        <w:br/>
+        <w:t>│   │   │   │   ├── usePermissions.ts</w:t>
+        <w:br/>
+        <w:t>│   │   │   │   ├── usePosters.ts</w:t>
+        <w:br/>
+        <w:t>│   │   │   │   ├── useRooms.ts</w:t>
+        <w:br/>
+        <w:t>│   │   │   │   ├── useSessions.ts</w:t>
+        <w:br/>
+        <w:t>│   │   │   │   ├── useSpeakers.ts</w:t>
+        <w:br/>
+        <w:t>│   │   │   │   ├── useTheme.ts</w:t>
+        <w:br/>
+        <w:t>│   │   │   │   ├── useToast.ts</w:t>
+        <w:br/>
+        <w:t>│   │   │   │   └── useWebSocket.ts</w:t>
+        <w:br/>
+        <w:t>│   │   │   ├── lib</w:t>
+        <w:br/>
+        <w:t>│   │   │   │   ├── api-client.ts</w:t>
+        <w:br/>
+        <w:t>│   │   │   │   ├── auth.ts</w:t>
+        <w:br/>
+        <w:t>│   │   │   │   ├── constants.ts</w:t>
+        <w:br/>
+        <w:t>│   │   │   │   ├── country-states.ts</w:t>
+        <w:br/>
+        <w:t>│   │   │   │   ├── pdf-compiler.tsx</w:t>
+        <w:br/>
+        <w:t>│   │   │   │   ├── permissions.ts</w:t>
+        <w:br/>
+        <w:t>│   │   │   │   ├── socket.ts</w:t>
+        <w:br/>
+        <w:t>│   │   │   │   └── utils.ts</w:t>
+        <w:br/>
+        <w:t>│   │   │   ├── public</w:t>
+        <w:br/>
+        <w:t>│   │   │   │   ├── header</w:t>
+        <w:br/>
+        <w:t>│   │   │   │   │   ├── 1.jpg</w:t>
+        <w:br/>
+        <w:t>│   │   │   │   │   ├── 2.jpg</w:t>
+        <w:br/>
+        <w:t>│   │   │   │   │   └── 3.jpg</w:t>
+        <w:br/>
+        <w:t>│   │   │   │   ├── logo</w:t>
+        <w:br/>
+        <w:t>│   │   │   │   │   └── 1.png</w:t>
+        <w:br/>
+        <w:t>│   │   │   │   ├── samples</w:t>
+        <w:br/>
+        <w:t>│   │   │   │   │   └── sample_agenda.xlsx</w:t>
+        <w:br/>
+        <w:t>│   │   │   │   ├── logo-icon.png</w:t>
+        <w:br/>
+        <w:t>│   │   │   │   └── logo.png</w:t>
+        <w:br/>
+        <w:t>│   │   │   ├── services</w:t>
+        <w:br/>
+        <w:t>│   │   │   │   ├── auth-service.ts</w:t>
+        <w:br/>
+        <w:t>│   │   │   │   ├── email-service.ts</w:t>
+        <w:br/>
+        <w:t>│   │   │   │   ├── event-service.ts</w:t>
+        <w:br/>
+        <w:t>│   │   │   │   └── super-admin-service.ts</w:t>
+        <w:br/>
+        <w:t>│   │   │   ├── src</w:t>
+        <w:br/>
+        <w:t>│   │   │   │   └── styles</w:t>
+        <w:br/>
+        <w:t>│   │   │   │       ├── global.css</w:t>
+        <w:br/>
+        <w:t>│   │   │   │       └── themes.css</w:t>
+        <w:br/>
+        <w:t>│   │   │   ├── store</w:t>
+        <w:br/>
+        <w:t>│   │   │   │   ├── use-auth-store.ts</w:t>
+        <w:br/>
+        <w:t>│   │   │   │   ├── useEventStore.ts</w:t>
+        <w:br/>
+        <w:t>│   │   │   │   ├── useFloatingToolbarStore.ts</w:t>
+        <w:br/>
+        <w:t>│   │   │   │   ├── useModalStore.ts</w:t>
+        <w:br/>
+        <w:t>│   │   │   │   ├── useNotificationStore.ts</w:t>
+        <w:br/>
+        <w:t>│   │   │   │   └── useUIStore.ts</w:t>
+        <w:br/>
+        <w:t>│   │   │   ├── types</w:t>
+        <w:br/>
+        <w:t>│   │   │   │   ├── api.ts</w:t>
+        <w:br/>
+        <w:t>│   │   │   │   ├── backend.ts</w:t>
+        <w:br/>
+        <w:t>│   │   │   │   └── models.ts</w:t>
+        <w:br/>
+        <w:t>│   │   │   ├── .env.example</w:t>
+        <w:br/>
+        <w:t>│   │   │   ├── next-env.d.ts</w:t>
+        <w:br/>
+        <w:t>│   │   │   ├── next.config.mjs</w:t>
+        <w:br/>
+        <w:t>│   │   │   ├── package.json</w:t>
+        <w:br/>
+        <w:t>│   │   │   ├── postcss.config.mjs</w:t>
+        <w:br/>
+        <w:t>│   │   │   ├── tailwind.config.ts</w:t>
+        <w:br/>
+        <w:t>│   │   │   ├── tsconfig.json</w:t>
+        <w:br/>
+        <w:t>│   │   │   └── tsconfig.tsbuildinfo</w:t>
+        <w:br/>
+        <w:t>│   │   ├── registration-portal</w:t>
+        <w:br/>
+        <w:t>│   │   │   ├── app</w:t>
+        <w:br/>
+        <w:t>│   │   │   │   ├── [eventId]</w:t>
+        <w:br/>
+        <w:t>│   │   │   │   │   ├── dashboard</w:t>
         <w:br/>
         <w:t>│   │   │   │   │   │   └── page.tsx</w:t>
         <w:br/>
-        <w:t>│   │   │   │   │   └── layout.tsx</w:t>
+        <w:t>│   │   │   │   │   ├── login</w:t>
+        <w:br/>
+        <w:t>│   │   │   │   │   │   └── page.tsx</w:t>
+        <w:br/>
+        <w:t>│   │   │   │   │   ├── register</w:t>
+        <w:br/>
+        <w:t>│   │   │   │   │   │   └── page.tsx</w:t>
+        <w:br/>
+        <w:t>│   │   │   │   │   ├── layout.tsx</w:t>
+        <w:br/>
+        <w:t>│   │   │   │   │   └── page.tsx</w:t>
         <w:br/>
         <w:t>│   │   │   │   ├── globals.css</w:t>
         <w:br/>
         <w:t>│   │   │   │   ├── layout.tsx</w:t>
         <w:br/>
-        <w:t>│   │   │   │   └── not-found.tsx</w:t>
+        <w:t>│   │   │   │   └── page.tsx</w:t>
         <w:br/>
         <w:t>│   │   │   ├── components</w:t>
         <w:br/>
-        <w:t>│   │   │   │   ├── layout</w:t>
-        <w:br/>
-        <w:t>│   │   │   │   │   ├── EventSelector.tsx</w:t>
-        <w:br/>
-        <w:t>│   │   │   │   │   ├── Header.tsx</w:t>
-        <w:br/>
-        <w:t>│   │   │   │   │   ├── PageHeader.tsx</w:t>
-        <w:br/>
-        <w:t>│   │   │   │   │   ├── PageWrapper.tsx</w:t>
-        <w:br/>
-        <w:t>│   │   │   │   │   ├── Sidebar.tsx</w:t>
-        <w:br/>
-        <w:t>│   │   │   │   │   └── ThemeControls.tsx</w:t>
-        <w:br/>
-        <w:t>│   │   │   │   ├── super-admin</w:t>
-        <w:br/>
-        <w:t>│   │   │   │   │   ├── ui</w:t>
-        <w:br/>
-        <w:t>│   │   │   │   │   │   ├── ChartCard.tsx</w:t>
-        <w:br/>
-        <w:t>│   │   │   │   │   │   ├── DataTable.tsx</w:t>
-        <w:br/>
-        <w:t>│   │   │   │   │   │   ├── InlinePanel.tsx</w:t>
-        <w:br/>
-        <w:t>│   │   │   │   │   │   ├── KpiCard.tsx</w:t>
-        <w:br/>
-        <w:t>│   │   │   │   │   │   ├── MetricRow.tsx</w:t>
-        <w:br/>
-        <w:t>│   │   │   │   │   │   ├── PageContainer.tsx</w:t>
-        <w:br/>
-        <w:t>│   │   │   │   │   │   ├── SectionHeader.tsx</w:t>
-        <w:br/>
-        <w:t>│   │   │   │   │   │   └── StatusBadge.tsx</w:t>
-        <w:br/>
-        <w:t>│   │   │   │   │   ├── ImpersonationBanner.tsx</w:t>
-        <w:br/>
-        <w:t>│   │   │   │   │   ├── SuperAdminGuard.tsx</w:t>
-        <w:br/>
-        <w:t>│   │   │   │   │   ├── SuperAdminHeader.tsx</w:t>
-        <w:br/>
-        <w:t>│   │   │   │   │   └── SuperAdminSidebar.tsx</w:t>
-        <w:br/>
-        <w:t>│   │   │   │   ├── ui</w:t>
-        <w:br/>
-        <w:t>│   │   │   │   │   ├── AiFloatingAssistant.tsx</w:t>
-        <w:br/>
-        <w:t>│   │   │   │   │   ├── avatar.tsx</w:t>
-        <w:br/>
-        <w:t>│   │   │   │   │   ├── badge.tsx</w:t>
-        <w:br/>
-        <w:t>│   │   │   │   │   ├── button.tsx</w:t>
-        <w:br/>
-        <w:t>│   │   │   │   │   ├── card.tsx</w:t>
-        <w:br/>
-        <w:t>│   │   │   │   │   ├── dialog.tsx</w:t>
-        <w:br/>
-        <w:t>│   │   │   │   │   ├── dropdown-menu.tsx</w:t>
-        <w:br/>
-        <w:t>│   │   │   │   │   ├── input.tsx</w:t>
-        <w:br/>
-        <w:t>│   │   │   │   │   ├── label.tsx</w:t>
-        <w:br/>
-        <w:t>│   │   │   │   │   ├── portal.tsx</w:t>
-        <w:br/>
-        <w:t>│   │   │   │   │   ├── progress.tsx</w:t>
-        <w:br/>
-        <w:t>│   │   │   │   │   ├── README.md</w:t>
-        <w:br/>
-        <w:t>│   │   │   │   │   ├── scroll-area.tsx</w:t>
-        <w:br/>
-        <w:t>│   │   │   │   │   ├── select.tsx</w:t>
-        <w:br/>
-        <w:t>│   │   │   │   │   ├── skeleton.tsx</w:t>
-        <w:br/>
-        <w:t>│   │   │   │   │   ├── switch.tsx</w:t>
-        <w:br/>
-        <w:t>│   │   │   │   │   ├── tabs.tsx</w:t>
-        <w:br/>
-        <w:t>│   │   │   │   │   ├── textarea.tsx</w:t>
-        <w:br/>
-        <w:t>│   │   │   │   │   └── Tooltip.tsx</w:t>
-        <w:br/>
-        <w:t>│   │   │   │   ├── providers.tsx</w:t>
-        <w:br/>
-        <w:t>│   │   │   │   └── ThemeSwitcher.tsx</w:t>
-        <w:br/>
-        <w:t>│   │   │   ├── hooks</w:t>
-        <w:br/>
-        <w:t>│   │   │   │   ├── use-socket.ts</w:t>
-        <w:br/>
-        <w:t>│   │   │   │   ├── useAuth.ts</w:t>
-        <w:br/>
-        <w:t>│   │   │   │   ├── useEmails.ts</w:t>
-        <w:br/>
-        <w:t>│   │   │   │   ├── useEventData.ts</w:t>
-        <w:br/>
-        <w:t>│   │   │   │   ├── useEvents.ts</w:t>
-        <w:br/>
-        <w:t>│   │   │   │   ├── useFiles.ts</w:t>
-        <w:br/>
-        <w:t>│   │   │   │   ├── usePermissions.ts</w:t>
-        <w:br/>
-        <w:t>│   │   │   │   ├── usePosters.ts</w:t>
-        <w:br/>
-        <w:t>│   │   │   │   ├── useRooms.ts</w:t>
-        <w:br/>
-        <w:t>│   │   │   │   ├── useSessions.ts</w:t>
-        <w:br/>
-        <w:t>│   │   │   │   ├── useSpeakers.ts</w:t>
-        <w:br/>
-        <w:t>│   │   │   │   ├── useTheme.ts</w:t>
-        <w:br/>
-        <w:t>│   │   │   │   ├── useToast.ts</w:t>
-        <w:br/>
-        <w:t>│   │   │   │   └── useWebSocket.ts</w:t>
+        <w:t>│   │   │   │   └── Providers.tsx</w:t>
         <w:br/>
         <w:t>│   │   │   ├── lib</w:t>
         <w:br/>
-        <w:t>│   │   │   │   ├── api-client.ts</w:t>
-        <w:br/>
-        <w:t>│   │   │   │   ├── auth.ts</w:t>
-        <w:br/>
-        <w:t>│   │   │   │   ├── constants.ts</w:t>
-        <w:br/>
-        <w:t>│   │   │   │   ├── country-states.ts</w:t>
-        <w:br/>
-        <w:t>│   │   │   │   ├── pdf-compiler.tsx</w:t>
-        <w:br/>
-        <w:t>│   │   │   │   ├── permissions.ts</w:t>
-        <w:br/>
-        <w:t>│   │   │   │   ├── socket.ts</w:t>
-        <w:br/>
-        <w:t>│   │   │   │   └── utils.ts</w:t>
+        <w:t>│   │   │   │   └── country-states.ts</w:t>
         <w:br/>
         <w:t>│   │   │   ├── public</w:t>
         <w:br/>
@@ -334,1569 +1274,2109 @@
         <w:br/>
         <w:t>│   │   │   │   │   └── 3.jpg</w:t>
         <w:br/>
-        <w:t>│   │   │   │   ├── logo</w:t>
-        <w:br/>
-        <w:t>│   │   │   │   │   └── 1.png</w:t>
-        <w:br/>
-        <w:t>│   │   │   │   ├── samples</w:t>
-        <w:br/>
-        <w:t>│   │   │   │   │   └── sample_agenda.xlsx</w:t>
-        <w:br/>
-        <w:t>│   │   │   │   ├── logo-icon.png</w:t>
-        <w:br/>
-        <w:t>│   │   │   │   └── logo.png</w:t>
+        <w:t>│   │   │   │   └── logo</w:t>
+        <w:br/>
+        <w:t>│   │   │   │       └── 1.png</w:t>
+        <w:br/>
+        <w:t>│   │   │   ├── next-env.d.ts</w:t>
+        <w:br/>
+        <w:t>│   │   │   ├── next.config.ts</w:t>
+        <w:br/>
+        <w:t>│   │   │   ├── package.json</w:t>
+        <w:br/>
+        <w:t>│   │   │   ├── postcss.config.js</w:t>
+        <w:br/>
+        <w:t>│   │   │   ├── tailwind.config.ts</w:t>
+        <w:br/>
+        <w:t>│   │   │   ├── tsconfig.json</w:t>
+        <w:br/>
+        <w:t>│   │   │   └── tsconfig.tsbuildinfo</w:t>
+        <w:br/>
+        <w:t>│   │   └── speaker-portal</w:t>
+        <w:br/>
+        <w:t>│   │       ├── app</w:t>
+        <w:br/>
+        <w:t>│   │       │   ├── [eventId]</w:t>
+        <w:br/>
+        <w:t>│   │       │   │   ├── [token]</w:t>
+        <w:br/>
+        <w:t>│   │       │   │   │   ├── status</w:t>
+        <w:br/>
+        <w:t>│   │       │   │   │   │   └── page.tsx</w:t>
+        <w:br/>
+        <w:t>│   │       │   │   │   ├── thankyou</w:t>
+        <w:br/>
+        <w:t>│   │       │   │   │   │   └── page.tsx</w:t>
+        <w:br/>
+        <w:t>│   │       │   │   │   ├── upload</w:t>
+        <w:br/>
+        <w:t>│   │       │   │   │   │   └── page.tsx</w:t>
+        <w:br/>
+        <w:t>│   │       │   │   │   └── page.tsx</w:t>
+        <w:br/>
+        <w:t>│   │       │   │   ├── login</w:t>
+        <w:br/>
+        <w:t>│   │       │   │   │   └── page.tsx</w:t>
+        <w:br/>
+        <w:t>│   │       │   │   └── page.tsx</w:t>
+        <w:br/>
+        <w:t>│   │       │   ├── poster</w:t>
+        <w:br/>
+        <w:t>│   │       │   │   └── [token]</w:t>
+        <w:br/>
+        <w:t>│   │       │   │       └── page.tsx</w:t>
+        <w:br/>
+        <w:t>│   │       │   ├── globals.css</w:t>
+        <w:br/>
+        <w:t>│   │       │   ├── layout.tsx</w:t>
+        <w:br/>
+        <w:t>│   │       │   └── page.tsx</w:t>
+        <w:br/>
+        <w:t>│   │       ├── components</w:t>
+        <w:br/>
+        <w:t>│   │       │   ├── DeadlineBanner.tsx</w:t>
+        <w:br/>
+        <w:t>│   │       │   ├── ImageCropper.tsx</w:t>
+        <w:br/>
+        <w:t>│   │       │   ├── PortalHeader.tsx</w:t>
+        <w:br/>
+        <w:t>│   │       │   ├── Providers.tsx</w:t>
+        <w:br/>
+        <w:t>│   │       │   ├── README.md</w:t>
+        <w:br/>
+        <w:t>│   │       │   ├── SpeakerPortalLayout.tsx</w:t>
+        <w:br/>
+        <w:t>│   │       │   └── TermsModal.tsx</w:t>
+        <w:br/>
+        <w:t>│   │       ├── hooks</w:t>
+        <w:br/>
+        <w:t>│   │       │   ├── useDeadlineStatus.ts</w:t>
+        <w:br/>
+        <w:t>│   │       │   └── usePortal.ts</w:t>
+        <w:br/>
+        <w:t>│   │       ├── lib</w:t>
+        <w:br/>
+        <w:t>│   │       │   ├── api-client.ts</w:t>
+        <w:br/>
+        <w:t>│   │       │   ├── README.md</w:t>
+        <w:br/>
+        <w:t>│   │       │   └── utils.ts</w:t>
+        <w:br/>
+        <w:t>│   │       ├── public</w:t>
+        <w:br/>
+        <w:t>│   │       │   ├── header</w:t>
+        <w:br/>
+        <w:t>│   │       │   │   ├── 1.jpg</w:t>
+        <w:br/>
+        <w:t>│   │       │   │   ├── 2.jpg</w:t>
+        <w:br/>
+        <w:t>│   │       │   │   └── 3.jpg</w:t>
+        <w:br/>
+        <w:t>│   │       │   └── logo</w:t>
+        <w:br/>
+        <w:t>│   │       │       └── 1.png</w:t>
+        <w:br/>
+        <w:t>│   │       ├── next-env.d.ts</w:t>
+        <w:br/>
+        <w:t>│   │       ├── next.config.ts</w:t>
+        <w:br/>
+        <w:t>│   │       ├── package.json</w:t>
+        <w:br/>
+        <w:t>│   │       ├── postcss.config.js</w:t>
+        <w:br/>
+        <w:t>│   │       ├── tailwind.config.ts</w:t>
+        <w:br/>
+        <w:t>│   │       ├── tsconfig.json</w:t>
+        <w:br/>
+        <w:t>│   │       └── tsconfig.tsbuildinfo</w:t>
+        <w:br/>
+        <w:t>│   └── venue</w:t>
+        <w:br/>
+        <w:t>│       ├── eposter-display</w:t>
+        <w:br/>
+        <w:t>│       │   ├── electron</w:t>
+        <w:br/>
+        <w:t>│       │   │   └── README.md</w:t>
+        <w:br/>
+        <w:t>│       │   ├── public</w:t>
+        <w:br/>
+        <w:t>│       │   │   └── README.md</w:t>
+        <w:br/>
+        <w:t>│       │   ├── src</w:t>
+        <w:br/>
+        <w:t>│       │   │   └── README.md</w:t>
+        <w:br/>
+        <w:t>│       │   └── package.json</w:t>
+        <w:br/>
+        <w:t>│       ├── kiosk-app</w:t>
+        <w:br/>
+        <w:t>│       │   ├── electron</w:t>
+        <w:br/>
+        <w:t>│       │   │   ├── ipc-handlers.ts</w:t>
+        <w:br/>
+        <w:t>│       │   │   ├── local-db.ts</w:t>
+        <w:br/>
+        <w:t>│       │   │   ├── main.ts</w:t>
+        <w:br/>
+        <w:t>│       │   │   └── preload.ts</w:t>
+        <w:br/>
+        <w:t>│       │   ├── public</w:t>
+        <w:br/>
+        <w:t>│       │   │   ├── manifest.json</w:t>
+        <w:br/>
+        <w:t>│       │   │   └── service-worker.js</w:t>
+        <w:br/>
+        <w:t>│       │   ├── src</w:t>
+        <w:br/>
+        <w:t>│       │   │   ├── components</w:t>
+        <w:br/>
+        <w:t>│       │   │   │   ├── QRScanner.tsx</w:t>
+        <w:br/>
+        <w:t>│       │   │   │   ├── SpeakerCard.tsx</w:t>
+        <w:br/>
+        <w:t>│       │   │   │   └── StationAssignment.tsx</w:t>
+        <w:br/>
+        <w:t>│       │   │   ├── lib</w:t>
+        <w:br/>
+        <w:t>│       │   │   │   ├── data-provider.ts</w:t>
+        <w:br/>
+        <w:t>│       │   │   │   └── platform.ts</w:t>
+        <w:br/>
+        <w:t>│       │   │   ├── pages</w:t>
+        <w:br/>
+        <w:t>│       │   │   │   ├── AssignmentPage.tsx</w:t>
+        <w:br/>
+        <w:t>│       │   │   │   ├── ManualEntryPage.tsx</w:t>
+        <w:br/>
+        <w:t>│       │   │   │   └── ScanPage.tsx</w:t>
+        <w:br/>
+        <w:t>│       │   │   └── App.tsx</w:t>
+        <w:br/>
+        <w:t>│       │   ├── .env.example</w:t>
+        <w:br/>
+        <w:t>│       │   ├── electron-builder.yml</w:t>
+        <w:br/>
+        <w:t>│       │   ├── next.config.ts</w:t>
+        <w:br/>
+        <w:t>│       │   └── package.json</w:t>
+        <w:br/>
+        <w:t>│       ├── moderator-app</w:t>
+        <w:br/>
+        <w:t>│       │   ├── public</w:t>
+        <w:br/>
+        <w:t>│       │   │   └── README.md</w:t>
+        <w:br/>
+        <w:t>│       │   ├── src</w:t>
+        <w:br/>
+        <w:t>│       │   │   └── README.md</w:t>
+        <w:br/>
+        <w:t>│       │   ├── next.config.ts</w:t>
+        <w:br/>
+        <w:t>│       │   └── package.json</w:t>
+        <w:br/>
+        <w:t>│       ├── registration</w:t>
+        <w:br/>
+        <w:t>│       │   ├── app</w:t>
+        <w:br/>
+        <w:t>│       │   │   ├── (auth)</w:t>
+        <w:br/>
+        <w:t>│       │   │   │   ├── layout.tsx</w:t>
+        <w:br/>
+        <w:t>│       │   │   │   └── page.tsx</w:t>
+        <w:br/>
+        <w:t>│       │   │   ├── (dashboard)</w:t>
+        <w:br/>
+        <w:t>│       │   │   │   ├── events</w:t>
+        <w:br/>
+        <w:t>│       │   │   │   │   └── [eventId]</w:t>
+        <w:br/>
+        <w:t>│       │   │   │   │       ├── certificates</w:t>
+        <w:br/>
+        <w:t>│       │   │   │   │       │   └── page.tsx</w:t>
+        <w:br/>
+        <w:t>│       │   │   │   │       ├── dashboard</w:t>
+        <w:br/>
+        <w:t>│       │   │   │   │       │   └── page.tsx</w:t>
+        <w:br/>
+        <w:t>│       │   │   │   │       ├── print-queue</w:t>
+        <w:br/>
+        <w:t>│       │   │   │   │       │   └── page.tsx</w:t>
+        <w:br/>
+        <w:t>│       │   │   │   │       ├── register</w:t>
+        <w:br/>
+        <w:t>│       │   │   │   │       │   └── page.tsx</w:t>
+        <w:br/>
+        <w:t>│       │   │   │   │       └── registry</w:t>
+        <w:br/>
+        <w:t>│       │   │   │   │           └── page.tsx</w:t>
+        <w:br/>
+        <w:t>│       │   │   │   └── layout.tsx</w:t>
+        <w:br/>
+        <w:t>│       │   │   ├── globals.css</w:t>
+        <w:br/>
+        <w:t>│       │   │   ├── layout.tsx</w:t>
+        <w:br/>
+        <w:t>│       │   │   └── not-found.tsx</w:t>
+        <w:br/>
+        <w:t>│       │   ├── components</w:t>
+        <w:br/>
+        <w:t>│       │   │   ├── auth</w:t>
+        <w:br/>
+        <w:t>│       │   │   │   └── PermissionGate.tsx</w:t>
+        <w:br/>
+        <w:t>│       │   │   ├── dashboard</w:t>
+        <w:br/>
+        <w:t>│       │   │   │   ├── DailyUploadsChart.tsx</w:t>
+        <w:br/>
+        <w:t>│       │   │   │   ├── LiveFeed.tsx</w:t>
+        <w:br/>
+        <w:t>│       │   │   │   ├── ReadinessHeatmap.tsx</w:t>
+        <w:br/>
+        <w:t>│       │   │   │   ├── RecentActivity.tsx</w:t>
+        <w:br/>
+        <w:t>│       │   │   │   ├── RoomReadinessChart.tsx</w:t>
+        <w:br/>
+        <w:t>│       │   │   │   ├── StatsGrid.tsx</w:t>
+        <w:br/>
+        <w:t>│       │   │   │   └── UploadProgressChart.tsx</w:t>
+        <w:br/>
+        <w:t>│       │   │   ├── emails</w:t>
+        <w:br/>
+        <w:t>│       │   │   │   ├── campaign</w:t>
+        <w:br/>
+        <w:t>│       │   │   │   │   ├── CampaignBuilder.tsx</w:t>
+        <w:br/>
+        <w:t>│       │   │   │   │   ├── CampaignDetail.tsx</w:t>
+        <w:br/>
+        <w:t>│       │   │   │   │   ├── CampaignList.tsx</w:t>
+        <w:br/>
+        <w:t>│       │   │   │   │   └── RegistrationCampaignBuilder.tsx</w:t>
+        <w:br/>
+        <w:t>│       │   │   │   ├── dashboard</w:t>
+        <w:br/>
+        <w:t>│       │   │   │   │   ├── AnalyticsDashboard.tsx</w:t>
+        <w:br/>
+        <w:t>│       │   │   │   │   └── CampaignDashboard.tsx</w:t>
+        <w:br/>
+        <w:t>│       │   │   │   ├── logs</w:t>
+        <w:br/>
+        <w:t>│       │   │   │   │   └── LogsTable.tsx</w:t>
+        <w:br/>
+        <w:t>│       │   │   │   ├── templates</w:t>
+        <w:br/>
+        <w:t>│       │   │   │   │   ├── RegistrationTemplateEditor.tsx</w:t>
+        <w:br/>
+        <w:t>│       │   │   │   │   ├── TemplateEditor.tsx</w:t>
+        <w:br/>
+        <w:t>│       │   │   │   │   ├── TemplatePreview.tsx</w:t>
+        <w:br/>
+        <w:t>│       │   │   │   │   └── VariablePanel.tsx</w:t>
+        <w:br/>
+        <w:t>│       │   │   │   └── EmailCampaignManager.tsx</w:t>
+        <w:br/>
+        <w:t>│       │   │   ├── eposters</w:t>
+        <w:br/>
+        <w:t>│       │   │   │   └── ManageScreensDialog.tsx</w:t>
+        <w:br/>
+        <w:t>│       │   │   ├── events</w:t>
+        <w:br/>
+        <w:t>│       │   │   │   └── EventConfigurationWorkspace.tsx</w:t>
+        <w:br/>
+        <w:t>│       │   │   ├── files</w:t>
+        <w:br/>
+        <w:t>│       │   │   │   ├── ApprovalActions.tsx</w:t>
+        <w:br/>
+        <w:t>│       │   │   │   ├── FilePreviewPanel.tsx</w:t>
+        <w:br/>
+        <w:t>│       │   │   │   └── FileTable.tsx</w:t>
+        <w:br/>
+        <w:t>│       │   │   ├── import</w:t>
+        <w:br/>
+        <w:t>│       │   │   │   ├── ColumnMapper.tsx</w:t>
+        <w:br/>
+        <w:t>│       │   │   │   ├── ImportPreview.tsx</w:t>
+        <w:br/>
+        <w:t>│       │   │   │   └── ImportWizard.tsx</w:t>
+        <w:br/>
+        <w:t>│       │   │   ├── layout</w:t>
+        <w:br/>
+        <w:t>│       │   │   │   ├── EventSelector.tsx</w:t>
+        <w:br/>
+        <w:t>│       │   │   │   ├── Header.tsx</w:t>
+        <w:br/>
+        <w:t>│       │   │   │   ├── PageHeader.tsx</w:t>
+        <w:br/>
+        <w:t>│       │   │   │   ├── PageWrapper.tsx</w:t>
+        <w:br/>
+        <w:t>│       │   │   │   ├── Sidebar.tsx</w:t>
+        <w:br/>
+        <w:t>│       │   │   │   └── ThemeControls.tsx</w:t>
+        <w:br/>
+        <w:t>│       │   │   ├── modals</w:t>
+        <w:br/>
+        <w:t>│       │   │   │   └── GlobalModal.tsx</w:t>
+        <w:br/>
+        <w:t>│       │   │   ├── notifications</w:t>
+        <w:br/>
+        <w:t>│       │   │   │   ├── CampaignTable.tsx</w:t>
+        <w:br/>
+        <w:t>│       │   │   │   └── TemplateEditor.tsx</w:t>
+        <w:br/>
+        <w:t>│       │   │   ├── rbac</w:t>
+        <w:br/>
+        <w:t>│       │   │   │   ├── CreateUserDialog.tsx</w:t>
+        <w:br/>
+        <w:t>│       │   │   │   ├── ManageNodeDialog.tsx</w:t>
+        <w:br/>
+        <w:t>│       │   │   │   └── UserManagement.tsx</w:t>
+        <w:br/>
+        <w:t>│       │   │   ├── ready-room</w:t>
+        <w:br/>
+        <w:t>│       │   │   │   ├── CheckInPanel.tsx</w:t>
+        <w:br/>
+        <w:t>│       │   │   │   └── StationGrid.tsx</w:t>
+        <w:br/>
+        <w:t>│       │   │   ├── registration</w:t>
+        <w:br/>
+        <w:t>│       │   │   │   └── settings</w:t>
+        <w:br/>
+        <w:t>│       │   │   │       ├── AccessTab.tsx</w:t>
+        <w:br/>
+        <w:t>│       │   │   │       ├── PortalTab.tsx</w:t>
+        <w:br/>
+        <w:t>│       │   │   │       ├── PricingTab.tsx</w:t>
+        <w:br/>
+        <w:t>│       │   │   │       └── RolesTab.tsx</w:t>
+        <w:br/>
+        <w:t>│       │   │   ├── rooms</w:t>
+        <w:br/>
+        <w:t>│       │   │   │   └── CreateRoomDialog.tsx</w:t>
+        <w:br/>
+        <w:t>│       │   │   ├── sessions</w:t>
+        <w:br/>
+        <w:t>│       │   │   │   ├── CalendarView.tsx</w:t>
+        <w:br/>
+        <w:t>│       │   │   │   ├── CreateSessionDialog.tsx</w:t>
+        <w:br/>
+        <w:t>│       │   │   │   ├── DatePicker.tsx</w:t>
+        <w:br/>
+        <w:t>│       │   │   │   ├── ScheduleGrid.tsx</w:t>
+        <w:br/>
+        <w:t>│       │   │   │   ├── SessionDetailDialog.tsx</w:t>
+        <w:br/>
+        <w:t>│       │   │   │   ├── SessionForm.tsx</w:t>
+        <w:br/>
+        <w:t>│       │   │   │   ├── SessionTable.tsx</w:t>
+        <w:br/>
+        <w:t>│       │   │   │   └── TimelineView.tsx</w:t>
+        <w:br/>
+        <w:t>│       │   │   ├── speakers</w:t>
+        <w:br/>
+        <w:t>│       │   │   │   ├── EmailCampaignDialog.tsx</w:t>
+        <w:br/>
+        <w:t>│       │   │   │   ├── InviteModal.tsx</w:t>
+        <w:br/>
+        <w:t>│       │   │   │   ├── MoveTalkDialog.tsx</w:t>
+        <w:br/>
+        <w:t>│       │   │   │   ├── RegisterSpeakerDialog.tsx</w:t>
+        <w:br/>
+        <w:t>│       │   │   │   ├── SpeakerDrawer.tsx</w:t>
+        <w:br/>
+        <w:t>│       │   │   │   ├── SpeakerTable.tsx</w:t>
+        <w:br/>
+        <w:t>│       │   │   │   └── StatusBadge.tsx</w:t>
+        <w:br/>
+        <w:t>│       │   │   ├── ui</w:t>
+        <w:br/>
+        <w:t>│       │   │   │   ├── avatar.tsx</w:t>
+        <w:br/>
+        <w:t>│       │   │   │   ├── badge.tsx</w:t>
+        <w:br/>
+        <w:t>│       │   │   │   ├── button.tsx</w:t>
+        <w:br/>
+        <w:t>│       │   │   │   ├── card.tsx</w:t>
+        <w:br/>
+        <w:t>│       │   │   │   ├── dialog.tsx</w:t>
+        <w:br/>
+        <w:t>│       │   │   │   ├── dropdown-menu.tsx</w:t>
+        <w:br/>
+        <w:t>│       │   │   │   ├── input.tsx</w:t>
+        <w:br/>
+        <w:t>│       │   │   │   ├── label.tsx</w:t>
+        <w:br/>
+        <w:t>│       │   │   │   ├── portal.tsx</w:t>
+        <w:br/>
+        <w:t>│       │   │   │   ├── README.md</w:t>
+        <w:br/>
+        <w:t>│       │   │   │   ├── scroll-area.tsx</w:t>
+        <w:br/>
+        <w:t>│       │   │   │   ├── select.tsx</w:t>
+        <w:br/>
+        <w:t>│       │   │   │   ├── skeleton.tsx</w:t>
+        <w:br/>
+        <w:t>│       │   │   │   ├── switch.tsx</w:t>
+        <w:br/>
+        <w:t>│       │   │   │   ├── tabs.tsx</w:t>
+        <w:br/>
+        <w:t>│       │   │   │   ├── textarea.tsx</w:t>
+        <w:br/>
+        <w:t>│       │   │   │   └── Tooltip.tsx</w:t>
+        <w:br/>
+        <w:t>│       │   │   ├── CreateEventDialog.tsx</w:t>
+        <w:br/>
+        <w:t>│       │   │   ├── FloatingToolbar.tsx</w:t>
+        <w:br/>
+        <w:t>│       │   │   ├── providers.tsx</w:t>
+        <w:br/>
+        <w:t>│       │   │   └── ThemeSwitcher.tsx</w:t>
+        <w:br/>
+        <w:t>│       │   ├── hooks</w:t>
+        <w:br/>
+        <w:t>│       │   │   ├── use-socket.ts</w:t>
+        <w:br/>
+        <w:t>│       │   │   ├── useAuth.ts</w:t>
+        <w:br/>
+        <w:t>│       │   │   ├── useEmails.ts</w:t>
+        <w:br/>
+        <w:t>│       │   │   ├── useEventData.ts</w:t>
+        <w:br/>
+        <w:t>│       │   │   ├── useEvents.ts</w:t>
+        <w:br/>
+        <w:t>│       │   │   ├── useFiles.ts</w:t>
+        <w:br/>
+        <w:t>│       │   │   ├── usePermissions.ts</w:t>
+        <w:br/>
+        <w:t>│       │   │   ├── usePosters.ts</w:t>
+        <w:br/>
+        <w:t>│       │   │   ├── useRooms.ts</w:t>
+        <w:br/>
+        <w:t>│       │   │   ├── useSessions.ts</w:t>
+        <w:br/>
+        <w:t>│       │   │   ├── useSpeakers.ts</w:t>
+        <w:br/>
+        <w:t>│       │   │   ├── useTheme.ts</w:t>
+        <w:br/>
+        <w:t>│       │   │   ├── useToast.ts</w:t>
+        <w:br/>
+        <w:t>│       │   │   └── useWebSocket.ts</w:t>
+        <w:br/>
+        <w:t>│       │   ├── lib</w:t>
+        <w:br/>
+        <w:t>│       │   │   ├── api-client.ts</w:t>
+        <w:br/>
+        <w:t>│       │   │   ├── auth.ts</w:t>
+        <w:br/>
+        <w:t>│       │   │   ├── constants.ts</w:t>
+        <w:br/>
+        <w:t>│       │   │   ├── country-states.ts</w:t>
+        <w:br/>
+        <w:t>│       │   │   ├── permissions.ts</w:t>
+        <w:br/>
+        <w:t>│       │   │   ├── socket.ts</w:t>
+        <w:br/>
+        <w:t>│       │   │   └── utils.ts</w:t>
+        <w:br/>
+        <w:t>│       │   ├── public</w:t>
+        <w:br/>
+        <w:t>│       │   │   └── samples</w:t>
+        <w:br/>
+        <w:t>│       │   │       └── sample_agenda.xlsx</w:t>
+        <w:br/>
+        <w:t>│       │   ├── services</w:t>
+        <w:br/>
+        <w:t>│       │   │   ├── auth-service.ts</w:t>
+        <w:br/>
+        <w:t>│       │   │   ├── email-service.ts</w:t>
+        <w:br/>
+        <w:t>│       │   │   └── event-service.ts</w:t>
+        <w:br/>
+        <w:t>│       │   ├── src</w:t>
+        <w:br/>
+        <w:t>│       │   │   └── styles</w:t>
+        <w:br/>
+        <w:t>│       │   │       ├── global.css</w:t>
+        <w:br/>
+        <w:t>│       │   │       └── themes.css</w:t>
+        <w:br/>
+        <w:t>│       │   ├── store</w:t>
+        <w:br/>
+        <w:t>│       │   │   ├── use-auth-store.ts</w:t>
+        <w:br/>
+        <w:t>│       │   │   ├── useEventStore.ts</w:t>
+        <w:br/>
+        <w:t>│       │   │   ├── useFloatingToolbarStore.ts</w:t>
+        <w:br/>
+        <w:t>│       │   │   ├── useModalStore.ts</w:t>
+        <w:br/>
+        <w:t>│       │   │   ├── useNotificationStore.ts</w:t>
+        <w:br/>
+        <w:t>│       │   │   └── useUIStore.ts</w:t>
+        <w:br/>
+        <w:t>│       │   ├── types</w:t>
+        <w:br/>
+        <w:t>│       │   │   ├── api.ts</w:t>
+        <w:br/>
+        <w:t>│       │   │   ├── backend.ts</w:t>
+        <w:br/>
+        <w:t>│       │   │   └── models.ts</w:t>
+        <w:br/>
+        <w:t>│       │   ├── next-env.d.ts</w:t>
+        <w:br/>
+        <w:t>│       │   ├── next.config.mjs</w:t>
+        <w:br/>
+        <w:t>│       │   ├── package.json</w:t>
+        <w:br/>
+        <w:t>│       │   ├── postcss.config.mjs</w:t>
+        <w:br/>
+        <w:t>│       │   ├── tailwind.config.ts</w:t>
+        <w:br/>
+        <w:t>│       │   ├── tsconfig.json</w:t>
+        <w:br/>
+        <w:t>│       │   └── tsconfig.tsbuildinfo</w:t>
+        <w:br/>
+        <w:t>│       ├── room-presentation</w:t>
+        <w:br/>
+        <w:t>│       │   ├── electron</w:t>
+        <w:br/>
+        <w:t>│       │   │   ├── file-loader.ts</w:t>
+        <w:br/>
+        <w:t>│       │   │   ├── main.js</w:t>
+        <w:br/>
+        <w:t>│       │   │   ├── main.ts</w:t>
+        <w:br/>
+        <w:t>│       │   │   ├── preload.ts</w:t>
+        <w:br/>
+        <w:t>│       │   │   └── screen-manager.ts</w:t>
+        <w:br/>
+        <w:t>│       │   ├── src</w:t>
+        <w:br/>
+        <w:t>│       │   │   ├── components</w:t>
+        <w:br/>
+        <w:t>│       │   │   │   └── README.md</w:t>
+        <w:br/>
+        <w:t>│       │   │   ├── pages</w:t>
+        <w:br/>
+        <w:t>│       │   │   │   ├── PlaybackView.tsx</w:t>
+        <w:br/>
+        <w:t>│       │   │   │   ├── PresenterView.tsx</w:t>
+        <w:br/>
+        <w:t>│       │   │   │   └── QueuePanel.tsx</w:t>
+        <w:br/>
+        <w:t>│       │   │   ├── App.tsx</w:t>
+        <w:br/>
+        <w:t>│       │   │   └── main.tsx</w:t>
+        <w:br/>
+        <w:t>│       │   ├── electron-builder.yml</w:t>
+        <w:br/>
+        <w:t>│       │   ├── index.html</w:t>
+        <w:br/>
+        <w:t>│       │   ├── package.json</w:t>
+        <w:br/>
+        <w:t>│       │   ├── postcss.config.js</w:t>
+        <w:br/>
+        <w:t>│       │   └── tailwind.config.js</w:t>
+        <w:br/>
+        <w:t>│       ├── signage-app</w:t>
+        <w:br/>
+        <w:t>│       │   ├── electron</w:t>
+        <w:br/>
+        <w:t>│       │   │   └── README.md</w:t>
+        <w:br/>
+        <w:t>│       │   ├── public</w:t>
+        <w:br/>
+        <w:t>│       │   │   └── README.md</w:t>
+        <w:br/>
+        <w:t>│       │   ├── src</w:t>
+        <w:br/>
+        <w:t>│       │   │   └── README.md</w:t>
+        <w:br/>
+        <w:t>│       │   └── package.json</w:t>
+        <w:br/>
+        <w:t>│       ├── station-app</w:t>
+        <w:br/>
+        <w:t>│       │   ├── electron</w:t>
+        <w:br/>
+        <w:t>│       │   │   ├── local-db.ts</w:t>
+        <w:br/>
+        <w:t>│       │   │   ├── main.ts</w:t>
+        <w:br/>
+        <w:t>│       │   │   └── preload.ts</w:t>
+        <w:br/>
+        <w:t>│       │   ├── public</w:t>
+        <w:br/>
+        <w:t>│       │   │   └── README.md</w:t>
+        <w:br/>
+        <w:t>│       │   ├── src</w:t>
+        <w:br/>
+        <w:t>│       │   │   ├── components</w:t>
+        <w:br/>
+        <w:t>│       │   │   │   └── README.md</w:t>
+        <w:br/>
+        <w:t>│       │   │   ├── lib</w:t>
+        <w:br/>
+        <w:t>│       │   │   │   └── README.md</w:t>
+        <w:br/>
+        <w:t>│       │   │   ├── pages</w:t>
+        <w:br/>
+        <w:t>│       │   │   │   ├── LoginPage.tsx</w:t>
+        <w:br/>
+        <w:t>│       │   │   │   ├── PreviewPage.tsx</w:t>
+        <w:br/>
+        <w:t>│       │   │   │   └── UploadPage.tsx</w:t>
+        <w:br/>
+        <w:t>│       │   │   └── App.tsx</w:t>
+        <w:br/>
+        <w:t>│       │   ├── electron-builder.yml</w:t>
+        <w:br/>
+        <w:t>│       │   └── package.json</w:t>
+        <w:br/>
+        <w:t>│       └── technician-dashboard</w:t>
+        <w:br/>
+        <w:t>│           ├── electron</w:t>
+        <w:br/>
+        <w:t>│           │   └── README.md</w:t>
+        <w:br/>
+        <w:t>│           ├── public</w:t>
+        <w:br/>
+        <w:t>│           │   └── README.md</w:t>
+        <w:br/>
+        <w:t>│           ├── src</w:t>
+        <w:br/>
+        <w:t>│           │   ├── App.tsx</w:t>
+        <w:br/>
+        <w:t>│           │   ├── index.css</w:t>
+        <w:br/>
+        <w:t>│           │   ├── main.tsx</w:t>
+        <w:br/>
+        <w:t>│           │   └── README.md</w:t>
+        <w:br/>
+        <w:t>│           ├── index.html</w:t>
+        <w:br/>
+        <w:t>│           ├── package.json</w:t>
+        <w:br/>
+        <w:t>│           ├── postcss.config.js</w:t>
+        <w:br/>
+        <w:t>│           └── tailwind.config.js</w:t>
+        <w:br/>
+        <w:t>├── excel_templates</w:t>
+        <w:br/>
+        <w:t>│   ├── conference_agenda_template.xlsx</w:t>
+        <w:br/>
+        <w:t>│   ├── generate_speaker_excel.py</w:t>
+        <w:br/>
+        <w:t>│   ├── generated_speaker_agenda.xlsx</w:t>
+        <w:br/>
+        <w:t>│   ├── registration_roster_500_corrected.xlsx</w:t>
+        <w:br/>
+        <w:t>│   ├── registration_roster_template.xlsx</w:t>
+        <w:br/>
+        <w:t>│   └── sample_reg.py</w:t>
+        <w:br/>
+        <w:t>├── infrastructure</w:t>
+        <w:br/>
+        <w:t>│   ├── docker</w:t>
+        <w:br/>
+        <w:t>│   │   ├── backend.Dockerfile</w:t>
+        <w:br/>
+        <w:t>│   │   ├── venue-server.Dockerfile</w:t>
+        <w:br/>
+        <w:t>│   │   └── workers.Dockerfile</w:t>
+        <w:br/>
+        <w:t>│   ├── nginx</w:t>
+        <w:br/>
+        <w:t>│   │   ├── conf.d</w:t>
+        <w:br/>
+        <w:t>│   │   │   ├── cloud.conf</w:t>
+        <w:br/>
+        <w:t>│   │   │   └── venue.conf</w:t>
+        <w:br/>
+        <w:t>│   │   └── nginx.conf</w:t>
+        <w:br/>
+        <w:t>│   └── venue</w:t>
+        <w:br/>
+        <w:t>│       ├── postgres</w:t>
+        <w:br/>
+        <w:t>│       │   └── init.sql</w:t>
+        <w:br/>
+        <w:t>│       └── setup.sh</w:t>
+        <w:br/>
+        <w:t>├── packages</w:t>
+        <w:br/>
+        <w:t>│   ├── types</w:t>
+        <w:br/>
+        <w:t>│   │   ├── api.ts</w:t>
+        <w:br/>
+        <w:t>│   │   └── models.ts</w:t>
+        <w:br/>
+        <w:t>│   ├── ui</w:t>
+        <w:br/>
+        <w:t>│   │   ├── Button.tsx</w:t>
+        <w:br/>
+        <w:t>│   │   └── Card.tsx</w:t>
+        <w:br/>
+        <w:t>│   └── utils</w:t>
+        <w:br/>
+        <w:t>│       └── platform-detector.ts</w:t>
+        <w:br/>
+        <w:t>├── public</w:t>
+        <w:br/>
+        <w:t>│   ├── header</w:t>
+        <w:br/>
+        <w:t>│   │   ├── 1.jpg</w:t>
+        <w:br/>
+        <w:t>│   │   ├── 2.jpg</w:t>
+        <w:br/>
+        <w:t>│   │   └── 3.jpg</w:t>
+        <w:br/>
+        <w:t>│   ├── logo</w:t>
+        <w:br/>
+        <w:t>│   │   └── 1.png</w:t>
+        <w:br/>
+        <w:t>│   ├── logo-icon.png</w:t>
+        <w:br/>
+        <w:t>│   └── logo.png</w:t>
+        <w:br/>
+        <w:t>├── services</w:t>
+        <w:br/>
+        <w:t>│   ├── backend</w:t>
+        <w:br/>
+        <w:t>│   │   ├── alembic</w:t>
+        <w:br/>
+        <w:t>│   │   │   ├── versions</w:t>
+        <w:br/>
+        <w:t>│   │   │   │   ├── 20260610_0536_1b39bb2f0e3d_enterprise_schema_v2.py</w:t>
+        <w:br/>
+        <w:t>│   │   │   │   ├── 20260610_2006_b88a342bad97_security_updates.py</w:t>
+        <w:br/>
+        <w:t>│   │   │   │   ├── 20260610_2020_4018c218c647_audit_tamper_detection.py</w:t>
+        <w:br/>
+        <w:t>│   │   │   │   ├── 20260610_2037_b21d79dfbdcf_add_org_override_to_rate_limits.py</w:t>
+        <w:br/>
+        <w:t>│   │   │   │   ├── 20260612_2019_511d300bd1ba_add_override_metadata_to_feature_.py</w:t>
+        <w:br/>
+        <w:t>│   │   │   │   ├── 20260613_0201_922d300bd1ba_subscription_plans_v2.py</w:t>
+        <w:br/>
+        <w:t>│   │   │   │   ├── 20260614_1642_99f14dfd43d1_add_subscription_transactions.py</w:t>
+        <w:br/>
+        <w:t>│   │   │   │   ├── 20260615_0000_organize_impersonation_fks.py</w:t>
+        <w:br/>
+        <w:t>│   │   │   │   ├── 20260617_0001_phase0_audit_row_hash_and_columns.py</w:t>
+        <w:br/>
+        <w:t>│   │   │   │   ├── 20260617_0002_phase0_audit_worker_logs_actor.py</w:t>
+        <w:br/>
+        <w:t>│   │   │   │   ├── 20260617_0003_phase0_encrypt_sensitive_columns.py</w:t>
+        <w:br/>
+        <w:t>│   │   │   │   ├── 20260617_0004_phase0_ticket_types_uuid_pk.py</w:t>
+        <w:br/>
+        <w:t>│   │   │   │   ├── 20260617_0005_phase0_billing_currency_addon_features.py</w:t>
+        <w:br/>
+        <w:t>│   │   │   │   ├── 20260621_0001_phase1_event_activations.py</w:t>
+        <w:br/>
+        <w:t>│   │   │   │   ├── 20260621_0002_phase1_addon_invoice_scope.py</w:t>
+        <w:br/>
+        <w:t>│   │   │   │   ├── 20260621_0003_phase1_deprecate_org_columns.py</w:t>
+        <w:br/>
+        <w:t>│   │   │   │   ├── 20260621_0832_3c58d14ac972_add_erp_enterprise_departments_teams_.py</w:t>
+        <w:br/>
+        <w:t>│   │   │   │   ├── 20260621_0936_8d02510082ce_add_platform_workflows.py</w:t>
+        <w:br/>
+        <w:t>│   │   │   │   ├── 20260621_1335_be7d39c4425f_add_platform_notifications.py</w:t>
+        <w:br/>
+        <w:t>│   │   │   │   ├── 20260621_1422_73e680f44263_add_platform_audit_activity_compliance.py</w:t>
+        <w:br/>
+        <w:t>│   │   │   │   ├── 20260621_1829_cf4fac6c672a_add_commercial_inventory_pricing_.py</w:t>
+        <w:br/>
+        <w:t>│   │   │   │   ├── 20260621_1840_1a26d965eae8_add_phase_6_builder_and_blueprints.py</w:t>
+        <w:br/>
+        <w:t>│   │   │   │   ├── 20260622_0506_5f930bb2dbae_add_ops_and_tech_services.py</w:t>
+        <w:br/>
+        <w:t>│   │   │   │   ├── 20260622_0542_1bc13e4b24f2_rearchitect_ops_and_services.py</w:t>
+        <w:br/>
+        <w:t>│   │   │   │   ├── 20260623_0001_superadmin_phase1_foundation.py</w:t>
+        <w:br/>
+        <w:t>│   │   │   │   ├── 20260628_1545_a997947de4ef_realign_hardware_catalog.py</w:t>
+        <w:br/>
+        <w:t>│   │   │   │   ├── 20260628_1725_86af6b6460d0_cleanup_obsolete_schemas.py</w:t>
+        <w:br/>
+        <w:t>│   │   │   │   ├── 20260629_0235_merge_staff_rates_into_roles.py</w:t>
+        <w:br/>
+        <w:t>│   │   │   │   ├── 20260629_1150_create_separate_template_tables.py</w:t>
+        <w:br/>
+        <w:t>│   │   │   │   ├── 20260629_1156_add_single_station_kiosk_cols.py</w:t>
+        <w:br/>
+        <w:t>│   │   │   │   └── 20260629_1200_add_soft_delete_columns.py</w:t>
+        <w:br/>
+        <w:t>│   │   │   ├── env.py</w:t>
+        <w:br/>
+        <w:t>│   │   │   ├── README</w:t>
+        <w:br/>
+        <w:t>│   │   │   └── script.py.mako</w:t>
+        <w:br/>
+        <w:t>│   │   ├── app</w:t>
+        <w:br/>
+        <w:t>│   │   │   ├── core</w:t>
+        <w:br/>
+        <w:t>│   │   │   │   ├── dependencies</w:t>
+        <w:br/>
+        <w:t>│   │   │   │   │   └── feature_gate.py</w:t>
+        <w:br/>
+        <w:t>│   │   │   │   ├── providers</w:t>
+        <w:br/>
+        <w:t>│   │   │   │   │   ├── __init__.py</w:t>
+        <w:br/>
+        <w:t>│   │   │   │   │   ├── base.py</w:t>
+        <w:br/>
+        <w:t>│   │   │   │   │   ├── email.py</w:t>
+        <w:br/>
+        <w:t>│   │   │   │   │   ├── push.py</w:t>
+        <w:br/>
+        <w:t>│   │   │   │   │   ├── sms.py</w:t>
+        <w:br/>
+        <w:t>│   │   │   │   │   └── whatsapp.py</w:t>
+        <w:br/>
+        <w:t>│   │   │   │   └── encryption.py</w:t>
+        <w:br/>
+        <w:t>│   │   │   ├── middleware</w:t>
+        <w:br/>
+        <w:t>│   │   │   │   ├── __init__.py</w:t>
+        <w:br/>
+        <w:t>│   │   │   │   ├── application_guard.py</w:t>
+        <w:br/>
+        <w:t>│   │   │   │   ├── audit_log.py</w:t>
+        <w:br/>
+        <w:t>│   │   │   │   ├── audit_middleware.py</w:t>
+        <w:br/>
+        <w:t>│   │   │   │   ├── auth_middleware.py</w:t>
+        <w:br/>
+        <w:t>│   │   │   │   ├── ip_allowlist.py</w:t>
+        <w:br/>
+        <w:t>│   │   │   │   ├── plan_guard.py</w:t>
+        <w:br/>
+        <w:t>│   │   │   │   ├── rate_limit.py</w:t>
+        <w:br/>
+        <w:t>│   │   │   │   ├── rate_limiter.py</w:t>
+        <w:br/>
+        <w:t>│   │   │   │   ├── rbac_middleware.py</w:t>
+        <w:br/>
+        <w:t>│   │   │   │   ├── request_logging.py</w:t>
+        <w:br/>
+        <w:t>│   │   │   │   ├── security_middleware.py</w:t>
+        <w:br/>
+        <w:t>│   │   │   │   └── tenant_context.py</w:t>
+        <w:br/>
+        <w:t>│   │   │   ├── models</w:t>
+        <w:br/>
+        <w:t>│   │   │   │   └── __init__.py</w:t>
+        <w:br/>
+        <w:t>│   │   │   ├── modules</w:t>
+        <w:br/>
+        <w:t>│   │   │   │   ├── ai</w:t>
+        <w:br/>
+        <w:t>│   │   │   │   │   ├── models</w:t>
+        <w:br/>
+        <w:t>│   │   │   │   │   │   └── ai.py</w:t>
+        <w:br/>
+        <w:t>│   │   │   │   │   ├── routers</w:t>
+        <w:br/>
+        <w:t>│   │   │   │   │   │   └── ai.py</w:t>
+        <w:br/>
+        <w:t>│   │   │   │   │   ├── schemas</w:t>
+        <w:br/>
+        <w:t>│   │   │   │   │   │   └── ai_schemas.py</w:t>
+        <w:br/>
+        <w:t>│   │   │   │   │   └── services</w:t>
+        <w:br/>
+        <w:t>│   │   │   │   │       └── ai_service.py</w:t>
+        <w:br/>
+        <w:t>│   │   │   │   ├── analytics</w:t>
+        <w:br/>
+        <w:t>│   │   │   │   │   ├── models</w:t>
+        <w:br/>
+        <w:t>│   │   │   │   │   │   ├── __init__.py</w:t>
+        <w:br/>
+        <w:t>│   │   │   │   │   │   ├── analytics_domain_tables.py</w:t>
+        <w:br/>
+        <w:t>│   │   │   │   │   │   ├── attendance_log.py</w:t>
+        <w:br/>
+        <w:t>│   │   │   │   │   │   └── usage.py</w:t>
+        <w:br/>
+        <w:t>│   │   │   │   │   ├── routers</w:t>
+        <w:br/>
+        <w:t>│   │   │   │   │   │   ├── __init__.py</w:t>
+        <w:br/>
+        <w:t>│   │   │   │   │   │   ├── analytics.py</w:t>
+        <w:br/>
+        <w:t>│   │   │   │   │   │   └── dashboard.py</w:t>
+        <w:br/>
+        <w:t>│   │   │   │   │   ├── schemas</w:t>
+        <w:br/>
+        <w:t>│   │   │   │   │   │   ├── __init__.py</w:t>
+        <w:br/>
+        <w:t>│   │   │   │   │   │   └── analytics.py</w:t>
+        <w:br/>
+        <w:t>│   │   │   │   │   ├── services</w:t>
+        <w:br/>
+        <w:t>│   │   │   │   │   │   ├── __init__.py</w:t>
+        <w:br/>
+        <w:t>│   │   │   │   │   │   └── analytics_service.py</w:t>
+        <w:br/>
+        <w:t>│   │   │   │   │   ├── tasks</w:t>
+        <w:br/>
+        <w:t>│   │   │   │   │   │   └── __init__.py</w:t>
+        <w:br/>
+        <w:t>│   │   │   │   │   └── __init__.py</w:t>
+        <w:br/>
+        <w:t>│   │   │   │   ├── applications</w:t>
+        <w:br/>
+        <w:t>│   │   │   │   │   ├── models</w:t>
+        <w:br/>
+        <w:t>│   │   │   │   │   │   ├── __init__.py</w:t>
+        <w:br/>
+        <w:t>│   │   │   │   │   │   ├── app_registry.py</w:t>
+        <w:br/>
+        <w:t>│   │   │   │   │   │   └── applications_domain_tables.py</w:t>
+        <w:br/>
+        <w:t>│   │   │   │   │   └── __init__.py</w:t>
+        <w:br/>
+        <w:t>│   │   │   │   ├── audit</w:t>
+        <w:br/>
+        <w:t>│   │   │   │   │   ├── models</w:t>
+        <w:br/>
+        <w:t>│   │   │   │   │   │   ├── __init__.py</w:t>
+        <w:br/>
+        <w:t>│   │   │   │   │   │   ├── api_request_log.py</w:t>
+        <w:br/>
+        <w:t>│   │   │   │   │   │   ├── audit_domain_tables.py</w:t>
+        <w:br/>
+        <w:t>│   │   │   │   │   │   ├── audit_extensions.py</w:t>
+        <w:br/>
+        <w:t>│   │   │   │   │   │   └── audit_log.py</w:t>
+        <w:br/>
+        <w:t>│   │   │   │   │   ├── routers</w:t>
+        <w:br/>
+        <w:t>│   │   │   │   │   │   ├── __init__.py</w:t>
+        <w:br/>
+        <w:t>│   │   │   │   │   │   └── audit.py</w:t>
+        <w:br/>
+        <w:t>│   │   │   │   │   ├── services</w:t>
+        <w:br/>
+        <w:t>│   │   │   │   │   │   ├── __init__.py</w:t>
+        <w:br/>
+        <w:t>│   │   │   │   │   │   └── audit_service.py</w:t>
+        <w:br/>
+        <w:t>│   │   │   │   │   └── __init__.py</w:t>
+        <w:br/>
+        <w:t>│   │   │   │   ├── auth</w:t>
+        <w:br/>
+        <w:t>│   │   │   │   │   ├── models</w:t>
+        <w:br/>
+        <w:t>│   │   │   │   │   │   └── __init__.py</w:t>
+        <w:br/>
+        <w:t>│   │   │   │   │   ├── routers</w:t>
+        <w:br/>
+        <w:t>│   │   │   │   │   ├── schemas</w:t>
+        <w:br/>
+        <w:t>│   │   │   │   │   ├── services</w:t>
+        <w:br/>
+        <w:t>│   │   │   │   │   ├── tasks</w:t>
+        <w:br/>
+        <w:t>│   │   │   │   │   └── __init__.py</w:t>
+        <w:br/>
+        <w:t>│   │   │   │   ├── billing</w:t>
+        <w:br/>
+        <w:t>│   │   │   │   │   ├── models</w:t>
+        <w:br/>
+        <w:t>│   │   │   │   │   │   ├── __init__.py</w:t>
+        <w:br/>
+        <w:t>│   │   │   │   │   │   ├── billing_domain_tables.py</w:t>
+        <w:br/>
+        <w:t>│   │   │   │   │   │   ├── credit_notes.py</w:t>
+        <w:br/>
+        <w:t>│   │   │   │   │   │   ├── event_activation.py</w:t>
+        <w:br/>
+        <w:t>│   │   │   │   │   │   ├── financial_audit_trail.py</w:t>
+        <w:br/>
+        <w:t>│   │   │   │   │   │   ├── org_credits.py</w:t>
+        <w:br/>
+        <w:t>│   │   │   │   │   │   ├── payment_gateway.py</w:t>
+        <w:br/>
+        <w:t>│   │   │   │   │   │   ├── subscription.py</w:t>
+        <w:br/>
+        <w:t>│   │   │   │   │   │   └── subscription_analytics.py</w:t>
+        <w:br/>
+        <w:t>│   │   │   │   │   ├── routers</w:t>
+        <w:br/>
+        <w:t>│   │   │   │   │   │   ├── activations.py</w:t>
+        <w:br/>
+        <w:t>│   │   │   │   │   │   └── billing.py</w:t>
+        <w:br/>
+        <w:t>│   │   │   │   │   ├── schemas</w:t>
+        <w:br/>
+        <w:t>│   │   │   │   │   │   ├── commercial.py</w:t>
+        <w:br/>
+        <w:t>│   │   │   │   │   │   └── event_activation.py</w:t>
+        <w:br/>
+        <w:t>│   │   │   │   │   ├── services</w:t>
+        <w:br/>
+        <w:t>│   │   │   │   │   │   ├── entitlement_resolver.py</w:t>
+        <w:br/>
+        <w:t>│   │   │   │   │   │   └── limit_guard.py</w:t>
+        <w:br/>
+        <w:t>│   │   │   │   │   └── __init__.py</w:t>
+        <w:br/>
+        <w:t>│   │   │   │   ├── blueprints</w:t>
+        <w:br/>
+        <w:t>│   │   │   │   │   ├── models.py</w:t>
+        <w:br/>
+        <w:t>│   │   │   │   │   ├── router.py</w:t>
+        <w:br/>
+        <w:t>│   │   │   │   │   ├── schemas.py</w:t>
+        <w:br/>
+        <w:t>│   │   │   │   │   └── services.py</w:t>
+        <w:br/>
+        <w:t>│   │   │   │   ├── commercial</w:t>
+        <w:br/>
+        <w:t>│   │   │   │   │   ├── models.py</w:t>
+        <w:br/>
+        <w:t>│   │   │   │   │   ├── router.py</w:t>
+        <w:br/>
+        <w:t>│   │   │   │   │   ├── schemas.py</w:t>
+        <w:br/>
+        <w:t>│   │   │   │   │   └── services.py</w:t>
+        <w:br/>
+        <w:t>│   │   │   │   ├── communications</w:t>
+        <w:br/>
+        <w:t>│   │   │   │   │   ├── models</w:t>
+        <w:br/>
+        <w:t>│   │   │   │   │   │   ├── __init__.py</w:t>
+        <w:br/>
+        <w:t>│   │   │   │   │   │   ├── announcement.py</w:t>
+        <w:br/>
+        <w:t>│   │   │   │   │   │   ├── communications_domain_tables.py</w:t>
+        <w:br/>
+        <w:t>│   │   │   │   │   │   ├── email_campaign.py</w:t>
+        <w:br/>
+        <w:t>│   │   │   │   │   │   ├── email_log.py</w:t>
+        <w:br/>
+        <w:t>│   │   │   │   │   │   ├── email_template.py</w:t>
+        <w:br/>
+        <w:t>│   │   │   │   │   │   └── notification_event.py</w:t>
+        <w:br/>
+        <w:t>│   │   │   │   │   └── __init__.py</w:t>
+        <w:br/>
+        <w:t>│   │   │   │   ├── crm</w:t>
+        <w:br/>
+        <w:t>│   │   │   │   │   ├── models</w:t>
+        <w:br/>
+        <w:t>│   │   │   │   │   │   ├── core.py</w:t>
+        <w:br/>
+        <w:t>│   │   │   │   │   │   └── crm_domain_tables.py</w:t>
+        <w:br/>
+        <w:t>│   │   │   │   │   ├── repositories</w:t>
+        <w:br/>
+        <w:t>│   │   │   │   │   │   ├── base_repository.py</w:t>
+        <w:br/>
+        <w:t>│   │   │   │   │   │   └── crm_repository.py</w:t>
+        <w:br/>
+        <w:t>│   │   │   │   │   ├── routers</w:t>
+        <w:br/>
+        <w:t>│   │   │   │   │   ├── schemas</w:t>
+        <w:br/>
+        <w:t>│   │   │   │   │   └── services</w:t>
+        <w:br/>
+        <w:t>│   │   │   │   ├── deployment_management</w:t>
+        <w:br/>
+        <w:t>│   │   │   │   │   ├── models.py</w:t>
+        <w:br/>
+        <w:t>│   │   │   │   │   ├── router.py</w:t>
+        <w:br/>
+        <w:t>│   │   │   │   │   ├── schemas.py</w:t>
+        <w:br/>
+        <w:t>│   │   │   │   │   └── services.py</w:t>
+        <w:br/>
+        <w:t>│   │   │   │   ├── developer</w:t>
+        <w:br/>
+        <w:t>│   │   │   │   │   ├── models</w:t>
+        <w:br/>
+        <w:t>│   │   │   │   │   │   ├── __init__.py</w:t>
+        <w:br/>
+        <w:t>│   │   │   │   │   │   ├── developer_domain_tables.py</w:t>
+        <w:br/>
+        <w:t>│   │   │   │   │   │   └── developer_registry.py</w:t>
+        <w:br/>
+        <w:t>│   │   │   │   │   ├── routers</w:t>
+        <w:br/>
+        <w:t>│   │   │   │   │   │   └── developer.py</w:t>
+        <w:br/>
+        <w:t>│   │   │   │   │   ├── schemas</w:t>
+        <w:br/>
+        <w:t>│   │   │   │   │   │   └── developer_schemas.py</w:t>
+        <w:br/>
+        <w:t>│   │   │   │   │   ├── services</w:t>
+        <w:br/>
+        <w:t>│   │   │   │   │   │   └── developer_service.py</w:t>
+        <w:br/>
+        <w:t>│   │   │   │   │   └── __init__.py</w:t>
+        <w:br/>
+        <w:t>│   │   │   │   ├── events</w:t>
+        <w:br/>
+        <w:t>│   │   │   │   │   ├── models</w:t>
+        <w:br/>
+        <w:t>│   │   │   │   │   │   ├── __init__.py</w:t>
+        <w:br/>
+        <w:t>│   │   │   │   │   │   ├── capacity_rule.py</w:t>
+        <w:br/>
+        <w:t>│   │   │   │   │   │   ├── event.py</w:t>
+        <w:br/>
+        <w:t>│   │   │   │   │   │   ├── events_domain_tables.py</w:t>
+        <w:br/>
+        <w:t>│   │   │   │   │   │   ├── room.py</w:t>
+        <w:br/>
+        <w:t>│   │   │   │   │   │   ├── session.py</w:t>
+        <w:br/>
+        <w:t>│   │   │   │   │   │   ├── session_speaker.py</w:t>
+        <w:br/>
+        <w:t>│   │   │   │   │   │   ├── speaker.py</w:t>
+        <w:br/>
+        <w:t>│   │   │   │   │   │   └── speaker_profile.py</w:t>
+        <w:br/>
+        <w:t>│   │   │   │   │   └── __init__.py</w:t>
+        <w:br/>
+        <w:t>│   │   │   │   ├── files</w:t>
+        <w:br/>
+        <w:t>│   │   │   │   │   ├── models</w:t>
+        <w:br/>
+        <w:t>│   │   │   │   │   │   └── file.py</w:t>
+        <w:br/>
+        <w:t>│   │   │   │   │   ├── routers</w:t>
+        <w:br/>
+        <w:t>│   │   │   │   │   │   └── files.py</w:t>
+        <w:br/>
+        <w:t>│   │   │   │   │   ├── schemas</w:t>
+        <w:br/>
+        <w:t>│   │   │   │   │   │   └── file_schemas.py</w:t>
+        <w:br/>
+        <w:t>│   │   │   │   │   └── services</w:t>
+        <w:br/>
+        <w:t>│   │   │   │   │       └── file_service.py</w:t>
+        <w:br/>
+        <w:t>│   │   │   │   ├── identity</w:t>
+        <w:br/>
+        <w:t>│   │   │   │   │   ├── models</w:t>
+        <w:br/>
+        <w:t>│   │   │   │   │   │   ├── __init__.py</w:t>
+        <w:br/>
+        <w:t>│   │   │   │   │   │   ├── identity_domain_tables.py</w:t>
+        <w:br/>
+        <w:t>│   │   │   │   │   │   ├── portal_otp_token.py</w:t>
+        <w:br/>
+        <w:t>│   │   │   │   │   │   ├── refresh_token.py</w:t>
+        <w:br/>
+        <w:t>│   │   │   │   │   │   ├── security_event.py</w:t>
+        <w:br/>
+        <w:t>│   │   │   │   │   │   └── user.py</w:t>
+        <w:br/>
+        <w:t>│   │   │   │   │   ├── routers</w:t>
+        <w:br/>
+        <w:t>│   │   │   │   │   │   ├── __init__.py</w:t>
+        <w:br/>
+        <w:t>│   │   │   │   │   │   ├── auth.py</w:t>
+        <w:br/>
+        <w:t>│   │   │   │   │   │   ├── impersonation.py</w:t>
+        <w:br/>
+        <w:t>│   │   │   │   │   │   ├── me.py</w:t>
+        <w:br/>
+        <w:t>│   │   │   │   │   │   └── users.py</w:t>
+        <w:br/>
+        <w:t>│   │   │   │   │   ├── schemas</w:t>
+        <w:br/>
+        <w:t>│   │   │   │   │   │   ├── __init__.py</w:t>
+        <w:br/>
+        <w:t>│   │   │   │   │   │   ├── auth.py</w:t>
+        <w:br/>
+        <w:t>│   │   │   │   │   │   └── user.py</w:t>
+        <w:br/>
+        <w:t>│   │   │   │   │   ├── services</w:t>
+        <w:br/>
+        <w:t>│   │   │   │   │   │   ├── __init__.py</w:t>
+        <w:br/>
+        <w:t>│   │   │   │   │   │   └── auth_service.py</w:t>
+        <w:br/>
+        <w:t>│   │   │   │   │   ├── tasks</w:t>
+        <w:br/>
+        <w:t>│   │   │   │   │   │   └── __init__.py</w:t>
+        <w:br/>
+        <w:t>│   │   │   │   │   └── __init__.py</w:t>
+        <w:br/>
+        <w:t>│   │   │   │   ├── integrations</w:t>
+        <w:br/>
+        <w:t>│   │   │   │   │   ├── models</w:t>
+        <w:br/>
+        <w:t>│   │   │   │   │   │   ├── __init__.py</w:t>
+        <w:br/>
+        <w:t>│   │   │   │   │   │   ├── integrations_domain_tables.py</w:t>
+        <w:br/>
+        <w:t>│   │   │   │   │   │   └── webhook.py</w:t>
+        <w:br/>
+        <w:t>│   │   │   │   │   └── __init__.py</w:t>
+        <w:br/>
+        <w:t>│   │   │   │   ├── inventory</w:t>
+        <w:br/>
+        <w:t>│   │   │   │   │   ├── models.py</w:t>
+        <w:br/>
+        <w:t>│   │   │   │   │   ├── router.py</w:t>
+        <w:br/>
+        <w:t>│   │   │   │   │   ├── schemas.py</w:t>
+        <w:br/>
+        <w:t>│   │   │   │   │   └── services.py</w:t>
+        <w:br/>
+        <w:t>│   │   │   │   ├── mobile</w:t>
+        <w:br/>
+        <w:t>│   │   │   │   │   └── models</w:t>
+        <w:br/>
+        <w:t>│   │   │   │   │       └── mobile.py</w:t>
+        <w:br/>
+        <w:t>│   │   │   │   ├── notifications</w:t>
+        <w:br/>
+        <w:t>│   │   │   │   │   ├── routers</w:t>
+        <w:br/>
+        <w:t>│   │   │   │   │   │   ├── __init__.py</w:t>
+        <w:br/>
+        <w:t>│   │   │   │   │   │   ├── announcements.py</w:t>
+        <w:br/>
+        <w:t>│   │   │   │   │   │   ├── notifications.py</w:t>
+        <w:br/>
+        <w:t>│   │   │   │   │   │   └── webhooks.py</w:t>
+        <w:br/>
+        <w:t>│   │   │   │   │   ├── schemas</w:t>
+        <w:br/>
+        <w:t>│   │   │   │   │   │   ├── __init__.py</w:t>
+        <w:br/>
+        <w:t>│   │   │   │   │   │   ├── announcement.py</w:t>
+        <w:br/>
+        <w:t>│   │   │   │   │   │   ├── notification.py</w:t>
+        <w:br/>
+        <w:t>│   │   │   │   │   │   └── webhook.py</w:t>
+        <w:br/>
+        <w:t>│   │   │   │   │   ├── services</w:t>
+        <w:br/>
+        <w:t>│   │   │   │   │   │   ├── __init__.py</w:t>
+        <w:br/>
+        <w:t>│   │   │   │   │   │   ├── email_renderer.py</w:t>
+        <w:br/>
+        <w:t>│   │   │   │   │   │   ├── email_service.py</w:t>
+        <w:br/>
+        <w:t>│   │   │   │   │   │   ├── notification_service.py</w:t>
+        <w:br/>
+        <w:t>│   │   │   │   │   │   └── whatsapp_service.py</w:t>
+        <w:br/>
+        <w:t>│   │   │   │   │   ├── tasks</w:t>
+        <w:br/>
+        <w:t>│   │   │   │   │   │   ├── __init__.py</w:t>
+        <w:br/>
+        <w:t>│   │   │   │   │   │   ├── email_tasks.py</w:t>
+        <w:br/>
+        <w:t>│   │   │   │   │   │   └── seed_email_data.py</w:t>
+        <w:br/>
+        <w:t>│   │   │   │   │   └── __init__.py</w:t>
+        <w:br/>
+        <w:t>│   │   │   │   ├── operations_planning</w:t>
+        <w:br/>
+        <w:t>│   │   │   │   │   ├── models.py</w:t>
+        <w:br/>
+        <w:t>│   │   │   │   │   ├── router.py</w:t>
+        <w:br/>
+        <w:t>│   │   │   │   │   ├── schemas.py</w:t>
+        <w:br/>
+        <w:t>│   │   │   │   │   └── services.py</w:t>
+        <w:br/>
+        <w:t>│   │   │   │   ├── platform</w:t>
+        <w:br/>
+        <w:t>│   │   │   │   │   ├── departments</w:t>
+        <w:br/>
+        <w:t>│   │   │   │   │   │   ├── constants.py</w:t>
+        <w:br/>
+        <w:t>│   │   │   │   │   │   ├── dependencies.py</w:t>
+        <w:br/>
+        <w:t>│   │   │   │   │   │   ├── models.py</w:t>
+        <w:br/>
+        <w:t>│   │   │   │   │   │   ├── repository.py</w:t>
+        <w:br/>
+        <w:t>│   │   │   │   │   │   ├── router.py</w:t>
+        <w:br/>
+        <w:t>│   │   │   │   │   │   ├── schemas.py</w:t>
+        <w:br/>
+        <w:t>│   │   │   │   │   │   └── service.py</w:t>
+        <w:br/>
+        <w:t>│   │   │   │   │   ├── models</w:t>
+        <w:br/>
+        <w:t>│   │   │   │   │   │   ├── __init__.py</w:t>
+        <w:br/>
+        <w:t>│   │   │   │   │   │   ├── feature.py</w:t>
+        <w:br/>
+        <w:t>│   │   │   │   │   │   ├── health.py</w:t>
+        <w:br/>
+        <w:t>│   │   │   │   │   │   ├── maintenance_window.py</w:t>
+        <w:br/>
+        <w:t>│   │   │   │   │   │   ├── organization.py</w:t>
+        <w:br/>
+        <w:t>│   │   │   │   │   │   ├── platform_domain_tables.py</w:t>
+        <w:br/>
+        <w:t>│   │   │   │   │   │   ├── platform_integration.py</w:t>
+        <w:br/>
+        <w:t>│   │   │   │   │   │   └── system_setting.py</w:t>
+        <w:br/>
+        <w:t>│   │   │   │   │   ├── permissions</w:t>
+        <w:br/>
+        <w:t>│   │   │   │   │   │   ├── constants.py</w:t>
+        <w:br/>
+        <w:t>│   │   │   │   │   │   ├── dependencies.py</w:t>
+        <w:br/>
+        <w:t>│   │   │   │   │   │   ├── models.py</w:t>
+        <w:br/>
+        <w:t>│   │   │   │   │   │   ├── repository.py</w:t>
+        <w:br/>
+        <w:t>│   │   │   │   │   │   ├── router.py</w:t>
+        <w:br/>
+        <w:t>│   │   │   │   │   │   ├── schemas.py</w:t>
+        <w:br/>
+        <w:t>│   │   │   │   │   │   └── service.py</w:t>
+        <w:br/>
+        <w:t>│   │   │   │   │   ├── roles</w:t>
+        <w:br/>
+        <w:t>│   │   │   │   │   │   ├── constants.py</w:t>
+        <w:br/>
+        <w:t>│   │   │   │   │   │   ├── dependencies.py</w:t>
+        <w:br/>
+        <w:t>│   │   │   │   │   │   ├── models.py</w:t>
+        <w:br/>
+        <w:t>│   │   │   │   │   │   ├── repository.py</w:t>
+        <w:br/>
+        <w:t>│   │   │   │   │   │   ├── router.py</w:t>
+        <w:br/>
+        <w:t>│   │   │   │   │   │   ├── schemas.py</w:t>
+        <w:br/>
+        <w:t>│   │   │   │   │   │   └── service.py</w:t>
+        <w:br/>
+        <w:t>│   │   │   │   │   ├── teams</w:t>
+        <w:br/>
+        <w:t>│   │   │   │   │   │   ├── constants.py</w:t>
+        <w:br/>
+        <w:t>│   │   │   │   │   │   ├── dependencies.py</w:t>
+        <w:br/>
+        <w:t>│   │   │   │   │   │   ├── models.py</w:t>
+        <w:br/>
+        <w:t>│   │   │   │   │   │   ├── repository.py</w:t>
+        <w:br/>
+        <w:t>│   │   │   │   │   │   ├── router.py</w:t>
+        <w:br/>
+        <w:t>│   │   │   │   │   │   ├── schemas.py</w:t>
+        <w:br/>
+        <w:t>│   │   │   │   │   │   └── service.py</w:t>
+        <w:br/>
+        <w:t>│   │   │   │   │   ├── __init__.py</w:t>
+        <w:br/>
+        <w:t>│   │   │   │   │   ├── router.py</w:t>
+        <w:br/>
+        <w:t>│   │   │   │   │   └── support_router.py</w:t>
+        <w:br/>
+        <w:t>│   │   │   │   ├── platform_health</w:t>
+        <w:br/>
+        <w:t>│   │   │   │   │   ├── __init__.py</w:t>
+        <w:br/>
+        <w:t>│   │   │   │   │   └── router.py</w:t>
+        <w:br/>
+        <w:t>│   │   │   │   ├── platform_notifications</w:t>
+        <w:br/>
+        <w:t>│   │   │   │   │   ├── templates</w:t>
+        <w:br/>
+        <w:t>│   │   │   │   │   │   ├── tests</w:t>
+        <w:br/>
+        <w:t>│   │   │   │   │   │   │   ├── __init__.py</w:t>
+        <w:br/>
+        <w:t>│   │   │   │   │   │   │   └── test_module.py</w:t>
+        <w:br/>
+        <w:t>│   │   │   │   │   │   ├── __init__.py</w:t>
+        <w:br/>
+        <w:t>│   │   │   │   │   │   ├── constants.py</w:t>
+        <w:br/>
+        <w:t>│   │   │   │   │   │   ├── dependencies.py</w:t>
+        <w:br/>
+        <w:t>│   │   │   │   │   │   ├── models.py</w:t>
+        <w:br/>
+        <w:t>│   │   │   │   │   │   ├── repository.py</w:t>
+        <w:br/>
+        <w:t>│   │   │   │   │   │   ├── router.py</w:t>
+        <w:br/>
+        <w:t>│   │   │   │   │   │   ├── schemas.py</w:t>
+        <w:br/>
+        <w:t>│   │   │   │   │   │   └── service.py</w:t>
+        <w:br/>
+        <w:t>│   │   │   │   │   └── __init__.py</w:t>
+        <w:br/>
+        <w:t>│   │   │   │   ├── presentations</w:t>
+        <w:br/>
+        <w:t>│   │   │   │   │   ├── models</w:t>
+        <w:br/>
+        <w:t>│   │   │   │   │   │   ├── __init__.py</w:t>
+        <w:br/>
+        <w:t>│   │   │   │   │   │   ├── file_integrity_log.py</w:t>
+        <w:br/>
+        <w:t>│   │   │   │   │   │   ├── file_validation.py</w:t>
+        <w:br/>
+        <w:t>│   │   │   │   │   │   ├── poster.py</w:t>
+        <w:br/>
+        <w:t>│   │   │   │   │   │   ├── presentation_bundle.py</w:t>
+        <w:br/>
+        <w:t>│   │   │   │   │   │   ├── presentation_file.py</w:t>
+        <w:br/>
+        <w:t>│   │   │   │   │   │   └── presentations_domain_tables.py</w:t>
+        <w:br/>
+        <w:t>│   │   │   │   │   ├── routers</w:t>
+        <w:br/>
+        <w:t>│   │   │   │   │   │   ├── __init__.py</w:t>
+        <w:br/>
+        <w:t>│   │   │   │   │   │   ├── bundles.py</w:t>
+        <w:br/>
+        <w:t>│   │   │   │   │   │   ├── files.py</w:t>
+        <w:br/>
+        <w:t>│   │   │   │   │   │   ├── posters.py</w:t>
+        <w:br/>
+        <w:t>│   │   │   │   │   │   ├── queue.py</w:t>
+        <w:br/>
+        <w:t>│   │   │   │   │   │   └── storage.py</w:t>
+        <w:br/>
+        <w:t>│   │   │   │   │   ├── schemas</w:t>
+        <w:br/>
+        <w:t>│   │   │   │   │   │   ├── __init__.py</w:t>
+        <w:br/>
+        <w:t>│   │   │   │   │   │   ├── bundle.py</w:t>
+        <w:br/>
+        <w:t>│   │   │   │   │   │   ├── file.py</w:t>
+        <w:br/>
+        <w:t>│   │   │   │   │   │   ├── poster.py</w:t>
+        <w:br/>
+        <w:t>│   │   │   │   │   │   └── queue.py</w:t>
+        <w:br/>
+        <w:t>│   │   │   │   │   ├── services</w:t>
+        <w:br/>
+        <w:t>│   │   │   │   │   │   ├── __init__.py</w:t>
+        <w:br/>
+        <w:t>│   │   │   │   │   │   ├── upload_service.py</w:t>
+        <w:br/>
+        <w:t>│   │   │   │   │   │   └── validation_service.py</w:t>
+        <w:br/>
+        <w:t>│   │   │   │   │   ├── tasks</w:t>
+        <w:br/>
+        <w:t>│   │   │   │   │   │   ├── __init__.py</w:t>
+        <w:br/>
+        <w:t>│   │   │   │   │   │   └── file_tasks.py</w:t>
+        <w:br/>
+        <w:t>│   │   │   │   │   └── __init__.py</w:t>
+        <w:br/>
+        <w:t>│   │   │   │   ├── pricing</w:t>
+        <w:br/>
+        <w:t>│   │   │   │   │   ├── models.py</w:t>
+        <w:br/>
+        <w:t>│   │   │   │   │   ├── router.py</w:t>
+        <w:br/>
+        <w:t>│   │   │   │   │   ├── schemas.py</w:t>
+        <w:br/>
+        <w:t>│   │   │   │   │   └── services.py</w:t>
+        <w:br/>
+        <w:t>│   │   │   │   ├── procurement</w:t>
+        <w:br/>
+        <w:t>│   │   │   │   │   ├── models.py</w:t>
+        <w:br/>
+        <w:t>│   │   │   │   │   ├── router.py</w:t>
+        <w:br/>
+        <w:t>│   │   │   │   │   ├── schemas.py</w:t>
+        <w:br/>
+        <w:t>│   │   │   │   │   └── services.py</w:t>
+        <w:br/>
+        <w:t>│   │   │   │   ├── rbac</w:t>
+        <w:br/>
+        <w:t>│   │   │   │   │   ├── models</w:t>
+        <w:br/>
+        <w:t>│   │   │   │   │   │   ├── __init__.py</w:t>
+        <w:br/>
+        <w:t>│   │   │   │   │   │   ├── organization_member.py</w:t>
+        <w:br/>
+        <w:t>│   │   │   │   │   │   ├── rbac.py</w:t>
+        <w:br/>
+        <w:t>│   │   │   │   │   │   ├── rbac_domain_tables.py</w:t>
+        <w:br/>
+        <w:t>│   │   │   │   │   │   ├── user_assignment.py</w:t>
+        <w:br/>
+        <w:t>│   │   │   │   │   │   └── user_organization_membership.py</w:t>
+        <w:br/>
+        <w:t>│   │   │   │   │   ├── routers</w:t>
+        <w:br/>
+        <w:t>│   │   │   │   │   │   ├── __init__.py</w:t>
+        <w:br/>
+        <w:t>│   │   │   │   │   │   ├── events.py</w:t>
+        <w:br/>
+        <w:t>│   │   │   │   │   │   ├── global_settings.py</w:t>
+        <w:br/>
+        <w:t>│   │   │   │   │   │   ├── organisations.py</w:t>
+        <w:br/>
+        <w:t>│   │   │   │   │   │   ├── rbac.py</w:t>
+        <w:br/>
+        <w:t>│   │   │   │   │   │   └── settings.py</w:t>
+        <w:br/>
+        <w:t>│   │   │   │   │   ├── schemas</w:t>
+        <w:br/>
+        <w:t>│   │   │   │   │   │   ├── __init__.py</w:t>
+        <w:br/>
+        <w:t>│   │   │   │   │   │   ├── event.py</w:t>
+        <w:br/>
+        <w:t>│   │   │   │   │   │   ├── organization.py</w:t>
+        <w:br/>
+        <w:t>│   │   │   │   │   │   └── settings.py</w:t>
+        <w:br/>
+        <w:t>│   │   │   │   │   ├── services</w:t>
+        <w:br/>
+        <w:t>│   │   │   │   │   │   ├── __init__.py</w:t>
+        <w:br/>
+        <w:t>│   │   │   │   │   │   ├── entitlement_service.py</w:t>
+        <w:br/>
+        <w:t>│   │   │   │   │   │   ├── health_service.py</w:t>
+        <w:br/>
+        <w:t>│   │   │   │   │   │   ├── permission_service.py</w:t>
+        <w:br/>
+        <w:t>│   │   │   │   │   │   ├── rbac_service.py</w:t>
+        <w:br/>
+        <w:t>│   │   │   │   │   │   └── usage_service.py</w:t>
+        <w:br/>
+        <w:t>│   │   │   │   │   ├── tasks</w:t>
+        <w:br/>
+        <w:t>│   │   │   │   │   │   └── __init__.py</w:t>
+        <w:br/>
+        <w:t>│   │   │   │   │   ├── __init__.py</w:t>
+        <w:br/>
+        <w:t>│   │   │   │   │   └── constants.py</w:t>
+        <w:br/>
+        <w:t>│   │   │   │   ├── registration</w:t>
+        <w:br/>
+        <w:t>│   │   │   │   │   ├── dependencies</w:t>
+        <w:br/>
+        <w:t>│   │   │   │   │   │   ├── __init__.py</w:t>
+        <w:br/>
+        <w:t>│   │   │   │   │   │   └── portal_auth.py</w:t>
+        <w:br/>
+        <w:t>│   │   │   │   │   ├── models</w:t>
+        <w:br/>
+        <w:t>│   │   │   │   │   │   ├── __init__.py</w:t>
+        <w:br/>
+        <w:t>│   │   │   │   │   │   ├── badge_models.py</w:t>
+        <w:br/>
+        <w:t>│   │   │   │   │   │   ├── check_in.py</w:t>
+        <w:br/>
+        <w:t>│   │   │   │   │   │   ├── import_job.py</w:t>
+        <w:br/>
+        <w:t>│   │   │   │   │   │   ├── participant.py</w:t>
+        <w:br/>
+        <w:t>│   │   │   │   │   │   ├── participant_registration.py</w:t>
+        <w:br/>
+        <w:t>│   │   │   │   │   │   ├── participant_role.py</w:t>
+        <w:br/>
+        <w:t>│   │   │   │   │   │   ├── payment_transaction.py</w:t>
+        <w:br/>
+        <w:t>│   │   │   │   │   │   ├── print_template.py</w:t>
+        <w:br/>
+        <w:t>│   │   │   │   │   │   ├── promo_code.py</w:t>
+        <w:br/>
+        <w:t>│   │   │   │   │   │   ├── registration_domain_tables.py</w:t>
+        <w:br/>
+        <w:t>│   │   │   │   │   │   ├── registration_form_config.py</w:t>
+        <w:br/>
+        <w:t>│   │   │   │   │   │   ├── registration_theme_setting.py</w:t>
+        <w:br/>
+        <w:t>│   │   │   │   │   │   └── ticket_type.py</w:t>
+        <w:br/>
+        <w:t>│   │   │   │   │   ├── routers</w:t>
+        <w:br/>
+        <w:t>│   │   │   │   │   │   ├── __init__.py</w:t>
+        <w:br/>
+        <w:t>│   │   │   │   │   │   ├── badges.py</w:t>
+        <w:br/>
+        <w:t>│   │   │   │   │   │   ├── import_jobs.py</w:t>
+        <w:br/>
+        <w:t>│   │   │   │   │   │   ├── participant_roles.py</w:t>
+        <w:br/>
+        <w:t>│   │   │   │   │   │   ├── participants.py</w:t>
+        <w:br/>
+        <w:t>│   │   │   │   │   │   ├── payments.py</w:t>
+        <w:br/>
+        <w:t>│   │   │   │   │   │   ├── portal_auth.py</w:t>
+        <w:br/>
+        <w:t>│   │   │   │   │   │   ├── portal_dashboard.py</w:t>
+        <w:br/>
+        <w:t>│   │   │   │   │   │   ├── print_templates.py</w:t>
+        <w:br/>
+        <w:t>│   │   │   │   │   │   ├── printers.py</w:t>
+        <w:br/>
+        <w:t>│   │   │   │   │   │   ├── registration_portal.py</w:t>
+        <w:br/>
+        <w:t>│   │   │   │   │   │   ├── registrations.py</w:t>
+        <w:br/>
+        <w:t>│   │   │   │   │   │   └── ticket_types.py</w:t>
+        <w:br/>
+        <w:t>│   │   │   │   │   ├── schemas</w:t>
+        <w:br/>
+        <w:t>│   │   │   │   │   │   ├── __init__.py</w:t>
+        <w:br/>
+        <w:t>│   │   │   │   │   │   ├── badge.py</w:t>
+        <w:br/>
+        <w:t>│   │   │   │   │   │   ├── import_job.py</w:t>
+        <w:br/>
+        <w:t>│   │   │   │   │   │   ├── participant.py</w:t>
+        <w:br/>
+        <w:t>│   │   │   │   │   │   ├── print_template.py</w:t>
+        <w:br/>
+        <w:t>│   │   │   │   │   │   ├── registration.py</w:t>
+        <w:br/>
+        <w:t>│   │   │   │   │   │   ├── registration_form_config.py</w:t>
+        <w:br/>
+        <w:t>│   │   │   │   │   │   └── ticket_type.py</w:t>
+        <w:br/>
+        <w:t>│   │   │   │   │   ├── services</w:t>
+        <w:br/>
+        <w:t>│   │   │   │   │   │   ├── __init__.py</w:t>
+        <w:br/>
+        <w:t>│   │   │   │   │   │   ├── excel_import_service.py</w:t>
+        <w:br/>
+        <w:t>│   │   │   │   │   │   ├── payment_service.py</w:t>
+        <w:br/>
+        <w:t>│   │   │   │   │   │   ├── portal_service.py</w:t>
+        <w:br/>
+        <w:t>│   │   │   │   │   │   ├── pricing_service.py</w:t>
+        <w:br/>
+        <w:t>│   │   │   │   │   │   └── qr_service.py</w:t>
+        <w:br/>
+        <w:t>│   │   │   │   │   ├── tasks</w:t>
+        <w:br/>
+        <w:t>│   │   │   │   │   │   └── __init__.py</w:t>
+        <w:br/>
+        <w:t>│   │   │   │   │   └── __init__.py</w:t>
+        <w:br/>
+        <w:t>│   │   │   │   ├── resource_management</w:t>
+        <w:br/>
+        <w:t>│   │   │   │   │   ├── models.py</w:t>
+        <w:br/>
+        <w:t>│   │   │   │   │   ├── router.py</w:t>
+        <w:br/>
+        <w:t>│   │   │   │   │   ├── schemas.py</w:t>
+        <w:br/>
+        <w:t>│   │   │   │   │   └── services.py</w:t>
+        <w:br/>
+        <w:t>│   │   │   │   ├── search</w:t>
+        <w:br/>
+        <w:t>│   │   │   │   │   ├── models</w:t>
+        <w:br/>
+        <w:t>│   │   │   │   │   │   └── search.py</w:t>
+        <w:br/>
+        <w:t>│   │   │   │   │   ├── routers</w:t>
+        <w:br/>
+        <w:t>│   │   │   │   │   │   ├── __init__.py</w:t>
+        <w:br/>
+        <w:t>│   │   │   │   │   │   └── search.py</w:t>
+        <w:br/>
+        <w:t>│   │   │   │   │   ├── schemas</w:t>
+        <w:br/>
+        <w:t>│   │   │   │   │   │   ├── __init__.py</w:t>
+        <w:br/>
+        <w:t>│   │   │   │   │   │   └── search_schemas.py</w:t>
+        <w:br/>
+        <w:t>│   │   │   │   │   └── services</w:t>
+        <w:br/>
+        <w:t>│   │   │   │   │       ├── __init__.py</w:t>
+        <w:br/>
+        <w:t>│   │   │   │   │       └── search_service.py</w:t>
+        <w:br/>
+        <w:t>│   │   │   │   ├── speakers</w:t>
+        <w:br/>
+        <w:t>│   │   │   │   │   ├── constants</w:t>
+        <w:br/>
+        <w:t>│   │   │   │   │   │   └── speaker_types.py</w:t>
+        <w:br/>
+        <w:t>│   │   │   │   │   ├── models</w:t>
+        <w:br/>
+        <w:t>│   │   │   │   │   │   ├── __init__.py</w:t>
+        <w:br/>
+        <w:t>│   │   │   │   │   │   ├── speaker_theme_setting.py</w:t>
+        <w:br/>
+        <w:t>│   │   │   │   │   │   └── speakers_domain_tables.py</w:t>
+        <w:br/>
+        <w:t>│   │   │   │   │   ├── routers</w:t>
+        <w:br/>
+        <w:t>│   │   │   │   │   │   ├── __init__.py</w:t>
+        <w:br/>
+        <w:t>│   │   │   │   │   │   ├── portal.py</w:t>
+        <w:br/>
+        <w:t>│   │   │   │   │   │   ├── sessions.py</w:t>
+        <w:br/>
+        <w:t>│   │   │   │   │   │   ├── speaker_profiles.py</w:t>
+        <w:br/>
+        <w:t>│   │   │   │   │   │   └── speakers.py</w:t>
+        <w:br/>
+        <w:t>│   │   │   │   │   ├── schemas</w:t>
+        <w:br/>
+        <w:t>│   │   │   │   │   │   ├── __init__.py</w:t>
+        <w:br/>
+        <w:t>│   │   │   │   │   │   ├── session.py</w:t>
+        <w:br/>
+        <w:t>│   │   │   │   │   │   ├── speaker.py</w:t>
+        <w:br/>
+        <w:t>│   │   │   │   │   │   └── speaker_profile.py</w:t>
+        <w:br/>
+        <w:t>│   │   │   │   │   ├── services</w:t>
+        <w:br/>
+        <w:t>│   │   │   │   │   │   ├── __init__.py</w:t>
+        <w:br/>
+        <w:t>│   │   │   │   │   │   └── profile_parser.py</w:t>
+        <w:br/>
+        <w:t>│   │   │   │   │   ├── tasks</w:t>
+        <w:br/>
+        <w:t>│   │   │   │   │   │   └── __init__.py</w:t>
+        <w:br/>
+        <w:t>│   │   │   │   │   └── __init__.py</w:t>
+        <w:br/>
+        <w:t>│   │   │   │   ├── sponsors</w:t>
+        <w:br/>
+        <w:t>│   │   │   │   │   └── models</w:t>
+        <w:br/>
+        <w:t>│   │   │   │   │       └── sponsor.py</w:t>
+        <w:br/>
+        <w:t>│   │   │   │   ├── superadmin</w:t>
+        <w:br/>
+        <w:t>│   │   │   │   │   ├── __init__.py</w:t>
+        <w:br/>
+        <w:t>│   │   │   │   │   ├── dependencies.py</w:t>
+        <w:br/>
+        <w:t>│   │   │   │   │   └── router.py</w:t>
+        <w:br/>
+        <w:t>│   │   │   │   ├── support</w:t>
+        <w:br/>
+        <w:t>│   │   │   │   │   └── models</w:t>
+        <w:br/>
+        <w:t>│   │   │   │   │       ├── support_domain_tables.py</w:t>
+        <w:br/>
+        <w:t>│   │   │   │   │       └── ticket.py</w:t>
+        <w:br/>
+        <w:t>│   │   │   │   ├── technology_services</w:t>
+        <w:br/>
+        <w:t>│   │   │   │   │   ├── models.py</w:t>
+        <w:br/>
+        <w:t>│   │   │   │   │   ├── router.py</w:t>
+        <w:br/>
+        <w:t>│   │   │   │   │   ├── schemas.py</w:t>
+        <w:br/>
+        <w:t>│   │   │   │   │   └── services.py</w:t>
+        <w:br/>
+        <w:t>│   │   │   │   ├── templates</w:t>
+        <w:br/>
+        <w:t>│   │   │   │   │   ├── models.py</w:t>
+        <w:br/>
+        <w:t>│   │   │   │   │   ├── router.py</w:t>
+        <w:br/>
+        <w:t>│   │   │   │   │   ├── schemas.py</w:t>
+        <w:br/>
+        <w:t>│   │   │   │   │   └── services.py</w:t>
+        <w:br/>
+        <w:t>│   │   │   │   ├── venue</w:t>
+        <w:br/>
+        <w:t>│   │   │   │   │   ├── models</w:t>
+        <w:br/>
+        <w:t>│   │   │   │   │   │   ├── __init__.py</w:t>
+        <w:br/>
+        <w:t>│   │   │   │   │   │   ├── playback_event.py</w:t>
+        <w:br/>
+        <w:t>│   │   │   │   │   │   ├── presentation_queue.py</w:t>
+        <w:br/>
+        <w:t>│   │   │   │   │   │   ├── printer.py</w:t>
+        <w:br/>
+        <w:t>│   │   │   │   │   │   ├── room_device.py</w:t>
+        <w:br/>
+        <w:t>│   │   │   │   │   │   ├── srr_checkin.py</w:t>
+        <w:br/>
+        <w:t>│   │   │   │   │   │   ├── srr_station.py</w:t>
+        <w:br/>
+        <w:t>│   │   │   │   │   │   ├── venue_activity_log.py</w:t>
+        <w:br/>
+        <w:t>│   │   │   │   │   │   ├── venue_infrastructure.py</w:t>
+        <w:br/>
+        <w:t>│   │   │   │   │   │   ├── venue_sync_job.py</w:t>
+        <w:br/>
+        <w:t>│   │   │   │   │   │   └── venue_telemetry.py</w:t>
+        <w:br/>
+        <w:t>│   │   │   │   │   ├── routers</w:t>
+        <w:br/>
+        <w:t>│   │   │   │   │   │   ├── __init__.py</w:t>
+        <w:br/>
+        <w:t>│   │   │   │   │   │   ├── attendance.py</w:t>
+        <w:br/>
+        <w:t>│   │   │   │   │   │   ├── capacity.py</w:t>
+        <w:br/>
+        <w:t>│   │   │   │   │   │   ├── rooms.py</w:t>
+        <w:br/>
+        <w:t>│   │   │   │   │   │   ├── rooms_devices.py</w:t>
+        <w:br/>
+        <w:t>│   │   │   │   │   │   ├── srr.py</w:t>
+        <w:br/>
+        <w:t>│   │   │   │   │   │   └── sync.py</w:t>
+        <w:br/>
+        <w:t>│   │   │   │   │   ├── schemas</w:t>
+        <w:br/>
+        <w:t>│   │   │   │   │   │   ├── __init__.py</w:t>
+        <w:br/>
+        <w:t>│   │   │   │   │   │   ├── attendance.py</w:t>
+        <w:br/>
+        <w:t>│   │   │   │   │   │   ├── capacity.py</w:t>
+        <w:br/>
+        <w:t>│   │   │   │   │   │   ├── room.py</w:t>
+        <w:br/>
+        <w:t>│   │   │   │   │   │   └── srr.py</w:t>
+        <w:br/>
+        <w:t>│   │   │   │   │   ├── services</w:t>
+        <w:br/>
+        <w:t>│   │   │   │   │   │   ├── __init__.py</w:t>
+        <w:br/>
+        <w:t>│   │   │   │   │   │   └── websocket_service.py</w:t>
+        <w:br/>
+        <w:t>│   │   │   │   │   ├── tasks</w:t>
+        <w:br/>
+        <w:t>│   │   │   │   │   │   └── __init__.py</w:t>
+        <w:br/>
+        <w:t>│   │   │   │   │   └── __init__.py</w:t>
+        <w:br/>
+        <w:t>│   │   │   │   ├── website_builder</w:t>
+        <w:br/>
+        <w:t>│   │   │   │   │   ├── models.py</w:t>
+        <w:br/>
+        <w:t>│   │   │   │   │   ├── router.py</w:t>
+        <w:br/>
+        <w:t>│   │   │   │   │   ├── schemas.py</w:t>
+        <w:br/>
+        <w:t>│   │   │   │   │   └── services.py</w:t>
+        <w:br/>
+        <w:t>│   │   │   │   ├── workflow</w:t>
+        <w:br/>
+        <w:t>│   │   │   │   │   ├── models</w:t>
+        <w:br/>
+        <w:t>│   │   │   │   │   │   └── workflow.py</w:t>
+        <w:br/>
+        <w:t>│   │   │   │   │   ├── routers</w:t>
+        <w:br/>
+        <w:t>│   │   │   │   │   │   └── workflows.py</w:t>
+        <w:br/>
+        <w:t>│   │   │   │   │   ├── schemas</w:t>
+        <w:br/>
+        <w:t>│   │   │   │   │   │   └── workflow_schemas.py</w:t>
+        <w:br/>
+        <w:t>│   │   │   │   │   └── services</w:t>
+        <w:br/>
+        <w:t>│   │   │   │   │       └── workflow_service.py</w:t>
+        <w:br/>
+        <w:t>│   │   │   │   └── __init__.py</w:t>
+        <w:br/>
+        <w:t>│   │   │   ├── routers</w:t>
+        <w:br/>
+        <w:t>│   │   │   │   └── __init__.py</w:t>
+        <w:br/>
+        <w:t>│   │   │   ├── schemas</w:t>
+        <w:br/>
+        <w:t>│   │   │   │   ├── __init__.py</w:t>
+        <w:br/>
+        <w:t>│   │   │   │   └── common.py</w:t>
         <w:br/>
         <w:t>│   │   │   ├── services</w:t>
         <w:br/>
-        <w:t>│   │   │   │   ├── auth-service.ts</w:t>
-        <w:br/>
-        <w:t>│   │   │   │   ├── email-service.ts</w:t>
-        <w:br/>
-        <w:t>│   │   │   │   ├── event-service.ts</w:t>
-        <w:br/>
-        <w:t>│   │   │   │   └── super-admin-service.ts</w:t>
-        <w:br/>
-        <w:t>│   │   │   ├── src</w:t>
-        <w:br/>
-        <w:t>│   │   │   │   └── styles</w:t>
-        <w:br/>
-        <w:t>│   │   │   │       ├── global.css</w:t>
-        <w:br/>
-        <w:t>│   │   │   │       └── themes.css</w:t>
-        <w:br/>
-        <w:t>│   │   │   ├── store</w:t>
-        <w:br/>
-        <w:t>│   │   │   │   ├── use-auth-store.ts</w:t>
-        <w:br/>
-        <w:t>│   │   │   │   ├── useEventStore.ts</w:t>
-        <w:br/>
-        <w:t>│   │   │   │   ├── useFloatingToolbarStore.ts</w:t>
-        <w:br/>
-        <w:t>│   │   │   │   ├── useModalStore.ts</w:t>
-        <w:br/>
-        <w:t>│   │   │   │   ├── useNotificationStore.ts</w:t>
-        <w:br/>
-        <w:t>│   │   │   │   └── useUIStore.ts</w:t>
-        <w:br/>
-        <w:t>│   │   │   ├── types</w:t>
-        <w:br/>
-        <w:t>│   │   │   │   ├── api.ts</w:t>
-        <w:br/>
-        <w:t>│   │   │   │   ├── backend.ts</w:t>
-        <w:br/>
-        <w:t>│   │   │   │   └── models.ts</w:t>
-        <w:br/>
-        <w:t>│   │   │   ├── .env.example</w:t>
-        <w:br/>
-        <w:t>│   │   │   ├── next-env.d.ts</w:t>
-        <w:br/>
-        <w:t>│   │   │   ├── next.config.mjs</w:t>
-        <w:br/>
-        <w:t>│   │   │   ├── package.json</w:t>
-        <w:br/>
-        <w:t>│   │   │   ├── postcss.config.mjs</w:t>
-        <w:br/>
-        <w:t>│   │   │   ├── tailwind.config.ts</w:t>
-        <w:br/>
-        <w:t>│   │   │   ├── tsconfig.json</w:t>
-        <w:br/>
-        <w:t>│   │   │   └── tsconfig.tsbuildinfo</w:t>
-        <w:br/>
-        <w:t>│   │   ├── organiser-portal</w:t>
-        <w:br/>
-        <w:t>│   │   │   ├── app</w:t>
-        <w:br/>
-        <w:t>│   │   │   │   ├── (auth)</w:t>
-        <w:br/>
-        <w:t>│   │   │   │   │   ├── layout.tsx</w:t>
-        <w:br/>
-        <w:t>│   │   │   │   │   └── page.tsx</w:t>
-        <w:br/>
-        <w:t>│   │   │   │   ├── (dashboard)</w:t>
-        <w:br/>
-        <w:t>│   │   │   │   │   ├── analytics</w:t>
-        <w:br/>
-        <w:t>│   │   │   │   │   │   └── page.tsx</w:t>
-        <w:br/>
-        <w:t>│   │   │   │   │   ├── billing</w:t>
-        <w:br/>
-        <w:t>│   │   │   │   │   │   └── page.tsx</w:t>
-        <w:br/>
-        <w:t>│   │   │   │   │   ├── connections</w:t>
-        <w:br/>
-        <w:t>│   │   │   │   │   │   └── page.tsx</w:t>
-        <w:br/>
-        <w:t>│   │   │   │   │   ├── dashboard</w:t>
-        <w:br/>
-        <w:t>│   │   │   │   │   │   └── page.tsx</w:t>
-        <w:br/>
-        <w:t>│   │   │   │   │   ├── events</w:t>
-        <w:br/>
-        <w:t>│   │   │   │   │   │   ├── [eventId]</w:t>
-        <w:br/>
-        <w:t>│   │   │   │   │   │   │   ├── dashboard</w:t>
-        <w:br/>
-        <w:t>│   │   │   │   │   │   │   │   └── page.tsx</w:t>
-        <w:br/>
-        <w:t>│   │   │   │   │   │   │   ├── operations</w:t>
-        <w:br/>
-        <w:t>│   │   │   │   │   │   │   │   ├── dashboard</w:t>
-        <w:br/>
-        <w:t>│   │   │   │   │   │   │   │   │   └── page.tsx</w:t>
-        <w:br/>
-        <w:t>│   │   │   │   │   │   │   │   ├── deployments</w:t>
-        <w:br/>
-        <w:t>│   │   │   │   │   │   │   │   │   └── page.tsx</w:t>
-        <w:br/>
-        <w:t>│   │   │   │   │   │   │   │   ├── projects</w:t>
-        <w:br/>
-        <w:t>│   │   │   │   │   │   │   │   │   └── page.tsx</w:t>
-        <w:br/>
-        <w:t>│   │   │   │   │   │   │   │   ├── requests</w:t>
-        <w:br/>
-        <w:t>│   │   │   │   │   │   │   │   │   └── page.tsx</w:t>
-        <w:br/>
-        <w:t>│   │   │   │   │   │   │   │   └── resources</w:t>
-        <w:br/>
-        <w:t>│   │   │   │   │   │   │   │       └── page.tsx</w:t>
-        <w:br/>
-        <w:t>│   │   │   │   │   │   │   ├── registration</w:t>
-        <w:br/>
-        <w:t>│   │   │   │   │   │   │   │   ├── announcements</w:t>
-        <w:br/>
-        <w:t>│   │   │   │   │   │   │   │   │   └── page.tsx</w:t>
-        <w:br/>
-        <w:t>│   │   │   │   │   │   │   │   ├── certificates</w:t>
-        <w:br/>
-        <w:t>│   │   │   │   │   │   │   │   │   └── page.tsx</w:t>
-        <w:br/>
-        <w:t>│   │   │   │   │   │   │   │   ├── dashboard</w:t>
-        <w:br/>
-        <w:t>│   │   │   │   │   │   │   │   │   └── page.tsx</w:t>
-        <w:br/>
-        <w:t>│   │   │   │   │   │   │   │   ├── email-designer</w:t>
-        <w:br/>
-        <w:t>│   │   │   │   │   │   │   │   │   └── page.tsx</w:t>
-        <w:br/>
-        <w:t>│   │   │   │   │   │   │   │   ├── emails</w:t>
-        <w:br/>
-        <w:t>│   │   │   │   │   │   │   │   │   └── page.tsx</w:t>
-        <w:br/>
-        <w:t>│   │   │   │   │   │   │   │   ├── financials</w:t>
-        <w:br/>
-        <w:t>│   │   │   │   │   │   │   │   │   └── page.tsx</w:t>
-        <w:br/>
-        <w:t>│   │   │   │   │   │   │   │   ├── form-builder</w:t>
-        <w:br/>
-        <w:t>│   │   │   │   │   │   │   │   │   └── page.tsx</w:t>
-        <w:br/>
-        <w:t>│   │   │   │   │   │   │   │   ├── participants</w:t>
-        <w:br/>
-        <w:t>│   │   │   │   │   │   │   │   │   └── page.tsx</w:t>
-        <w:br/>
-        <w:t>│   │   │   │   │   │   │   │   ├── review</w:t>
-        <w:br/>
-        <w:t>│   │   │   │   │   │   │   │   │   └── page.tsx</w:t>
-        <w:br/>
-        <w:t>│   │   │   │   │   │   │   │   ├── settings</w:t>
-        <w:br/>
-        <w:t>│   │   │   │   │   │   │   │   │   └── page.tsx</w:t>
-        <w:br/>
-        <w:t>│   │   │   │   │   │   │   │   ├── template-designer</w:t>
-        <w:br/>
-        <w:t>│   │   │   │   │   │   │   │   │   └── page.tsx</w:t>
-        <w:br/>
-        <w:t>│   │   │   │   │   │   │   │   ├── theme</w:t>
-        <w:br/>
-        <w:t>│   │   │   │   │   │   │   │   │   └── page.tsx</w:t>
-        <w:br/>
-        <w:t>│   │   │   │   │   │   │   │   └── page.tsx</w:t>
-        <w:br/>
-        <w:t>│   │   │   │   │   │   │   ├── speaker</w:t>
-        <w:br/>
-        <w:t>│   │   │   │   │   │   │   │   ├── analytics</w:t>
-        <w:br/>
-        <w:t>│   │   │   │   │   │   │   │   │   └── page.tsx</w:t>
-        <w:br/>
-        <w:t>│   │   │   │   │   │   │   │   ├── announcements</w:t>
-        <w:br/>
-        <w:t>│   │   │   │   │   │   │   │   │   └── page.tsx</w:t>
-        <w:br/>
-        <w:t>│   │   │   │   │   │   │   │   ├── dashboard</w:t>
-        <w:br/>
-        <w:t>│   │   │   │   │   │   │   │   │   └── page.tsx</w:t>
-        <w:br/>
-        <w:t>│   │   │   │   │   │   │   │   ├── email-designer</w:t>
-        <w:br/>
-        <w:t>│   │   │   │   │   │   │   │   │   └── page.tsx</w:t>
-        <w:br/>
-        <w:t>│   │   │   │   │   │   │   │   ├── emails</w:t>
-        <w:br/>
-        <w:t>│   │   │   │   │   │   │   │   │   └── page.tsx</w:t>
-        <w:br/>
-        <w:t>│   │   │   │   │   │   │   │   ├── eposters</w:t>
-        <w:br/>
-        <w:t>│   │   │   │   │   │   │   │   │   └── page.tsx</w:t>
-        <w:br/>
-        <w:t>│   │   │   │   │   │   │   │   ├── export</w:t>
-        <w:br/>
-        <w:t>│   │   │   │   │   │   │   │   │   └── page.tsx</w:t>
-        <w:br/>
-        <w:t>│   │   │   │   │   │   │   │   ├── files</w:t>
-        <w:br/>
-        <w:t>│   │   │   │   │   │   │   │   │   └── page.tsx</w:t>
-        <w:br/>
-        <w:t>│   │   │   │   │   │   │   │   ├── notifications</w:t>
-        <w:br/>
-        <w:t>│   │   │   │   │   │   │   │   │   └── page.tsx</w:t>
-        <w:br/>
-        <w:t>│   │   │   │   │   │   │   │   ├── rooms</w:t>
-        <w:br/>
-        <w:t>│   │   │   │   │   │   │   │   │   └── page.tsx</w:t>
-        <w:br/>
-        <w:t>│   │   │   │   │   │   │   │   ├── sessions</w:t>
-        <w:br/>
-        <w:t>│   │   │   │   │   │   │   │   │   └── page.tsx</w:t>
-        <w:br/>
-        <w:t>│   │   │   │   │   │   │   │   ├── settings</w:t>
-        <w:br/>
-        <w:t>│   │   │   │   │   │   │   │   │   └── page.tsx</w:t>
-        <w:br/>
-        <w:t>│   │   │   │   │   │   │   │   ├── speakers</w:t>
-        <w:br/>
-        <w:t>│   │   │   │   │   │   │   │   │   └── page.tsx</w:t>
-        <w:br/>
-        <w:t>│   │   │   │   │   │   │   │   ├── theme</w:t>
-        <w:br/>
-        <w:t>│   │   │   │   │   │   │   │   │   └── page.tsx</w:t>
-        <w:br/>
-        <w:t>│   │   │   │   │   │   │   │   ├── workflows</w:t>
-        <w:br/>
-        <w:t>│   │   │   │   │   │   │   │   │   └── page.tsx</w:t>
-        <w:br/>
-        <w:t>│   │   │   │   │   │   │   │   └── page.tsx</w:t>
-        <w:br/>
-        <w:t>│   │   │   │   │   │   │   ├── technology-services</w:t>
-        <w:br/>
-        <w:t>│   │   │   │   │   │   │   │   ├── dashboard</w:t>
-        <w:br/>
-        <w:t>│   │   │   │   │   │   │   │   │   └── page.tsx</w:t>
-        <w:br/>
-        <w:t>│   │   │   │   │   │   │   │   ├── quotes</w:t>
-        <w:br/>
-        <w:t>│   │   │   │   │   │   │   │   │   └── page.tsx</w:t>
-        <w:br/>
-        <w:t>│   │   │   │   │   │   │   │   ├── requests</w:t>
-        <w:br/>
-        <w:t>│   │   │   │   │   │   │   │   │   └── page.tsx</w:t>
-        <w:br/>
-        <w:t>│   │   │   │   │   │   │   │   ├── status</w:t>
-        <w:br/>
-        <w:t>│   │   │   │   │   │   │   │   │   └── page.tsx</w:t>
-        <w:br/>
-        <w:t>│   │   │   │   │   │   │   │   ├── layout.tsx</w:t>
-        <w:br/>
-        <w:t>│   │   │   │   │   │   │   │   └── page.tsx</w:t>
-        <w:br/>
-        <w:t>│   │   │   │   │   │   │   └── page.tsx</w:t>
-        <w:br/>
-        <w:t>│   │   │   │   │   │   ├── new</w:t>
-        <w:br/>
-        <w:t>│   │   │   │   │   │   │   └── page.tsx</w:t>
-        <w:br/>
-        <w:t>│   │   │   │   │   │   └── page.tsx</w:t>
-        <w:br/>
-        <w:t>│   │   │   │   │   ├── onboarding</w:t>
-        <w:br/>
-        <w:t>│   │   │   │   │   │   └── page.tsx</w:t>
-        <w:br/>
-        <w:t>│   │   │   │   │   ├── org</w:t>
-        <w:br/>
-        <w:t>│   │   │   │   │   │   └── settings</w:t>
-        <w:br/>
-        <w:t>│   │   │   │   │   │       └── page.tsx</w:t>
-        <w:br/>
-        <w:t>│   │   │   │   │   ├── settings</w:t>
-        <w:br/>
-        <w:t>│   │   │   │   │   │   └── page.tsx</w:t>
-        <w:br/>
-        <w:t>│   │   │   │   │   ├── users</w:t>
-        <w:br/>
-        <w:t>│   │   │   │   │   │   └── page.tsx</w:t>
-        <w:br/>
-        <w:t>│   │   │   │   │   └── layout.tsx</w:t>
-        <w:br/>
-        <w:t>│   │   │   │   ├── (public)</w:t>
-        <w:br/>
-        <w:t>│   │   │   │   │   ├── accept-invite</w:t>
-        <w:br/>
-        <w:t>│   │   │   │   │   │   └── page.tsx</w:t>
-        <w:br/>
-        <w:t>│   │   │   │   │   └── signup</w:t>
-        <w:br/>
-        <w:t>│   │   │   │   │       └── page.tsx</w:t>
-        <w:br/>
-        <w:t>│   │   │   │   ├── impersonate</w:t>
-        <w:br/>
-        <w:t>│   │   │   │   │   └── page.tsx</w:t>
-        <w:br/>
-        <w:t>│   │   │   │   ├── login</w:t>
-        <w:br/>
-        <w:t>│   │   │   │   │   └── page.tsx</w:t>
-        <w:br/>
-        <w:t>│   │   │   │   ├── globals.css</w:t>
-        <w:br/>
-        <w:t>│   │   │   │   ├── layout.tsx</w:t>
-        <w:br/>
-        <w:t>│   │   │   │   └── not-found.tsx</w:t>
-        <w:br/>
-        <w:t>│   │   │   ├── components</w:t>
-        <w:br/>
-        <w:t>│   │   │   │   ├── organizer</w:t>
-        <w:br/>
-        <w:t>│   │   │   │   │   ├── auth</w:t>
-        <w:br/>
-        <w:t>│   │   │   │   │   │   └── PermissionGate.tsx</w:t>
-        <w:br/>
-        <w:t>│   │   │   │   │   ├── billing</w:t>
-        <w:br/>
-        <w:t>│   │   │   │   │   │   ├── AddonFeatureDetails.tsx</w:t>
-        <w:br/>
-        <w:t>│   │   │   │   │   │   └── PlansAddonsManagement.tsx</w:t>
-        <w:br/>
-        <w:t>│   │   │   │   │   ├── dashboard</w:t>
-        <w:br/>
-        <w:t>│   │   │   │   │   │   ├── DailyUploadsChart.tsx</w:t>
-        <w:br/>
-        <w:t>│   │   │   │   │   │   ├── LiveFeed.tsx</w:t>
-        <w:br/>
-        <w:t>│   │   │   │   │   │   ├── PlanUsageWidget.tsx</w:t>
-        <w:br/>
-        <w:t>│   │   │   │   │   │   ├── ReadinessHeatmap.tsx</w:t>
-        <w:br/>
-        <w:t>│   │   │   │   │   │   ├── RecentActivity.tsx</w:t>
-        <w:br/>
-        <w:t>│   │   │   │   │   │   ├── RoomReadinessChart.tsx</w:t>
-        <w:br/>
-        <w:t>│   │   │   │   │   │   ├── StatsGrid.tsx</w:t>
-        <w:br/>
-        <w:t>│   │   │   │   │   │   └── UploadProgressChart.tsx</w:t>
-        <w:br/>
-        <w:t>│   │   │   │   │   ├── emails</w:t>
-        <w:br/>
-        <w:t>│   │   │   │   │   │   ├── campaign</w:t>
-        <w:br/>
-        <w:t>│   │   │   │   │   │   │   ├── CampaignBuilder.tsx</w:t>
-        <w:br/>
-        <w:t>│   │   │   │   │   │   │   ├── CampaignDetail.tsx</w:t>
-        <w:br/>
-        <w:t>│   │   │   │   │   │   │   ├── CampaignList.tsx</w:t>
-        <w:br/>
-        <w:t>│   │   │   │   │   │   │   └── RegistrationCampaignBuilder.tsx</w:t>
-        <w:br/>
-        <w:t>│   │   │   │   │   │   ├── dashboard</w:t>
-        <w:br/>
-        <w:t>│   │   │   │   │   │   │   ├── AnalyticsDashboard.tsx</w:t>
-        <w:br/>
-        <w:t>│   │   │   │   │   │   │   └── CampaignDashboard.tsx</w:t>
-        <w:br/>
-        <w:t>│   │   │   │   │   │   ├── logs</w:t>
-        <w:br/>
-        <w:t>│   │   │   │   │   │   │   └── LogsTable.tsx</w:t>
-        <w:br/>
-        <w:t>│   │   │   │   │   │   ├── templates</w:t>
-        <w:br/>
-        <w:t>│   │   │   │   │   │   │   ├── RegistrationTemplateEditor.tsx</w:t>
-        <w:br/>
-        <w:t>│   │   │   │   │   │   │   ├── TemplateEditor.tsx</w:t>
-        <w:br/>
-        <w:t>│   │   │   │   │   │   │   ├── TemplatePreview.tsx</w:t>
-        <w:br/>
-        <w:t>│   │   │   │   │   │   │   └── VariablePanel.tsx</w:t>
-        <w:br/>
-        <w:t>│   │   │   │   │   │   ├── AnnouncementsTab.tsx</w:t>
-        <w:br/>
-        <w:t>│   │   │   │   │   │   └── EmailCampaignManager.tsx</w:t>
-        <w:br/>
-        <w:t>│   │   │   │   │   ├── eposters</w:t>
-        <w:br/>
-        <w:t>│   │   │   │   │   │   └── ManageScreensDialog.tsx</w:t>
-        <w:br/>
-        <w:t>│   │   │   │   │   ├── events</w:t>
-        <w:br/>
-        <w:t>│   │   │   │   │   │   └── ScheduleImportModal.tsx</w:t>
-        <w:br/>
-        <w:t>│   │   │   │   │   ├── files</w:t>
-        <w:br/>
-        <w:t>│   │   │   │   │   │   ├── ApprovalActions.tsx</w:t>
-        <w:br/>
-        <w:t>│   │   │   │   │   │   ├── FilePreviewPanel.tsx</w:t>
-        <w:br/>
-        <w:t>│   │   │   │   │   │   └── FileTable.tsx</w:t>
-        <w:br/>
-        <w:t>│   │   │   │   │   ├── import</w:t>
-        <w:br/>
-        <w:t>│   │   │   │   │   │   ├── ColumnMapper.tsx</w:t>
-        <w:br/>
-        <w:t>│   │   │   │   │   │   ├── ImportPreview.tsx</w:t>
-        <w:br/>
-        <w:t>│   │   │   │   │   │   └── ImportWizard.tsx</w:t>
-        <w:br/>
-        <w:t>│   │   │   │   │   ├── layout</w:t>
-        <w:br/>
-        <w:t>│   │   │   │   │   │   ├── EventSelector.tsx</w:t>
-        <w:br/>
-        <w:t>│   │   │   │   │   │   ├── Header.tsx</w:t>
-        <w:br/>
-        <w:t>│   │   │   │   │   │   ├── PageHeader.tsx</w:t>
-        <w:br/>
-        <w:t>│   │   │   │   │   │   ├── PageWrapper.tsx</w:t>
-        <w:br/>
-        <w:t>│   │   │   │   │   │   ├── Sidebar.tsx</w:t>
-        <w:br/>
-        <w:t>│   │   │   │   │   │   └── ThemeControls.tsx</w:t>
-        <w:br/>
-        <w:t>│   │   │   │   │   ├── modals</w:t>
-        <w:br/>
-        <w:t>│   │   │   │   │   │   └── GlobalModal.tsx</w:t>
-        <w:br/>
-        <w:t>│   │   │   │   │   ├── notifications</w:t>
-        <w:br/>
-        <w:t>│   │   │   │   │   │   ├── CampaignTable.tsx</w:t>
-        <w:br/>
-        <w:t>│   │   │   │   │   │   └── TemplateEditor.tsx</w:t>
-        <w:br/>
-        <w:t>│   │   │   │   │   ├── org</w:t>
-        <w:br/>
-        <w:t>│   │   │   │   │   │   ├── org-api.ts</w:t>
-        <w:br/>
-        <w:t>│   │   │   │   │   │   ├── OrgWorkspace.tsx</w:t>
-        <w:br/>
-        <w:t>│   │   │   │   │   │   └── SignupWizard.tsx</w:t>
-        <w:br/>
-        <w:t>│   │   │   │   │   ├── rbac</w:t>
-        <w:br/>
-        <w:t>│   │   │   │   │   │   ├── CreateUserDialog.tsx</w:t>
-        <w:br/>
-        <w:t>│   │   │   │   │   │   ├── ManageNodeDialog.tsx</w:t>
-        <w:br/>
-        <w:t>│   │   │   │   │   │   └── UserManagement.tsx</w:t>
-        <w:br/>
-        <w:t>│   │   │   │   │   ├── ready-room</w:t>
-        <w:br/>
-        <w:t>│   │   │   │   │   │   ├── CheckInPanel.tsx</w:t>
-        <w:br/>
-        <w:t>│   │   │   │   │   │   └── StationGrid.tsx</w:t>
-        <w:br/>
-        <w:t>│   │   │   │   │   ├── registration</w:t>
-        <w:br/>
-        <w:t>│   │   │   │   │   │   ├── financials</w:t>
-        <w:br/>
-        <w:t>│   │   │   │   │   │   │   ├── PaymentsTab.tsx</w:t>
-        <w:br/>
-        <w:t>│   │   │   │   │   │   │   ├── PricingTab.tsx</w:t>
-        <w:br/>
-        <w:t>│   │   │   │   │   │   │   └── PromosTab.tsx</w:t>
-        <w:br/>
-        <w:t>│   │   │   │   │   │   ├── settings</w:t>
-        <w:br/>
-        <w:t>│   │   │   │   │   │   │   ├── AccessTab.tsx</w:t>
-        <w:br/>
-        <w:t>│   │   │   │   │   │   │   ├── CapacityTab.tsx</w:t>
-        <w:br/>
-        <w:t>│   │   │   │   │   │   │   ├── PortalTab.tsx</w:t>
-        <w:br/>
-        <w:t>│   │   │   │   │   │   │   ├── RolesTab.tsx</w:t>
-        <w:br/>
-        <w:t>│   │   │   │   │   │   │   ├── SpeakerTab.tsx</w:t>
-        <w:br/>
-        <w:t>│   │   │   │   │   │   │   └── ThemeTab.tsx</w:t>
-        <w:br/>
-        <w:t>│   │   │   │   │   │   └── AddParticipantModal.tsx</w:t>
-        <w:br/>
-        <w:t>│   │   │   │   │   ├── rooms</w:t>
-        <w:br/>
-        <w:t>│   │   │   │   │   │   └── CreateRoomDialog.tsx</w:t>
-        <w:br/>
-        <w:t>│   │   │   │   │   ├── sessions</w:t>
-        <w:br/>
-        <w:t>│   │   │   │   │   │   ├── CalendarView.tsx</w:t>
-        <w:br/>
-        <w:t>│   │   │   │   │   │   ├── CreateSessionDialog.tsx</w:t>
-        <w:br/>
-        <w:t>│   │   │   │   │   │   ├── DatePicker.tsx</w:t>
-        <w:br/>
-        <w:t>│   │   │   │   │   │   ├── ScheduleGrid.tsx</w:t>
-        <w:br/>
-        <w:t>│   │   │   │   │   │   ├── SessionDetailDialog.tsx</w:t>
-        <w:br/>
-        <w:t>│   │   │   │   │   │   ├── SessionForm.tsx</w:t>
-        <w:br/>
-        <w:t>│   │   │   │   │   │   ├── SessionTable.tsx</w:t>
-        <w:br/>
-        <w:t>│   │   │   │   │   │   └── TimelineView.tsx</w:t>
-        <w:br/>
-        <w:t>│   │   │   │   │   ├── speaker</w:t>
-        <w:br/>
-        <w:t>│   │   │   │   │   │   └── SpeakerThemeTab.tsx</w:t>
-        <w:br/>
-        <w:t>│   │   │   │   │   ├── speakers</w:t>
-        <w:br/>
-        <w:t>│   │   │   │   │   │   ├── EmailCampaignDialog.tsx</w:t>
-        <w:br/>
-        <w:t>│   │   │   │   │   │   ├── InviteModal.tsx</w:t>
-        <w:br/>
-        <w:t>│   │   │   │   │   │   ├── MoveTalkDialog.tsx</w:t>
-        <w:br/>
-        <w:t>│   │   │   │   │   │   ├── RegisterSpeakerDialog.tsx</w:t>
-        <w:br/>
-        <w:t>│   │   │   │   │   │   ├── SpeakerDrawer.tsx</w:t>
-        <w:br/>
-        <w:t>│   │   │   │   │   │   ├── SpeakerTable.tsx</w:t>
-        <w:br/>
-        <w:t>│   │   │   │   │   │   └── StatusBadge.tsx</w:t>
-        <w:br/>
-        <w:t>│   │   │   │   │   ├── CreateEventDialog.tsx</w:t>
-        <w:br/>
-        <w:t>│   │   │   │   │   ├── FloatingToolbar.tsx</w:t>
-        <w:br/>
-        <w:t>│   │   │   │   │   └── ImpersonationBanner.tsx</w:t>
-        <w:br/>
-        <w:t>│   │   │   │   ├── ui</w:t>
-        <w:br/>
-        <w:t>│   │   │   │   │   ├── AiFloatingAssistant.tsx</w:t>
-        <w:br/>
-        <w:t>│   │   │   │   │   ├── avatar.tsx</w:t>
-        <w:br/>
-        <w:t>│   │   │   │   │   ├── badge.tsx</w:t>
-        <w:br/>
-        <w:t>│   │   │   │   │   ├── button.tsx</w:t>
-        <w:br/>
-        <w:t>│   │   │   │   │   ├── card.tsx</w:t>
-        <w:br/>
-        <w:t>│   │   │   │   │   ├── dialog.tsx</w:t>
-        <w:br/>
-        <w:t>│   │   │   │   │   ├── dropdown-menu.tsx</w:t>
-        <w:br/>
-        <w:t>│   │   │   │   │   ├── input.tsx</w:t>
-        <w:br/>
-        <w:t>│   │   │   │   │   ├── label.tsx</w:t>
-        <w:br/>
-        <w:t>│   │   │   │   │   ├── portal.tsx</w:t>
-        <w:br/>
-        <w:t>│   │   │   │   │   ├── progress.tsx</w:t>
-        <w:br/>
-        <w:t>│   │   │   │   │   ├── README.md</w:t>
-        <w:br/>
-        <w:t>│   │   │   │   │   ├── scroll-area.tsx</w:t>
-        <w:br/>
-        <w:t>│   │   │   │   │   ├── select.tsx</w:t>
-        <w:br/>
-        <w:t>│   │   │   │   │   ├── skeleton.tsx</w:t>
-        <w:br/>
-        <w:t>│   │   │   │   │   ├── switch.tsx</w:t>
-        <w:br/>
-        <w:t>│   │   │   │   │   ├── tabs.tsx</w:t>
-        <w:br/>
-        <w:t>│   │   │   │   │   ├── textarea.tsx</w:t>
-        <w:br/>
-        <w:t>│   │   │   │   │   └── Tooltip.tsx</w:t>
-        <w:br/>
-        <w:t>│   │   │   │   ├── providers.tsx</w:t>
-        <w:br/>
-        <w:t>│   │   │   │   └── ThemeSwitcher.tsx</w:t>
-        <w:br/>
-        <w:t>│   │   │   ├── hooks</w:t>
-        <w:br/>
-        <w:t>│   │   │   │   ├── use-socket.ts</w:t>
-        <w:br/>
-        <w:t>│   │   │   │   ├── useAuth.ts</w:t>
-        <w:br/>
-        <w:t>│   │   │   │   ├── useBilling.ts</w:t>
-        <w:br/>
-        <w:t>│   │   │   │   ├── useEmails.ts</w:t>
-        <w:br/>
-        <w:t>│   │   │   │   ├── useEventData.ts</w:t>
-        <w:br/>
-        <w:t>│   │   │   │   ├── useEvents.ts</w:t>
-        <w:br/>
-        <w:t>│   │   │   │   ├── useFiles.ts</w:t>
-        <w:br/>
-        <w:t>│   │   │   │   ├── usePermissions.ts</w:t>
-        <w:br/>
-        <w:t>│   │   │   │   ├── usePosters.ts</w:t>
-        <w:br/>
-        <w:t>│   │   │   │   ├── useRooms.ts</w:t>
-        <w:br/>
-        <w:t>│   │   │   │   ├── useSessions.ts</w:t>
-        <w:br/>
-        <w:t>│   │   │   │   ├── useSpeakers.ts</w:t>
-        <w:br/>
-        <w:t>│   │   │   │   ├── useTheme.ts</w:t>
-        <w:br/>
-        <w:t>│   │   │   │   ├── useToast.ts</w:t>
-        <w:br/>
-        <w:t>│   │   │   │   └── useWebSocket.ts</w:t>
-        <w:br/>
-        <w:t>│   │   │   ├── lib</w:t>
-        <w:br/>
-        <w:t>│   │   │   │   ├── api-client.ts</w:t>
-        <w:br/>
-        <w:t>│   │   │   │   ├── auth.ts</w:t>
-        <w:br/>
-        <w:t>│   │   │   │   ├── constants.ts</w:t>
-        <w:br/>
-        <w:t>│   │   │   │   ├── country-states.ts</w:t>
-        <w:br/>
-        <w:t>│   │   │   │   ├── pdf-compiler.tsx</w:t>
-        <w:br/>
-        <w:t>│   │   │   │   ├── permissions.ts</w:t>
-        <w:br/>
-        <w:t>│   │   │   │   ├── socket.ts</w:t>
-        <w:br/>
-        <w:t>│   │   │   │   └── utils.ts</w:t>
-        <w:br/>
-        <w:t>│   │   │   ├── public</w:t>
-        <w:br/>
-        <w:t>│   │   │   │   ├── header</w:t>
-        <w:br/>
-        <w:t>│   │   │   │   │   ├── 1.jpg</w:t>
-        <w:br/>
-        <w:t>│   │   │   │   │   ├── 2.jpg</w:t>
-        <w:br/>
-        <w:t>│   │   │   │   │   └── 3.jpg</w:t>
-        <w:br/>
-        <w:t>│   │   │   │   ├── logo</w:t>
-        <w:br/>
-        <w:t>│   │   │   │   │   └── 1.png</w:t>
-        <w:br/>
-        <w:t>│   │   │   │   ├── samples</w:t>
-        <w:br/>
-        <w:t>│   │   │   │   │   └── sample_agenda.xlsx</w:t>
-        <w:br/>
-        <w:t>│   │   │   │   ├── logo-icon.png</w:t>
-        <w:br/>
-        <w:t>│   │   │   │   └── logo.png</w:t>
-        <w:br/>
-        <w:t>│   │   │   ├── services</w:t>
-        <w:br/>
-        <w:t>│   │   │   │   ├── auth-service.ts</w:t>
-        <w:br/>
-        <w:t>│   │   │   │   ├── email-service.ts</w:t>
-        <w:br/>
-        <w:t>│   │   │   │   ├── event-service.ts</w:t>
-        <w:br/>
-        <w:t>│   │   │   │   └── super-admin-service.ts</w:t>
-        <w:br/>
-        <w:t>│   │   │   ├── src</w:t>
-        <w:br/>
-        <w:t>│   │   │   │   └── styles</w:t>
-        <w:br/>
-        <w:t>│   │   │   │       ├── global.css</w:t>
-        <w:br/>
-        <w:t>│   │   │   │       └── themes.css</w:t>
-        <w:br/>
-        <w:t>│   │   │   ├── store</w:t>
-        <w:br/>
-        <w:t>│   │   │   │   ├── use-auth-store.ts</w:t>
-        <w:br/>
-        <w:t>│   │   │   │   ├── useEventStore.ts</w:t>
-        <w:br/>
-        <w:t>│   │   │   │   ├── useFloatingToolbarStore.ts</w:t>
-        <w:br/>
-        <w:t>│   │   │   │   ├── useModalStore.ts</w:t>
-        <w:br/>
-        <w:t>│   │   │   │   ├── useNotificationStore.ts</w:t>
-        <w:br/>
-        <w:t>│   │   │   │   └── useUIStore.ts</w:t>
-        <w:br/>
-        <w:t>│   │   │   ├── types</w:t>
-        <w:br/>
-        <w:t>│   │   │   │   ├── api.ts</w:t>
-        <w:br/>
-        <w:t>│   │   │   │   ├── backend.ts</w:t>
-        <w:br/>
-        <w:t>│   │   │   │   └── models.ts</w:t>
-        <w:br/>
-        <w:t>│   │   │   ├── .env.example</w:t>
-        <w:br/>
-        <w:t>│   │   │   ├── next-env.d.ts</w:t>
-        <w:br/>
-        <w:t>│   │   │   ├── next.config.mjs</w:t>
-        <w:br/>
-        <w:t>│   │   │   ├── package.json</w:t>
-        <w:br/>
-        <w:t>│   │   │   ├── postcss.config.mjs</w:t>
-        <w:br/>
-        <w:t>│   │   │   ├── tailwind.config.ts</w:t>
-        <w:br/>
-        <w:t>│   │   │   ├── tsconfig.json</w:t>
-        <w:br/>
-        <w:t>│   │   │   └── tsconfig.tsbuildinfo</w:t>
-        <w:br/>
-        <w:t>│   │   ├── registration-portal</w:t>
-        <w:br/>
-        <w:t>│   │   │   ├── app</w:t>
-        <w:br/>
-        <w:t>│   │   │   │   ├── [eventId]</w:t>
-        <w:br/>
-        <w:t>│   │   │   │   │   ├── dashboard</w:t>
-        <w:br/>
-        <w:t>│   │   │   │   │   │   └── page.tsx</w:t>
-        <w:br/>
-        <w:t>│   │   │   │   │   ├── login</w:t>
-        <w:br/>
-        <w:t>│   │   │   │   │   │   └── page.tsx</w:t>
-        <w:br/>
-        <w:t>│   │   │   │   │   ├── register</w:t>
-        <w:br/>
-        <w:t>│   │   │   │   │   │   └── page.tsx</w:t>
-        <w:br/>
-        <w:t>│   │   │   │   │   ├── layout.tsx</w:t>
-        <w:br/>
-        <w:t>│   │   │   │   │   └── page.tsx</w:t>
-        <w:br/>
-        <w:t>│   │   │   │   ├── globals.css</w:t>
-        <w:br/>
-        <w:t>│   │   │   │   ├── layout.tsx</w:t>
-        <w:br/>
-        <w:t>│   │   │   │   └── page.tsx</w:t>
-        <w:br/>
-        <w:t>│   │   │   ├── components</w:t>
-        <w:br/>
-        <w:t>│   │   │   │   └── Providers.tsx</w:t>
-        <w:br/>
-        <w:t>│   │   │   ├── lib</w:t>
-        <w:br/>
-        <w:t>│   │   │   │   └── country-states.ts</w:t>
-        <w:br/>
-        <w:t>│   │   │   ├── public</w:t>
-        <w:br/>
-        <w:t>│   │   │   │   ├── header</w:t>
-        <w:br/>
-        <w:t>│   │   │   │   │   ├── 1.jpg</w:t>
-        <w:br/>
-        <w:t>│   │   │   │   │   ├── 2.jpg</w:t>
-        <w:br/>
-        <w:t>│   │   │   │   │   └── 3.jpg</w:t>
-        <w:br/>
-        <w:t>│   │   │   │   └── logo</w:t>
-        <w:br/>
-        <w:t>│   │   │   │       └── 1.png</w:t>
-        <w:br/>
-        <w:t>│   │   │   ├── next-env.d.ts</w:t>
-        <w:br/>
-        <w:t>│   │   │   ├── next.config.ts</w:t>
-        <w:br/>
-        <w:t>│   │   │   ├── package.json</w:t>
-        <w:br/>
-        <w:t>│   │   │   ├── postcss.config.js</w:t>
-        <w:br/>
-        <w:t>│   │   │   ├── tailwind.config.ts</w:t>
-        <w:br/>
-        <w:t>│   │   │   ├── tsconfig.json</w:t>
-        <w:br/>
-        <w:t>│   │   │   └── tsconfig.tsbuildinfo</w:t>
-        <w:br/>
-        <w:t>│   │   └── speaker-portal</w:t>
-        <w:br/>
-        <w:t>│   │       ├── app</w:t>
-        <w:br/>
-        <w:t>│   │       │   ├── [eventId]</w:t>
-        <w:br/>
-        <w:t>│   │       │   │   ├── [token]</w:t>
-        <w:br/>
-        <w:t>│   │       │   │   │   ├── status</w:t>
-        <w:br/>
-        <w:t>│   │       │   │   │   │   └── page.tsx</w:t>
-        <w:br/>
-        <w:t>│   │       │   │   │   ├── thankyou</w:t>
-        <w:br/>
-        <w:t>│   │       │   │   │   │   └── page.tsx</w:t>
-        <w:br/>
-        <w:t>│   │       │   │   │   ├── upload</w:t>
-        <w:br/>
-        <w:t>│   │       │   │   │   │   └── page.tsx</w:t>
-        <w:br/>
-        <w:t>│   │       │   │   │   └── page.tsx</w:t>
-        <w:br/>
-        <w:t>│   │       │   │   ├── login</w:t>
-        <w:br/>
-        <w:t>│   │       │   │   │   └── page.tsx</w:t>
-        <w:br/>
-        <w:t>│   │       │   │   └── page.tsx</w:t>
-        <w:br/>
-        <w:t>│   │       │   ├── poster</w:t>
-        <w:br/>
-        <w:t>│   │       │   │   └── [token]</w:t>
-        <w:br/>
-        <w:t>│   │       │   │       └── page.tsx</w:t>
-        <w:br/>
-        <w:t>│   │       │   ├── globals.css</w:t>
-        <w:br/>
-        <w:t>│   │       │   ├── layout.tsx</w:t>
-        <w:br/>
-        <w:t>│   │       │   └── page.tsx</w:t>
-        <w:br/>
-        <w:t>│   │       ├── components</w:t>
-        <w:br/>
-        <w:t>│   │       │   ├── DeadlineBanner.tsx</w:t>
-        <w:br/>
-        <w:t>│   │       │   ├── ImageCropper.tsx</w:t>
-        <w:br/>
-        <w:t>│   │       │   ├── PortalHeader.tsx</w:t>
-        <w:br/>
-        <w:t>│   │       │   ├── Providers.tsx</w:t>
-        <w:br/>
-        <w:t>│   │       │   ├── README.md</w:t>
-        <w:br/>
-        <w:t>│   │       │   ├── SpeakerPortalLayout.tsx</w:t>
-        <w:br/>
-        <w:t>│   │       │   └── TermsModal.tsx</w:t>
-        <w:br/>
-        <w:t>│   │       ├── hooks</w:t>
-        <w:br/>
-        <w:t>│   │       │   ├── useDeadlineStatus.ts</w:t>
-        <w:br/>
-        <w:t>│   │       │   └── usePortal.ts</w:t>
-        <w:br/>
-        <w:t>│   │       ├── lib</w:t>
-        <w:br/>
-        <w:t>│   │       │   ├── api-client.ts</w:t>
-        <w:br/>
-        <w:t>│   │       │   ├── README.md</w:t>
-        <w:br/>
-        <w:t>│   │       │   └── utils.ts</w:t>
-        <w:br/>
-        <w:t>│   │       ├── public</w:t>
-        <w:br/>
-        <w:t>│   │       │   ├── header</w:t>
-        <w:br/>
-        <w:t>│   │       │   │   ├── 1.jpg</w:t>
-        <w:br/>
-        <w:t>│   │       │   │   ├── 2.jpg</w:t>
-        <w:br/>
-        <w:t>│   │       │   │   └── 3.jpg</w:t>
-        <w:br/>
-        <w:t>│   │       │   └── logo</w:t>
-        <w:br/>
-        <w:t>│   │       │       └── 1.png</w:t>
-        <w:br/>
-        <w:t>│   │       ├── next-env.d.ts</w:t>
-        <w:br/>
-        <w:t>│   │       ├── next.config.ts</w:t>
-        <w:br/>
-        <w:t>│   │       ├── package.json</w:t>
-        <w:br/>
-        <w:t>│   │       ├── postcss.config.js</w:t>
-        <w:br/>
-        <w:t>│   │       ├── tailwind.config.ts</w:t>
-        <w:br/>
-        <w:t>│   │       ├── tsconfig.json</w:t>
-        <w:br/>
-        <w:t>│   │       └── tsconfig.tsbuildinfo</w:t>
-        <w:br/>
-        <w:t>│   └── venue</w:t>
-        <w:br/>
-        <w:t>│       ├── eposter-display</w:t>
-        <w:br/>
-        <w:t>│       │   ├── electron</w:t>
-        <w:br/>
-        <w:t>│       │   │   └── README.md</w:t>
-        <w:br/>
-        <w:t>│       │   ├── public</w:t>
-        <w:br/>
-        <w:t>│       │   │   └── README.md</w:t>
-        <w:br/>
-        <w:t>│       │   ├── src</w:t>
-        <w:br/>
-        <w:t>│       │   │   └── README.md</w:t>
-        <w:br/>
-        <w:t>│       │   └── package.json</w:t>
-        <w:br/>
-        <w:t>│       ├── kiosk-app</w:t>
-        <w:br/>
-        <w:t>│       │   ├── electron</w:t>
-        <w:br/>
-        <w:t>│       │   │   ├── ipc-handlers.ts</w:t>
-        <w:br/>
-        <w:t>│       │   │   ├── local-db.ts</w:t>
-        <w:br/>
-        <w:t>│       │   │   ├── main.ts</w:t>
-        <w:br/>
-        <w:t>│       │   │   └── preload.ts</w:t>
-        <w:br/>
-        <w:t>│       │   ├── public</w:t>
-        <w:br/>
-        <w:t>│       │   │   ├── manifest.json</w:t>
-        <w:br/>
-        <w:t>│       │   │   └── service-worker.js</w:t>
-        <w:br/>
-        <w:t>│       │   ├── src</w:t>
-        <w:br/>
-        <w:t>│       │   │   ├── components</w:t>
-        <w:br/>
-        <w:t>│       │   │   │   ├── QRScanner.tsx</w:t>
-        <w:br/>
-        <w:t>│       │   │   │   ├── SpeakerCard.tsx</w:t>
-        <w:br/>
-        <w:t>│       │   │   │   └── StationAssignment.tsx</w:t>
-        <w:br/>
-        <w:t>│       │   │   ├── lib</w:t>
-        <w:br/>
-        <w:t>│       │   │   │   ├── data-provider.ts</w:t>
-        <w:br/>
-        <w:t>│       │   │   │   └── platform.ts</w:t>
-        <w:br/>
-        <w:t>│       │   │   ├── pages</w:t>
-        <w:br/>
-        <w:t>│       │   │   │   ├── AssignmentPage.tsx</w:t>
-        <w:br/>
-        <w:t>│       │   │   │   ├── ManualEntryPage.tsx</w:t>
-        <w:br/>
-        <w:t>│       │   │   │   └── ScanPage.tsx</w:t>
-        <w:br/>
-        <w:t>│       │   │   └── App.tsx</w:t>
-        <w:br/>
-        <w:t>│       │   ├── .env.example</w:t>
-        <w:br/>
-        <w:t>│       │   ├── electron-builder.yml</w:t>
-        <w:br/>
-        <w:t>│       │   ├── next.config.ts</w:t>
-        <w:br/>
-        <w:t>│       │   └── package.json</w:t>
-        <w:br/>
-        <w:t>│       ├── moderator-app</w:t>
-        <w:br/>
-        <w:t>│       │   ├── public</w:t>
-        <w:br/>
-        <w:t>│       │   │   └── README.md</w:t>
-        <w:br/>
-        <w:t>│       │   ├── src</w:t>
-        <w:br/>
-        <w:t>│       │   │   └── README.md</w:t>
-        <w:br/>
-        <w:t>│       │   ├── next.config.ts</w:t>
-        <w:br/>
-        <w:t>│       │   └── package.json</w:t>
-        <w:br/>
-        <w:t>│       ├── registration</w:t>
-        <w:br/>
-        <w:t>│       │   ├── app</w:t>
-        <w:br/>
-        <w:t>│       │   │   ├── (auth)</w:t>
-        <w:br/>
-        <w:t>│       │   │   │   ├── layout.tsx</w:t>
-        <w:br/>
-        <w:t>│       │   │   │   └── page.tsx</w:t>
-        <w:br/>
-        <w:t>│       │   │   ├── (dashboard)</w:t>
-        <w:br/>
-        <w:t>│       │   │   │   ├── events</w:t>
-        <w:br/>
-        <w:t>│       │   │   │   │   └── [eventId]</w:t>
-        <w:br/>
-        <w:t>│       │   │   │   │       ├── certificates</w:t>
-        <w:br/>
-        <w:t>│       │   │   │   │       │   └── page.tsx</w:t>
-        <w:br/>
-        <w:t>│       │   │   │   │       ├── dashboard</w:t>
-        <w:br/>
-        <w:t>│       │   │   │   │       │   └── page.tsx</w:t>
-        <w:br/>
-        <w:t>│       │   │   │   │       ├── print-queue</w:t>
-        <w:br/>
-        <w:t>│       │   │   │   │       │   └── page.tsx</w:t>
-        <w:br/>
-        <w:t>│       │   │   │   │       ├── register</w:t>
-        <w:br/>
-        <w:t>│       │   │   │   │       │   └── page.tsx</w:t>
-        <w:br/>
-        <w:t>│       │   │   │   │       └── registry</w:t>
-        <w:br/>
-        <w:t>│       │   │   │   │           └── page.tsx</w:t>
-        <w:br/>
-        <w:t>│       │   │   │   └── layout.tsx</w:t>
-        <w:br/>
-        <w:t>│       │   │   ├── globals.css</w:t>
-        <w:br/>
-        <w:t>│       │   │   ├── layout.tsx</w:t>
-        <w:br/>
-        <w:t>│       │   │   └── not-found.tsx</w:t>
-        <w:br/>
-        <w:t>│       │   ├── components</w:t>
-        <w:br/>
-        <w:t>│       │   │   ├── auth</w:t>
-        <w:br/>
-        <w:t>│       │   │   │   └── PermissionGate.tsx</w:t>
-        <w:br/>
-        <w:t>│       │   │   ├── dashboard</w:t>
-        <w:br/>
-        <w:t>│       │   │   │   ├── DailyUploadsChart.tsx</w:t>
-        <w:br/>
-        <w:t>│       │   │   │   ├── LiveFeed.tsx</w:t>
-        <w:br/>
-        <w:t>│       │   │   │   ├── ReadinessHeatmap.tsx</w:t>
-        <w:br/>
-        <w:t>│       │   │   │   ├── RecentActivity.tsx</w:t>
-        <w:br/>
-        <w:t>│       │   │   │   ├── RoomReadinessChart.tsx</w:t>
-        <w:br/>
-        <w:t>│       │   │   │   ├── StatsGrid.tsx</w:t>
-        <w:br/>
-        <w:t>│       │   │   │   └── UploadProgressChart.tsx</w:t>
-        <w:br/>
-        <w:t>│       │   │   ├── emails</w:t>
-        <w:br/>
-        <w:t>│       │   │   │   ├── campaign</w:t>
-        <w:br/>
-        <w:t>│       │   │   │   │   ├── CampaignBuilder.tsx</w:t>
-        <w:br/>
-        <w:t>│       │   │   │   │   ├── CampaignDetail.tsx</w:t>
-        <w:br/>
-        <w:t>│       │   │   │   │   ├── CampaignList.tsx</w:t>
-        <w:br/>
-        <w:t>│       │   │   │   │   └── RegistrationCampaignBuilder.tsx</w:t>
-        <w:br/>
-        <w:t>│       │   │   │   ├── dashboard</w:t>
-        <w:br/>
-        <w:t>│       │   │   │   │   ├── AnalyticsDashboard.tsx</w:t>
-        <w:br/>
-        <w:t>│       │   │   │   │   └── CampaignDashboard.tsx</w:t>
-        <w:br/>
-        <w:t>│       │   │   │   ├── logs</w:t>
-        <w:br/>
-        <w:t>│       │   │   │   │   └── LogsTable.tsx</w:t>
-        <w:br/>
-        <w:t>│       │   │   │   ├── templates</w:t>
-        <w:br/>
-        <w:t>│       │   │   │   │   ├── RegistrationTemplateEditor.tsx</w:t>
-        <w:br/>
-        <w:t>│       │   │   │   │   ├── TemplateEditor.tsx</w:t>
-        <w:br/>
-        <w:t>│       │   │   │   │   ├── TemplatePreview.tsx</w:t>
-        <w:br/>
-        <w:t>│       │   │   │   │   └── VariablePanel.tsx</w:t>
-        <w:br/>
-        <w:t>│       │   │   │   └── EmailCampaignManager.tsx</w:t>
-        <w:br/>
-        <w:t>│       │   │   ├── eposters</w:t>
-        <w:br/>
-        <w:t>│       │   │   │   └── ManageScreensDialog.tsx</w:t>
-        <w:br/>
-        <w:t>│       │   │   ├── events</w:t>
-        <w:br/>
-        <w:t>│       │   │   │   └── EventConfigurationWorkspace.tsx</w:t>
-        <w:br/>
-        <w:t>│       │   │   ├── files</w:t>
-        <w:br/>
-        <w:t>│       │   │   │   ├── ApprovalActions.tsx</w:t>
-        <w:br/>
-        <w:t>│       │   │   │   ├── FilePreviewPanel.tsx</w:t>
-        <w:br/>
-        <w:t>│       │   │   │   └── FileTable.tsx</w:t>
-        <w:br/>
-        <w:t>│       │   │   ├── import</w:t>
-        <w:br/>
-        <w:t>│       │   │   │   ├── ColumnMapper.tsx</w:t>
-        <w:br/>
-        <w:t>│       │   │   │   ├── ImportPreview.tsx</w:t>
-        <w:br/>
-        <w:t>│       │   │   │   └── ImportWizard.tsx</w:t>
-        <w:br/>
-        <w:t>│       │   │   ├── layout</w:t>
-        <w:br/>
-        <w:t>│       │   │   │   ├── EventSelector.tsx</w:t>
-        <w:br/>
-        <w:t>│       │   │   │   ├── Header.tsx</w:t>
-        <w:br/>
-        <w:t>│       │   │   │   ├── PageHeader.tsx</w:t>
-        <w:br/>
-        <w:t>│       │   │   │   ├── PageWrapper.tsx</w:t>
-        <w:br/>
-        <w:t>│       │   │   │   ├── Sidebar.tsx</w:t>
-        <w:br/>
-        <w:t>│       │   │   │   └── ThemeControls.tsx</w:t>
-        <w:br/>
-        <w:t>│       │   │   ├── modals</w:t>
-        <w:br/>
-        <w:t>│       │   │   │   └── GlobalModal.tsx</w:t>
-        <w:br/>
-        <w:t>│       │   │   ├── notifications</w:t>
-        <w:br/>
-        <w:t>│       │   │   │   ├── CampaignTable.tsx</w:t>
-        <w:br/>
-        <w:t>│       │   │   │   └── TemplateEditor.tsx</w:t>
-        <w:br/>
-        <w:t>│       │   │   ├── rbac</w:t>
-        <w:br/>
-        <w:t>│       │   │   │   ├── CreateUserDialog.tsx</w:t>
-        <w:br/>
-        <w:t>│       │   │   │   ├── ManageNodeDialog.tsx</w:t>
-        <w:br/>
-        <w:t>│       │   │   │   └── UserManagement.tsx</w:t>
-        <w:br/>
-        <w:t>│       │   │   ├── ready-room</w:t>
-        <w:br/>
-        <w:t>│       │   │   │   ├── CheckInPanel.tsx</w:t>
-        <w:br/>
-        <w:t>│       │   │   │   └── StationGrid.tsx</w:t>
-        <w:br/>
-        <w:t>│       │   │   ├── registration</w:t>
-        <w:br/>
-        <w:t>│       │   │   │   └── settings</w:t>
-        <w:br/>
-        <w:t>│       │   │   │       ├── AccessTab.tsx</w:t>
-        <w:br/>
-        <w:t>│       │   │   │       ├── PortalTab.tsx</w:t>
-        <w:br/>
-        <w:t>│       │   │   │       ├── PricingTab.tsx</w:t>
-        <w:br/>
-        <w:t>│       │   │   │       └── RolesTab.tsx</w:t>
-        <w:br/>
-        <w:t>│       │   │   ├── rooms</w:t>
-        <w:br/>
-        <w:t>│       │   │   │   └── CreateRoomDialog.tsx</w:t>
-        <w:br/>
-        <w:t>│       │   │   ├── sessions</w:t>
-        <w:br/>
-        <w:t>│       │   │   │   ├── CalendarView.tsx</w:t>
-        <w:br/>
-        <w:t>│       │   │   │   ├── CreateSessionDialog.tsx</w:t>
-        <w:br/>
-        <w:t>│       │   │   │   ├── DatePicker.tsx</w:t>
-        <w:br/>
-        <w:t>│       │   │   │   ├── ScheduleGrid.tsx</w:t>
-        <w:br/>
-        <w:t>│       │   │   │   ├── SessionDetailDialog.tsx</w:t>
-        <w:br/>
-        <w:t>│       │   │   │   ├── SessionForm.tsx</w:t>
-        <w:br/>
-        <w:t>│       │   │   │   ├── SessionTable.tsx</w:t>
-        <w:br/>
-        <w:t>│       │   │   │   └── TimelineView.tsx</w:t>
-        <w:br/>
-        <w:t>│       │   │   ├── speakers</w:t>
-        <w:br/>
-        <w:t>│       │   │   │   ├── EmailCampaignDialog.tsx</w:t>
-        <w:br/>
-        <w:t>│       │   │   │   ├── InviteModal.tsx</w:t>
-        <w:br/>
-        <w:t>│       │   │   │   ├── MoveTalkDialog.tsx</w:t>
-        <w:br/>
-        <w:t>│       │   │   │   ├── RegisterSpeakerDialog.tsx</w:t>
-        <w:br/>
-        <w:t>│       │   │   │   ├── SpeakerDrawer.tsx</w:t>
-        <w:br/>
-        <w:t>│       │   │   │   ├── SpeakerTable.tsx</w:t>
-        <w:br/>
-        <w:t>│       │   │   │   └── StatusBadge.tsx</w:t>
-        <w:br/>
-        <w:t>│       │   │   ├── ui</w:t>
-        <w:br/>
-        <w:t>│       │   │   │   ├── avatar.tsx</w:t>
-        <w:br/>
-        <w:t>│       │   │   │   ├── badge.tsx</w:t>
-        <w:br/>
-        <w:t>│       │   │   │   ├── button.tsx</w:t>
-        <w:br/>
-        <w:t>│       │   │   │   ├── card.tsx</w:t>
-        <w:br/>
-        <w:t>│       │   │   │   ├── dialog.tsx</w:t>
-        <w:br/>
-        <w:t>│       │   │   │   ├── dropdown-menu.tsx</w:t>
-        <w:br/>
-        <w:t>│       │   │   │   ├── input.tsx</w:t>
-        <w:br/>
-        <w:t>│       │   │   │   ├── label.tsx</w:t>
-        <w:br/>
-        <w:t>│       │   │   │   ├── portal.tsx</w:t>
-        <w:br/>
-        <w:t>│       │   │   │   ├── README.md</w:t>
-        <w:br/>
-        <w:t>│       │   │   │   ├── scroll-area.tsx</w:t>
-        <w:br/>
-        <w:t>│       │   │   │   ├── select.tsx</w:t>
-        <w:br/>
-        <w:t>│       │   │   │   ├── skeleton.tsx</w:t>
-        <w:br/>
-        <w:t>│       │   │   │   ├── switch.tsx</w:t>
-        <w:br/>
-        <w:t>│       │   │   │   ├── tabs.tsx</w:t>
-        <w:br/>
-        <w:t>│       │   │   │   ├── textarea.tsx</w:t>
-        <w:br/>
-        <w:t>│       │   │   │   └── Tooltip.tsx</w:t>
-        <w:br/>
-        <w:t>│       │   │   ├── CreateEventDialog.tsx</w:t>
-        <w:br/>
-        <w:t>│       │   │   ├── FloatingToolbar.tsx</w:t>
-        <w:br/>
-        <w:t>│       │   │   ├── providers.tsx</w:t>
-        <w:br/>
-        <w:t>│       │   │   └── ThemeSwitcher.tsx</w:t>
-        <w:br/>
-        <w:t>│       │   ├── hooks</w:t>
-        <w:br/>
-        <w:t>│       │   │   ├── use-socket.ts</w:t>
-        <w:br/>
-        <w:t>│       │   │   ├── useAuth.ts</w:t>
-        <w:br/>
-        <w:t>│       │   │   ├── useEmails.ts</w:t>
-        <w:br/>
-        <w:t>│       │   │   ├── useEventData.ts</w:t>
-        <w:br/>
-        <w:t>│       │   │   ├── useEvents.ts</w:t>
-        <w:br/>
-        <w:t>│       │   │   ├── useFiles.ts</w:t>
-        <w:br/>
-        <w:t>│       │   │   ├── usePermissions.ts</w:t>
-        <w:br/>
-        <w:t>│       │   │   ├── usePosters.ts</w:t>
-        <w:br/>
-        <w:t>│       │   │   ├── useRooms.ts</w:t>
-        <w:br/>
-        <w:t>│       │   │   ├── useSessions.ts</w:t>
-        <w:br/>
-        <w:t>│       │   │   ├── useSpeakers.ts</w:t>
-        <w:br/>
-        <w:t>│       │   │   ├── useTheme.ts</w:t>
-        <w:br/>
-        <w:t>│       │   │   ├── useToast.ts</w:t>
-        <w:br/>
-        <w:t>│       │   │   └── useWebSocket.ts</w:t>
-        <w:br/>
-        <w:t>│       │   ├── lib</w:t>
-        <w:br/>
-        <w:t>│       │   │   ├── api-client.ts</w:t>
-        <w:br/>
-        <w:t>│       │   │   ├── auth.ts</w:t>
-        <w:br/>
-        <w:t>│       │   │   ├── constants.ts</w:t>
-        <w:br/>
-        <w:t>│       │   │   ├── country-states.ts</w:t>
-        <w:br/>
-        <w:t>│       │   │   ├── permissions.ts</w:t>
-        <w:br/>
-        <w:t>│       │   │   ├── socket.ts</w:t>
-        <w:br/>
-        <w:t>│       │   │   └── utils.ts</w:t>
-        <w:br/>
-        <w:t>│       │   ├── public</w:t>
-        <w:br/>
-        <w:t>│       │   │   └── samples</w:t>
-        <w:br/>
-        <w:t>│       │   │       └── sample_agenda.xlsx</w:t>
-        <w:br/>
-        <w:t>│       │   ├── services</w:t>
-        <w:br/>
-        <w:t>│       │   │   ├── auth-service.ts</w:t>
-        <w:br/>
-        <w:t>│       │   │   ├── email-service.ts</w:t>
-        <w:br/>
-        <w:t>│       │   │   └── event-service.ts</w:t>
-        <w:br/>
-        <w:t>│       │   ├── src</w:t>
-        <w:br/>
-        <w:t>│       │   │   └── styles</w:t>
-        <w:br/>
-        <w:t>│       │   │       ├── global.css</w:t>
-        <w:br/>
-        <w:t>│       │   │       └── themes.css</w:t>
-        <w:br/>
-        <w:t>│       │   ├── store</w:t>
-        <w:br/>
-        <w:t>│       │   │   ├── use-auth-store.ts</w:t>
-        <w:br/>
-        <w:t>│       │   │   ├── useEventStore.ts</w:t>
-        <w:br/>
-        <w:t>│       │   │   ├── useFloatingToolbarStore.ts</w:t>
-        <w:br/>
-        <w:t>│       │   │   ├── useModalStore.ts</w:t>
-        <w:br/>
-        <w:t>│       │   │   ├── useNotificationStore.ts</w:t>
-        <w:br/>
-        <w:t>│       │   │   └── useUIStore.ts</w:t>
-        <w:br/>
-        <w:t>│       │   ├── types</w:t>
-        <w:br/>
-        <w:t>│       │   │   ├── api.ts</w:t>
-        <w:br/>
-        <w:t>│       │   │   ├── backend.ts</w:t>
-        <w:br/>
-        <w:t>│       │   │   └── models.ts</w:t>
-        <w:br/>
-        <w:t>│       │   ├── next-env.d.ts</w:t>
-        <w:br/>
-        <w:t>│       │   ├── next.config.mjs</w:t>
-        <w:br/>
-        <w:t>│       │   ├── package.json</w:t>
-        <w:br/>
-        <w:t>│       │   ├── postcss.config.mjs</w:t>
-        <w:br/>
-        <w:t>│       │   ├── tailwind.config.ts</w:t>
-        <w:br/>
-        <w:t>│       │   ├── tsconfig.json</w:t>
-        <w:br/>
-        <w:t>│       │   └── tsconfig.tsbuildinfo</w:t>
-        <w:br/>
-        <w:t>│       ├── room-presentation</w:t>
-        <w:br/>
-        <w:t>│       │   ├── electron</w:t>
-        <w:br/>
-        <w:t>│       │   │   ├── file-loader.ts</w:t>
-        <w:br/>
-        <w:t>│       │   │   ├── main.js</w:t>
-        <w:br/>
-        <w:t>│       │   │   ├── main.ts</w:t>
-        <w:br/>
-        <w:t>│       │   │   ├── preload.ts</w:t>
-        <w:br/>
-        <w:t>│       │   │   └── screen-manager.ts</w:t>
-        <w:br/>
-        <w:t>│       │   ├── src</w:t>
-        <w:br/>
-        <w:t>│       │   │   ├── components</w:t>
-        <w:br/>
-        <w:t>│       │   │   │   └── README.md</w:t>
-        <w:br/>
-        <w:t>│       │   │   ├── pages</w:t>
-        <w:br/>
-        <w:t>│       │   │   │   ├── PlaybackView.tsx</w:t>
-        <w:br/>
-        <w:t>│       │   │   │   ├── PresenterView.tsx</w:t>
-        <w:br/>
-        <w:t>│       │   │   │   └── QueuePanel.tsx</w:t>
-        <w:br/>
-        <w:t>│       │   │   ├── App.tsx</w:t>
-        <w:br/>
-        <w:t>│       │   │   └── main.tsx</w:t>
-        <w:br/>
-        <w:t>│       │   ├── electron-builder.yml</w:t>
-        <w:br/>
-        <w:t>│       │   ├── index.html</w:t>
-        <w:br/>
-        <w:t>│       │   ├── package.json</w:t>
-        <w:br/>
-        <w:t>│       │   ├── postcss.config.js</w:t>
-        <w:br/>
-        <w:t>│       │   └── tailwind.config.js</w:t>
-        <w:br/>
-        <w:t>│       ├── signage-app</w:t>
-        <w:br/>
-        <w:t>│       │   ├── electron</w:t>
-        <w:br/>
-        <w:t>│       │   │   └── README.md</w:t>
-        <w:br/>
-        <w:t>│       │   ├── public</w:t>
-        <w:br/>
-        <w:t>│       │   │   └── README.md</w:t>
-        <w:br/>
-        <w:t>│       │   ├── src</w:t>
-        <w:br/>
-        <w:t>│       │   │   └── README.md</w:t>
-        <w:br/>
-        <w:t>│       │   └── package.json</w:t>
-        <w:br/>
-        <w:t>│       ├── station-app</w:t>
-        <w:br/>
-        <w:t>│       │   ├── electron</w:t>
-        <w:br/>
-        <w:t>│       │   │   ├── local-db.ts</w:t>
-        <w:br/>
-        <w:t>│       │   │   ├── main.ts</w:t>
-        <w:br/>
-        <w:t>│       │   │   └── preload.ts</w:t>
-        <w:br/>
-        <w:t>│       │   ├── public</w:t>
-        <w:br/>
-        <w:t>│       │   │   └── README.md</w:t>
-        <w:br/>
-        <w:t>│       │   ├── src</w:t>
-        <w:br/>
-        <w:t>│       │   │   ├── components</w:t>
-        <w:br/>
-        <w:t>│       │   │   │   └── README.md</w:t>
-        <w:br/>
-        <w:t>│       │   │   ├── lib</w:t>
-        <w:br/>
-        <w:t>│       │   │   │   └── README.md</w:t>
-        <w:br/>
-        <w:t>│       │   │   ├── pages</w:t>
-        <w:br/>
-        <w:t>│       │   │   │   ├── LoginPage.tsx</w:t>
-        <w:br/>
-        <w:t>│       │   │   │   ├── PreviewPage.tsx</w:t>
-        <w:br/>
-        <w:t>│       │   │   │   └── UploadPage.tsx</w:t>
-        <w:br/>
-        <w:t>│       │   │   └── App.tsx</w:t>
-        <w:br/>
-        <w:t>│       │   ├── electron-builder.yml</w:t>
-        <w:br/>
-        <w:t>│       │   └── package.json</w:t>
-        <w:br/>
-        <w:t>│       └── technician-dashboard</w:t>
-        <w:br/>
-        <w:t>│           ├── electron</w:t>
-        <w:br/>
-        <w:t>│           │   └── README.md</w:t>
-        <w:br/>
-        <w:t>│           ├── public</w:t>
-        <w:br/>
-        <w:t>│           │   └── README.md</w:t>
-        <w:br/>
-        <w:t>│           ├── src</w:t>
-        <w:br/>
-        <w:t>│           │   ├── App.tsx</w:t>
-        <w:br/>
-        <w:t>│           │   ├── index.css</w:t>
-        <w:br/>
-        <w:t>│           │   ├── main.tsx</w:t>
-        <w:br/>
-        <w:t>│           │   └── README.md</w:t>
-        <w:br/>
-        <w:t>│           ├── index.html</w:t>
-        <w:br/>
-        <w:t>│           ├── package.json</w:t>
-        <w:br/>
-        <w:t>│           ├── postcss.config.js</w:t>
-        <w:br/>
-        <w:t>│           └── tailwind.config.js</w:t>
-        <w:br/>
-        <w:t>├── excel_templates</w:t>
-        <w:br/>
-        <w:t>│   ├── conference_agenda_template.xlsx</w:t>
-        <w:br/>
-        <w:t>│   ├── generate_speaker_excel.py</w:t>
-        <w:br/>
-        <w:t>│   ├── generated_speaker_agenda.xlsx</w:t>
-        <w:br/>
-        <w:t>│   ├── registration_roster_500_corrected.xlsx</w:t>
-        <w:br/>
-        <w:t>│   ├── registration_roster_template.xlsx</w:t>
-        <w:br/>
-        <w:t>│   └── sample_reg.py</w:t>
-        <w:br/>
-        <w:t>├── infrastructure</w:t>
-        <w:br/>
-        <w:t>│   ├── docker</w:t>
-        <w:br/>
-        <w:t>│   │   ├── backend.Dockerfile</w:t>
-        <w:br/>
-        <w:t>│   │   ├── venue-server.Dockerfile</w:t>
-        <w:br/>
-        <w:t>│   │   └── workers.Dockerfile</w:t>
-        <w:br/>
-        <w:t>│   ├── nginx</w:t>
-        <w:br/>
-        <w:t>│   │   ├── conf.d</w:t>
-        <w:br/>
-        <w:t>│   │   │   ├── cloud.conf</w:t>
-        <w:br/>
-        <w:t>│   │   │   └── venue.conf</w:t>
-        <w:br/>
-        <w:t>│   │   └── nginx.conf</w:t>
-        <w:br/>
-        <w:t>│   └── venue</w:t>
-        <w:br/>
-        <w:t>│       ├── postgres</w:t>
-        <w:br/>
-        <w:t>│       │   └── init.sql</w:t>
-        <w:br/>
-        <w:t>│       └── setup.sh</w:t>
-        <w:br/>
-        <w:t>├── packages</w:t>
-        <w:br/>
-        <w:t>│   ├── types</w:t>
-        <w:br/>
-        <w:t>│   │   ├── api.ts</w:t>
-        <w:br/>
-        <w:t>│   │   └── models.ts</w:t>
-        <w:br/>
-        <w:t>│   ├── ui</w:t>
-        <w:br/>
-        <w:t>│   │   ├── Button.tsx</w:t>
-        <w:br/>
-        <w:t>│   │   └── Card.tsx</w:t>
-        <w:br/>
-        <w:t>│   └── utils</w:t>
-        <w:br/>
-        <w:t>│       └── platform-detector.ts</w:t>
-        <w:br/>
-        <w:t>├── public</w:t>
-        <w:br/>
-        <w:t>│   ├── header</w:t>
-        <w:br/>
-        <w:t>│   │   ├── 1.jpg</w:t>
-        <w:br/>
-        <w:t>│   │   ├── 2.jpg</w:t>
-        <w:br/>
-        <w:t>│   │   └── 3.jpg</w:t>
-        <w:br/>
-        <w:t>│   ├── logo</w:t>
-        <w:br/>
-        <w:t>│   │   └── 1.png</w:t>
-        <w:br/>
-        <w:t>│   ├── logo-icon.png</w:t>
-        <w:br/>
-        <w:t>│   └── logo.png</w:t>
-        <w:br/>
-        <w:t>├── services</w:t>
-        <w:br/>
-        <w:t>│   ├── backend</w:t>
+        <w:t>│   │   │   │   ├── mixins</w:t>
+        <w:br/>
+        <w:t>│   │   │   │   │   └── soft_delete.py</w:t>
+        <w:br/>
+        <w:t>│   │   │   │   ├── __init__.py</w:t>
+        <w:br/>
+        <w:t>│   │   │   │   ├── credential_cipher.py</w:t>
+        <w:br/>
+        <w:t>│   │   │   │   ├── init_service.py</w:t>
+        <w:br/>
+        <w:t>│   │   │   │   ├── template_defaults.py</w:t>
+        <w:br/>
+        <w:t>│   │   │   │   └── timezone_service.py</w:t>
+        <w:br/>
+        <w:t>│   │   │   ├── tasks</w:t>
+        <w:br/>
+        <w:t>│   │   │   │   ├── __init__.py</w:t>
+        <w:br/>
+        <w:t>│   │   │   │   ├── audit_tasks.py</w:t>
+        <w:br/>
+        <w:t>│   │   │   │   ├── operations_jobs.py</w:t>
+        <w:br/>
+        <w:t>│   │   │   │   ├── platform_builder_tasks.py</w:t>
+        <w:br/>
+        <w:t>│   │   │   │   ├── platform_commercial_tasks.py</w:t>
+        <w:br/>
+        <w:t>│   │   │   │   ├── platform_tasks.py</w:t>
+        <w:br/>
+        <w:t>│   │   │   │   ├── tasks.py</w:t>
+        <w:br/>
+        <w:t>│   │   │   │   └── workflow_jobs.py</w:t>
+        <w:br/>
+        <w:t>│   │   │   ├── templates</w:t>
+        <w:br/>
+        <w:t>│   │   │   │   ├── defaults</w:t>
+        <w:br/>
+        <w:t>│   │   │   │   │   ├── registration_faq.md</w:t>
+        <w:br/>
+        <w:t>│   │   │   │   │   ├── registration_tnc.md</w:t>
+        <w:br/>
+        <w:t>│   │   │   │   │   ├── speaker_faq.md</w:t>
+        <w:br/>
+        <w:t>│   │   │   │   │   └── speaker_tnc.md</w:t>
+        <w:br/>
+        <w:t>│   │   │   │   ├── premium_approval.html</w:t>
+        <w:br/>
+        <w:t>│   │   │   │   ├── premium_ppt_instructions.html</w:t>
+        <w:br/>
+        <w:t>│   │   │   │   ├── premium_promotional.html</w:t>
+        <w:br/>
+        <w:t>│   │   │   │   ├── premium_rejection.html</w:t>
+        <w:br/>
+        <w:t>│   │   │   │   ├── premium_reminder.html</w:t>
+        <w:br/>
+        <w:t>│   │   │   │   └── premium_welcome.html</w:t>
+        <w:br/>
+        <w:t>│   │   │   ├── websocket</w:t>
+        <w:br/>
+        <w:t>│   │   │   │   ├── __init__.py</w:t>
+        <w:br/>
+        <w:t>│   │   │   │   ├── events.py</w:t>
+        <w:br/>
+        <w:t>│   │   │   │   └── manager.py</w:t>
+        <w:br/>
+        <w:t>│   │   │   ├── __init__.py</w:t>
+        <w:br/>
+        <w:t>│   │   │   ├── config.py</w:t>
+        <w:br/>
+        <w:t>│   │   │   ├── database.py</w:t>
+        <w:br/>
+        <w:t>│   │   │   ├── dependencies.py</w:t>
+        <w:br/>
+        <w:t>│   │   │   ├── main.py</w:t>
+        <w:br/>
+        <w:t>│   │   │   ├── redis.py</w:t>
+        <w:br/>
+        <w:t>│   │   │   └── worker.py</w:t>
+        <w:br/>
+        <w:t>│   │   ├── tests</w:t>
+        <w:br/>
+        <w:t>│   │   │   ├── conftest.py</w:t>
+        <w:br/>
+        <w:t>│   │   │   ├── test_announcements_system.py</w:t>
+        <w:br/>
+        <w:t>│   │   │   ├── test_audit_system.py</w:t>
+        <w:br/>
+        <w:t>│   │   │   ├── test_auth.py</w:t>
+        <w:br/>
+        <w:t>│   │   │   ├── test_bundles.py</w:t>
+        <w:br/>
+        <w:t>│   │   │   ├── test_campaign_filters.py</w:t>
+        <w:br/>
+        <w:t>│   │   │   ├── test_custom_subscribe.py</w:t>
+        <w:br/>
+        <w:t>│   │   │   ├── test_dashboard_analytics.py</w:t>
+        <w:br/>
+        <w:t>│   │   │   ├── test_erp_platform.py</w:t>
+        <w:br/>
+        <w:t>│   │   │   ├── test_events.py</w:t>
+        <w:br/>
+        <w:t>│   │   │   ├── test_events_api.py</w:t>
+        <w:br/>
+        <w:t>│   │   │   ├── test_excel_import.py</w:t>
+        <w:br/>
+        <w:t>│   │   │   ├── test_feature_overrides.py</w:t>
+        <w:br/>
+        <w:t>│   │   │   ├── test_files.py</w:t>
+        <w:br/>
+        <w:t>│   │   │   ├── test_free_registration_auto_pay.py</w:t>
+        <w:br/>
+        <w:t>│   │   │   ├── test_global_settings.py</w:t>
+        <w:br/>
+        <w:t>│   │   │   ├── test_middleware.py</w:t>
+        <w:br/>
+        <w:t>│   │   │   ├── test_operations.py</w:t>
+        <w:br/>
+        <w:t>│   │   │   ├── test_operations_rearchitected.py</w:t>
+        <w:br/>
+        <w:t>│   │   │   ├── test_ops_planning.py</w:t>
+        <w:br/>
+        <w:t>│   │   │   ├── test_participant_update.py</w:t>
+        <w:br/>
+        <w:t>│   │   │   ├── test_payments.py</w:t>
+        <w:br/>
+        <w:t>│   │   │   ├── test_phase0_hardening.py</w:t>
+        <w:br/>
+        <w:t>│   │   │   ├── test_phase1_event_licensing.py</w:t>
+        <w:br/>
+        <w:t>│   │   │   ├── test_phase2_ai.py</w:t>
+        <w:br/>
+        <w:t>│   │   │   ├── test_phase2_files.py</w:t>
+        <w:br/>
+        <w:t>│   │   │   ├── test_phase2_workflows.py</w:t>
+        <w:br/>
+        <w:t>│   │   │   ├── test_phase3_developer.py</w:t>
+        <w:br/>
+        <w:t>│   │   │   ├── test_platform_commercial.py</w:t>
+        <w:br/>
+        <w:t>│   │   │   ├── test_portal.py</w:t>
+        <w:br/>
+        <w:t>│   │   │   ├── test_portal_enhancements.py</w:t>
+        <w:br/>
+        <w:t>│   │   │   ├── test_posters.py</w:t>
+        <w:br/>
+        <w:t>│   │   │   ├── test_queue.py</w:t>
+        <w:br/>
+        <w:t>│   │   │   ├── test_rate_limiting_and_gating.py</w:t>
+        <w:br/>
+        <w:t>│   │   │   ├── test_rbac.py</w:t>
+        <w:br/>
+        <w:t>│   │   │   ├── test_registration_dashboard.py</w:t>
+        <w:br/>
+        <w:t>│   │   │   ├── test_registration_portal.py</w:t>
+        <w:br/>
+        <w:t>│   │   │   ├── test_security_updates.py</w:t>
+        <w:br/>
+        <w:t>│   │   │   ├── test_settings.py</w:t>
+        <w:br/>
+        <w:t>│   │   │   ├── test_speaker_profile_system.py</w:t>
+        <w:br/>
+        <w:t>│   │   │   ├── test_speaker_profiles.py</w:t>
+        <w:br/>
+        <w:t>│   │   │   ├── test_tenant_isolation.py</w:t>
+        <w:br/>
+        <w:t>│   │   │   └── test_webhooks.py</w:t>
+        <w:br/>
+        <w:t>│   │   ├── .env.example</w:t>
+        <w:br/>
+        <w:t>│   │   ├── alembic.ini</w:t>
+        <w:br/>
+        <w:t>│   │   ├── create_notification_module.py</w:t>
+        <w:br/>
+        <w:t>│   │   ├── Dockerfile</w:t>
+        <w:br/>
+        <w:t>│   │   ├── pytest.ini</w:t>
+        <w:br/>
+        <w:t>│   │   └── requirements.txt</w:t>
+        <w:br/>
+        <w:t>│   ├── venue-server</w:t>
         <w:br/>
         <w:t>│   │   ├── alembic</w:t>
         <w:br/>
         <w:t>│   │   │   ├── versions</w:t>
         <w:br/>
-        <w:t>│   │   │   │   ├── 20260610_0536_1b39bb2f0e3d_enterprise_schema_v2.py</w:t>
-        <w:br/>
-        <w:t>│   │   │   │   ├── 20260610_2006_b88a342bad97_security_updates.py</w:t>
-        <w:br/>
-        <w:t>│   │   │   │   ├── 20260610_2020_4018c218c647_audit_tamper_detection.py</w:t>
-        <w:br/>
-        <w:t>│   │   │   │   ├── 20260610_2037_b21d79dfbdcf_add_org_override_to_rate_limits.py</w:t>
-        <w:br/>
-        <w:t>│   │   │   │   ├── 20260612_2019_511d300bd1ba_add_override_metadata_to_feature_.py</w:t>
-        <w:br/>
-        <w:t>│   │   │   │   ├── 20260613_0201_922d300bd1ba_subscription_plans_v2.py</w:t>
-        <w:br/>
-        <w:t>│   │   │   │   ├── 20260614_1642_99f14dfd43d1_add_subscription_transactions.py</w:t>
-        <w:br/>
-        <w:t>│   │   │   │   ├── 20260615_0000_organize_impersonation_fks.py</w:t>
-        <w:br/>
-        <w:t>│   │   │   │   ├── 20260617_0001_phase0_audit_row_hash_and_columns.py</w:t>
-        <w:br/>
-        <w:t>│   │   │   │   ├── 20260617_0002_phase0_audit_worker_logs_actor.py</w:t>
-        <w:br/>
-        <w:t>│   │   │   │   ├── 20260617_0003_phase0_encrypt_sensitive_columns.py</w:t>
-        <w:br/>
-        <w:t>│   │   │   │   ├── 20260617_0004_phase0_ticket_types_uuid_pk.py</w:t>
-        <w:br/>
-        <w:t>│   │   │   │   ├── 20260617_0005_phase0_billing_currency_addon_features.py</w:t>
-        <w:br/>
-        <w:t>│   │   │   │   ├── 20260621_0001_phase1_event_activations.py</w:t>
-        <w:br/>
-        <w:t>│   │   │   │   ├── 20260621_0002_phase1_addon_invoice_scope.py</w:t>
-        <w:br/>
-        <w:t>│   │   │   │   ├── 20260621_0003_phase1_deprecate_org_columns.py</w:t>
-        <w:br/>
-        <w:t>│   │   │   │   ├── 20260621_0832_3c58d14ac972_add_erp_enterprise_departments_teams_.py</w:t>
-        <w:br/>
-        <w:t>│   │   │   │   ├── 20260621_0936_8d02510082ce_add_platform_workflows.py</w:t>
-        <w:br/>
-        <w:t>│   │   │   │   ├── 20260621_1335_be7d39c4425f_add_platform_notifications.py</w:t>
-        <w:br/>
-        <w:t>│   │   │   │   ├── 20260621_1422_73e680f44263_add_platform_audit_activity_compliance.py</w:t>
-        <w:br/>
-        <w:t>│   │   │   │   ├── 20260621_1829_cf4fac6c672a_add_commercial_inventory_pricing_.py</w:t>
-        <w:br/>
-        <w:t>│   │   │   │   ├── 20260621_1840_1a26d965eae8_add_phase_6_builder_and_blueprints.py</w:t>
-        <w:br/>
-        <w:t>│   │   │   │   ├── 20260622_0506_5f930bb2dbae_add_ops_and_tech_services.py</w:t>
-        <w:br/>
-        <w:t>│   │   │   │   └── 20260622_0542_1bc13e4b24f2_rearchitect_ops_and_services.py</w:t>
+        <w:t>│   │   │   │   └── 20260522_1200_create_local_tables.py</w:t>
         <w:br/>
         <w:t>│   │   │   ├── env.py</w:t>
         <w:br/>
@@ -1906,1475 +3386,117 @@
         <w:br/>
         <w:t>│   │   ├── app</w:t>
         <w:br/>
-        <w:t>│   │   │   ├── core</w:t>
-        <w:br/>
-        <w:t>│   │   │   │   ├── dependencies</w:t>
-        <w:br/>
-        <w:t>│   │   │   │   │   └── feature_gate.py</w:t>
-        <w:br/>
-        <w:t>│   │   │   │   ├── providers</w:t>
-        <w:br/>
-        <w:t>│   │   │   │   │   ├── __init__.py</w:t>
-        <w:br/>
-        <w:t>│   │   │   │   │   ├── base.py</w:t>
-        <w:br/>
-        <w:t>│   │   │   │   │   ├── email.py</w:t>
-        <w:br/>
-        <w:t>│   │   │   │   │   ├── push.py</w:t>
-        <w:br/>
-        <w:t>│   │   │   │   │   ├── sms.py</w:t>
-        <w:br/>
-        <w:t>│   │   │   │   │   └── whatsapp.py</w:t>
-        <w:br/>
-        <w:t>│   │   │   │   └── encryption.py</w:t>
-        <w:br/>
-        <w:t>│   │   │   ├── middleware</w:t>
+        <w:t>│   │   │   ├── device_manager</w:t>
         <w:br/>
         <w:t>│   │   │   │   ├── __init__.py</w:t>
         <w:br/>
-        <w:t>│   │   │   │   ├── application_guard.py</w:t>
+        <w:t>│   │   │   │   └── registry.py</w:t>
+        <w:br/>
+        <w:t>│   │   │   ├── models</w:t>
+        <w:br/>
+        <w:t>│   │   │   │   ├── __init__.py</w:t>
+        <w:br/>
+        <w:t>│   │   │   │   ├── attendance_log.py</w:t>
         <w:br/>
         <w:t>│   │   │   │   ├── audit_log.py</w:t>
         <w:br/>
-        <w:t>│   │   │   │   ├── audit_middleware.py</w:t>
-        <w:br/>
-        <w:t>│   │   │   │   ├── auth_middleware.py</w:t>
-        <w:br/>
-        <w:t>│   │   │   │   ├── ip_allowlist.py</w:t>
-        <w:br/>
-        <w:t>│   │   │   │   ├── plan_guard.py</w:t>
-        <w:br/>
-        <w:t>│   │   │   │   ├── rate_limit.py</w:t>
-        <w:br/>
-        <w:t>│   │   │   │   ├── rate_limiter.py</w:t>
-        <w:br/>
-        <w:t>│   │   │   │   ├── rbac_middleware.py</w:t>
-        <w:br/>
-        <w:t>│   │   │   │   ├── request_logging.py</w:t>
-        <w:br/>
-        <w:t>│   │   │   │   ├── security_middleware.py</w:t>
-        <w:br/>
-        <w:t>│   │   │   │   └── tenant_context.py</w:t>
-        <w:br/>
-        <w:t>│   │   │   ├── models</w:t>
-        <w:br/>
-        <w:t>│   │   │   │   └── __init__.py</w:t>
-        <w:br/>
-        <w:t>│   │   │   ├── modules</w:t>
-        <w:br/>
-        <w:t>│   │   │   │   ├── ai</w:t>
-        <w:br/>
-        <w:t>│   │   │   │   │   ├── models</w:t>
-        <w:br/>
-        <w:t>│   │   │   │   │   │   └── ai.py</w:t>
-        <w:br/>
-        <w:t>│   │   │   │   │   ├── routers</w:t>
-        <w:br/>
-        <w:t>│   │   │   │   │   │   └── ai.py</w:t>
-        <w:br/>
-        <w:t>│   │   │   │   │   ├── schemas</w:t>
-        <w:br/>
-        <w:t>│   │   │   │   │   │   └── ai_schemas.py</w:t>
-        <w:br/>
-        <w:t>│   │   │   │   │   └── services</w:t>
-        <w:br/>
-        <w:t>│   │   │   │   │       └── ai_service.py</w:t>
-        <w:br/>
-        <w:t>│   │   │   │   ├── analytics</w:t>
-        <w:br/>
-        <w:t>│   │   │   │   │   ├── models</w:t>
-        <w:br/>
-        <w:t>│   │   │   │   │   │   ├── __init__.py</w:t>
-        <w:br/>
-        <w:t>│   │   │   │   │   │   ├── analytics_domain_tables.py</w:t>
-        <w:br/>
-        <w:t>│   │   │   │   │   │   ├── attendance_log.py</w:t>
-        <w:br/>
-        <w:t>│   │   │   │   │   │   └── usage.py</w:t>
-        <w:br/>
-        <w:t>│   │   │   │   │   ├── routers</w:t>
-        <w:br/>
-        <w:t>│   │   │   │   │   │   ├── __init__.py</w:t>
-        <w:br/>
-        <w:t>│   │   │   │   │   │   ├── analytics.py</w:t>
-        <w:br/>
-        <w:t>│   │   │   │   │   │   └── dashboard.py</w:t>
-        <w:br/>
-        <w:t>│   │   │   │   │   ├── schemas</w:t>
-        <w:br/>
-        <w:t>│   │   │   │   │   │   ├── __init__.py</w:t>
-        <w:br/>
-        <w:t>│   │   │   │   │   │   └── analytics.py</w:t>
-        <w:br/>
-        <w:t>│   │   │   │   │   ├── services</w:t>
-        <w:br/>
-        <w:t>│   │   │   │   │   │   ├── __init__.py</w:t>
-        <w:br/>
-        <w:t>│   │   │   │   │   │   └── analytics_service.py</w:t>
-        <w:br/>
-        <w:t>│   │   │   │   │   ├── tasks</w:t>
-        <w:br/>
-        <w:t>│   │   │   │   │   │   └── __init__.py</w:t>
-        <w:br/>
-        <w:t>│   │   │   │   │   └── __init__.py</w:t>
-        <w:br/>
-        <w:t>│   │   │   │   ├── applications</w:t>
-        <w:br/>
-        <w:t>│   │   │   │   │   ├── models</w:t>
-        <w:br/>
-        <w:t>│   │   │   │   │   │   ├── __init__.py</w:t>
-        <w:br/>
-        <w:t>│   │   │   │   │   │   ├── app_registry.py</w:t>
-        <w:br/>
-        <w:t>│   │   │   │   │   │   └── applications_domain_tables.py</w:t>
-        <w:br/>
-        <w:t>│   │   │   │   │   └── __init__.py</w:t>
-        <w:br/>
-        <w:t>│   │   │   │   ├── audit</w:t>
-        <w:br/>
-        <w:t>│   │   │   │   │   ├── models</w:t>
-        <w:br/>
-        <w:t>│   │   │   │   │   │   ├── __init__.py</w:t>
-        <w:br/>
-        <w:t>│   │   │   │   │   │   ├── api_request_log.py</w:t>
-        <w:br/>
-        <w:t>│   │   │   │   │   │   ├── audit_domain_tables.py</w:t>
-        <w:br/>
-        <w:t>│   │   │   │   │   │   ├── audit_extensions.py</w:t>
-        <w:br/>
-        <w:t>│   │   │   │   │   │   └── audit_log.py</w:t>
-        <w:br/>
-        <w:t>│   │   │   │   │   ├── routers</w:t>
-        <w:br/>
-        <w:t>│   │   │   │   │   │   ├── __init__.py</w:t>
-        <w:br/>
-        <w:t>│   │   │   │   │   │   └── audit.py</w:t>
-        <w:br/>
-        <w:t>│   │   │   │   │   ├── services</w:t>
-        <w:br/>
-        <w:t>│   │   │   │   │   │   ├── __init__.py</w:t>
-        <w:br/>
-        <w:t>│   │   │   │   │   │   └── audit_service.py</w:t>
-        <w:br/>
-        <w:t>│   │   │   │   │   └── __init__.py</w:t>
-        <w:br/>
-        <w:t>│   │   │   │   ├── auth</w:t>
-        <w:br/>
-        <w:t>│   │   │   │   │   ├── models</w:t>
-        <w:br/>
-        <w:t>│   │   │   │   │   │   └── __init__.py</w:t>
-        <w:br/>
-        <w:t>│   │   │   │   │   ├── routers</w:t>
-        <w:br/>
-        <w:t>│   │   │   │   │   ├── schemas</w:t>
-        <w:br/>
-        <w:t>│   │   │   │   │   ├── services</w:t>
-        <w:br/>
-        <w:t>│   │   │   │   │   ├── tasks</w:t>
-        <w:br/>
-        <w:t>│   │   │   │   │   └── __init__.py</w:t>
-        <w:br/>
-        <w:t>│   │   │   │   ├── billing</w:t>
-        <w:br/>
-        <w:t>│   │   │   │   │   ├── models</w:t>
-        <w:br/>
-        <w:t>│   │   │   │   │   │   ├── __init__.py</w:t>
-        <w:br/>
-        <w:t>│   │   │   │   │   │   ├── billing_domain_tables.py</w:t>
-        <w:br/>
-        <w:t>│   │   │   │   │   │   ├── event_activation.py</w:t>
-        <w:br/>
-        <w:t>│   │   │   │   │   │   └── subscription.py</w:t>
-        <w:br/>
-        <w:t>│   │   │   │   │   ├── routers</w:t>
-        <w:br/>
-        <w:t>│   │   │   │   │   │   ├── activations.py</w:t>
-        <w:br/>
-        <w:t>│   │   │   │   │   │   └── billing.py</w:t>
-        <w:br/>
-        <w:t>│   │   │   │   │   ├── schemas</w:t>
-        <w:br/>
-        <w:t>│   │   │   │   │   │   └── event_activation.py</w:t>
-        <w:br/>
-        <w:t>│   │   │   │   │   ├── services</w:t>
-        <w:br/>
-        <w:t>│   │   │   │   │   │   ├── entitlement_resolver.py</w:t>
-        <w:br/>
-        <w:t>│   │   │   │   │   │   └── limit_guard.py</w:t>
-        <w:br/>
-        <w:t>│   │   │   │   │   └── __init__.py</w:t>
-        <w:br/>
-        <w:t>│   │   │   │   ├── blueprints</w:t>
-        <w:br/>
-        <w:t>│   │   │   │   │   ├── models.py</w:t>
-        <w:br/>
-        <w:t>│   │   │   │   │   ├── router.py</w:t>
-        <w:br/>
-        <w:t>│   │   │   │   │   ├── schemas.py</w:t>
-        <w:br/>
-        <w:t>│   │   │   │   │   └── services.py</w:t>
-        <w:br/>
-        <w:t>│   │   │   │   ├── commercial</w:t>
-        <w:br/>
-        <w:t>│   │   │   │   │   ├── models.py</w:t>
-        <w:br/>
-        <w:t>│   │   │   │   │   ├── router.py</w:t>
-        <w:br/>
-        <w:t>│   │   │   │   │   ├── schemas.py</w:t>
-        <w:br/>
-        <w:t>│   │   │   │   │   └── services.py</w:t>
-        <w:br/>
-        <w:t>│   │   │   │   ├── communications</w:t>
-        <w:br/>
-        <w:t>│   │   │   │   │   ├── models</w:t>
-        <w:br/>
-        <w:t>│   │   │   │   │   │   ├── __init__.py</w:t>
-        <w:br/>
-        <w:t>│   │   │   │   │   │   ├── announcement.py</w:t>
-        <w:br/>
-        <w:t>│   │   │   │   │   │   ├── communications_domain_tables.py</w:t>
-        <w:br/>
-        <w:t>│   │   │   │   │   │   ├── email_campaign.py</w:t>
-        <w:br/>
-        <w:t>│   │   │   │   │   │   ├── email_log.py</w:t>
-        <w:br/>
-        <w:t>│   │   │   │   │   │   ├── email_template.py</w:t>
-        <w:br/>
-        <w:t>│   │   │   │   │   │   └── notification_event.py</w:t>
-        <w:br/>
-        <w:t>│   │   │   │   │   └── __init__.py</w:t>
-        <w:br/>
-        <w:t>│   │   │   │   ├── crm</w:t>
-        <w:br/>
-        <w:t>│   │   │   │   │   ├── models</w:t>
-        <w:br/>
-        <w:t>│   │   │   │   │   │   ├── core.py</w:t>
-        <w:br/>
-        <w:t>│   │   │   │   │   │   └── crm_domain_tables.py</w:t>
-        <w:br/>
-        <w:t>│   │   │   │   │   ├── repositories</w:t>
-        <w:br/>
-        <w:t>│   │   │   │   │   │   ├── base_repository.py</w:t>
-        <w:br/>
-        <w:t>│   │   │   │   │   │   └── crm_repository.py</w:t>
-        <w:br/>
-        <w:t>│   │   │   │   │   ├── routers</w:t>
-        <w:br/>
-        <w:t>│   │   │   │   │   ├── schemas</w:t>
-        <w:br/>
-        <w:t>│   │   │   │   │   └── services</w:t>
-        <w:br/>
-        <w:t>│   │   │   │   ├── deployment_management</w:t>
-        <w:br/>
-        <w:t>│   │   │   │   │   ├── models.py</w:t>
-        <w:br/>
-        <w:t>│   │   │   │   │   ├── router.py</w:t>
-        <w:br/>
-        <w:t>│   │   │   │   │   ├── schemas.py</w:t>
-        <w:br/>
-        <w:t>│   │   │   │   │   └── services.py</w:t>
-        <w:br/>
-        <w:t>│   │   │   │   ├── design_system</w:t>
-        <w:br/>
-        <w:t>│   │   │   │   │   ├── models.py</w:t>
-        <w:br/>
-        <w:t>│   │   │   │   │   └── schemas.py</w:t>
-        <w:br/>
-        <w:t>│   │   │   │   ├── developer</w:t>
-        <w:br/>
-        <w:t>│   │   │   │   │   ├── models</w:t>
-        <w:br/>
-        <w:t>│   │   │   │   │   │   ├── __init__.py</w:t>
-        <w:br/>
-        <w:t>│   │   │   │   │   │   ├── developer_domain_tables.py</w:t>
-        <w:br/>
-        <w:t>│   │   │   │   │   │   └── developer_registry.py</w:t>
-        <w:br/>
-        <w:t>│   │   │   │   │   ├── routers</w:t>
-        <w:br/>
-        <w:t>│   │   │   │   │   │   └── developer.py</w:t>
-        <w:br/>
-        <w:t>│   │   │   │   │   ├── schemas</w:t>
-        <w:br/>
-        <w:t>│   │   │   │   │   │   └── developer_schemas.py</w:t>
-        <w:br/>
-        <w:t>│   │   │   │   │   ├── services</w:t>
-        <w:br/>
-        <w:t>│   │   │   │   │   │   └── developer_service.py</w:t>
-        <w:br/>
-        <w:t>│   │   │   │   │   └── __init__.py</w:t>
-        <w:br/>
-        <w:t>│   │   │   │   ├── events</w:t>
-        <w:br/>
-        <w:t>│   │   │   │   │   ├── models</w:t>
-        <w:br/>
-        <w:t>│   │   │   │   │   │   ├── __init__.py</w:t>
-        <w:br/>
-        <w:t>│   │   │   │   │   │   ├── capacity_rule.py</w:t>
-        <w:br/>
-        <w:t>│   │   │   │   │   │   ├── event.py</w:t>
-        <w:br/>
-        <w:t>│   │   │   │   │   │   ├── events_domain_tables.py</w:t>
-        <w:br/>
-        <w:t>│   │   │   │   │   │   ├── room.py</w:t>
-        <w:br/>
-        <w:t>│   │   │   │   │   │   ├── session.py</w:t>
-        <w:br/>
-        <w:t>│   │   │   │   │   │   ├── session_speaker.py</w:t>
-        <w:br/>
-        <w:t>│   │   │   │   │   │   ├── speaker.py</w:t>
-        <w:br/>
-        <w:t>│   │   │   │   │   │   └── speaker_profile.py</w:t>
-        <w:br/>
-        <w:t>│   │   │   │   │   └── __init__.py</w:t>
-        <w:br/>
-        <w:t>│   │   │   │   ├── files</w:t>
-        <w:br/>
-        <w:t>│   │   │   │   │   ├── models</w:t>
-        <w:br/>
-        <w:t>│   │   │   │   │   │   └── file.py</w:t>
-        <w:br/>
-        <w:t>│   │   │   │   │   ├── routers</w:t>
-        <w:br/>
-        <w:t>│   │   │   │   │   │   └── files.py</w:t>
-        <w:br/>
-        <w:t>│   │   │   │   │   ├── schemas</w:t>
-        <w:br/>
-        <w:t>│   │   │   │   │   │   └── file_schemas.py</w:t>
-        <w:br/>
-        <w:t>│   │   │   │   │   └── services</w:t>
-        <w:br/>
-        <w:t>│   │   │   │   │       └── file_service.py</w:t>
-        <w:br/>
-        <w:t>│   │   │   │   ├── identity</w:t>
-        <w:br/>
-        <w:t>│   │   │   │   │   ├── models</w:t>
-        <w:br/>
-        <w:t>│   │   │   │   │   │   ├── __init__.py</w:t>
-        <w:br/>
-        <w:t>│   │   │   │   │   │   ├── identity_domain_tables.py</w:t>
-        <w:br/>
-        <w:t>│   │   │   │   │   │   ├── portal_otp_token.py</w:t>
-        <w:br/>
-        <w:t>│   │   │   │   │   │   ├── refresh_token.py</w:t>
-        <w:br/>
-        <w:t>│   │   │   │   │   │   ├── security_event.py</w:t>
-        <w:br/>
-        <w:t>│   │   │   │   │   │   └── user.py</w:t>
-        <w:br/>
-        <w:t>│   │   │   │   │   ├── routers</w:t>
-        <w:br/>
-        <w:t>│   │   │   │   │   │   ├── __init__.py</w:t>
-        <w:br/>
-        <w:t>│   │   │   │   │   │   ├── auth.py</w:t>
-        <w:br/>
-        <w:t>│   │   │   │   │   │   ├── impersonation.py</w:t>
-        <w:br/>
-        <w:t>│   │   │   │   │   │   ├── me.py</w:t>
-        <w:br/>
-        <w:t>│   │   │   │   │   │   └── users.py</w:t>
-        <w:br/>
-        <w:t>│   │   │   │   │   ├── schemas</w:t>
-        <w:br/>
-        <w:t>│   │   │   │   │   │   ├── __init__.py</w:t>
-        <w:br/>
-        <w:t>│   │   │   │   │   │   ├── auth.py</w:t>
-        <w:br/>
-        <w:t>│   │   │   │   │   │   └── user.py</w:t>
-        <w:br/>
-        <w:t>│   │   │   │   │   ├── services</w:t>
-        <w:br/>
-        <w:t>│   │   │   │   │   │   ├── __init__.py</w:t>
-        <w:br/>
-        <w:t>│   │   │   │   │   │   └── auth_service.py</w:t>
-        <w:br/>
-        <w:t>│   │   │   │   │   ├── tasks</w:t>
-        <w:br/>
-        <w:t>│   │   │   │   │   │   └── __init__.py</w:t>
-        <w:br/>
-        <w:t>│   │   │   │   │   └── __init__.py</w:t>
-        <w:br/>
-        <w:t>│   │   │   │   ├── integrations</w:t>
-        <w:br/>
-        <w:t>│   │   │   │   │   ├── models</w:t>
-        <w:br/>
-        <w:t>│   │   │   │   │   │   ├── __init__.py</w:t>
-        <w:br/>
-        <w:t>│   │   │   │   │   │   ├── integrations_domain_tables.py</w:t>
-        <w:br/>
-        <w:t>│   │   │   │   │   │   └── webhook.py</w:t>
-        <w:br/>
-        <w:t>│   │   │   │   │   └── __init__.py</w:t>
-        <w:br/>
-        <w:t>│   │   │   │   ├── inventory</w:t>
-        <w:br/>
-        <w:t>│   │   │   │   │   ├── models.py</w:t>
-        <w:br/>
-        <w:t>│   │   │   │   │   ├── router.py</w:t>
-        <w:br/>
-        <w:t>│   │   │   │   │   ├── schemas.py</w:t>
-        <w:br/>
-        <w:t>│   │   │   │   │   └── services.py</w:t>
-        <w:br/>
-        <w:t>│   │   │   │   ├── jobs</w:t>
-        <w:br/>
-        <w:t>│   │   │   │   │   ├── models</w:t>
-        <w:br/>
-        <w:t>│   │   │   │   │   │   └── job.py</w:t>
-        <w:br/>
-        <w:t>│   │   │   │   │   ├── routers</w:t>
-        <w:br/>
-        <w:t>│   │   │   │   │   │   ├── __init__.py</w:t>
-        <w:br/>
-        <w:t>│   │   │   │   │   │   └── jobs.py</w:t>
-        <w:br/>
-        <w:t>│   │   │   │   │   ├── schemas</w:t>
-        <w:br/>
-        <w:t>│   │   │   │   │   │   ├── __init__.py</w:t>
-        <w:br/>
-        <w:t>│   │   │   │   │   │   └── job_schemas.py</w:t>
-        <w:br/>
-        <w:t>│   │   │   │   │   └── services</w:t>
-        <w:br/>
-        <w:t>│   │   │   │   │       ├── __init__.py</w:t>
-        <w:br/>
-        <w:t>│   │   │   │   │       └── job_service.py</w:t>
-        <w:br/>
-        <w:t>│   │   │   │   ├── marketplace</w:t>
-        <w:br/>
-        <w:t>│   │   │   │   │   ├── models</w:t>
-        <w:br/>
-        <w:t>│   │   │   │   │   │   ├── core.py</w:t>
-        <w:br/>
-        <w:t>│   │   │   │   │   │   └── marketplace_domain_tables.py</w:t>
-        <w:br/>
-        <w:t>│   │   │   │   │   ├── repositories</w:t>
-        <w:br/>
-        <w:t>│   │   │   │   │   ├── routers</w:t>
-        <w:br/>
-        <w:t>│   │   │   │   │   ├── schemas</w:t>
-        <w:br/>
-        <w:t>│   │   │   │   │   ├── services</w:t>
-        <w:br/>
-        <w:t>│   │   │   │   │   │   └── marketplace_service.py</w:t>
-        <w:br/>
-        <w:t>│   │   │   │   │   └── router.py</w:t>
-        <w:br/>
-        <w:t>│   │   │   │   ├── mobile</w:t>
-        <w:br/>
-        <w:t>│   │   │   │   │   └── models</w:t>
-        <w:br/>
-        <w:t>│   │   │   │   │       └── mobile.py</w:t>
-        <w:br/>
-        <w:t>│   │   │   │   ├── notifications</w:t>
-        <w:br/>
-        <w:t>│   │   │   │   │   ├── routers</w:t>
-        <w:br/>
-        <w:t>│   │   │   │   │   │   ├── __init__.py</w:t>
-        <w:br/>
-        <w:t>│   │   │   │   │   │   ├── announcements.py</w:t>
-        <w:br/>
-        <w:t>│   │   │   │   │   │   ├── notifications.py</w:t>
-        <w:br/>
-        <w:t>│   │   │   │   │   │   └── webhooks.py</w:t>
-        <w:br/>
-        <w:t>│   │   │   │   │   ├── schemas</w:t>
-        <w:br/>
-        <w:t>│   │   │   │   │   │   ├── __init__.py</w:t>
-        <w:br/>
-        <w:t>│   │   │   │   │   │   ├── announcement.py</w:t>
-        <w:br/>
-        <w:t>│   │   │   │   │   │   ├── notification.py</w:t>
-        <w:br/>
-        <w:t>│   │   │   │   │   │   └── webhook.py</w:t>
-        <w:br/>
-        <w:t>│   │   │   │   │   ├── services</w:t>
-        <w:br/>
-        <w:t>│   │   │   │   │   │   ├── __init__.py</w:t>
-        <w:br/>
-        <w:t>│   │   │   │   │   │   ├── email_renderer.py</w:t>
-        <w:br/>
-        <w:t>│   │   │   │   │   │   ├── email_service.py</w:t>
-        <w:br/>
-        <w:t>│   │   │   │   │   │   ├── notification_service.py</w:t>
-        <w:br/>
-        <w:t>│   │   │   │   │   │   └── whatsapp_service.py</w:t>
-        <w:br/>
-        <w:t>│   │   │   │   │   ├── tasks</w:t>
-        <w:br/>
-        <w:t>│   │   │   │   │   │   ├── __init__.py</w:t>
-        <w:br/>
-        <w:t>│   │   │   │   │   │   ├── email_tasks.py</w:t>
-        <w:br/>
-        <w:t>│   │   │   │   │   │   └── seed_email_data.py</w:t>
-        <w:br/>
-        <w:t>│   │   │   │   │   └── __init__.py</w:t>
-        <w:br/>
-        <w:t>│   │   │   │   ├── operations_planning</w:t>
-        <w:br/>
-        <w:t>│   │   │   │   │   ├── models.py</w:t>
-        <w:br/>
-        <w:t>│   │   │   │   │   ├── router.py</w:t>
-        <w:br/>
-        <w:t>│   │   │   │   │   ├── schemas.py</w:t>
-        <w:br/>
-        <w:t>│   │   │   │   │   └── services.py</w:t>
-        <w:br/>
-        <w:t>│   │   │   │   ├── platform</w:t>
-        <w:br/>
-        <w:t>│   │   │   │   │   ├── departments</w:t>
-        <w:br/>
-        <w:t>│   │   │   │   │   │   ├── constants.py</w:t>
-        <w:br/>
-        <w:t>│   │   │   │   │   │   ├── dependencies.py</w:t>
-        <w:br/>
-        <w:t>│   │   │   │   │   │   ├── models.py</w:t>
-        <w:br/>
-        <w:t>│   │   │   │   │   │   ├── repository.py</w:t>
-        <w:br/>
-        <w:t>│   │   │   │   │   │   ├── router.py</w:t>
-        <w:br/>
-        <w:t>│   │   │   │   │   │   ├── schemas.py</w:t>
-        <w:br/>
-        <w:t>│   │   │   │   │   │   └── service.py</w:t>
-        <w:br/>
-        <w:t>│   │   │   │   │   ├── models</w:t>
-        <w:br/>
-        <w:t>│   │   │   │   │   │   ├── __init__.py</w:t>
-        <w:br/>
-        <w:t>│   │   │   │   │   │   ├── feature.py</w:t>
-        <w:br/>
-        <w:t>│   │   │   │   │   │   ├── health.py</w:t>
-        <w:br/>
-        <w:t>│   │   │   │   │   │   ├── organization.py</w:t>
-        <w:br/>
-        <w:t>│   │   │   │   │   │   ├── platform_domain_tables.py</w:t>
-        <w:br/>
-        <w:t>│   │   │   │   │   │   └── system_setting.py</w:t>
-        <w:br/>
-        <w:t>│   │   │   │   │   ├── permissions</w:t>
-        <w:br/>
-        <w:t>│   │   │   │   │   │   ├── constants.py</w:t>
-        <w:br/>
-        <w:t>│   │   │   │   │   │   ├── dependencies.py</w:t>
-        <w:br/>
-        <w:t>│   │   │   │   │   │   ├── models.py</w:t>
-        <w:br/>
-        <w:t>│   │   │   │   │   │   ├── repository.py</w:t>
-        <w:br/>
-        <w:t>│   │   │   │   │   │   ├── router.py</w:t>
-        <w:br/>
-        <w:t>│   │   │   │   │   │   ├── schemas.py</w:t>
-        <w:br/>
-        <w:t>│   │   │   │   │   │   └── service.py</w:t>
-        <w:br/>
-        <w:t>│   │   │   │   │   ├── roles</w:t>
-        <w:br/>
-        <w:t>│   │   │   │   │   │   ├── constants.py</w:t>
-        <w:br/>
-        <w:t>│   │   │   │   │   │   ├── dependencies.py</w:t>
-        <w:br/>
-        <w:t>│   │   │   │   │   │   ├── models.py</w:t>
-        <w:br/>
-        <w:t>│   │   │   │   │   │   ├── repository.py</w:t>
-        <w:br/>
-        <w:t>│   │   │   │   │   │   ├── router.py</w:t>
-        <w:br/>
-        <w:t>│   │   │   │   │   │   ├── schemas.py</w:t>
-        <w:br/>
-        <w:t>│   │   │   │   │   │   └── service.py</w:t>
-        <w:br/>
-        <w:t>│   │   │   │   │   ├── teams</w:t>
-        <w:br/>
-        <w:t>│   │   │   │   │   │   ├── constants.py</w:t>
-        <w:br/>
-        <w:t>│   │   │   │   │   │   ├── dependencies.py</w:t>
-        <w:br/>
-        <w:t>│   │   │   │   │   │   ├── models.py</w:t>
-        <w:br/>
-        <w:t>│   │   │   │   │   │   ├── repository.py</w:t>
-        <w:br/>
-        <w:t>│   │   │   │   │   │   ├── router.py</w:t>
-        <w:br/>
-        <w:t>│   │   │   │   │   │   ├── schemas.py</w:t>
-        <w:br/>
-        <w:t>│   │   │   │   │   │   └── service.py</w:t>
-        <w:br/>
-        <w:t>│   │   │   │   │   ├── __init__.py</w:t>
-        <w:br/>
-        <w:t>│   │   │   │   │   ├── router.py</w:t>
-        <w:br/>
-        <w:t>│   │   │   │   │   └── support_router.py</w:t>
-        <w:br/>
-        <w:t>│   │   │   │   ├── platform_activity</w:t>
-        <w:br/>
-        <w:t>│   │   │   │   │   ├── models.py</w:t>
-        <w:br/>
-        <w:t>│   │   │   │   │   ├── router.py</w:t>
-        <w:br/>
-        <w:t>│   │   │   │   │   └── services.py</w:t>
-        <w:br/>
-        <w:t>│   │   │   │   ├── platform_audit</w:t>
-        <w:br/>
-        <w:t>│   │   │   │   │   ├── models.py</w:t>
-        <w:br/>
-        <w:t>│   │   │   │   │   ├── router.py</w:t>
-        <w:br/>
-        <w:t>│   │   │   │   │   └── services.py</w:t>
-        <w:br/>
-        <w:t>│   │   │   │   ├── platform_compliance</w:t>
-        <w:br/>
-        <w:t>│   │   │   │   │   ├── models.py</w:t>
-        <w:br/>
-        <w:t>│   │   │   │   │   ├── router.py</w:t>
-        <w:br/>
-        <w:t>│   │   │   │   │   ├── security_services.py</w:t>
-        <w:br/>
-        <w:t>│   │   │   │   │   └── services.py</w:t>
-        <w:br/>
-        <w:t>│   │   │   │   ├── platform_notifications</w:t>
-        <w:br/>
-        <w:t>│   │   │   │   │   ├── announcements</w:t>
-        <w:br/>
-        <w:t>│   │   │   │   │   │   ├── tests</w:t>
-        <w:br/>
-        <w:t>│   │   │   │   │   │   │   ├── __init__.py</w:t>
-        <w:br/>
-        <w:t>│   │   │   │   │   │   │   └── test_module.py</w:t>
-        <w:br/>
-        <w:t>│   │   │   │   │   │   ├── __init__.py</w:t>
-        <w:br/>
-        <w:t>│   │   │   │   │   │   ├── constants.py</w:t>
-        <w:br/>
-        <w:t>│   │   │   │   │   │   ├── dependencies.py</w:t>
-        <w:br/>
-        <w:t>│   │   │   │   │   │   ├── models.py</w:t>
-        <w:br/>
-        <w:t>│   │   │   │   │   │   ├── repository.py</w:t>
-        <w:br/>
-        <w:t>│   │   │   │   │   │   ├── router.py</w:t>
-        <w:br/>
-        <w:t>│   │   │   │   │   │   ├── schemas.py</w:t>
-        <w:br/>
-        <w:t>│   │   │   │   │   │   └── service.py</w:t>
-        <w:br/>
-        <w:t>│   │   │   │   │   ├── deliveries</w:t>
-        <w:br/>
-        <w:t>│   │   │   │   │   │   ├── tests</w:t>
-        <w:br/>
-        <w:t>│   │   │   │   │   │   │   ├── __init__.py</w:t>
-        <w:br/>
-        <w:t>│   │   │   │   │   │   │   └── test_module.py</w:t>
-        <w:br/>
-        <w:t>│   │   │   │   │   │   ├── __init__.py</w:t>
-        <w:br/>
-        <w:t>│   │   │   │   │   │   ├── constants.py</w:t>
-        <w:br/>
-        <w:t>│   │   │   │   │   │   ├── dependencies.py</w:t>
-        <w:br/>
-        <w:t>│   │   │   │   │   │   ├── models.py</w:t>
-        <w:br/>
-        <w:t>│   │   │   │   │   │   ├── repository.py</w:t>
-        <w:br/>
-        <w:t>│   │   │   │   │   │   ├── router.py</w:t>
-        <w:br/>
-        <w:t>│   │   │   │   │   │   ├── schemas.py</w:t>
-        <w:br/>
-        <w:t>│   │   │   │   │   │   └── service.py</w:t>
-        <w:br/>
-        <w:t>│   │   │   │   │   ├── digests</w:t>
-        <w:br/>
-        <w:t>│   │   │   │   │   │   ├── tests</w:t>
-        <w:br/>
-        <w:t>│   │   │   │   │   │   │   ├── __init__.py</w:t>
-        <w:br/>
-        <w:t>│   │   │   │   │   │   │   └── test_module.py</w:t>
-        <w:br/>
-        <w:t>│   │   │   │   │   │   ├── __init__.py</w:t>
-        <w:br/>
-        <w:t>│   │   │   │   │   │   ├── constants.py</w:t>
-        <w:br/>
-        <w:t>│   │   │   │   │   │   ├── dependencies.py</w:t>
-        <w:br/>
-        <w:t>│   │   │   │   │   │   ├── models.py</w:t>
-        <w:br/>
-        <w:t>│   │   │   │   │   │   ├── repository.py</w:t>
-        <w:br/>
-        <w:t>│   │   │   │   │   │   ├── router.py</w:t>
-        <w:br/>
-        <w:t>│   │   │   │   │   │   ├── schemas.py</w:t>
-        <w:br/>
-        <w:t>│   │   │   │   │   │   └── service.py</w:t>
-        <w:br/>
-        <w:t>│   │   │   │   │   ├── events</w:t>
-        <w:br/>
-        <w:t>│   │   │   │   │   │   ├── tests</w:t>
-        <w:br/>
-        <w:t>│   │   │   │   │   │   │   ├── __init__.py</w:t>
-        <w:br/>
-        <w:t>│   │   │   │   │   │   │   └── test_module.py</w:t>
-        <w:br/>
-        <w:t>│   │   │   │   │   │   ├── __init__.py</w:t>
-        <w:br/>
-        <w:t>│   │   │   │   │   │   ├── constants.py</w:t>
-        <w:br/>
-        <w:t>│   │   │   │   │   │   ├── dependencies.py</w:t>
-        <w:br/>
-        <w:t>│   │   │   │   │   │   ├── models.py</w:t>
-        <w:br/>
-        <w:t>│   │   │   │   │   │   ├── repository.py</w:t>
-        <w:br/>
-        <w:t>│   │   │   │   │   │   ├── router.py</w:t>
-        <w:br/>
-        <w:t>│   │   │   │   │   │   ├── schemas.py</w:t>
-        <w:br/>
-        <w:t>│   │   │   │   │   │   └── service.py</w:t>
-        <w:br/>
-        <w:t>│   │   │   │   │   ├── logs</w:t>
-        <w:br/>
-        <w:t>│   │   │   │   │   │   ├── tests</w:t>
-        <w:br/>
-        <w:t>│   │   │   │   │   │   │   ├── __init__.py</w:t>
-        <w:br/>
-        <w:t>│   │   │   │   │   │   │   └── test_module.py</w:t>
-        <w:br/>
-        <w:t>│   │   │   │   │   │   ├── __init__.py</w:t>
-        <w:br/>
-        <w:t>│   │   │   │   │   │   ├── constants.py</w:t>
-        <w:br/>
-        <w:t>│   │   │   │   │   │   ├── dependencies.py</w:t>
-        <w:br/>
-        <w:t>│   │   │   │   │   │   ├── models.py</w:t>
-        <w:br/>
-        <w:t>│   │   │   │   │   │   ├── repository.py</w:t>
-        <w:br/>
-        <w:t>│   │   │   │   │   │   ├── router.py</w:t>
-        <w:br/>
-        <w:t>│   │   │   │   │   │   ├── schemas.py</w:t>
-        <w:br/>
-        <w:t>│   │   │   │   │   │   └── service.py</w:t>
-        <w:br/>
-        <w:t>│   │   │   │   │   ├── preferences</w:t>
-        <w:br/>
-        <w:t>│   │   │   │   │   │   ├── tests</w:t>
-        <w:br/>
-        <w:t>│   │   │   │   │   │   │   ├── __init__.py</w:t>
-        <w:br/>
-        <w:t>│   │   │   │   │   │   │   └── test_module.py</w:t>
-        <w:br/>
-        <w:t>│   │   │   │   │   │   ├── __init__.py</w:t>
-        <w:br/>
-        <w:t>│   │   │   │   │   │   ├── constants.py</w:t>
-        <w:br/>
-        <w:t>│   │   │   │   │   │   ├── dependencies.py</w:t>
-        <w:br/>
-        <w:t>│   │   │   │   │   │   ├── models.py</w:t>
-        <w:br/>
-        <w:t>│   │   │   │   │   │   ├── repository.py</w:t>
-        <w:br/>
-        <w:t>│   │   │   │   │   │   ├── router.py</w:t>
-        <w:br/>
-        <w:t>│   │   │   │   │   │   ├── schemas.py</w:t>
-        <w:br/>
-        <w:t>│   │   │   │   │   │   └── service.py</w:t>
-        <w:br/>
-        <w:t>│   │   │   │   │   ├── queue</w:t>
-        <w:br/>
-        <w:t>│   │   │   │   │   │   ├── tests</w:t>
-        <w:br/>
-        <w:t>│   │   │   │   │   │   │   ├── __init__.py</w:t>
-        <w:br/>
-        <w:t>│   │   │   │   │   │   │   └── test_module.py</w:t>
-        <w:br/>
-        <w:t>│   │   │   │   │   │   ├── __init__.py</w:t>
-        <w:br/>
-        <w:t>│   │   │   │   │   │   ├── constants.py</w:t>
-        <w:br/>
-        <w:t>│   │   │   │   │   │   ├── dependencies.py</w:t>
-        <w:br/>
-        <w:t>│   │   │   │   │   │   ├── models.py</w:t>
-        <w:br/>
-        <w:t>│   │   │   │   │   │   ├── repository.py</w:t>
-        <w:br/>
-        <w:t>│   │   │   │   │   │   ├── router.py</w:t>
-        <w:br/>
-        <w:t>│   │   │   │   │   │   ├── schemas.py</w:t>
-        <w:br/>
-        <w:t>│   │   │   │   │   │   └── service.py</w:t>
-        <w:br/>
-        <w:t>│   │   │   │   │   ├── subscriptions</w:t>
-        <w:br/>
-        <w:t>│   │   │   │   │   │   ├── tests</w:t>
-        <w:br/>
-        <w:t>│   │   │   │   │   │   │   ├── __init__.py</w:t>
-        <w:br/>
-        <w:t>│   │   │   │   │   │   │   └── test_module.py</w:t>
-        <w:br/>
-        <w:t>│   │   │   │   │   │   ├── __init__.py</w:t>
-        <w:br/>
-        <w:t>│   │   │   │   │   │   ├── constants.py</w:t>
-        <w:br/>
-        <w:t>│   │   │   │   │   │   ├── dependencies.py</w:t>
-        <w:br/>
-        <w:t>│   │   │   │   │   │   ├── models.py</w:t>
-        <w:br/>
-        <w:t>│   │   │   │   │   │   ├── repository.py</w:t>
-        <w:br/>
-        <w:t>│   │   │   │   │   │   ├── router.py</w:t>
-        <w:br/>
-        <w:t>│   │   │   │   │   │   ├── schemas.py</w:t>
-        <w:br/>
-        <w:t>│   │   │   │   │   │   └── service.py</w:t>
-        <w:br/>
-        <w:t>│   │   │   │   │   ├── templates</w:t>
-        <w:br/>
-        <w:t>│   │   │   │   │   │   ├── tests</w:t>
-        <w:br/>
-        <w:t>│   │   │   │   │   │   │   ├── __init__.py</w:t>
-        <w:br/>
-        <w:t>│   │   │   │   │   │   │   └── test_module.py</w:t>
-        <w:br/>
-        <w:t>│   │   │   │   │   │   ├── __init__.py</w:t>
-        <w:br/>
-        <w:t>│   │   │   │   │   │   ├── constants.py</w:t>
-        <w:br/>
-        <w:t>│   │   │   │   │   │   ├── dependencies.py</w:t>
-        <w:br/>
-        <w:t>│   │   │   │   │   │   ├── models.py</w:t>
-        <w:br/>
-        <w:t>│   │   │   │   │   │   ├── repository.py</w:t>
-        <w:br/>
-        <w:t>│   │   │   │   │   │   ├── router.py</w:t>
-        <w:br/>
-        <w:t>│   │   │   │   │   │   ├── schemas.py</w:t>
-        <w:br/>
-        <w:t>│   │   │   │   │   │   └── service.py</w:t>
-        <w:br/>
-        <w:t>│   │   │   │   │   ├── webhooks</w:t>
-        <w:br/>
-        <w:t>│   │   │   │   │   │   ├── tests</w:t>
-        <w:br/>
-        <w:t>│   │   │   │   │   │   │   ├── __init__.py</w:t>
-        <w:br/>
-        <w:t>│   │   │   │   │   │   │   └── test_module.py</w:t>
-        <w:br/>
-        <w:t>│   │   │   │   │   │   ├── __init__.py</w:t>
-        <w:br/>
-        <w:t>│   │   │   │   │   │   ├── constants.py</w:t>
-        <w:br/>
-        <w:t>│   │   │   │   │   │   ├── dependencies.py</w:t>
-        <w:br/>
-        <w:t>│   │   │   │   │   │   ├── models.py</w:t>
-        <w:br/>
-        <w:t>│   │   │   │   │   │   ├── repository.py</w:t>
-        <w:br/>
-        <w:t>│   │   │   │   │   │   ├── router.py</w:t>
-        <w:br/>
-        <w:t>│   │   │   │   │   │   ├── schemas.py</w:t>
-        <w:br/>
-        <w:t>│   │   │   │   │   │   └── service.py</w:t>
-        <w:br/>
-        <w:t>│   │   │   │   │   ├── __init__.py</w:t>
-        <w:br/>
-        <w:t>│   │   │   │   │   └── router.py</w:t>
-        <w:br/>
-        <w:t>│   │   │   │   ├── platform_workflows</w:t>
-        <w:br/>
-        <w:t>│   │   │   │   │   ├── approvals</w:t>
-        <w:br/>
-        <w:t>│   │   │   │   │   │   ├── router.py</w:t>
-        <w:br/>
-        <w:t>│   │   │   │   │   │   └── service.py</w:t>
-        <w:br/>
-        <w:t>│   │   │   │   │   ├── comments</w:t>
-        <w:br/>
-        <w:t>│   │   │   │   │   │   └── models.py</w:t>
-        <w:br/>
-        <w:t>│   │   │   │   │   ├── conditions</w:t>
-        <w:br/>
-        <w:t>│   │   │   │   │   │   └── models.py</w:t>
-        <w:br/>
-        <w:t>│   │   │   │   │   ├── delegations</w:t>
-        <w:br/>
-        <w:t>│   │   │   │   │   │   ├── models.py</w:t>
-        <w:br/>
-        <w:t>│   │   │   │   │   │   └── service.py</w:t>
-        <w:br/>
-        <w:t>│   │   │   │   │   ├── escalations</w:t>
-        <w:br/>
-        <w:t>│   │   │   │   │   │   └── models.py</w:t>
-        <w:br/>
-        <w:t>│   │   │   │   │   ├── history</w:t>
-        <w:br/>
-        <w:t>│   │   │   │   │   │   └── models.py</w:t>
-        <w:br/>
-        <w:t>│   │   │   │   │   ├── instances</w:t>
-        <w:br/>
-        <w:t>│   │   │   │   │   │   ├── models.py</w:t>
-        <w:br/>
-        <w:t>│   │   │   │   │   │   └── schemas.py</w:t>
-        <w:br/>
-        <w:t>│   │   │   │   │   ├── workflows</w:t>
-        <w:br/>
-        <w:t>│   │   │   │   │   │   ├── models.py</w:t>
-        <w:br/>
-        <w:t>│   │   │   │   │   │   ├── notification_service.py</w:t>
-        <w:br/>
-        <w:t>│   │   │   │   │   │   ├── resolver_service.py</w:t>
-        <w:br/>
-        <w:t>│   │   │   │   │   │   ├── router.py</w:t>
-        <w:br/>
-        <w:t>│   │   │   │   │   │   ├── schemas.py</w:t>
-        <w:br/>
-        <w:t>│   │   │   │   │   │   └── service.py</w:t>
-        <w:br/>
-        <w:t>│   │   │   │   │   └── __init__.py</w:t>
-        <w:br/>
-        <w:t>│   │   │   │   ├── presentations</w:t>
-        <w:br/>
-        <w:t>│   │   │   │   │   ├── models</w:t>
-        <w:br/>
-        <w:t>│   │   │   │   │   │   ├── __init__.py</w:t>
-        <w:br/>
-        <w:t>│   │   │   │   │   │   ├── file_integrity_log.py</w:t>
-        <w:br/>
-        <w:t>│   │   │   │   │   │   ├── file_validation.py</w:t>
-        <w:br/>
-        <w:t>│   │   │   │   │   │   ├── poster.py</w:t>
-        <w:br/>
-        <w:t>│   │   │   │   │   │   ├── presentation_bundle.py</w:t>
-        <w:br/>
-        <w:t>│   │   │   │   │   │   ├── presentation_file.py</w:t>
-        <w:br/>
-        <w:t>│   │   │   │   │   │   └── presentations_domain_tables.py</w:t>
-        <w:br/>
-        <w:t>│   │   │   │   │   ├── routers</w:t>
-        <w:br/>
-        <w:t>│   │   │   │   │   │   ├── __init__.py</w:t>
-        <w:br/>
-        <w:t>│   │   │   │   │   │   ├── bundles.py</w:t>
-        <w:br/>
-        <w:t>│   │   │   │   │   │   ├── files.py</w:t>
-        <w:br/>
-        <w:t>│   │   │   │   │   │   ├── posters.py</w:t>
-        <w:br/>
-        <w:t>│   │   │   │   │   │   ├── queue.py</w:t>
-        <w:br/>
-        <w:t>│   │   │   │   │   │   └── storage.py</w:t>
-        <w:br/>
-        <w:t>│   │   │   │   │   ├── schemas</w:t>
-        <w:br/>
-        <w:t>│   │   │   │   │   │   ├── __init__.py</w:t>
-        <w:br/>
-        <w:t>│   │   │   │   │   │   ├── bundle.py</w:t>
-        <w:br/>
-        <w:t>│   │   │   │   │   │   ├── file.py</w:t>
-        <w:br/>
-        <w:t>│   │   │   │   │   │   ├── poster.py</w:t>
-        <w:br/>
-        <w:t>│   │   │   │   │   │   └── queue.py</w:t>
-        <w:br/>
-        <w:t>│   │   │   │   │   ├── services</w:t>
-        <w:br/>
-        <w:t>│   │   │   │   │   │   ├── __init__.py</w:t>
-        <w:br/>
-        <w:t>│   │   │   │   │   │   ├── upload_service.py</w:t>
-        <w:br/>
-        <w:t>│   │   │   │   │   │   └── validation_service.py</w:t>
-        <w:br/>
-        <w:t>│   │   │   │   │   ├── tasks</w:t>
-        <w:br/>
-        <w:t>│   │   │   │   │   │   ├── __init__.py</w:t>
-        <w:br/>
-        <w:t>│   │   │   │   │   │   └── file_tasks.py</w:t>
-        <w:br/>
-        <w:t>│   │   │   │   │   └── __init__.py</w:t>
-        <w:br/>
-        <w:t>│   │   │   │   ├── pricing</w:t>
-        <w:br/>
-        <w:t>│   │   │   │   │   ├── models.py</w:t>
-        <w:br/>
-        <w:t>│   │   │   │   │   ├── router.py</w:t>
-        <w:br/>
-        <w:t>│   │   │   │   │   ├── schemas.py</w:t>
-        <w:br/>
-        <w:t>│   │   │   │   │   └── services.py</w:t>
-        <w:br/>
-        <w:t>│   │   │   │   ├── procurement</w:t>
-        <w:br/>
-        <w:t>│   │   │   │   │   ├── models.py</w:t>
-        <w:br/>
-        <w:t>│   │   │   │   │   ├── router.py</w:t>
-        <w:br/>
-        <w:t>│   │   │   │   │   ├── schemas.py</w:t>
-        <w:br/>
-        <w:t>│   │   │   │   │   └── services.py</w:t>
-        <w:br/>
-        <w:t>│   │   │   │   ├── rbac</w:t>
-        <w:br/>
-        <w:t>│   │   │   │   │   ├── models</w:t>
-        <w:br/>
-        <w:t>│   │   │   │   │   │   ├── __init__.py</w:t>
-        <w:br/>
-        <w:t>│   │   │   │   │   │   ├── organization_member.py</w:t>
-        <w:br/>
-        <w:t>│   │   │   │   │   │   ├── rbac.py</w:t>
-        <w:br/>
-        <w:t>│   │   │   │   │   │   ├── rbac_domain_tables.py</w:t>
-        <w:br/>
-        <w:t>│   │   │   │   │   │   ├── user_assignment.py</w:t>
-        <w:br/>
-        <w:t>│   │   │   │   │   │   └── user_organization_membership.py</w:t>
-        <w:br/>
-        <w:t>│   │   │   │   │   ├── routers</w:t>
-        <w:br/>
-        <w:t>│   │   │   │   │   │   ├── __init__.py</w:t>
-        <w:br/>
-        <w:t>│   │   │   │   │   │   ├── events.py</w:t>
-        <w:br/>
-        <w:t>│   │   │   │   │   │   ├── global_settings.py</w:t>
-        <w:br/>
-        <w:t>│   │   │   │   │   │   ├── organisations.py</w:t>
-        <w:br/>
-        <w:t>│   │   │   │   │   │   ├── rbac.py</w:t>
-        <w:br/>
-        <w:t>│   │   │   │   │   │   └── settings.py</w:t>
-        <w:br/>
-        <w:t>│   │   │   │   │   ├── schemas</w:t>
-        <w:br/>
-        <w:t>│   │   │   │   │   │   ├── __init__.py</w:t>
-        <w:br/>
-        <w:t>│   │   │   │   │   │   ├── event.py</w:t>
-        <w:br/>
-        <w:t>│   │   │   │   │   │   ├── organization.py</w:t>
-        <w:br/>
-        <w:t>│   │   │   │   │   │   └── settings.py</w:t>
-        <w:br/>
-        <w:t>│   │   │   │   │   ├── services</w:t>
-        <w:br/>
-        <w:t>│   │   │   │   │   │   ├── __init__.py</w:t>
-        <w:br/>
-        <w:t>│   │   │   │   │   │   ├── entitlement_service.py</w:t>
-        <w:br/>
-        <w:t>│   │   │   │   │   │   ├── health_service.py</w:t>
-        <w:br/>
-        <w:t>│   │   │   │   │   │   ├── permission_service.py</w:t>
-        <w:br/>
-        <w:t>│   │   │   │   │   │   ├── rbac_service.py</w:t>
-        <w:br/>
-        <w:t>│   │   │   │   │   │   └── usage_service.py</w:t>
-        <w:br/>
-        <w:t>│   │   │   │   │   ├── tasks</w:t>
-        <w:br/>
-        <w:t>│   │   │   │   │   │   └── __init__.py</w:t>
-        <w:br/>
-        <w:t>│   │   │   │   │   ├── __init__.py</w:t>
-        <w:br/>
-        <w:t>│   │   │   │   │   └── constants.py</w:t>
-        <w:br/>
-        <w:t>│   │   │   │   ├── registration</w:t>
-        <w:br/>
-        <w:t>│   │   │   │   │   ├── dependencies</w:t>
-        <w:br/>
-        <w:t>│   │   │   │   │   │   ├── __init__.py</w:t>
-        <w:br/>
-        <w:t>│   │   │   │   │   │   └── portal_auth.py</w:t>
-        <w:br/>
-        <w:t>│   │   │   │   │   ├── models</w:t>
-        <w:br/>
-        <w:t>│   │   │   │   │   │   ├── __init__.py</w:t>
-        <w:br/>
-        <w:t>│   │   │   │   │   │   ├── badge_models.py</w:t>
-        <w:br/>
-        <w:t>│   │   │   │   │   │   ├── check_in.py</w:t>
-        <w:br/>
-        <w:t>│   │   │   │   │   │   ├── import_job.py</w:t>
-        <w:br/>
-        <w:t>│   │   │   │   │   │   ├── participant.py</w:t>
-        <w:br/>
-        <w:t>│   │   │   │   │   │   ├── participant_registration.py</w:t>
-        <w:br/>
-        <w:t>│   │   │   │   │   │   ├── participant_role.py</w:t>
-        <w:br/>
-        <w:t>│   │   │   │   │   │   ├── payment_transaction.py</w:t>
-        <w:br/>
-        <w:t>│   │   │   │   │   │   ├── print_template.py</w:t>
-        <w:br/>
-        <w:t>│   │   │   │   │   │   ├── promo_code.py</w:t>
-        <w:br/>
-        <w:t>│   │   │   │   │   │   ├── registration_domain_tables.py</w:t>
-        <w:br/>
-        <w:t>│   │   │   │   │   │   ├── registration_form_config.py</w:t>
-        <w:br/>
-        <w:t>│   │   │   │   │   │   ├── registration_theme_setting.py</w:t>
-        <w:br/>
-        <w:t>│   │   │   │   │   │   └── ticket_type.py</w:t>
-        <w:br/>
-        <w:t>│   │   │   │   │   ├── routers</w:t>
-        <w:br/>
-        <w:t>│   │   │   │   │   │   ├── __init__.py</w:t>
-        <w:br/>
-        <w:t>│   │   │   │   │   │   ├── badges.py</w:t>
-        <w:br/>
-        <w:t>│   │   │   │   │   │   ├── import_jobs.py</w:t>
-        <w:br/>
-        <w:t>│   │   │   │   │   │   ├── participant_roles.py</w:t>
-        <w:br/>
-        <w:t>│   │   │   │   │   │   ├── participants.py</w:t>
-        <w:br/>
-        <w:t>│   │   │   │   │   │   ├── payments.py</w:t>
-        <w:br/>
-        <w:t>│   │   │   │   │   │   ├── portal_auth.py</w:t>
-        <w:br/>
-        <w:t>│   │   │   │   │   │   ├── portal_dashboard.py</w:t>
-        <w:br/>
-        <w:t>│   │   │   │   │   │   ├── print_templates.py</w:t>
-        <w:br/>
-        <w:t>│   │   │   │   │   │   ├── printers.py</w:t>
-        <w:br/>
-        <w:t>│   │   │   │   │   │   ├── registration_portal.py</w:t>
-        <w:br/>
-        <w:t>│   │   │   │   │   │   ├── registrations.py</w:t>
-        <w:br/>
-        <w:t>│   │   │   │   │   │   └── ticket_types.py</w:t>
-        <w:br/>
-        <w:t>│   │   │   │   │   ├── schemas</w:t>
-        <w:br/>
-        <w:t>│   │   │   │   │   │   ├── __init__.py</w:t>
-        <w:br/>
-        <w:t>│   │   │   │   │   │   ├── badge.py</w:t>
-        <w:br/>
-        <w:t>│   │   │   │   │   │   ├── import_job.py</w:t>
-        <w:br/>
-        <w:t>│   │   │   │   │   │   ├── participant.py</w:t>
-        <w:br/>
-        <w:t>│   │   │   │   │   │   ├── print_template.py</w:t>
-        <w:br/>
-        <w:t>│   │   │   │   │   │   ├── registration.py</w:t>
-        <w:br/>
-        <w:t>│   │   │   │   │   │   ├── registration_form_config.py</w:t>
-        <w:br/>
-        <w:t>│   │   │   │   │   │   └── ticket_type.py</w:t>
-        <w:br/>
-        <w:t>│   │   │   │   │   ├── services</w:t>
-        <w:br/>
-        <w:t>│   │   │   │   │   │   ├── __init__.py</w:t>
-        <w:br/>
-        <w:t>│   │   │   │   │   │   ├── excel_import_service.py</w:t>
-        <w:br/>
-        <w:t>│   │   │   │   │   │   ├── payment_service.py</w:t>
-        <w:br/>
-        <w:t>│   │   │   │   │   │   ├── portal_service.py</w:t>
-        <w:br/>
-        <w:t>│   │   │   │   │   │   ├── pricing_service.py</w:t>
-        <w:br/>
-        <w:t>│   │   │   │   │   │   └── qr_service.py</w:t>
-        <w:br/>
-        <w:t>│   │   │   │   │   ├── tasks</w:t>
-        <w:br/>
-        <w:t>│   │   │   │   │   │   └── __init__.py</w:t>
-        <w:br/>
-        <w:t>│   │   │   │   │   └── __init__.py</w:t>
-        <w:br/>
-        <w:t>│   │   │   │   ├── resource_management</w:t>
-        <w:br/>
-        <w:t>│   │   │   │   │   ├── models.py</w:t>
-        <w:br/>
-        <w:t>│   │   │   │   │   ├── router.py</w:t>
-        <w:br/>
-        <w:t>│   │   │   │   │   ├── schemas.py</w:t>
-        <w:br/>
-        <w:t>│   │   │   │   │   └── services.py</w:t>
-        <w:br/>
-        <w:t>│   │   │   │   ├── search</w:t>
-        <w:br/>
-        <w:t>│   │   │   │   │   ├── models</w:t>
-        <w:br/>
-        <w:t>│   │   │   │   │   │   └── search.py</w:t>
-        <w:br/>
-        <w:t>│   │   │   │   │   ├── routers</w:t>
-        <w:br/>
-        <w:t>│   │   │   │   │   │   ├── __init__.py</w:t>
-        <w:br/>
-        <w:t>│   │   │   │   │   │   └── search.py</w:t>
-        <w:br/>
-        <w:t>│   │   │   │   │   ├── schemas</w:t>
-        <w:br/>
-        <w:t>│   │   │   │   │   │   ├── __init__.py</w:t>
-        <w:br/>
-        <w:t>│   │   │   │   │   │   └── search_schemas.py</w:t>
-        <w:br/>
-        <w:t>│   │   │   │   │   └── services</w:t>
-        <w:br/>
-        <w:t>│   │   │   │   │       ├── __init__.py</w:t>
-        <w:br/>
-        <w:t>│   │   │   │   │       └── search_service.py</w:t>
-        <w:br/>
-        <w:t>│   │   │   │   ├── speakers</w:t>
-        <w:br/>
-        <w:t>│   │   │   │   │   ├── constants</w:t>
-        <w:br/>
-        <w:t>│   │   │   │   │   │   └── speaker_types.py</w:t>
-        <w:br/>
-        <w:t>│   │   │   │   │   ├── models</w:t>
-        <w:br/>
-        <w:t>│   │   │   │   │   │   ├── __init__.py</w:t>
-        <w:br/>
-        <w:t>│   │   │   │   │   │   ├── speaker_theme_setting.py</w:t>
-        <w:br/>
-        <w:t>│   │   │   │   │   │   └── speakers_domain_tables.py</w:t>
-        <w:br/>
-        <w:t>│   │   │   │   │   ├── routers</w:t>
-        <w:br/>
-        <w:t>│   │   │   │   │   │   ├── __init__.py</w:t>
-        <w:br/>
-        <w:t>│   │   │   │   │   │   ├── portal.py</w:t>
-        <w:br/>
-        <w:t>│   │   │   │   │   │   ├── sessions.py</w:t>
-        <w:br/>
-        <w:t>│   │   │   │   │   │   ├── speaker_profiles.py</w:t>
-        <w:br/>
-        <w:t>│   │   │   │   │   │   └── speakers.py</w:t>
-        <w:br/>
-        <w:t>│   │   │   │   │   ├── schemas</w:t>
-        <w:br/>
-        <w:t>│   │   │   │   │   │   ├── __init__.py</w:t>
-        <w:br/>
-        <w:t>│   │   │   │   │   │   ├── session.py</w:t>
-        <w:br/>
-        <w:t>│   │   │   │   │   │   ├── speaker.py</w:t>
-        <w:br/>
-        <w:t>│   │   │   │   │   │   └── speaker_profile.py</w:t>
-        <w:br/>
-        <w:t>│   │   │   │   │   ├── services</w:t>
-        <w:br/>
-        <w:t>│   │   │   │   │   │   ├── __init__.py</w:t>
-        <w:br/>
-        <w:t>│   │   │   │   │   │   └── profile_parser.py</w:t>
-        <w:br/>
-        <w:t>│   │   │   │   │   ├── tasks</w:t>
-        <w:br/>
-        <w:t>│   │   │   │   │   │   └── __init__.py</w:t>
-        <w:br/>
-        <w:t>│   │   │   │   │   └── __init__.py</w:t>
-        <w:br/>
-        <w:t>│   │   │   │   ├── sponsors</w:t>
-        <w:br/>
-        <w:t>│   │   │   │   │   └── models</w:t>
-        <w:br/>
-        <w:t>│   │   │   │   │       └── sponsor.py</w:t>
-        <w:br/>
-        <w:t>│   │   │   │   ├── support</w:t>
-        <w:br/>
-        <w:t>│   │   │   │   │   └── models</w:t>
-        <w:br/>
-        <w:t>│   │   │   │   │       ├── support_domain_tables.py</w:t>
-        <w:br/>
-        <w:t>│   │   │   │   │       └── ticket.py</w:t>
-        <w:br/>
-        <w:t>│   │   │   │   ├── technology_services</w:t>
-        <w:br/>
-        <w:t>│   │   │   │   │   ├── models.py</w:t>
-        <w:br/>
-        <w:t>│   │   │   │   │   ├── router.py</w:t>
-        <w:br/>
-        <w:t>│   │   │   │   │   ├── schemas.py</w:t>
-        <w:br/>
-        <w:t>│   │   │   │   │   └── services.py</w:t>
-        <w:br/>
-        <w:t>│   │   │   │   ├── templates</w:t>
-        <w:br/>
-        <w:t>│   │   │   │   │   ├── models.py</w:t>
-        <w:br/>
-        <w:t>│   │   │   │   │   ├── router.py</w:t>
-        <w:br/>
-        <w:t>│   │   │   │   │   ├── schemas.py</w:t>
-        <w:br/>
-        <w:t>│   │   │   │   │   └── services.py</w:t>
-        <w:br/>
-        <w:t>│   │   │   │   ├── theme_engine</w:t>
-        <w:br/>
-        <w:t>│   │   │   │   │   ├── models.py</w:t>
-        <w:br/>
-        <w:t>│   │   │   │   │   ├── schemas.py</w:t>
-        <w:br/>
-        <w:t>│   │   │   │   │   └── services.py</w:t>
-        <w:br/>
-        <w:t>│   │   │   │   ├── venue</w:t>
-        <w:br/>
-        <w:t>│   │   │   │   │   ├── models</w:t>
-        <w:br/>
-        <w:t>│   │   │   │   │   │   ├── __init__.py</w:t>
-        <w:br/>
-        <w:t>│   │   │   │   │   │   ├── playback_event.py</w:t>
-        <w:br/>
-        <w:t>│   │   │   │   │   │   ├── presentation_queue.py</w:t>
-        <w:br/>
-        <w:t>│   │   │   │   │   │   ├── printer.py</w:t>
-        <w:br/>
-        <w:t>│   │   │   │   │   │   ├── room_device.py</w:t>
-        <w:br/>
-        <w:t>│   │   │   │   │   │   ├── srr_checkin.py</w:t>
-        <w:br/>
-        <w:t>│   │   │   │   │   │   ├── srr_station.py</w:t>
-        <w:br/>
-        <w:t>│   │   │   │   │   │   ├── venue_activity_log.py</w:t>
-        <w:br/>
-        <w:t>│   │   │   │   │   │   ├── venue_infrastructure.py</w:t>
-        <w:br/>
-        <w:t>│   │   │   │   │   │   ├── venue_sync_job.py</w:t>
-        <w:br/>
-        <w:t>│   │   │   │   │   │   └── venue_telemetry.py</w:t>
-        <w:br/>
-        <w:t>│   │   │   │   │   ├── routers</w:t>
-        <w:br/>
-        <w:t>│   │   │   │   │   │   ├── __init__.py</w:t>
-        <w:br/>
-        <w:t>│   │   │   │   │   │   ├── attendance.py</w:t>
-        <w:br/>
-        <w:t>│   │   │   │   │   │   ├── capacity.py</w:t>
-        <w:br/>
-        <w:t>│   │   │   │   │   │   ├── rooms.py</w:t>
-        <w:br/>
-        <w:t>│   │   │   │   │   │   ├── rooms_devices.py</w:t>
-        <w:br/>
-        <w:t>│   │   │   │   │   │   ├── srr.py</w:t>
-        <w:br/>
-        <w:t>│   │   │   │   │   │   └── sync.py</w:t>
-        <w:br/>
-        <w:t>│   │   │   │   │   ├── schemas</w:t>
-        <w:br/>
-        <w:t>│   │   │   │   │   │   ├── __init__.py</w:t>
-        <w:br/>
-        <w:t>│   │   │   │   │   │   ├── attendance.py</w:t>
-        <w:br/>
-        <w:t>│   │   │   │   │   │   ├── capacity.py</w:t>
-        <w:br/>
-        <w:t>│   │   │   │   │   │   ├── room.py</w:t>
-        <w:br/>
-        <w:t>│   │   │   │   │   │   └── srr.py</w:t>
-        <w:br/>
-        <w:t>│   │   │   │   │   ├── services</w:t>
-        <w:br/>
-        <w:t>│   │   │   │   │   │   ├── __init__.py</w:t>
-        <w:br/>
-        <w:t>│   │   │   │   │   │   └── websocket_service.py</w:t>
-        <w:br/>
-        <w:t>│   │   │   │   │   ├── tasks</w:t>
-        <w:br/>
-        <w:t>│   │   │   │   │   │   └── __init__.py</w:t>
-        <w:br/>
-        <w:t>│   │   │   │   │   └── __init__.py</w:t>
-        <w:br/>
-        <w:t>│   │   │   │   ├── website_builder</w:t>
-        <w:br/>
-        <w:t>│   │   │   │   │   ├── models.py</w:t>
-        <w:br/>
-        <w:t>│   │   │   │   │   ├── router.py</w:t>
-        <w:br/>
-        <w:t>│   │   │   │   │   ├── schemas.py</w:t>
-        <w:br/>
-        <w:t>│   │   │   │   │   └── services.py</w:t>
-        <w:br/>
-        <w:t>│   │   │   │   ├── workflow</w:t>
-        <w:br/>
-        <w:t>│   │   │   │   │   ├── models</w:t>
-        <w:br/>
-        <w:t>│   │   │   │   │   │   └── workflow.py</w:t>
-        <w:br/>
-        <w:t>│   │   │   │   │   ├── routers</w:t>
-        <w:br/>
-        <w:t>│   │   │   │   │   │   └── workflows.py</w:t>
-        <w:br/>
-        <w:t>│   │   │   │   │   ├── schemas</w:t>
-        <w:br/>
-        <w:t>│   │   │   │   │   │   └── workflow_schemas.py</w:t>
-        <w:br/>
-        <w:t>│   │   │   │   │   └── services</w:t>
-        <w:br/>
-        <w:t>│   │   │   │   │       └── workflow_service.py</w:t>
-        <w:br/>
-        <w:t>│   │   │   │   └── __init__.py</w:t>
+        <w:t>│   │   │   │   ├── badge_models.py</w:t>
+        <w:br/>
+        <w:t>│   │   │   │   ├── capacity_rule.py</w:t>
+        <w:br/>
+        <w:t>│   │   │   │   ├── email_campaign.py</w:t>
+        <w:br/>
+        <w:t>│   │   │   │   ├── email_log.py</w:t>
+        <w:br/>
+        <w:t>│   │   │   │   ├── email_template.py</w:t>
+        <w:br/>
+        <w:t>│   │   │   │   ├── event.py</w:t>
+        <w:br/>
+        <w:t>│   │   │   │   ├── file_validation.py</w:t>
+        <w:br/>
+        <w:t>│   │   │   │   ├── import_job.py</w:t>
+        <w:br/>
+        <w:t>│   │   │   │   ├── organization.py</w:t>
+        <w:br/>
+        <w:t>│   │   │   │   ├── participant.py</w:t>
+        <w:br/>
+        <w:t>│   │   │   │   ├── participant_registration.py</w:t>
+        <w:br/>
+        <w:t>│   │   │   │   ├── participant_role.py</w:t>
+        <w:br/>
+        <w:t>│   │   │   │   ├── playback_event.py</w:t>
+        <w:br/>
+        <w:t>│   │   │   │   ├── poster.py</w:t>
+        <w:br/>
+        <w:t>│   │   │   │   ├── presentation_file.py</w:t>
+        <w:br/>
+        <w:t>│   │   │   │   ├── presentation_queue.py</w:t>
+        <w:br/>
+        <w:t>│   │   │   │   ├── print_template.py</w:t>
+        <w:br/>
+        <w:t>│   │   │   │   ├── refresh_token.py</w:t>
+        <w:br/>
+        <w:t>│   │   │   │   ├── room.py</w:t>
+        <w:br/>
+        <w:t>│   │   │   │   ├── room_device.py</w:t>
+        <w:br/>
+        <w:t>│   │   │   │   ├── session.py</w:t>
+        <w:br/>
+        <w:t>│   │   │   │   ├── session_speaker.py</w:t>
+        <w:br/>
+        <w:t>│   │   │   │   ├── speaker.py</w:t>
+        <w:br/>
+        <w:t>│   │   │   │   ├── srr_activity_log.py</w:t>
+        <w:br/>
+        <w:t>│   │   │   │   ├── srr_checkin.py</w:t>
+        <w:br/>
+        <w:t>│   │   │   │   ├── srr_station.py</w:t>
+        <w:br/>
+        <w:t>│   │   │   │   ├── sync_outbox.py</w:t>
+        <w:br/>
+        <w:t>│   │   │   │   ├── user.py</w:t>
+        <w:br/>
+        <w:t>│   │   │   │   ├── venue_sync_job.py</w:t>
+        <w:br/>
+        <w:t>│   │   │   │   └── webhook.py</w:t>
         <w:br/>
         <w:t>│   │   │   ├── routers</w:t>
         <w:br/>
-        <w:t>│   │   │   │   └── __init__.py</w:t>
-        <w:br/>
-        <w:t>│   │   │   ├── schemas</w:t>
-        <w:br/>
         <w:t>│   │   │   │   ├── __init__.py</w:t>
         <w:br/>
-        <w:t>│   │   │   │   └── common.py</w:t>
-        <w:br/>
-        <w:t>│   │   │   ├── services</w:t>
-        <w:br/>
-        <w:t>│   │   │   │   ├── mixins</w:t>
-        <w:br/>
-        <w:t>│   │   │   │   │   └── soft_delete.py</w:t>
+        <w:t>│   │   │   │   ├── auth.py</w:t>
+        <w:br/>
+        <w:t>│   │   │   │   ├── cloud_sync.py</w:t>
+        <w:br/>
+        <w:t>│   │   │   │   ├── devices.py</w:t>
+        <w:br/>
+        <w:t>│   │   │   │   ├── local_api.py</w:t>
+        <w:br/>
+        <w:t>│   │   │   │   ├── sessions.py</w:t>
+        <w:br/>
+        <w:t>│   │   │   │   ├── snapshot_api.py</w:t>
+        <w:br/>
+        <w:t>│   │   │   │   ├── speakers.py</w:t>
+        <w:br/>
+        <w:t>│   │   │   │   └── stations.py</w:t>
+        <w:br/>
+        <w:t>│   │   │   ├── sync</w:t>
         <w:br/>
         <w:t>│   │   │   │   ├── __init__.py</w:t>
         <w:br/>
-        <w:t>│   │   │   │   ├── credential_cipher.py</w:t>
-        <w:br/>
-        <w:t>│   │   │   │   ├── init_service.py</w:t>
-        <w:br/>
-        <w:t>│   │   │   │   ├── template_defaults.py</w:t>
-        <w:br/>
-        <w:t>│   │   │   │   └── timezone_service.py</w:t>
-        <w:br/>
-        <w:t>│   │   │   ├── tasks</w:t>
+        <w:t>│   │   │   │   ├── conflict_resolver.py</w:t>
+        <w:br/>
+        <w:t>│   │   │   │   ├── outbox_processor.py</w:t>
+        <w:br/>
+        <w:t>│   │   │   │   ├── schedule_pull.py</w:t>
+        <w:br/>
+        <w:t>│   │   │   │   └── scheduler.py</w:t>
+        <w:br/>
+        <w:t>│   │   │   ├── websocket</w:t>
         <w:br/>
         <w:t>│   │   │   │   ├── __init__.py</w:t>
         <w:br/>
-        <w:t>│   │   │   │   ├── audit_tasks.py</w:t>
-        <w:br/>
-        <w:t>│   │   │   │   ├── notification_jobs.py</w:t>
-        <w:br/>
-        <w:t>│   │   │   │   ├── operations_jobs.py</w:t>
-        <w:br/>
-        <w:t>│   │   │   │   ├── platform_audit_tasks.py</w:t>
-        <w:br/>
-        <w:t>│   │   │   │   ├── platform_builder_tasks.py</w:t>
-        <w:br/>
-        <w:t>│   │   │   │   ├── platform_commercial_tasks.py</w:t>
-        <w:br/>
-        <w:t>│   │   │   │   ├── platform_tasks.py</w:t>
-        <w:br/>
-        <w:t>│   │   │   │   ├── tasks.py</w:t>
-        <w:br/>
-        <w:t>│   │   │   │   └── workflow_jobs.py</w:t>
-        <w:br/>
-        <w:t>│   │   │   ├── templates</w:t>
-        <w:br/>
-        <w:t>│   │   │   │   ├── defaults</w:t>
-        <w:br/>
-        <w:t>│   │   │   │   │   ├── registration_faq.md</w:t>
-        <w:br/>
-        <w:t>│   │   │   │   │   ├── registration_tnc.md</w:t>
-        <w:br/>
-        <w:t>│   │   │   │   │   ├── speaker_faq.md</w:t>
-        <w:br/>
-        <w:t>│   │   │   │   │   └── speaker_tnc.md</w:t>
-        <w:br/>
-        <w:t>│   │   │   │   ├── premium_approval.html</w:t>
-        <w:br/>
-        <w:t>│   │   │   │   ├── premium_ppt_instructions.html</w:t>
-        <w:br/>
-        <w:t>│   │   │   │   ├── premium_promotional.html</w:t>
-        <w:br/>
-        <w:t>│   │   │   │   ├── premium_rejection.html</w:t>
-        <w:br/>
-        <w:t>│   │   │   │   ├── premium_reminder.html</w:t>
-        <w:br/>
-        <w:t>│   │   │   │   └── premium_welcome.html</w:t>
-        <w:br/>
-        <w:t>│   │   │   ├── websocket</w:t>
-        <w:br/>
-        <w:t>│   │   │   │   ├── __init__.py</w:t>
-        <w:br/>
-        <w:t>│   │   │   │   ├── events.py</w:t>
-        <w:br/>
-        <w:t>│   │   │   │   └── manager.py</w:t>
+        <w:t>│   │   │   │   └── connection.py</w:t>
         <w:br/>
         <w:t>│   │   │   ├── __init__.py</w:t>
         <w:br/>
@@ -3382,294 +3504,38 @@
         <w:br/>
         <w:t>│   │   │   ├── database.py</w:t>
         <w:br/>
-        <w:t>│   │   │   ├── dependencies.py</w:t>
-        <w:br/>
         <w:t>│   │   │   ├── main.py</w:t>
         <w:br/>
-        <w:t>│   │   │   ├── redis.py</w:t>
-        <w:br/>
-        <w:t>│   │   │   └── worker.py</w:t>
+        <w:t>│   │   │   └── minio_client.py</w:t>
         <w:br/>
         <w:t>│   │   ├── tests</w:t>
         <w:br/>
         <w:t>│   │   │   ├── conftest.py</w:t>
         <w:br/>
-        <w:t>│   │   │   ├── test_announcements_system.py</w:t>
-        <w:br/>
-        <w:t>│   │   │   ├── test_audit_system.py</w:t>
-        <w:br/>
         <w:t>│   │   │   ├── test_auth.py</w:t>
         <w:br/>
-        <w:t>│   │   │   ├── test_bundles.py</w:t>
-        <w:br/>
-        <w:t>│   │   │   ├── test_campaign_filters.py</w:t>
-        <w:br/>
-        <w:t>│   │   │   ├── test_custom_subscribe.py</w:t>
-        <w:br/>
-        <w:t>│   │   │   ├── test_dashboard_analytics.py</w:t>
-        <w:br/>
-        <w:t>│   │   │   ├── test_erp_platform.py</w:t>
-        <w:br/>
-        <w:t>│   │   │   ├── test_events.py</w:t>
-        <w:br/>
-        <w:t>│   │   │   ├── test_events_api.py</w:t>
-        <w:br/>
-        <w:t>│   │   │   ├── test_excel_import.py</w:t>
-        <w:br/>
-        <w:t>│   │   │   ├── test_feature_overrides.py</w:t>
-        <w:br/>
-        <w:t>│   │   │   ├── test_files.py</w:t>
-        <w:br/>
-        <w:t>│   │   │   ├── test_free_registration_auto_pay.py</w:t>
-        <w:br/>
-        <w:t>│   │   │   ├── test_global_settings.py</w:t>
-        <w:br/>
-        <w:t>│   │   │   ├── test_middleware.py</w:t>
-        <w:br/>
-        <w:t>│   │   │   ├── test_operations.py</w:t>
-        <w:br/>
-        <w:t>│   │   │   ├── test_operations_rearchitected.py</w:t>
-        <w:br/>
-        <w:t>│   │   │   ├── test_ops_planning.py</w:t>
-        <w:br/>
-        <w:t>│   │   │   ├── test_participant_update.py</w:t>
-        <w:br/>
-        <w:t>│   │   │   ├── test_payments.py</w:t>
-        <w:br/>
-        <w:t>│   │   │   ├── test_phase0_hardening.py</w:t>
-        <w:br/>
-        <w:t>│   │   │   ├── test_phase1_event_licensing.py</w:t>
-        <w:br/>
-        <w:t>│   │   │   ├── test_phase2_ai.py</w:t>
-        <w:br/>
-        <w:t>│   │   │   ├── test_phase2_files.py</w:t>
-        <w:br/>
-        <w:t>│   │   │   ├── test_phase2_workflows.py</w:t>
-        <w:br/>
-        <w:t>│   │   │   ├── test_phase3_developer.py</w:t>
-        <w:br/>
-        <w:t>│   │   │   ├── test_platform_audit.py</w:t>
-        <w:br/>
-        <w:t>│   │   │   ├── test_platform_builder.py</w:t>
-        <w:br/>
-        <w:t>│   │   │   ├── test_platform_commercial.py</w:t>
-        <w:br/>
-        <w:t>│   │   │   ├── test_platform_notifications.py</w:t>
-        <w:br/>
-        <w:t>│   │   │   ├── test_platform_workflows.py</w:t>
-        <w:br/>
-        <w:t>│   │   │   ├── test_portal.py</w:t>
-        <w:br/>
-        <w:t>│   │   │   ├── test_portal_enhancements.py</w:t>
-        <w:br/>
-        <w:t>│   │   │   ├── test_posters.py</w:t>
-        <w:br/>
-        <w:t>│   │   │   ├── test_queue.py</w:t>
-        <w:br/>
-        <w:t>│   │   │   ├── test_rate_limiting_and_gating.py</w:t>
-        <w:br/>
-        <w:t>│   │   │   ├── test_rbac.py</w:t>
-        <w:br/>
-        <w:t>│   │   │   ├── test_registration_dashboard.py</w:t>
-        <w:br/>
-        <w:t>│   │   │   ├── test_registration_portal.py</w:t>
-        <w:br/>
-        <w:t>│   │   │   ├── test_security_updates.py</w:t>
-        <w:br/>
-        <w:t>│   │   │   ├── test_settings.py</w:t>
-        <w:br/>
-        <w:t>│   │   │   ├── test_speaker_profile_system.py</w:t>
-        <w:br/>
-        <w:t>│   │   │   ├── test_speaker_profiles.py</w:t>
-        <w:br/>
-        <w:t>│   │   │   ├── test_tenant_isolation.py</w:t>
-        <w:br/>
-        <w:t>│   │   │   └── test_webhooks.py</w:t>
-        <w:br/>
-        <w:t>│   │   ├── .env.example</w:t>
+        <w:t>│   │   │   ├── test_cloud_sync.py</w:t>
+        <w:br/>
+        <w:t>│   │   │   ├── test_outbox_processor.py</w:t>
+        <w:br/>
+        <w:t>│   │   │   ├── test_schedule_pull.py</w:t>
+        <w:br/>
+        <w:t>│   │   │   ├── test_snapshot_api.py</w:t>
+        <w:br/>
+        <w:t>│   │   │   └── test_websocket.py</w:t>
         <w:br/>
         <w:t>│   │   ├── alembic.ini</w:t>
         <w:br/>
-        <w:t>│   │   ├── create_notification_module.py</w:t>
+        <w:t>│   │   ├── docker-compose.yml</w:t>
         <w:br/>
         <w:t>│   │   ├── Dockerfile</w:t>
         <w:br/>
         <w:t>│   │   ├── pytest.ini</w:t>
         <w:br/>
+        <w:t>│   │   ├── read_reqs.py</w:t>
+        <w:br/>
         <w:t>│   │   ├── requirements.txt</w:t>
         <w:br/>
-        <w:t>│   │   ├── reset_db.py</w:t>
-        <w:br/>
-        <w:t>│   │   ├── run_tests.py</w:t>
-        <w:br/>
-        <w:t>│   │   └── scratch_inspect_db.py</w:t>
-        <w:br/>
-        <w:t>│   ├── venue-server</w:t>
-        <w:br/>
-        <w:t>│   │   ├── alembic</w:t>
-        <w:br/>
-        <w:t>│   │   │   ├── versions</w:t>
-        <w:br/>
-        <w:t>│   │   │   │   └── 20260522_1200_create_local_tables.py</w:t>
-        <w:br/>
-        <w:t>│   │   │   ├── env.py</w:t>
-        <w:br/>
-        <w:t>│   │   │   ├── README</w:t>
-        <w:br/>
-        <w:t>│   │   │   └── script.py.mako</w:t>
-        <w:br/>
-        <w:t>│   │   ├── app</w:t>
-        <w:br/>
-        <w:t>│   │   │   ├── device_manager</w:t>
-        <w:br/>
-        <w:t>│   │   │   │   ├── __init__.py</w:t>
-        <w:br/>
-        <w:t>│   │   │   │   └── registry.py</w:t>
-        <w:br/>
-        <w:t>│   │   │   ├── models</w:t>
-        <w:br/>
-        <w:t>│   │   │   │   ├── __init__.py</w:t>
-        <w:br/>
-        <w:t>│   │   │   │   ├── attendance_log.py</w:t>
-        <w:br/>
-        <w:t>│   │   │   │   ├── audit_log.py</w:t>
-        <w:br/>
-        <w:t>│   │   │   │   ├── badge_models.py</w:t>
-        <w:br/>
-        <w:t>│   │   │   │   ├── capacity_rule.py</w:t>
-        <w:br/>
-        <w:t>│   │   │   │   ├── email_campaign.py</w:t>
-        <w:br/>
-        <w:t>│   │   │   │   ├── email_log.py</w:t>
-        <w:br/>
-        <w:t>│   │   │   │   ├── email_template.py</w:t>
-        <w:br/>
-        <w:t>│   │   │   │   ├── event.py</w:t>
-        <w:br/>
-        <w:t>│   │   │   │   ├── file_validation.py</w:t>
-        <w:br/>
-        <w:t>│   │   │   │   ├── import_job.py</w:t>
-        <w:br/>
-        <w:t>│   │   │   │   ├── organization.py</w:t>
-        <w:br/>
-        <w:t>│   │   │   │   ├── participant.py</w:t>
-        <w:br/>
-        <w:t>│   │   │   │   ├── participant_registration.py</w:t>
-        <w:br/>
-        <w:t>│   │   │   │   ├── participant_role.py</w:t>
-        <w:br/>
-        <w:t>│   │   │   │   ├── playback_event.py</w:t>
-        <w:br/>
-        <w:t>│   │   │   │   ├── poster.py</w:t>
-        <w:br/>
-        <w:t>│   │   │   │   ├── presentation_file.py</w:t>
-        <w:br/>
-        <w:t>│   │   │   │   ├── presentation_queue.py</w:t>
-        <w:br/>
-        <w:t>│   │   │   │   ├── print_template.py</w:t>
-        <w:br/>
-        <w:t>│   │   │   │   ├── refresh_token.py</w:t>
-        <w:br/>
-        <w:t>│   │   │   │   ├── room.py</w:t>
-        <w:br/>
-        <w:t>│   │   │   │   ├── room_device.py</w:t>
-        <w:br/>
-        <w:t>│   │   │   │   ├── session.py</w:t>
-        <w:br/>
-        <w:t>│   │   │   │   ├── session_speaker.py</w:t>
-        <w:br/>
-        <w:t>│   │   │   │   ├── speaker.py</w:t>
-        <w:br/>
-        <w:t>│   │   │   │   ├── srr_activity_log.py</w:t>
-        <w:br/>
-        <w:t>│   │   │   │   ├── srr_checkin.py</w:t>
-        <w:br/>
-        <w:t>│   │   │   │   ├── srr_station.py</w:t>
-        <w:br/>
-        <w:t>│   │   │   │   ├── sync_outbox.py</w:t>
-        <w:br/>
-        <w:t>│   │   │   │   ├── user.py</w:t>
-        <w:br/>
-        <w:t>│   │   │   │   ├── venue_sync_job.py</w:t>
-        <w:br/>
-        <w:t>│   │   │   │   └── webhook.py</w:t>
-        <w:br/>
-        <w:t>│   │   │   ├── routers</w:t>
-        <w:br/>
-        <w:t>│   │   │   │   ├── __init__.py</w:t>
-        <w:br/>
-        <w:t>│   │   │   │   ├── auth.py</w:t>
-        <w:br/>
-        <w:t>│   │   │   │   ├── cloud_sync.py</w:t>
-        <w:br/>
-        <w:t>│   │   │   │   ├── devices.py</w:t>
-        <w:br/>
-        <w:t>│   │   │   │   ├── local_api.py</w:t>
-        <w:br/>
-        <w:t>│   │   │   │   ├── sessions.py</w:t>
-        <w:br/>
-        <w:t>│   │   │   │   ├── snapshot_api.py</w:t>
-        <w:br/>
-        <w:t>│   │   │   │   ├── speakers.py</w:t>
-        <w:br/>
-        <w:t>│   │   │   │   └── stations.py</w:t>
-        <w:br/>
-        <w:t>│   │   │   ├── sync</w:t>
-        <w:br/>
-        <w:t>│   │   │   │   ├── __init__.py</w:t>
-        <w:br/>
-        <w:t>│   │   │   │   ├── conflict_resolver.py</w:t>
-        <w:br/>
-        <w:t>│   │   │   │   ├── outbox_processor.py</w:t>
-        <w:br/>
-        <w:t>│   │   │   │   ├── schedule_pull.py</w:t>
-        <w:br/>
-        <w:t>│   │   │   │   └── scheduler.py</w:t>
-        <w:br/>
-        <w:t>│   │   │   ├── websocket</w:t>
-        <w:br/>
-        <w:t>│   │   │   │   ├── __init__.py</w:t>
-        <w:br/>
-        <w:t>│   │   │   │   └── connection.py</w:t>
-        <w:br/>
-        <w:t>│   │   │   ├── __init__.py</w:t>
-        <w:br/>
-        <w:t>│   │   │   ├── config.py</w:t>
-        <w:br/>
-        <w:t>│   │   │   ├── database.py</w:t>
-        <w:br/>
-        <w:t>│   │   │   ├── main.py</w:t>
-        <w:br/>
-        <w:t>│   │   │   └── minio_client.py</w:t>
-        <w:br/>
-        <w:t>│   │   ├── tests</w:t>
-        <w:br/>
-        <w:t>│   │   │   ├── conftest.py</w:t>
-        <w:br/>
-        <w:t>│   │   │   ├── test_auth.py</w:t>
-        <w:br/>
-        <w:t>│   │   │   ├── test_cloud_sync.py</w:t>
-        <w:br/>
-        <w:t>│   │   │   ├── test_outbox_processor.py</w:t>
-        <w:br/>
-        <w:t>│   │   │   ├── test_schedule_pull.py</w:t>
-        <w:br/>
-        <w:t>│   │   │   ├── test_snapshot_api.py</w:t>
-        <w:br/>
-        <w:t>│   │   │   └── test_websocket.py</w:t>
-        <w:br/>
-        <w:t>│   │   ├── alembic.ini</w:t>
-        <w:br/>
-        <w:t>│   │   ├── docker-compose.yml</w:t>
-        <w:br/>
-        <w:t>│   │   ├── Dockerfile</w:t>
-        <w:br/>
-        <w:t>│   │   ├── pytest.ini</w:t>
-        <w:br/>
-        <w:t>│   │   ├── read_reqs.py</w:t>
-        <w:br/>
-        <w:t>│   │   ├── requirements.txt</w:t>
-        <w:br/>
         <w:t>│   │   └── test_output_venue.txt</w:t>
         <w:br/>
         <w:t>│   └── workers</w:t>
@@ -3757,6 +3623,12 @@
         <w:t>├── .gitignore</w:t>
         <w:br/>
         <w:t>├── check_dir_struct.py</w:t>
+        <w:br/>
+        <w:t>├── dashboard.html</w:t>
+        <w:br/>
+        <w:t>├── DESIGN.md</w:t>
+        <w:br/>
+        <w:t>├── DESIGN11.md</w:t>
         <w:br/>
         <w:t>├── devrun.ps1</w:t>
         <w:br/>

--- a/project_structure.docx
+++ b/project_structure.docx
@@ -40,343 +40,367 @@
         <w:br/>
         <w:t>│   │   │   │   ├── (dashboard)</w:t>
         <w:br/>
-        <w:t>│   │   │   │   │   ├── ai-control</w:t>
+        <w:t>│   │   │   │   │   ├── ai-workspace</w:t>
+        <w:br/>
+        <w:t>│   │   │   │   │   │   ├── agents</w:t>
+        <w:br/>
+        <w:t>│   │   │   │   │   │   │   └── page.tsx</w:t>
+        <w:br/>
+        <w:t>│   │   │   │   │   │   ├── automation</w:t>
+        <w:br/>
+        <w:t>│   │   │   │   │   │   │   └── page.tsx</w:t>
+        <w:br/>
+        <w:t>│   │   │   │   │   │   ├── dashboard</w:t>
+        <w:br/>
+        <w:t>│   │   │   │   │   │   │   └── page.tsx</w:t>
+        <w:br/>
+        <w:t>│   │   │   │   │   │   ├── models</w:t>
+        <w:br/>
+        <w:t>│   │   │   │   │   │   │   └── page.tsx</w:t>
+        <w:br/>
+        <w:t>│   │   │   │   │   │   └── prompt-library</w:t>
+        <w:br/>
+        <w:t>│   │   │   │   │   │       └── page.tsx</w:t>
+        <w:br/>
+        <w:t>│   │   │   │   │   ├── applications</w:t>
+        <w:br/>
+        <w:t>│   │   │   │   │   │   ├── feature-flags</w:t>
+        <w:br/>
+        <w:t>│   │   │   │   │   │   │   └── page.tsx</w:t>
+        <w:br/>
+        <w:t>│   │   │   │   │   │   └── registry</w:t>
+        <w:br/>
+        <w:t>│   │   │   │   │   │       └── page.tsx</w:t>
+        <w:br/>
+        <w:t>│   │   │   │   │   ├── business</w:t>
+        <w:br/>
+        <w:t>│   │   │   │   │   │   ├── dashboard</w:t>
+        <w:br/>
+        <w:t>│   │   │   │   │   │   │   └── page.tsx</w:t>
+        <w:br/>
+        <w:t>│   │   │   │   │   │   ├── pricing</w:t>
+        <w:br/>
+        <w:t>│   │   │   │   │   │   │   ├── hardware-catalog</w:t>
+        <w:br/>
+        <w:t>│   │   │   │   │   │   │   │   └── page.tsx</w:t>
+        <w:br/>
+        <w:t>│   │   │   │   │   │   │   ├── margin-rules</w:t>
+        <w:br/>
+        <w:t>│   │   │   │   │   │   │   │   └── page.tsx</w:t>
+        <w:br/>
+        <w:t>│   │   │   │   │   │   │   ├── price-history</w:t>
+        <w:br/>
+        <w:t>│   │   │   │   │   │   │   │   └── page.tsx</w:t>
+        <w:br/>
+        <w:t>│   │   │   │   │   │   │   ├── pricing-simulator</w:t>
+        <w:br/>
+        <w:t>│   │   │   │   │   │   │   │   └── page.tsx</w:t>
+        <w:br/>
+        <w:t>│   │   │   │   │   │   │   ├── saved-simulations</w:t>
+        <w:br/>
+        <w:t>│   │   │   │   │   │   │   │   └── page.tsx</w:t>
+        <w:br/>
+        <w:t>│   │   │   │   │   │   │   ├── staff-catalog</w:t>
+        <w:br/>
+        <w:t>│   │   │   │   │   │   │   │   └── page.tsx</w:t>
+        <w:br/>
+        <w:t>│   │   │   │   │   │   │   ├── templates</w:t>
+        <w:br/>
+        <w:t>│   │   │   │   │   │   │   │   ├── network</w:t>
+        <w:br/>
+        <w:t>│   │   │   │   │   │   │   │   │   └── page.tsx</w:t>
+        <w:br/>
+        <w:t>│   │   │   │   │   │   │   │   ├── registration</w:t>
+        <w:br/>
+        <w:t>│   │   │   │   │   │   │   │   │   └── page.tsx</w:t>
+        <w:br/>
+        <w:t>│   │   │   │   │   │   │   │   ├── room</w:t>
+        <w:br/>
+        <w:t>│   │   │   │   │   │   │   │   │   └── page.tsx</w:t>
+        <w:br/>
+        <w:t>│   │   │   │   │   │   │   │   ├── srr</w:t>
+        <w:br/>
+        <w:t>│   │   │   │   │   │   │   │   │   └── page.tsx</w:t>
+        <w:br/>
+        <w:t>│   │   │   │   │   │   │   │   └── page.tsx</w:t>
+        <w:br/>
+        <w:t>│   │   │   │   │   │   │   └── vendor-pricing</w:t>
+        <w:br/>
+        <w:t>│   │   │   │   │   │   │       └── page.tsx</w:t>
+        <w:br/>
+        <w:t>│   │   │   │   │   │   ├── revenue</w:t>
+        <w:br/>
+        <w:t>│   │   │   │   │   │   │   └── page.tsx</w:t>
+        <w:br/>
+        <w:t>│   │   │   │   │   │   ├── sales</w:t>
+        <w:br/>
+        <w:t>│   │   │   │   │   │   │   ├── proposal-generator</w:t>
+        <w:br/>
+        <w:t>│   │   │   │   │   │   │   │   └── page.tsx</w:t>
+        <w:br/>
+        <w:t>│   │   │   │   │   │   │   ├── proposals</w:t>
+        <w:br/>
+        <w:t>│   │   │   │   │   │   │   │   ├── [id]</w:t>
+        <w:br/>
+        <w:t>│   │   │   │   │   │   │   │   │   ├── documents</w:t>
+        <w:br/>
+        <w:t>│   │   │   │   │   │   │   │   │   │   └── page.tsx</w:t>
+        <w:br/>
+        <w:t>│   │   │   │   │   │   │   │   │   ├── edit</w:t>
+        <w:br/>
+        <w:t>│   │   │   │   │   │   │   │   │   │   └── page.tsx</w:t>
+        <w:br/>
+        <w:t>│   │   │   │   │   │   │   │   │   ├── preview</w:t>
+        <w:br/>
+        <w:t>│   │   │   │   │   │   │   │   │   │   └── page.tsx</w:t>
+        <w:br/>
+        <w:t>│   │   │   │   │   │   │   │   │   └── version-history</w:t>
+        <w:br/>
+        <w:t>│   │   │   │   │   │   │   │   │       └── page.tsx</w:t>
+        <w:br/>
+        <w:t>│   │   │   │   │   │   │   │   └── create</w:t>
+        <w:br/>
+        <w:t>│   │   │   │   │   │   │   │       └── page.tsx</w:t>
+        <w:br/>
+        <w:t>│   │   │   │   │   │   │   ├── quotes</w:t>
+        <w:br/>
+        <w:t>│   │   │   │   │   │   │   │   ├── [id]</w:t>
+        <w:br/>
+        <w:t>│   │   │   │   │   │   │   │   │   ├── approval</w:t>
+        <w:br/>
+        <w:t>│   │   │   │   │   │   │   │   │   │   └── page.tsx</w:t>
+        <w:br/>
+        <w:t>│   │   │   │   │   │   │   │   │   ├── cost-breakdown</w:t>
+        <w:br/>
+        <w:t>│   │   │   │   │   │   │   │   │   │   └── page.tsx</w:t>
+        <w:br/>
+        <w:t>│   │   │   │   │   │   │   │   │   ├── edit</w:t>
+        <w:br/>
+        <w:t>│   │   │   │   │   │   │   │   │   │   └── page.tsx</w:t>
+        <w:br/>
+        <w:t>│   │   │   │   │   │   │   │   │   └── revisions</w:t>
+        <w:br/>
+        <w:t>│   │   │   │   │   │   │   │   │       └── page.tsx</w:t>
+        <w:br/>
+        <w:t>│   │   │   │   │   │   │   │   └── create</w:t>
+        <w:br/>
+        <w:t>│   │   │   │   │   │   │   │       └── page.tsx</w:t>
+        <w:br/>
+        <w:t>│   │   │   │   │   │   │   └── service-requests</w:t>
+        <w:br/>
+        <w:t>│   │   │   │   │   │   │       ├── [id]</w:t>
+        <w:br/>
+        <w:t>│   │   │   │   │   │   │       │   ├── requirements</w:t>
+        <w:br/>
+        <w:t>│   │   │   │   │   │   │       │   │   └── page.tsx</w:t>
+        <w:br/>
+        <w:t>│   │   │   │   │   │   │       │   ├── resource-planning</w:t>
+        <w:br/>
+        <w:t>│   │   │   │   │   │   │       │   │   └── page.tsx</w:t>
+        <w:br/>
+        <w:t>│   │   │   │   │   │   │       │   └── page.tsx</w:t>
+        <w:br/>
+        <w:t>│   │   │   │   │   │   │       └── page.tsx</w:t>
+        <w:br/>
+        <w:t>│   │   │   │   │   │   └── subscription</w:t>
+        <w:br/>
+        <w:t>│   │   │   │   │   │       ├── add-ons</w:t>
+        <w:br/>
+        <w:t>│   │   │   │   │   │       │   └── page.tsx</w:t>
+        <w:br/>
+        <w:t>│   │   │   │   │   │       └── plans</w:t>
+        <w:br/>
+        <w:t>│   │   │   │   │   │           └── page.tsx</w:t>
+        <w:br/>
+        <w:t>│   │   │   │   │   ├── dashboard</w:t>
+        <w:br/>
+        <w:t>│   │   │   │   │   │   ├── live-activity</w:t>
+        <w:br/>
+        <w:t>│   │   │   │   │   │   │   └── page.tsx</w:t>
+        <w:br/>
+        <w:t>│   │   │   │   │   │   ├── overview</w:t>
+        <w:br/>
+        <w:t>│   │   │   │   │   │   │   └── page.tsx</w:t>
+        <w:br/>
+        <w:t>│   │   │   │   │   │   └── platform-health</w:t>
+        <w:br/>
+        <w:t>│   │   │   │   │   │       └── page.tsx</w:t>
+        <w:br/>
+        <w:t>│   │   │   │   │   ├── developer-platform</w:t>
+        <w:br/>
+        <w:t>│   │   │   │   │   │   ├── api-keys</w:t>
+        <w:br/>
+        <w:t>│   │   │   │   │   │   │   └── page.tsx</w:t>
+        <w:br/>
+        <w:t>│   │   │   │   │   │   ├── apis</w:t>
+        <w:br/>
+        <w:t>│   │   │   │   │   │   │   └── page.tsx</w:t>
+        <w:br/>
+        <w:t>│   │   │   │   │   │   ├── integrations</w:t>
+        <w:br/>
+        <w:t>│   │   │   │   │   │   │   └── page.tsx</w:t>
+        <w:br/>
+        <w:t>│   │   │   │   │   │   ├── logs</w:t>
+        <w:br/>
+        <w:t>│   │   │   │   │   │   │   └── page.tsx</w:t>
+        <w:br/>
+        <w:t>│   │   │   │   │   │   └── webhooks</w:t>
+        <w:br/>
+        <w:t>│   │   │   │   │   │       └── page.tsx</w:t>
+        <w:br/>
+        <w:t>│   │   │   │   │   ├── finance</w:t>
+        <w:br/>
+        <w:t>│   │   │   │   │   │   ├── invoices</w:t>
+        <w:br/>
+        <w:t>│   │   │   │   │   │   │   └── page.tsx</w:t>
+        <w:br/>
+        <w:t>│   │   │   │   │   │   ├── payments</w:t>
+        <w:br/>
+        <w:t>│   │   │   │   │   │   │   └── page.tsx</w:t>
+        <w:br/>
+        <w:t>│   │   │   │   │   │   ├── taxes</w:t>
+        <w:br/>
+        <w:t>│   │   │   │   │   │   │   └── page.tsx</w:t>
+        <w:br/>
+        <w:t>│   │   │   │   │   │   └── transactions</w:t>
+        <w:br/>
+        <w:t>│   │   │   │   │   │       └── page.tsx</w:t>
+        <w:br/>
+        <w:t>│   │   │   │   │   ├── identity-security</w:t>
+        <w:br/>
+        <w:t>│   │   │   │   │   │   ├── audit-logs</w:t>
+        <w:br/>
+        <w:t>│   │   │   │   │   │   │   └── page.tsx</w:t>
+        <w:br/>
+        <w:t>│   │   │   │   │   │   ├── impersonation</w:t>
+        <w:br/>
+        <w:t>│   │   │   │   │   │   │   └── page.tsx</w:t>
+        <w:br/>
+        <w:t>│   │   │   │   │   │   ├── permissions</w:t>
+        <w:br/>
+        <w:t>│   │   │   │   │   │   │   └── page.tsx</w:t>
+        <w:br/>
+        <w:t>│   │   │   │   │   │   ├── roles</w:t>
+        <w:br/>
+        <w:t>│   │   │   │   │   │   │   └── page.tsx</w:t>
+        <w:br/>
+        <w:t>│   │   │   │   │   │   ├── security-events</w:t>
+        <w:br/>
+        <w:t>│   │   │   │   │   │   │   └── page.tsx</w:t>
+        <w:br/>
+        <w:t>│   │   │   │   │   │   └── users</w:t>
+        <w:br/>
+        <w:t>│   │   │   │   │   │       └── page.tsx</w:t>
+        <w:br/>
+        <w:t>│   │   │   │   │   ├── operations-center</w:t>
         <w:br/>
         <w:t>│   │   │   │   │   │   ├── analytics</w:t>
         <w:br/>
         <w:t>│   │   │   │   │   │   │   └── page.tsx</w:t>
         <w:br/>
-        <w:t>│   │   │   │   │   │   ├── dashboard</w:t>
+        <w:t>│   │   │   │   │   │   ├── database</w:t>
         <w:br/>
         <w:t>│   │   │   │   │   │   │   └── page.tsx</w:t>
         <w:br/>
-        <w:t>│   │   │   │   │   │   ├── limits</w:t>
+        <w:t>│   │   │   │   │   │   ├── deployments</w:t>
         <w:br/>
         <w:t>│   │   │   │   │   │   │   └── page.tsx</w:t>
         <w:br/>
-        <w:t>│   │   │   │   │   │   ├── models</w:t>
+        <w:t>│   │   │   │   │   │   ├── jobs</w:t>
         <w:br/>
         <w:t>│   │   │   │   │   │   │   └── page.tsx</w:t>
         <w:br/>
-        <w:t>│   │   │   │   │   │   └── prompts</w:t>
+        <w:t>│   │   │   │   │   │   ├── projects</w:t>
+        <w:br/>
+        <w:t>│   │   │   │   │   │   │   └── page.tsx</w:t>
+        <w:br/>
+        <w:t>│   │   │   │   │   │   ├── requests</w:t>
+        <w:br/>
+        <w:t>│   │   │   │   │   │   │   └── page.tsx</w:t>
+        <w:br/>
+        <w:t>│   │   │   │   │   │   ├── resources</w:t>
+        <w:br/>
+        <w:t>│   │   │   │   │   │   │   └── page.tsx</w:t>
+        <w:br/>
+        <w:t>│   │   │   │   │   │   ├── risk-analysis</w:t>
+        <w:br/>
+        <w:t>│   │   │   │   │   │   │   └── page.tsx</w:t>
+        <w:br/>
+        <w:t>│   │   │   │   │   │   ├── search</w:t>
+        <w:br/>
+        <w:t>│   │   │   │   │   │   │   └── page.tsx</w:t>
+        <w:br/>
+        <w:t>│   │   │   │   │   │   ├── storage</w:t>
+        <w:br/>
+        <w:t>│   │   │   │   │   │   │   └── page.tsx</w:t>
+        <w:br/>
+        <w:t>│   │   │   │   │   │   ├── venue-readiness</w:t>
+        <w:br/>
+        <w:t>│   │   │   │   │   │   │   └── page.tsx</w:t>
+        <w:br/>
+        <w:t>│   │   │   │   │   │   └── page.tsx</w:t>
+        <w:br/>
+        <w:t>│   │   │   │   │   ├── organizations</w:t>
+        <w:br/>
+        <w:t>│   │   │   │   │   │   ├── [orgId]</w:t>
+        <w:br/>
+        <w:t>│   │   │   │   │   │   │   └── page.tsx</w:t>
+        <w:br/>
+        <w:t>│   │   │   │   │   │   └── page.tsx</w:t>
+        <w:br/>
+        <w:t>│   │   │   │   │   ├── platform-settings</w:t>
+        <w:br/>
+        <w:t>│   │   │   │   │   │   ├── authentication</w:t>
+        <w:br/>
+        <w:t>│   │   │   │   │   │   │   └── page.tsx</w:t>
+        <w:br/>
+        <w:t>│   │   │   │   │   │   ├── branding</w:t>
+        <w:br/>
+        <w:t>│   │   │   │   │   │   │   └── page.tsx</w:t>
+        <w:br/>
+        <w:t>│   │   │   │   │   │   ├── general</w:t>
+        <w:br/>
+        <w:t>│   │   │   │   │   │   │   └── page.tsx</w:t>
+        <w:br/>
+        <w:t>│   │   │   │   │   │   ├── localization</w:t>
+        <w:br/>
+        <w:t>│   │   │   │   │   │   │   └── page.tsx</w:t>
+        <w:br/>
+        <w:t>│   │   │   │   │   │   └── notifications</w:t>
         <w:br/>
         <w:t>│   │   │   │   │   │       └── page.tsx</w:t>
         <w:br/>
-        <w:t>│   │   │   │   │   ├── applications</w:t>
-        <w:br/>
-        <w:t>│   │   │   │   │   │   ├── feature-flags</w:t>
+        <w:t>│   │   │   │   │   ├── reports</w:t>
+        <w:br/>
+        <w:t>│   │   │   │   │   │   ├── analytics</w:t>
         <w:br/>
         <w:t>│   │   │   │   │   │   │   └── page.tsx</w:t>
         <w:br/>
-        <w:t>│   │   │   │   │   │   └── registry</w:t>
+        <w:t>│   │   │   │   │   │   └── exports</w:t>
         <w:br/>
         <w:t>│   │   │   │   │   │       └── page.tsx</w:t>
         <w:br/>
-        <w:t>│   │   │   │   │   ├── catalogs</w:t>
-        <w:br/>
-        <w:t>│   │   │   │   │   │   ├── hardware</w:t>
+        <w:t>│   │   │   │   │   ├── support-center</w:t>
+        <w:br/>
+        <w:t>│   │   │   │   │   │   ├── announcements</w:t>
+        <w:br/>
+        <w:t>│   │   │   │   │   │   │   ├── [ticketId]</w:t>
+        <w:br/>
+        <w:t>│   │   │   │   │   │   │   │   └── page.tsx</w:t>
         <w:br/>
         <w:t>│   │   │   │   │   │   │   └── page.tsx</w:t>
         <w:br/>
-        <w:t>│   │   │   │   │   │   └── staff</w:t>
+        <w:t>│   │   │   │   │   │   ├── knowledge-base</w:t>
+        <w:br/>
+        <w:t>│   │   │   │   │   │   │   └── page.tsx</w:t>
+        <w:br/>
+        <w:t>│   │   │   │   │   │   └── tickets</w:t>
+        <w:br/>
+        <w:t>│   │   │   │   │   │       ├── [ticketId]</w:t>
+        <w:br/>
+        <w:t>│   │   │   │   │   │       │   └── page.tsx</w:t>
         <w:br/>
         <w:t>│   │   │   │   │   │       └── page.tsx</w:t>
-        <w:br/>
-        <w:t>│   │   │   │   │   ├── commercial</w:t>
-        <w:br/>
-        <w:t>│   │   │   │   │   │   ├── dashboard</w:t>
-        <w:br/>
-        <w:t>│   │   │   │   │   │   │   └── page.tsx</w:t>
-        <w:br/>
-        <w:t>│   │   │   │   │   │   ├── invoices</w:t>
-        <w:br/>
-        <w:t>│   │   │   │   │   │   │   └── page.tsx</w:t>
-        <w:br/>
-        <w:t>│   │   │   │   │   │   ├── margin-rules</w:t>
-        <w:br/>
-        <w:t>│   │   │   │   │   │   │   └── page.tsx</w:t>
-        <w:br/>
-        <w:t>│   │   │   │   │   │   ├── plans</w:t>
-        <w:br/>
-        <w:t>│   │   │   │   │   │   │   └── page.tsx</w:t>
-        <w:br/>
-        <w:t>│   │   │   │   │   │   ├── price-history</w:t>
-        <w:br/>
-        <w:t>│   │   │   │   │   │   │   └── page.tsx</w:t>
-        <w:br/>
-        <w:t>│   │   │   │   │   │   ├── pricing-simulator</w:t>
-        <w:br/>
-        <w:t>│   │   │   │   │   │   │   └── page.tsx</w:t>
-        <w:br/>
-        <w:t>│   │   │   │   │   │   ├── proposal-generator</w:t>
-        <w:br/>
-        <w:t>│   │   │   │   │   │   │   └── page.tsx</w:t>
-        <w:br/>
-        <w:t>│   │   │   │   │   │   ├── revenue</w:t>
-        <w:br/>
-        <w:t>│   │   │   │   │   │   │   └── page.tsx</w:t>
-        <w:br/>
-        <w:t>│   │   │   │   │   │   ├── saved-simulations</w:t>
-        <w:br/>
-        <w:t>│   │   │   │   │   │   │   └── page.tsx</w:t>
-        <w:br/>
-        <w:t>│   │   │   │   │   │   ├── subscriptions</w:t>
-        <w:br/>
-        <w:t>│   │   │   │   │   │   │   └── page.tsx</w:t>
-        <w:br/>
-        <w:t>│   │   │   │   │   │   ├── templates</w:t>
-        <w:br/>
-        <w:t>│   │   │   │   │   │   │   ├── network</w:t>
-        <w:br/>
-        <w:t>│   │   │   │   │   │   │   │   └── page.tsx</w:t>
-        <w:br/>
-        <w:t>│   │   │   │   │   │   │   ├── registration</w:t>
-        <w:br/>
-        <w:t>│   │   │   │   │   │   │   │   └── page.tsx</w:t>
-        <w:br/>
-        <w:t>│   │   │   │   │   │   │   ├── room</w:t>
-        <w:br/>
-        <w:t>│   │   │   │   │   │   │   │   └── page.tsx</w:t>
-        <w:br/>
-        <w:t>│   │   │   │   │   │   │   ├── srr</w:t>
-        <w:br/>
-        <w:t>│   │   │   │   │   │   │   │   └── page.tsx</w:t>
-        <w:br/>
-        <w:t>│   │   │   │   │   │   │   └── page.tsx</w:t>
-        <w:br/>
-        <w:t>│   │   │   │   │   │   └── vendor-pricing</w:t>
-        <w:br/>
-        <w:t>│   │   │   │   │   │       └── page.tsx</w:t>
-        <w:br/>
-        <w:t>│   │   │   │   │   ├── developer</w:t>
-        <w:br/>
-        <w:t>│   │   │   │   │   │   ├── analytics</w:t>
-        <w:br/>
-        <w:t>│   │   │   │   │   │   │   └── page.tsx</w:t>
-        <w:br/>
-        <w:t>│   │   │   │   │   │   ├── integrations</w:t>
-        <w:br/>
-        <w:t>│   │   │   │   │   │   │   └── page.tsx</w:t>
-        <w:br/>
-        <w:t>│   │   │   │   │   │   ├── rate-limits</w:t>
-        <w:br/>
-        <w:t>│   │   │   │   │   │   │   └── page.tsx</w:t>
-        <w:br/>
-        <w:t>│   │   │   │   │   │   ├── webhooks</w:t>
-        <w:br/>
-        <w:t>│   │   │   │   │   │   │   └── page.tsx</w:t>
-        <w:br/>
-        <w:t>│   │   │   │   │   │   └── page.tsx</w:t>
-        <w:br/>
-        <w:t>│   │   │   │   │   ├── financial</w:t>
-        <w:br/>
-        <w:t>│   │   │   │   │   │   ├── audit-trail</w:t>
-        <w:br/>
-        <w:t>│   │   │   │   │   │   │   └── page.tsx</w:t>
-        <w:br/>
-        <w:t>│   │   │   │   │   │   ├── payment-gateways</w:t>
-        <w:br/>
-        <w:t>│   │   │   │   │   │   │   └── page.tsx</w:t>
-        <w:br/>
-        <w:t>│   │   │   │   │   │   ├── tax-config</w:t>
-        <w:br/>
-        <w:t>│   │   │   │   │   │   │   └── page.tsx</w:t>
-        <w:br/>
-        <w:t>│   │   │   │   │   │   └── transactions</w:t>
-        <w:br/>
-        <w:t>│   │   │   │   │   │       └── page.tsx</w:t>
-        <w:br/>
-        <w:t>│   │   │   │   │   ├── operations</w:t>
-        <w:br/>
-        <w:t>│   │   │   │   │   │   ├── analytics</w:t>
-        <w:br/>
-        <w:t>│   │   │   │   │   │   │   └── page.tsx</w:t>
-        <w:br/>
-        <w:t>│   │   │   │   │   │   ├── database</w:t>
-        <w:br/>
-        <w:t>│   │   │   │   │   │   │   └── page.tsx</w:t>
-        <w:br/>
-        <w:t>│   │   │   │   │   │   ├── deployments</w:t>
-        <w:br/>
-        <w:t>│   │   │   │   │   │   │   └── page.tsx</w:t>
-        <w:br/>
-        <w:t>│   │   │   │   │   │   ├── health</w:t>
-        <w:br/>
-        <w:t>│   │   │   │   │   │   │   └── page.tsx</w:t>
-        <w:br/>
-        <w:t>│   │   │   │   │   │   ├── jobs</w:t>
-        <w:br/>
-        <w:t>│   │   │   │   │   │   │   └── page.tsx</w:t>
-        <w:br/>
-        <w:t>│   │   │   │   │   │   ├── projects</w:t>
-        <w:br/>
-        <w:t>│   │   │   │   │   │   │   └── page.tsx</w:t>
-        <w:br/>
-        <w:t>│   │   │   │   │   │   ├── readiness</w:t>
-        <w:br/>
-        <w:t>│   │   │   │   │   │   │   └── page.tsx</w:t>
-        <w:br/>
-        <w:t>│   │   │   │   │   │   ├── requests</w:t>
-        <w:br/>
-        <w:t>│   │   │   │   │   │   │   └── page.tsx</w:t>
-        <w:br/>
-        <w:t>│   │   │   │   │   │   ├── resources</w:t>
-        <w:br/>
-        <w:t>│   │   │   │   │   │   │   └── page.tsx</w:t>
-        <w:br/>
-        <w:t>│   │   │   │   │   │   ├── risks</w:t>
-        <w:br/>
-        <w:t>│   │   │   │   │   │   │   └── page.tsx</w:t>
-        <w:br/>
-        <w:t>│   │   │   │   │   │   ├── search</w:t>
-        <w:br/>
-        <w:t>│   │   │   │   │   │   │   └── page.tsx</w:t>
-        <w:br/>
-        <w:t>│   │   │   │   │   │   ├── storage</w:t>
-        <w:br/>
-        <w:t>│   │   │   │   │   │   │   └── page.tsx</w:t>
-        <w:br/>
-        <w:t>│   │   │   │   │   │   └── page.tsx</w:t>
-        <w:br/>
-        <w:t>│   │   │   │   │   ├── organizations</w:t>
-        <w:br/>
-        <w:t>│   │   │   │   │   │   ├── [orgId]</w:t>
-        <w:br/>
-        <w:t>│   │   │   │   │   │   │   └── page.tsx</w:t>
-        <w:br/>
-        <w:t>│   │   │   │   │   │   └── page.tsx</w:t>
-        <w:br/>
-        <w:t>│   │   │   │   │   ├── overview</w:t>
-        <w:br/>
-        <w:t>│   │   │   │   │   │   └── page.tsx</w:t>
-        <w:br/>
-        <w:t>│   │   │   │   │   ├── proposals</w:t>
-        <w:br/>
-        <w:t>│   │   │   │   │   │   ├── [id]</w:t>
-        <w:br/>
-        <w:t>│   │   │   │   │   │   │   ├── documents</w:t>
-        <w:br/>
-        <w:t>│   │   │   │   │   │   │   │   └── page.tsx</w:t>
-        <w:br/>
-        <w:t>│   │   │   │   │   │   │   ├── edit</w:t>
-        <w:br/>
-        <w:t>│   │   │   │   │   │   │   │   └── page.tsx</w:t>
-        <w:br/>
-        <w:t>│   │   │   │   │   │   │   ├── preview</w:t>
-        <w:br/>
-        <w:t>│   │   │   │   │   │   │   │   └── page.tsx</w:t>
-        <w:br/>
-        <w:t>│   │   │   │   │   │   │   └── version-history</w:t>
-        <w:br/>
-        <w:t>│   │   │   │   │   │   │       └── page.tsx</w:t>
-        <w:br/>
-        <w:t>│   │   │   │   │   │   └── create</w:t>
-        <w:br/>
-        <w:t>│   │   │   │   │   │       └── page.tsx</w:t>
-        <w:br/>
-        <w:t>│   │   │   │   │   ├── quotes</w:t>
-        <w:br/>
-        <w:t>│   │   │   │   │   │   ├── [id]</w:t>
-        <w:br/>
-        <w:t>│   │   │   │   │   │   │   ├── approval</w:t>
-        <w:br/>
-        <w:t>│   │   │   │   │   │   │   │   └── page.tsx</w:t>
-        <w:br/>
-        <w:t>│   │   │   │   │   │   │   ├── cost-breakdown</w:t>
-        <w:br/>
-        <w:t>│   │   │   │   │   │   │   │   └── page.tsx</w:t>
-        <w:br/>
-        <w:t>│   │   │   │   │   │   │   ├── edit</w:t>
-        <w:br/>
-        <w:t>│   │   │   │   │   │   │   │   └── page.tsx</w:t>
-        <w:br/>
-        <w:t>│   │   │   │   │   │   │   └── revisions</w:t>
-        <w:br/>
-        <w:t>│   │   │   │   │   │   │       └── page.tsx</w:t>
-        <w:br/>
-        <w:t>│   │   │   │   │   │   └── create</w:t>
-        <w:br/>
-        <w:t>│   │   │   │   │   │       └── page.tsx</w:t>
-        <w:br/>
-        <w:t>│   │   │   │   │   ├── reports</w:t>
-        <w:br/>
-        <w:t>│   │   │   │   │   │   ├── analytics</w:t>
-        <w:br/>
-        <w:t>│   │   │   │   │   │   │   └── page.tsx</w:t>
-        <w:br/>
-        <w:t>│   │   │   │   │   │   └── exports</w:t>
-        <w:br/>
-        <w:t>│   │   │   │   │   │       └── page.tsx</w:t>
-        <w:br/>
-        <w:t>│   │   │   │   │   ├── security</w:t>
-        <w:br/>
-        <w:t>│   │   │   │   │   │   ├── audit</w:t>
-        <w:br/>
-        <w:t>│   │   │   │   │   │   │   └── page.tsx</w:t>
-        <w:br/>
-        <w:t>│   │   │   │   │   │   ├── events</w:t>
-        <w:br/>
-        <w:t>│   │   │   │   │   │   │   └── page.tsx</w:t>
-        <w:br/>
-        <w:t>│   │   │   │   │   │   ├── impersonation</w:t>
-        <w:br/>
-        <w:t>│   │   │   │   │   │   │   └── page.tsx</w:t>
-        <w:br/>
-        <w:t>│   │   │   │   │   │   └── users</w:t>
-        <w:br/>
-        <w:t>│   │   │   │   │   │       └── page.tsx</w:t>
-        <w:br/>
-        <w:t>│   │   │   │   │   ├── service-requests</w:t>
-        <w:br/>
-        <w:t>│   │   │   │   │   │   ├── [id]</w:t>
-        <w:br/>
-        <w:t>│   │   │   │   │   │   │   ├── requirements</w:t>
-        <w:br/>
-        <w:t>│   │   │   │   │   │   │   │   └── page.tsx</w:t>
-        <w:br/>
-        <w:t>│   │   │   │   │   │   │   ├── resource-planning</w:t>
-        <w:br/>
-        <w:t>│   │   │   │   │   │   │   │   └── page.tsx</w:t>
-        <w:br/>
-        <w:t>│   │   │   │   │   │   │   └── page.tsx</w:t>
-        <w:br/>
-        <w:t>│   │   │   │   │   │   └── page.tsx</w:t>
-        <w:br/>
-        <w:t>│   │   │   │   │   ├── settings</w:t>
-        <w:br/>
-        <w:t>│   │   │   │   │   │   ├── email-templates</w:t>
-        <w:br/>
-        <w:t>│   │   │   │   │   │   │   └── page.tsx</w:t>
-        <w:br/>
-        <w:t>│   │   │   │   │   │   ├── feature-catalog</w:t>
-        <w:br/>
-        <w:t>│   │   │   │   │   │   │   └── page.tsx</w:t>
-        <w:br/>
-        <w:t>│   │   │   │   │   │   ├── general</w:t>
-        <w:br/>
-        <w:t>│   │   │   │   │   │   │   └── page.tsx</w:t>
-        <w:br/>
-        <w:t>│   │   │   │   │   │   ├── security</w:t>
-        <w:br/>
-        <w:t>│   │   │   │   │   │   │   └── page.tsx</w:t>
-        <w:br/>
-        <w:t>│   │   │   │   │   │   └── page.tsx</w:t>
-        <w:br/>
-        <w:t>│   │   │   │   │   ├── support</w:t>
-        <w:br/>
-        <w:t>│   │   │   │   │   │   ├── sla</w:t>
-        <w:br/>
-        <w:t>│   │   │   │   │   │   │   └── page.tsx</w:t>
-        <w:br/>
-        <w:t>│   │   │   │   │   │   ├── tickets</w:t>
-        <w:br/>
-        <w:t>│   │   │   │   │   │   │   ├── [ticketId]</w:t>
-        <w:br/>
-        <w:t>│   │   │   │   │   │   │   │   └── page.tsx</w:t>
-        <w:br/>
-        <w:t>│   │   │   │   │   │   │   └── page.tsx</w:t>
-        <w:br/>
-        <w:t>│   │   │   │   │   │   └── page.tsx</w:t>
         <w:br/>
         <w:t>│   │   │   │   │   └── layout.tsx</w:t>
         <w:br/>

--- a/project_structure.docx
+++ b/project_structure.docx
@@ -20,9 +20,35 @@
         <w:br/>
         <w:t>├── .agents</w:t>
         <w:br/>
-        <w:t>│   └── rules</w:t>
-        <w:br/>
-        <w:t>│       └── eventos-rules.md</w:t>
+        <w:t>│   ├── rules</w:t>
+        <w:br/>
+        <w:t>│   │   └── eventos-rules.md</w:t>
+        <w:br/>
+        <w:t>│   └── skills</w:t>
+        <w:br/>
+        <w:t>│       ├── find-skills</w:t>
+        <w:br/>
+        <w:t>│       │   └── SKILL.md</w:t>
+        <w:br/>
+        <w:t>│       ├── frontend-design</w:t>
+        <w:br/>
+        <w:t>│       │   ├── LICENSE.txt</w:t>
+        <w:br/>
+        <w:t>│       │   └── SKILL.md</w:t>
+        <w:br/>
+        <w:t>│       ├── ui-ux-pro-max</w:t>
+        <w:br/>
+        <w:t>│       │   └── SKILL.md</w:t>
+        <w:br/>
+        <w:t>│       └── web-design-guidelines</w:t>
+        <w:br/>
+        <w:t>│           └── SKILL.md</w:t>
+        <w:br/>
+        <w:t>├── .claude</w:t>
+        <w:br/>
+        <w:t>│   └── settings.local.json</w:t>
+        <w:br/>
+        <w:t>├── .codex</w:t>
         <w:br/>
         <w:t>├── apps</w:t>
         <w:br/>
@@ -94,475 +120,1255 @@
         <w:br/>
         <w:t>│   │   │   │   │   │   │   ├── pricing-simulator</w:t>
         <w:br/>
+        <w:t>│   │   │   │   │   │   │   │   ├── page.tsx</w:t>
+        <w:br/>
+        <w:t>│   │   │   │   │   │   │   │   └── pricing-simulator.module.css</w:t>
+        <w:br/>
+        <w:t>│   │   │   │   │   │   │   ├── saved-simulations</w:t>
+        <w:br/>
+        <w:t>│   │   │   │   │   │   │   │   ├── page.tsx</w:t>
+        <w:br/>
+        <w:t>│   │   │   │   │   │   │   │   └── quote-print-utils.ts</w:t>
+        <w:br/>
+        <w:t>│   │   │   │   │   │   │   ├── staff-catalog</w:t>
+        <w:br/>
         <w:t>│   │   │   │   │   │   │   │   └── page.tsx</w:t>
         <w:br/>
-        <w:t>│   │   │   │   │   │   │   ├── saved-simulations</w:t>
+        <w:t>│   │   │   │   │   │   │   ├── templates</w:t>
+        <w:br/>
+        <w:t>│   │   │   │   │   │   │   │   ├── registration</w:t>
+        <w:br/>
+        <w:t>│   │   │   │   │   │   │   │   │   └── page.tsx</w:t>
+        <w:br/>
+        <w:t>│   │   │   │   │   │   │   │   ├── room</w:t>
+        <w:br/>
+        <w:t>│   │   │   │   │   │   │   │   │   └── page.tsx</w:t>
+        <w:br/>
+        <w:t>│   │   │   │   │   │   │   │   ├── srr</w:t>
+        <w:br/>
+        <w:t>│   │   │   │   │   │   │   │   │   └── page.tsx</w:t>
         <w:br/>
         <w:t>│   │   │   │   │   │   │   │   └── page.tsx</w:t>
         <w:br/>
-        <w:t>│   │   │   │   │   │   │   ├── staff-catalog</w:t>
+        <w:t>│   │   │   │   │   │   │   └── vendor-pricing</w:t>
+        <w:br/>
+        <w:t>│   │   │   │   │   │   │       └── page.tsx</w:t>
+        <w:br/>
+        <w:t>│   │   │   │   │   │   ├── revenue</w:t>
+        <w:br/>
+        <w:t>│   │   │   │   │   │   │   └── page.tsx</w:t>
+        <w:br/>
+        <w:t>│   │   │   │   │   │   ├── sales</w:t>
+        <w:br/>
+        <w:t>│   │   │   │   │   │   │   ├── proposal-generator</w:t>
         <w:br/>
         <w:t>│   │   │   │   │   │   │   │   └── page.tsx</w:t>
         <w:br/>
-        <w:t>│   │   │   │   │   │   │   ├── templates</w:t>
-        <w:br/>
-        <w:t>│   │   │   │   │   │   │   │   ├── network</w:t>
+        <w:t>│   │   │   │   │   │   │   ├── proposals</w:t>
+        <w:br/>
+        <w:t>│   │   │   │   │   │   │   │   ├── [id]</w:t>
+        <w:br/>
+        <w:t>│   │   │   │   │   │   │   │   │   ├── documents</w:t>
+        <w:br/>
+        <w:t>│   │   │   │   │   │   │   │   │   │   └── page.tsx</w:t>
+        <w:br/>
+        <w:t>│   │   │   │   │   │   │   │   │   ├── edit</w:t>
+        <w:br/>
+        <w:t>│   │   │   │   │   │   │   │   │   │   └── page.tsx</w:t>
+        <w:br/>
+        <w:t>│   │   │   │   │   │   │   │   │   ├── preview</w:t>
+        <w:br/>
+        <w:t>│   │   │   │   │   │   │   │   │   │   └── page.tsx</w:t>
+        <w:br/>
+        <w:t>│   │   │   │   │   │   │   │   │   └── version-history</w:t>
+        <w:br/>
+        <w:t>│   │   │   │   │   │   │   │   │       └── page.tsx</w:t>
+        <w:br/>
+        <w:t>│   │   │   │   │   │   │   │   └── create</w:t>
+        <w:br/>
+        <w:t>│   │   │   │   │   │   │   │       └── page.tsx</w:t>
+        <w:br/>
+        <w:t>│   │   │   │   │   │   │   ├── quotes</w:t>
+        <w:br/>
+        <w:t>│   │   │   │   │   │   │   │   ├── [id]</w:t>
+        <w:br/>
+        <w:t>│   │   │   │   │   │   │   │   │   ├── approval</w:t>
+        <w:br/>
+        <w:t>│   │   │   │   │   │   │   │   │   │   └── page.tsx</w:t>
+        <w:br/>
+        <w:t>│   │   │   │   │   │   │   │   │   ├── cost-breakdown</w:t>
+        <w:br/>
+        <w:t>│   │   │   │   │   │   │   │   │   │   └── page.tsx</w:t>
+        <w:br/>
+        <w:t>│   │   │   │   │   │   │   │   │   ├── edit</w:t>
+        <w:br/>
+        <w:t>│   │   │   │   │   │   │   │   │   │   └── page.tsx</w:t>
+        <w:br/>
+        <w:t>│   │   │   │   │   │   │   │   │   └── revisions</w:t>
+        <w:br/>
+        <w:t>│   │   │   │   │   │   │   │   │       └── page.tsx</w:t>
+        <w:br/>
+        <w:t>│   │   │   │   │   │   │   │   ├── create</w:t>
+        <w:br/>
+        <w:t>│   │   │   │   │   │   │   │   └── page.tsx</w:t>
+        <w:br/>
+        <w:t>│   │   │   │   │   │   │   ├── saved-quotes</w:t>
+        <w:br/>
+        <w:t>│   │   │   │   │   │   │   │   └── page.tsx</w:t>
+        <w:br/>
+        <w:t>│   │   │   │   │   │   │   └── service-requests</w:t>
+        <w:br/>
+        <w:t>│   │   │   │   │   │   │       ├── [id]</w:t>
+        <w:br/>
+        <w:t>│   │   │   │   │   │   │       │   ├── requirements</w:t>
+        <w:br/>
+        <w:t>│   │   │   │   │   │   │       │   │   └── page.tsx</w:t>
+        <w:br/>
+        <w:t>│   │   │   │   │   │   │       │   ├── resource-planning</w:t>
+        <w:br/>
+        <w:t>│   │   │   │   │   │   │       │   │   └── page.tsx</w:t>
+        <w:br/>
+        <w:t>│   │   │   │   │   │   │       │   └── page.tsx</w:t>
+        <w:br/>
+        <w:t>│   │   │   │   │   │   │       └── page.tsx</w:t>
+        <w:br/>
+        <w:t>│   │   │   │   │   │   └── subscription</w:t>
+        <w:br/>
+        <w:t>│   │   │   │   │   │       ├── add-ons</w:t>
+        <w:br/>
+        <w:t>│   │   │   │   │   │       │   └── page.tsx</w:t>
+        <w:br/>
+        <w:t>│   │   │   │   │   │       └── plans</w:t>
+        <w:br/>
+        <w:t>│   │   │   │   │   │           └── page.tsx</w:t>
+        <w:br/>
+        <w:t>│   │   │   │   │   ├── dashboard</w:t>
+        <w:br/>
+        <w:t>│   │   │   │   │   │   ├── live-activity</w:t>
+        <w:br/>
+        <w:t>│   │   │   │   │   │   │   └── page.tsx</w:t>
+        <w:br/>
+        <w:t>│   │   │   │   │   │   ├── overview</w:t>
+        <w:br/>
+        <w:t>│   │   │   │   │   │   │   └── page.tsx</w:t>
+        <w:br/>
+        <w:t>│   │   │   │   │   │   └── platform-health</w:t>
+        <w:br/>
+        <w:t>│   │   │   │   │   │       └── page.tsx</w:t>
+        <w:br/>
+        <w:t>│   │   │   │   │   ├── developer-platform</w:t>
+        <w:br/>
+        <w:t>│   │   │   │   │   │   ├── api-keys</w:t>
+        <w:br/>
+        <w:t>│   │   │   │   │   │   │   └── page.tsx</w:t>
+        <w:br/>
+        <w:t>│   │   │   │   │   │   ├── apis</w:t>
+        <w:br/>
+        <w:t>│   │   │   │   │   │   │   └── page.tsx</w:t>
+        <w:br/>
+        <w:t>│   │   │   │   │   │   ├── integrations</w:t>
+        <w:br/>
+        <w:t>│   │   │   │   │   │   │   └── page.tsx</w:t>
+        <w:br/>
+        <w:t>│   │   │   │   │   │   ├── logs</w:t>
+        <w:br/>
+        <w:t>│   │   │   │   │   │   │   └── page.tsx</w:t>
+        <w:br/>
+        <w:t>│   │   │   │   │   │   └── webhooks</w:t>
+        <w:br/>
+        <w:t>│   │   │   │   │   │       └── page.tsx</w:t>
+        <w:br/>
+        <w:t>│   │   │   │   │   ├── finance</w:t>
+        <w:br/>
+        <w:t>│   │   │   │   │   │   ├── invoices</w:t>
+        <w:br/>
+        <w:t>│   │   │   │   │   │   │   └── page.tsx</w:t>
+        <w:br/>
+        <w:t>│   │   │   │   │   │   ├── payments</w:t>
+        <w:br/>
+        <w:t>│   │   │   │   │   │   │   └── page.tsx</w:t>
+        <w:br/>
+        <w:t>│   │   │   │   │   │   ├── taxes</w:t>
+        <w:br/>
+        <w:t>│   │   │   │   │   │   │   └── page.tsx</w:t>
+        <w:br/>
+        <w:t>│   │   │   │   │   │   └── transactions</w:t>
+        <w:br/>
+        <w:t>│   │   │   │   │   │       └── page.tsx</w:t>
+        <w:br/>
+        <w:t>│   │   │   │   │   ├── identity-security</w:t>
+        <w:br/>
+        <w:t>│   │   │   │   │   │   ├── audit-logs</w:t>
+        <w:br/>
+        <w:t>│   │   │   │   │   │   │   └── page.tsx</w:t>
+        <w:br/>
+        <w:t>│   │   │   │   │   │   ├── impersonation</w:t>
+        <w:br/>
+        <w:t>│   │   │   │   │   │   │   └── page.tsx</w:t>
+        <w:br/>
+        <w:t>│   │   │   │   │   │   ├── permissions</w:t>
+        <w:br/>
+        <w:t>│   │   │   │   │   │   │   └── page.tsx</w:t>
+        <w:br/>
+        <w:t>│   │   │   │   │   │   ├── roles</w:t>
+        <w:br/>
+        <w:t>│   │   │   │   │   │   │   └── page.tsx</w:t>
+        <w:br/>
+        <w:t>│   │   │   │   │   │   ├── security-events</w:t>
+        <w:br/>
+        <w:t>│   │   │   │   │   │   │   └── page.tsx</w:t>
+        <w:br/>
+        <w:t>│   │   │   │   │   │   └── users</w:t>
+        <w:br/>
+        <w:t>│   │   │   │   │   │       └── page.tsx</w:t>
+        <w:br/>
+        <w:t>│   │   │   │   │   ├── operations-center</w:t>
+        <w:br/>
+        <w:t>│   │   │   │   │   │   ├── analytics</w:t>
+        <w:br/>
+        <w:t>│   │   │   │   │   │   │   └── page.tsx</w:t>
+        <w:br/>
+        <w:t>│   │   │   │   │   │   ├── database</w:t>
+        <w:br/>
+        <w:t>│   │   │   │   │   │   │   └── page.tsx</w:t>
+        <w:br/>
+        <w:t>│   │   │   │   │   │   ├── deployments</w:t>
+        <w:br/>
+        <w:t>│   │   │   │   │   │   │   └── page.tsx</w:t>
+        <w:br/>
+        <w:t>│   │   │   │   │   │   ├── jobs</w:t>
+        <w:br/>
+        <w:t>│   │   │   │   │   │   │   └── page.tsx</w:t>
+        <w:br/>
+        <w:t>│   │   │   │   │   │   ├── projects</w:t>
+        <w:br/>
+        <w:t>│   │   │   │   │   │   │   └── page.tsx</w:t>
+        <w:br/>
+        <w:t>│   │   │   │   │   │   ├── requests</w:t>
+        <w:br/>
+        <w:t>│   │   │   │   │   │   │   └── page.tsx</w:t>
+        <w:br/>
+        <w:t>│   │   │   │   │   │   ├── resources</w:t>
+        <w:br/>
+        <w:t>│   │   │   │   │   │   │   └── page.tsx</w:t>
+        <w:br/>
+        <w:t>│   │   │   │   │   │   ├── risk-analysis</w:t>
+        <w:br/>
+        <w:t>│   │   │   │   │   │   │   └── page.tsx</w:t>
+        <w:br/>
+        <w:t>│   │   │   │   │   │   ├── search</w:t>
+        <w:br/>
+        <w:t>│   │   │   │   │   │   │   └── page.tsx</w:t>
+        <w:br/>
+        <w:t>│   │   │   │   │   │   ├── storage</w:t>
+        <w:br/>
+        <w:t>│   │   │   │   │   │   │   └── page.tsx</w:t>
+        <w:br/>
+        <w:t>│   │   │   │   │   │   ├── venue-readiness</w:t>
+        <w:br/>
+        <w:t>│   │   │   │   │   │   │   └── page.tsx</w:t>
+        <w:br/>
+        <w:t>│   │   │   │   │   │   └── page.tsx</w:t>
+        <w:br/>
+        <w:t>│   │   │   │   │   ├── organizations</w:t>
+        <w:br/>
+        <w:t>│   │   │   │   │   │   ├── [orgId]</w:t>
+        <w:br/>
+        <w:t>│   │   │   │   │   │   │   └── page.tsx</w:t>
+        <w:br/>
+        <w:t>│   │   │   │   │   │   └── page.tsx</w:t>
+        <w:br/>
+        <w:t>│   │   │   │   │   ├── platform-settings</w:t>
+        <w:br/>
+        <w:t>│   │   │   │   │   │   ├── authentication</w:t>
+        <w:br/>
+        <w:t>│   │   │   │   │   │   │   └── page.tsx</w:t>
+        <w:br/>
+        <w:t>│   │   │   │   │   │   ├── branding</w:t>
+        <w:br/>
+        <w:t>│   │   │   │   │   │   │   └── page.tsx</w:t>
+        <w:br/>
+        <w:t>│   │   │   │   │   │   ├── general</w:t>
+        <w:br/>
+        <w:t>│   │   │   │   │   │   │   └── page.tsx</w:t>
+        <w:br/>
+        <w:t>│   │   │   │   │   │   ├── localization</w:t>
+        <w:br/>
+        <w:t>│   │   │   │   │   │   │   └── page.tsx</w:t>
+        <w:br/>
+        <w:t>│   │   │   │   │   │   └── notifications</w:t>
+        <w:br/>
+        <w:t>│   │   │   │   │   │       └── page.tsx</w:t>
+        <w:br/>
+        <w:t>│   │   │   │   │   ├── reports</w:t>
+        <w:br/>
+        <w:t>│   │   │   │   │   │   ├── analytics</w:t>
+        <w:br/>
+        <w:t>│   │   │   │   │   │   │   └── page.tsx</w:t>
+        <w:br/>
+        <w:t>│   │   │   │   │   │   └── exports</w:t>
+        <w:br/>
+        <w:t>│   │   │   │   │   │       └── page.tsx</w:t>
+        <w:br/>
+        <w:t>│   │   │   │   │   ├── support-center</w:t>
+        <w:br/>
+        <w:t>│   │   │   │   │   │   ├── announcements</w:t>
+        <w:br/>
+        <w:t>│   │   │   │   │   │   │   ├── [ticketId]</w:t>
+        <w:br/>
+        <w:t>│   │   │   │   │   │   │   │   └── page.tsx</w:t>
+        <w:br/>
+        <w:t>│   │   │   │   │   │   │   └── page.tsx</w:t>
+        <w:br/>
+        <w:t>│   │   │   │   │   │   ├── knowledge-base</w:t>
+        <w:br/>
+        <w:t>│   │   │   │   │   │   │   └── page.tsx</w:t>
+        <w:br/>
+        <w:t>│   │   │   │   │   │   └── tickets</w:t>
+        <w:br/>
+        <w:t>│   │   │   │   │   │       ├── [ticketId]</w:t>
+        <w:br/>
+        <w:t>│   │   │   │   │   │       │   └── page.tsx</w:t>
+        <w:br/>
+        <w:t>│   │   │   │   │   │       └── page.tsx</w:t>
+        <w:br/>
+        <w:t>│   │   │   │   │   └── layout.tsx</w:t>
+        <w:br/>
+        <w:t>│   │   │   │   ├── super-admin</w:t>
+        <w:br/>
+        <w:t>│   │   │   │   │   ├── builder</w:t>
+        <w:br/>
+        <w:t>│   │   │   │   │   │   └── sites</w:t>
+        <w:br/>
+        <w:t>│   │   │   │   │   │       ├── [id]</w:t>
+        <w:br/>
+        <w:t>│   │   │   │   │   │       │   ├── blog</w:t>
+        <w:br/>
+        <w:t>│   │   │   │   │   │       │   │   └── page.tsx</w:t>
+        <w:br/>
+        <w:t>│   │   │   │   │   │       │   ├── domains</w:t>
+        <w:br/>
+        <w:t>│   │   │   │   │   │       │   │   └── page.tsx</w:t>
+        <w:br/>
+        <w:t>│   │   │   │   │   │       │   ├── editor</w:t>
+        <w:br/>
+        <w:t>│   │   │   │   │   │       │   │   └── page.tsx</w:t>
+        <w:br/>
+        <w:t>│   │   │   │   │   │       │   ├── navigation</w:t>
+        <w:br/>
+        <w:t>│   │   │   │   │   │       │   │   └── page.tsx</w:t>
+        <w:br/>
+        <w:t>│   │   │   │   │   │       │   └── seo</w:t>
+        <w:br/>
+        <w:t>│   │   │   │   │   │       │       └── page.tsx</w:t>
+        <w:br/>
+        <w:t>│   │   │   │   │   │       └── page.tsx</w:t>
+        <w:br/>
+        <w:t>│   │   │   │   │   ├── commercial</w:t>
+        <w:br/>
+        <w:t>│   │   │   │   │   │   └── plans</w:t>
+        <w:br/>
+        <w:t>│   │   │   │   │   │       └── page.tsx</w:t>
+        <w:br/>
+        <w:t>│   │   │   │   │   └── platform</w:t>
+        <w:br/>
+        <w:t>│   │   │   │   │       ├── blueprints</w:t>
+        <w:br/>
+        <w:t>│   │   │   │   │       │   └── page.tsx</w:t>
+        <w:br/>
+        <w:t>│   │   │   │   │       ├── components</w:t>
+        <w:br/>
+        <w:t>│   │   │   │   │       │   └── page.tsx</w:t>
+        <w:br/>
+        <w:t>│   │   │   │   │       ├── templates</w:t>
+        <w:br/>
+        <w:t>│   │   │   │   │       │   ├── marketplace</w:t>
+        <w:br/>
+        <w:t>│   │   │   │   │       │   │   └── page.tsx</w:t>
+        <w:br/>
+        <w:t>│   │   │   │   │       │   └── page.tsx</w:t>
+        <w:br/>
+        <w:t>│   │   │   │   │       └── themes</w:t>
+        <w:br/>
+        <w:t>│   │   │   │   │           └── page.tsx</w:t>
+        <w:br/>
+        <w:t>│   │   │   │   ├── globals.css</w:t>
+        <w:br/>
+        <w:t>│   │   │   │   ├── layout.tsx</w:t>
+        <w:br/>
+        <w:t>│   │   │   │   └── not-found.tsx</w:t>
+        <w:br/>
+        <w:t>│   │   │   ├── components</w:t>
+        <w:br/>
+        <w:t>│   │   │   │   ├── layout</w:t>
+        <w:br/>
+        <w:t>│   │   │   │   │   ├── EventSelector.tsx</w:t>
+        <w:br/>
+        <w:t>│   │   │   │   │   ├── Header.tsx</w:t>
+        <w:br/>
+        <w:t>│   │   │   │   │   ├── PageHeader.tsx</w:t>
+        <w:br/>
+        <w:t>│   │   │   │   │   ├── PageWrapper.tsx</w:t>
+        <w:br/>
+        <w:t>│   │   │   │   │   ├── Sidebar.tsx</w:t>
+        <w:br/>
+        <w:t>│   │   │   │   │   └── ThemeControls.tsx</w:t>
+        <w:br/>
+        <w:t>│   │   │   │   ├── proposals</w:t>
+        <w:br/>
+        <w:t>│   │   │   │   │   └── ProposalForm.tsx</w:t>
+        <w:br/>
+        <w:t>│   │   │   │   ├── quotes</w:t>
+        <w:br/>
+        <w:t>│   │   │   │   │   └── QuoteForm.tsx</w:t>
+        <w:br/>
+        <w:t>│   │   │   │   ├── super-admin</w:t>
+        <w:br/>
+        <w:t>│   │   │   │   │   ├── ui</w:t>
+        <w:br/>
+        <w:t>│   │   │   │   │   │   ├── ChartCard.tsx</w:t>
+        <w:br/>
+        <w:t>│   │   │   │   │   │   ├── DataTable.tsx</w:t>
+        <w:br/>
+        <w:t>│   │   │   │   │   │   ├── EntitlementCatalogDialog.tsx</w:t>
+        <w:br/>
+        <w:t>│   │   │   │   │   │   ├── InlinePanel.tsx</w:t>
+        <w:br/>
+        <w:t>│   │   │   │   │   │   ├── KpiCard.tsx</w:t>
+        <w:br/>
+        <w:t>│   │   │   │   │   │   ├── MetricRow.tsx</w:t>
+        <w:br/>
+        <w:t>│   │   │   │   │   │   ├── PageContainer.tsx</w:t>
+        <w:br/>
+        <w:t>│   │   │   │   │   │   ├── PremiumTemplateCard.tsx</w:t>
+        <w:br/>
+        <w:t>│   │   │   │   │   │   ├── SectionHeader.tsx</w:t>
+        <w:br/>
+        <w:t>│   │   │   │   │   │   ├── StatusBadge.tsx</w:t>
+        <w:br/>
+        <w:t>│   │   │   │   │   │   ├── TemplateCard.tsx</w:t>
+        <w:br/>
+        <w:t>│   │   │   │   │   │   ├── TemplateCommercialFields.tsx</w:t>
+        <w:br/>
+        <w:t>│   │   │   │   │   │   └── TemplateDetailSheet.tsx</w:t>
+        <w:br/>
+        <w:t>│   │   │   │   │   ├── ImpersonationBanner.tsx</w:t>
+        <w:br/>
+        <w:t>│   │   │   │   │   ├── SuperAdminGuard.tsx</w:t>
+        <w:br/>
+        <w:t>│   │   │   │   │   └── SuperAdminHeader.tsx</w:t>
+        <w:br/>
+        <w:t>│   │   │   │   ├── ui</w:t>
+        <w:br/>
+        <w:t>│   │   │   │   │   ├── avatar.tsx</w:t>
+        <w:br/>
+        <w:t>│   │   │   │   │   ├── badge.tsx</w:t>
+        <w:br/>
+        <w:t>│   │   │   │   │   ├── button.tsx</w:t>
+        <w:br/>
+        <w:t>│   │   │   │   │   ├── card.tsx</w:t>
+        <w:br/>
+        <w:t>│   │   │   │   │   ├── dialog.tsx</w:t>
+        <w:br/>
+        <w:t>│   │   │   │   │   ├── dropdown-menu.tsx</w:t>
+        <w:br/>
+        <w:t>│   │   │   │   │   ├── input.tsx</w:t>
+        <w:br/>
+        <w:t>│   │   │   │   │   ├── label.tsx</w:t>
+        <w:br/>
+        <w:t>│   │   │   │   │   ├── portal.tsx</w:t>
+        <w:br/>
+        <w:t>│   │   │   │   │   ├── progress.tsx</w:t>
+        <w:br/>
+        <w:t>│   │   │   │   │   ├── README.md</w:t>
+        <w:br/>
+        <w:t>│   │   │   │   │   ├── scroll-area.tsx</w:t>
+        <w:br/>
+        <w:t>│   │   │   │   │   ├── select.tsx</w:t>
+        <w:br/>
+        <w:t>│   │   │   │   │   ├── sheet.tsx</w:t>
+        <w:br/>
+        <w:t>│   │   │   │   │   ├── skeleton.tsx</w:t>
+        <w:br/>
+        <w:t>│   │   │   │   │   ├── switch.tsx</w:t>
+        <w:br/>
+        <w:t>│   │   │   │   │   ├── tabs.tsx</w:t>
+        <w:br/>
+        <w:t>│   │   │   │   │   ├── textarea.tsx</w:t>
+        <w:br/>
+        <w:t>│   │   │   │   │   └── Tooltip.tsx</w:t>
+        <w:br/>
+        <w:t>│   │   │   │   ├── providers.tsx</w:t>
+        <w:br/>
+        <w:t>│   │   │   │   └── ThemeSwitcher.tsx</w:t>
+        <w:br/>
+        <w:t>│   │   │   ├── hooks</w:t>
+        <w:br/>
+        <w:t>│   │   │   │   ├── use-body-scroll-lock.ts</w:t>
+        <w:br/>
+        <w:t>│   │   │   │   ├── use-debounce.ts</w:t>
+        <w:br/>
+        <w:t>│   │   │   │   ├── use-socket.ts</w:t>
+        <w:br/>
+        <w:t>│   │   │   │   ├── useAuth.ts</w:t>
+        <w:br/>
+        <w:t>│   │   │   │   ├── useEmails.ts</w:t>
+        <w:br/>
+        <w:t>│   │   │   │   ├── useEventData.ts</w:t>
+        <w:br/>
+        <w:t>│   │   │   │   ├── useEvents.ts</w:t>
+        <w:br/>
+        <w:t>│   │   │   │   ├── useFiles.ts</w:t>
+        <w:br/>
+        <w:t>│   │   │   │   ├── usePermissions.ts</w:t>
+        <w:br/>
+        <w:t>│   │   │   │   ├── usePosters.ts</w:t>
+        <w:br/>
+        <w:t>│   │   │   │   ├── useRooms.ts</w:t>
+        <w:br/>
+        <w:t>│   │   │   │   ├── useSessions.ts</w:t>
+        <w:br/>
+        <w:t>│   │   │   │   ├── useSpeakers.ts</w:t>
+        <w:br/>
+        <w:t>│   │   │   │   ├── useTheme.ts</w:t>
+        <w:br/>
+        <w:t>│   │   │   │   ├── useToast.ts</w:t>
+        <w:br/>
+        <w:t>│   │   │   │   └── useWebSocket.ts</w:t>
+        <w:br/>
+        <w:t>│   │   │   ├── lib</w:t>
+        <w:br/>
+        <w:t>│   │   │   │   ├── api-client.ts</w:t>
+        <w:br/>
+        <w:t>│   │   │   │   ├── auth.ts</w:t>
+        <w:br/>
+        <w:t>│   │   │   │   ├── constants.ts</w:t>
+        <w:br/>
+        <w:t>│   │   │   │   ├── country-states.ts</w:t>
+        <w:br/>
+        <w:t>│   │   │   │   ├── formatters.ts</w:t>
+        <w:br/>
+        <w:t>│   │   │   │   ├── pdf-compiler.tsx</w:t>
+        <w:br/>
+        <w:t>│   │   │   │   ├── permissions.ts</w:t>
+        <w:br/>
+        <w:t>│   │   │   │   ├── socket.ts</w:t>
+        <w:br/>
+        <w:t>│   │   │   │   └── utils.ts</w:t>
+        <w:br/>
+        <w:t>│   │   │   ├── public</w:t>
+        <w:br/>
+        <w:t>│   │   │   │   ├── header</w:t>
+        <w:br/>
+        <w:t>│   │   │   │   │   ├── 1.jpg</w:t>
+        <w:br/>
+        <w:t>│   │   │   │   │   ├── 2.jpg</w:t>
+        <w:br/>
+        <w:t>│   │   │   │   │   └── 3.jpg</w:t>
+        <w:br/>
+        <w:t>│   │   │   │   ├── logo</w:t>
+        <w:br/>
+        <w:t>│   │   │   │   │   └── 1.png</w:t>
+        <w:br/>
+        <w:t>│   │   │   │   ├── samples</w:t>
+        <w:br/>
+        <w:t>│   │   │   │   │   └── sample_agenda.xlsx</w:t>
+        <w:br/>
+        <w:t>│   │   │   │   ├── logo-icon.png</w:t>
+        <w:br/>
+        <w:t>│   │   │   │   └── logo.png</w:t>
+        <w:br/>
+        <w:t>│   │   │   ├── services</w:t>
+        <w:br/>
+        <w:t>│   │   │   │   ├── auth-service.ts</w:t>
+        <w:br/>
+        <w:t>│   │   │   │   ├── email-service.ts</w:t>
+        <w:br/>
+        <w:t>│   │   │   │   ├── event-service.ts</w:t>
+        <w:br/>
+        <w:t>│   │   │   │   └── super-admin-service.ts</w:t>
+        <w:br/>
+        <w:t>│   │   │   ├── src</w:t>
+        <w:br/>
+        <w:t>│   │   │   │   └── styles</w:t>
+        <w:br/>
+        <w:t>│   │   │   │       ├── global.css</w:t>
+        <w:br/>
+        <w:t>│   │   │   │       └── themes.css</w:t>
+        <w:br/>
+        <w:t>│   │   │   ├── store</w:t>
+        <w:br/>
+        <w:t>│   │   │   │   ├── use-auth-store.ts</w:t>
+        <w:br/>
+        <w:t>│   │   │   │   ├── useEventStore.ts</w:t>
+        <w:br/>
+        <w:t>│   │   │   │   ├── useFloatingToolbarStore.ts</w:t>
+        <w:br/>
+        <w:t>│   │   │   │   ├── useModalStore.ts</w:t>
+        <w:br/>
+        <w:t>│   │   │   │   ├── useNotificationStore.ts</w:t>
+        <w:br/>
+        <w:t>│   │   │   │   └── useUIStore.ts</w:t>
+        <w:br/>
+        <w:t>│   │   │   ├── types</w:t>
+        <w:br/>
+        <w:t>│   │   │   │   ├── api.ts</w:t>
+        <w:br/>
+        <w:t>│   │   │   │   ├── backend.ts</w:t>
+        <w:br/>
+        <w:t>│   │   │   │   └── models.ts</w:t>
+        <w:br/>
+        <w:t>│   │   │   ├── .env.example</w:t>
+        <w:br/>
+        <w:t>│   │   │   ├── next-env.d.ts</w:t>
+        <w:br/>
+        <w:t>│   │   │   ├── next.config.mjs</w:t>
+        <w:br/>
+        <w:t>│   │   │   ├── package.json</w:t>
+        <w:br/>
+        <w:t>│   │   │   ├── postcss.config.mjs</w:t>
+        <w:br/>
+        <w:t>│   │   │   ├── tailwind.config.ts</w:t>
+        <w:br/>
+        <w:t>│   │   │   ├── tsconfig.json</w:t>
+        <w:br/>
+        <w:t>│   │   │   └── tsconfig.tsbuildinfo</w:t>
+        <w:br/>
+        <w:t>│   │   ├── organiser-portal</w:t>
+        <w:br/>
+        <w:t>│   │   │   ├── app</w:t>
+        <w:br/>
+        <w:t>│   │   │   │   ├── (auth)</w:t>
+        <w:br/>
+        <w:t>│   │   │   │   │   ├── layout.tsx</w:t>
+        <w:br/>
+        <w:t>│   │   │   │   │   └── page.tsx</w:t>
+        <w:br/>
+        <w:t>│   │   │   │   ├── (dashboard)</w:t>
+        <w:br/>
+        <w:t>│   │   │   │   │   ├── analytics</w:t>
+        <w:br/>
+        <w:t>│   │   │   │   │   │   └── page.tsx</w:t>
+        <w:br/>
+        <w:t>│   │   │   │   │   ├── billing</w:t>
+        <w:br/>
+        <w:t>│   │   │   │   │   │   └── page.tsx</w:t>
+        <w:br/>
+        <w:t>│   │   │   │   │   ├── dashboard</w:t>
+        <w:br/>
+        <w:t>│   │   │   │   │   │   └── page.tsx</w:t>
+        <w:br/>
+        <w:t>│   │   │   │   │   ├── events</w:t>
+        <w:br/>
+        <w:t>│   │   │   │   │   │   ├── [eventId]</w:t>
+        <w:br/>
+        <w:t>│   │   │   │   │   │   │   ├── communication</w:t>
+        <w:br/>
+        <w:t>│   │   │   │   │   │   │   │   ├── announcements</w:t>
         <w:br/>
         <w:t>│   │   │   │   │   │   │   │   │   └── page.tsx</w:t>
         <w:br/>
-        <w:t>│   │   │   │   │   │   │   │   ├── registration</w:t>
+        <w:t>│   │   │   │   │   │   │   │   ├── dashboard</w:t>
         <w:br/>
         <w:t>│   │   │   │   │   │   │   │   │   └── page.tsx</w:t>
         <w:br/>
-        <w:t>│   │   │   │   │   │   │   │   ├── room</w:t>
+        <w:t>│   │   │   │   │   │   │   │   ├── emails</w:t>
         <w:br/>
         <w:t>│   │   │   │   │   │   │   │   │   └── page.tsx</w:t>
         <w:br/>
-        <w:t>│   │   │   │   │   │   │   │   ├── srr</w:t>
+        <w:t>│   │   │   │   │   │   │   │   └── notifications</w:t>
+        <w:br/>
+        <w:t>│   │   │   │   │   │   │   │       └── page.tsx</w:t>
+        <w:br/>
+        <w:t>│   │   │   │   │   │   │   ├── dashboard</w:t>
+        <w:br/>
+        <w:t>│   │   │   │   │   │   │   │   └── page.tsx</w:t>
+        <w:br/>
+        <w:t>│   │   │   │   │   │   │   ├── design-studio</w:t>
+        <w:br/>
+        <w:t>│   │   │   │   │   │   │   │   ├── badges</w:t>
         <w:br/>
         <w:t>│   │   │   │   │   │   │   │   │   └── page.tsx</w:t>
         <w:br/>
-        <w:t>│   │   │   │   │   │   │   │   └── page.tsx</w:t>
-        <w:br/>
-        <w:t>│   │   │   │   │   │   │   └── vendor-pricing</w:t>
-        <w:br/>
-        <w:t>│   │   │   │   │   │   │       └── page.tsx</w:t>
-        <w:br/>
-        <w:t>│   │   │   │   │   │   ├── revenue</w:t>
+        <w:t>│   │   │   │   │   │   │   │   ├── certificates</w:t>
+        <w:br/>
+        <w:t>│   │   │   │   │   │   │   │   │   └── page.tsx</w:t>
+        <w:br/>
+        <w:t>│   │   │   │   │   │   │   │   ├── emails</w:t>
+        <w:br/>
+        <w:t>│   │   │   │   │   │   │   │   │   └── page.tsx</w:t>
+        <w:br/>
+        <w:t>│   │   │   │   │   │   │   │   ├── portals</w:t>
+        <w:br/>
+        <w:t>│   │   │   │   │   │   │   │   │   └── page.tsx</w:t>
+        <w:br/>
+        <w:t>│   │   │   │   │   │   │   │   └── theme</w:t>
+        <w:br/>
+        <w:t>│   │   │   │   │   │   │   │       └── page.tsx</w:t>
+        <w:br/>
+        <w:t>│   │   │   │   │   │   │   ├── planning</w:t>
+        <w:br/>
+        <w:t>│   │   │   │   │   │   │   │   ├── details</w:t>
+        <w:br/>
+        <w:t>│   │   │   │   │   │   │   │   │   └── page.tsx</w:t>
+        <w:br/>
+        <w:t>│   │   │   │   │   │   │   │   └── timeline</w:t>
+        <w:br/>
+        <w:t>│   │   │   │   │   │   │   │       └── page.tsx</w:t>
+        <w:br/>
+        <w:t>│   │   │   │   │   │   │   ├── registration</w:t>
+        <w:br/>
+        <w:t>│   │   │   │   │   │   │   │   ├── certificates</w:t>
+        <w:br/>
+        <w:t>│   │   │   │   │   │   │   │   │   └── page.tsx</w:t>
+        <w:br/>
+        <w:t>│   │   │   │   │   │   │   │   ├── dashboard</w:t>
+        <w:br/>
+        <w:t>│   │   │   │   │   │   │   │   │   └── page.tsx</w:t>
+        <w:br/>
+        <w:t>│   │   │   │   │   │   │   │   ├── financials</w:t>
+        <w:br/>
+        <w:t>│   │   │   │   │   │   │   │   │   └── page.tsx</w:t>
+        <w:br/>
+        <w:t>│   │   │   │   │   │   │   │   ├── form-builder</w:t>
+        <w:br/>
+        <w:t>│   │   │   │   │   │   │   │   │   └── page.tsx</w:t>
+        <w:br/>
+        <w:t>│   │   │   │   │   │   │   │   ├── participants</w:t>
+        <w:br/>
+        <w:t>│   │   │   │   │   │   │   │   │   └── page.tsx</w:t>
+        <w:br/>
+        <w:t>│   │   │   │   │   │   │   │   ├── review</w:t>
+        <w:br/>
+        <w:t>│   │   │   │   │   │   │   │   │   └── page.tsx</w:t>
+        <w:br/>
+        <w:t>│   │   │   │   │   │   │   │   ├── settings</w:t>
+        <w:br/>
+        <w:t>│   │   │   │   │   │   │   │   │   └── page.tsx</w:t>
+        <w:br/>
+        <w:t>│   │   │   │   │   │   │   │   └── template-designer</w:t>
+        <w:br/>
+        <w:t>│   │   │   │   │   │   │   │       └── page.tsx</w:t>
+        <w:br/>
+        <w:t>│   │   │   │   │   │   │   ├── sessions</w:t>
+        <w:br/>
+        <w:t>│   │   │   │   │   │   │   │   ├── agenda</w:t>
+        <w:br/>
+        <w:t>│   │   │   │   │   │   │   │   │   └── page.tsx</w:t>
+        <w:br/>
+        <w:t>│   │   │   │   │   │   │   │   ├── dashboard</w:t>
+        <w:br/>
+        <w:t>│   │   │   │   │   │   │   │   │   └── page.tsx</w:t>
+        <w:br/>
+        <w:t>│   │   │   │   │   │   │   │   └── rooms</w:t>
+        <w:br/>
+        <w:t>│   │   │   │   │   │   │   │       └── page.tsx</w:t>
+        <w:br/>
+        <w:t>│   │   │   │   │   │   │   ├── speakers</w:t>
+        <w:br/>
+        <w:t>│   │   │   │   │   │   │   │   ├── analytics</w:t>
+        <w:br/>
+        <w:t>│   │   │   │   │   │   │   │   │   └── page.tsx</w:t>
+        <w:br/>
+        <w:t>│   │   │   │   │   │   │   │   ├── dashboard</w:t>
+        <w:br/>
+        <w:t>│   │   │   │   │   │   │   │   │   └── page.tsx</w:t>
+        <w:br/>
+        <w:t>│   │   │   │   │   │   │   │   ├── eposters</w:t>
+        <w:br/>
+        <w:t>│   │   │   │   │   │   │   │   │   └── page.tsx</w:t>
+        <w:br/>
+        <w:t>│   │   │   │   │   │   │   │   ├── export</w:t>
+        <w:br/>
+        <w:t>│   │   │   │   │   │   │   │   │   └── page.tsx</w:t>
+        <w:br/>
+        <w:t>│   │   │   │   │   │   │   │   ├── files</w:t>
+        <w:br/>
+        <w:t>│   │   │   │   │   │   │   │   │   └── page.tsx</w:t>
+        <w:br/>
+        <w:t>│   │   │   │   │   │   │   │   └── list</w:t>
+        <w:br/>
+        <w:t>│   │   │   │   │   │   │   │       └── page.tsx</w:t>
         <w:br/>
         <w:t>│   │   │   │   │   │   │   └── page.tsx</w:t>
         <w:br/>
-        <w:t>│   │   │   │   │   │   ├── sales</w:t>
-        <w:br/>
-        <w:t>│   │   │   │   │   │   │   ├── proposal-generator</w:t>
-        <w:br/>
-        <w:t>│   │   │   │   │   │   │   │   └── page.tsx</w:t>
-        <w:br/>
-        <w:t>│   │   │   │   │   │   │   ├── proposals</w:t>
-        <w:br/>
-        <w:t>│   │   │   │   │   │   │   │   ├── [id]</w:t>
-        <w:br/>
-        <w:t>│   │   │   │   │   │   │   │   │   ├── documents</w:t>
-        <w:br/>
-        <w:t>│   │   │   │   │   │   │   │   │   │   └── page.tsx</w:t>
-        <w:br/>
-        <w:t>│   │   │   │   │   │   │   │   │   ├── edit</w:t>
-        <w:br/>
-        <w:t>│   │   │   │   │   │   │   │   │   │   └── page.tsx</w:t>
-        <w:br/>
-        <w:t>│   │   │   │   │   │   │   │   │   ├── preview</w:t>
-        <w:br/>
-        <w:t>│   │   │   │   │   │   │   │   │   │   └── page.tsx</w:t>
-        <w:br/>
-        <w:t>│   │   │   │   │   │   │   │   │   └── version-history</w:t>
-        <w:br/>
-        <w:t>│   │   │   │   │   │   │   │   │       └── page.tsx</w:t>
-        <w:br/>
-        <w:t>│   │   │   │   │   │   │   │   └── create</w:t>
-        <w:br/>
-        <w:t>│   │   │   │   │   │   │   │       └── page.tsx</w:t>
-        <w:br/>
-        <w:t>│   │   │   │   │   │   │   ├── quotes</w:t>
-        <w:br/>
-        <w:t>│   │   │   │   │   │   │   │   ├── [id]</w:t>
-        <w:br/>
-        <w:t>│   │   │   │   │   │   │   │   │   ├── approval</w:t>
-        <w:br/>
-        <w:t>│   │   │   │   │   │   │   │   │   │   └── page.tsx</w:t>
-        <w:br/>
-        <w:t>│   │   │   │   │   │   │   │   │   ├── cost-breakdown</w:t>
-        <w:br/>
-        <w:t>│   │   │   │   │   │   │   │   │   │   └── page.tsx</w:t>
-        <w:br/>
-        <w:t>│   │   │   │   │   │   │   │   │   ├── edit</w:t>
-        <w:br/>
-        <w:t>│   │   │   │   │   │   │   │   │   │   └── page.tsx</w:t>
-        <w:br/>
-        <w:t>│   │   │   │   │   │   │   │   │   └── revisions</w:t>
-        <w:br/>
-        <w:t>│   │   │   │   │   │   │   │   │       └── page.tsx</w:t>
-        <w:br/>
-        <w:t>│   │   │   │   │   │   │   │   └── create</w:t>
-        <w:br/>
-        <w:t>│   │   │   │   │   │   │   │       └── page.tsx</w:t>
-        <w:br/>
-        <w:t>│   │   │   │   │   │   │   └── service-requests</w:t>
-        <w:br/>
-        <w:t>│   │   │   │   │   │   │       ├── [id]</w:t>
-        <w:br/>
-        <w:t>│   │   │   │   │   │   │       │   ├── requirements</w:t>
-        <w:br/>
-        <w:t>│   │   │   │   │   │   │       │   │   └── page.tsx</w:t>
-        <w:br/>
-        <w:t>│   │   │   │   │   │   │       │   ├── resource-planning</w:t>
-        <w:br/>
-        <w:t>│   │   │   │   │   │   │       │   │   └── page.tsx</w:t>
-        <w:br/>
-        <w:t>│   │   │   │   │   │   │       │   └── page.tsx</w:t>
-        <w:br/>
-        <w:t>│   │   │   │   │   │   │       └── page.tsx</w:t>
-        <w:br/>
-        <w:t>│   │   │   │   │   │   └── subscription</w:t>
-        <w:br/>
-        <w:t>│   │   │   │   │   │       ├── add-ons</w:t>
-        <w:br/>
-        <w:t>│   │   │   │   │   │       │   └── page.tsx</w:t>
-        <w:br/>
-        <w:t>│   │   │   │   │   │       └── plans</w:t>
-        <w:br/>
-        <w:t>│   │   │   │   │   │           └── page.tsx</w:t>
+        <w:t>│   │   │   │   │   │   ├── new</w:t>
+        <w:br/>
+        <w:t>│   │   │   │   │   │   │   └── page.tsx</w:t>
+        <w:br/>
+        <w:t>│   │   │   │   │   │   └── page.tsx</w:t>
+        <w:br/>
+        <w:t>│   │   │   │   │   ├── help-support</w:t>
+        <w:br/>
+        <w:t>│   │   │   │   │   │   └── page.tsx</w:t>
+        <w:br/>
+        <w:t>│   │   │   │   │   ├── settings</w:t>
+        <w:br/>
+        <w:t>│   │   │   │   │   │   └── page.tsx</w:t>
+        <w:br/>
+        <w:t>│   │   │   │   │   ├── subscriptions</w:t>
+        <w:br/>
+        <w:t>│   │   │   │   │   │   └── page.tsx</w:t>
+        <w:br/>
+        <w:t>│   │   │   │   │   ├── users</w:t>
+        <w:br/>
+        <w:t>│   │   │   │   │   │   └── page.tsx</w:t>
+        <w:br/>
+        <w:t>│   │   │   │   │   ├── venue-operations</w:t>
+        <w:br/>
+        <w:t>│   │   │   │   │   │   └── page.tsx</w:t>
+        <w:br/>
+        <w:t>│   │   │   │   │   └── layout.tsx</w:t>
+        <w:br/>
+        <w:t>│   │   │   │   ├── (public)</w:t>
+        <w:br/>
+        <w:t>│   │   │   │   │   ├── accept-invite</w:t>
+        <w:br/>
+        <w:t>│   │   │   │   │   │   └── page.tsx</w:t>
+        <w:br/>
+        <w:t>│   │   │   │   │   └── signup</w:t>
+        <w:br/>
+        <w:t>│   │   │   │   │       └── page.tsx</w:t>
+        <w:br/>
+        <w:t>│   │   │   │   ├── impersonate</w:t>
+        <w:br/>
+        <w:t>│   │   │   │   │   └── page.tsx</w:t>
+        <w:br/>
+        <w:t>│   │   │   │   ├── login</w:t>
+        <w:br/>
+        <w:t>│   │   │   │   │   └── page.tsx</w:t>
+        <w:br/>
+        <w:t>│   │   │   │   ├── globals.css</w:t>
+        <w:br/>
+        <w:t>│   │   │   │   ├── layout.tsx</w:t>
+        <w:br/>
+        <w:t>│   │   │   │   └── not-found.tsx</w:t>
+        <w:br/>
+        <w:t>│   │   │   ├── components</w:t>
+        <w:br/>
+        <w:t>│   │   │   │   ├── organizer</w:t>
+        <w:br/>
+        <w:t>│   │   │   │   │   ├── auth</w:t>
+        <w:br/>
+        <w:t>│   │   │   │   │   │   └── PermissionGate.tsx</w:t>
+        <w:br/>
+        <w:t>│   │   │   │   │   ├── billing</w:t>
+        <w:br/>
+        <w:t>│   │   │   │   │   │   ├── AddonFeatureDetails.tsx</w:t>
+        <w:br/>
+        <w:t>│   │   │   │   │   │   └── PlansAddonsManagement.tsx</w:t>
         <w:br/>
         <w:t>│   │   │   │   │   ├── dashboard</w:t>
         <w:br/>
-        <w:t>│   │   │   │   │   │   ├── live-activity</w:t>
-        <w:br/>
-        <w:t>│   │   │   │   │   │   │   └── page.tsx</w:t>
-        <w:br/>
-        <w:t>│   │   │   │   │   │   ├── overview</w:t>
-        <w:br/>
-        <w:t>│   │   │   │   │   │   │   └── page.tsx</w:t>
-        <w:br/>
-        <w:t>│   │   │   │   │   │   └── platform-health</w:t>
-        <w:br/>
-        <w:t>│   │   │   │   │   │       └── page.tsx</w:t>
-        <w:br/>
-        <w:t>│   │   │   │   │   ├── developer-platform</w:t>
-        <w:br/>
-        <w:t>│   │   │   │   │   │   ├── api-keys</w:t>
-        <w:br/>
-        <w:t>│   │   │   │   │   │   │   └── page.tsx</w:t>
-        <w:br/>
-        <w:t>│   │   │   │   │   │   ├── apis</w:t>
-        <w:br/>
-        <w:t>│   │   │   │   │   │   │   └── page.tsx</w:t>
-        <w:br/>
-        <w:t>│   │   │   │   │   │   ├── integrations</w:t>
-        <w:br/>
-        <w:t>│   │   │   │   │   │   │   └── page.tsx</w:t>
+        <w:t>│   │   │   │   │   │   ├── DailyUploadsChart.tsx</w:t>
+        <w:br/>
+        <w:t>│   │   │   │   │   │   ├── LiveFeed.tsx</w:t>
+        <w:br/>
+        <w:t>│   │   │   │   │   │   ├── PlanUsageWidget.tsx</w:t>
+        <w:br/>
+        <w:t>│   │   │   │   │   │   ├── ReadinessHeatmap.tsx</w:t>
+        <w:br/>
+        <w:t>│   │   │   │   │   │   ├── RecentActivity.tsx</w:t>
+        <w:br/>
+        <w:t>│   │   │   │   │   │   ├── RoomReadinessChart.tsx</w:t>
+        <w:br/>
+        <w:t>│   │   │   │   │   │   ├── StatsGrid.tsx</w:t>
+        <w:br/>
+        <w:t>│   │   │   │   │   │   └── UploadProgressChart.tsx</w:t>
+        <w:br/>
+        <w:t>│   │   │   │   │   ├── emails</w:t>
+        <w:br/>
+        <w:t>│   │   │   │   │   │   ├── campaign</w:t>
+        <w:br/>
+        <w:t>│   │   │   │   │   │   │   ├── CampaignBuilder.tsx</w:t>
+        <w:br/>
+        <w:t>│   │   │   │   │   │   │   ├── CampaignDetail.tsx</w:t>
+        <w:br/>
+        <w:t>│   │   │   │   │   │   │   ├── CampaignList.tsx</w:t>
+        <w:br/>
+        <w:t>│   │   │   │   │   │   │   └── RegistrationCampaignBuilder.tsx</w:t>
+        <w:br/>
+        <w:t>│   │   │   │   │   │   ├── dashboard</w:t>
+        <w:br/>
+        <w:t>│   │   │   │   │   │   │   ├── AnalyticsDashboard.tsx</w:t>
+        <w:br/>
+        <w:t>│   │   │   │   │   │   │   └── CampaignDashboard.tsx</w:t>
         <w:br/>
         <w:t>│   │   │   │   │   │   ├── logs</w:t>
         <w:br/>
-        <w:t>│   │   │   │   │   │   │   └── page.tsx</w:t>
-        <w:br/>
-        <w:t>│   │   │   │   │   │   └── webhooks</w:t>
-        <w:br/>
-        <w:t>│   │   │   │   │   │       └── page.tsx</w:t>
-        <w:br/>
-        <w:t>│   │   │   │   │   ├── finance</w:t>
-        <w:br/>
-        <w:t>│   │   │   │   │   │   ├── invoices</w:t>
-        <w:br/>
-        <w:t>│   │   │   │   │   │   │   └── page.tsx</w:t>
-        <w:br/>
-        <w:t>│   │   │   │   │   │   ├── payments</w:t>
-        <w:br/>
-        <w:t>│   │   │   │   │   │   │   └── page.tsx</w:t>
-        <w:br/>
-        <w:t>│   │   │   │   │   │   ├── taxes</w:t>
-        <w:br/>
-        <w:t>│   │   │   │   │   │   │   └── page.tsx</w:t>
-        <w:br/>
-        <w:t>│   │   │   │   │   │   └── transactions</w:t>
-        <w:br/>
-        <w:t>│   │   │   │   │   │       └── page.tsx</w:t>
-        <w:br/>
-        <w:t>│   │   │   │   │   ├── identity-security</w:t>
-        <w:br/>
-        <w:t>│   │   │   │   │   │   ├── audit-logs</w:t>
-        <w:br/>
-        <w:t>│   │   │   │   │   │   │   └── page.tsx</w:t>
-        <w:br/>
-        <w:t>│   │   │   │   │   │   ├── impersonation</w:t>
-        <w:br/>
-        <w:t>│   │   │   │   │   │   │   └── page.tsx</w:t>
-        <w:br/>
-        <w:t>│   │   │   │   │   │   ├── permissions</w:t>
-        <w:br/>
-        <w:t>│   │   │   │   │   │   │   └── page.tsx</w:t>
-        <w:br/>
-        <w:t>│   │   │   │   │   │   ├── roles</w:t>
-        <w:br/>
-        <w:t>│   │   │   │   │   │   │   └── page.tsx</w:t>
-        <w:br/>
-        <w:t>│   │   │   │   │   │   ├── security-events</w:t>
-        <w:br/>
-        <w:t>│   │   │   │   │   │   │   └── page.tsx</w:t>
-        <w:br/>
-        <w:t>│   │   │   │   │   │   └── users</w:t>
-        <w:br/>
-        <w:t>│   │   │   │   │   │       └── page.tsx</w:t>
-        <w:br/>
-        <w:t>│   │   │   │   │   ├── operations-center</w:t>
-        <w:br/>
-        <w:t>│   │   │   │   │   │   ├── analytics</w:t>
-        <w:br/>
-        <w:t>│   │   │   │   │   │   │   └── page.tsx</w:t>
-        <w:br/>
-        <w:t>│   │   │   │   │   │   ├── database</w:t>
-        <w:br/>
-        <w:t>│   │   │   │   │   │   │   └── page.tsx</w:t>
-        <w:br/>
-        <w:t>│   │   │   │   │   │   ├── deployments</w:t>
-        <w:br/>
-        <w:t>│   │   │   │   │   │   │   └── page.tsx</w:t>
-        <w:br/>
-        <w:t>│   │   │   │   │   │   ├── jobs</w:t>
-        <w:br/>
-        <w:t>│   │   │   │   │   │   │   └── page.tsx</w:t>
-        <w:br/>
-        <w:t>│   │   │   │   │   │   ├── projects</w:t>
-        <w:br/>
-        <w:t>│   │   │   │   │   │   │   └── page.tsx</w:t>
-        <w:br/>
-        <w:t>│   │   │   │   │   │   ├── requests</w:t>
-        <w:br/>
-        <w:t>│   │   │   │   │   │   │   └── page.tsx</w:t>
-        <w:br/>
-        <w:t>│   │   │   │   │   │   ├── resources</w:t>
-        <w:br/>
-        <w:t>│   │   │   │   │   │   │   └── page.tsx</w:t>
-        <w:br/>
-        <w:t>│   │   │   │   │   │   ├── risk-analysis</w:t>
-        <w:br/>
-        <w:t>│   │   │   │   │   │   │   └── page.tsx</w:t>
-        <w:br/>
-        <w:t>│   │   │   │   │   │   ├── search</w:t>
-        <w:br/>
-        <w:t>│   │   │   │   │   │   │   └── page.tsx</w:t>
-        <w:br/>
-        <w:t>│   │   │   │   │   │   ├── storage</w:t>
-        <w:br/>
-        <w:t>│   │   │   │   │   │   │   └── page.tsx</w:t>
-        <w:br/>
-        <w:t>│   │   │   │   │   │   ├── venue-readiness</w:t>
-        <w:br/>
-        <w:t>│   │   │   │   │   │   │   └── page.tsx</w:t>
+        <w:t>│   │   │   │   │   │   │   └── LogsTable.tsx</w:t>
+        <w:br/>
+        <w:t>│   │   │   │   │   │   ├── templates</w:t>
+        <w:br/>
+        <w:t>│   │   │   │   │   │   │   ├── RegistrationTemplateEditor.tsx</w:t>
+        <w:br/>
+        <w:t>│   │   │   │   │   │   │   ├── TemplateEditor.tsx</w:t>
+        <w:br/>
+        <w:t>│   │   │   │   │   │   │   ├── TemplatePreview.tsx</w:t>
+        <w:br/>
+        <w:t>│   │   │   │   │   │   │   └── VariablePanel.tsx</w:t>
+        <w:br/>
+        <w:t>│   │   │   │   │   │   ├── AnnouncementsTab.tsx</w:t>
+        <w:br/>
+        <w:t>│   │   │   │   │   │   └── EmailCampaignManager.tsx</w:t>
+        <w:br/>
+        <w:t>│   │   │   │   │   ├── eposters</w:t>
+        <w:br/>
+        <w:t>│   │   │   │   │   │   └── ManageScreensDialog.tsx</w:t>
+        <w:br/>
+        <w:t>│   │   │   │   │   ├── events</w:t>
+        <w:br/>
+        <w:t>│   │   │   │   │   │   └── ScheduleImportModal.tsx</w:t>
+        <w:br/>
+        <w:t>│   │   │   │   │   ├── files</w:t>
+        <w:br/>
+        <w:t>│   │   │   │   │   │   ├── ApprovalActions.tsx</w:t>
+        <w:br/>
+        <w:t>│   │   │   │   │   │   ├── FilePreviewPanel.tsx</w:t>
+        <w:br/>
+        <w:t>│   │   │   │   │   │   └── FileTable.tsx</w:t>
+        <w:br/>
+        <w:t>│   │   │   │   │   ├── import</w:t>
+        <w:br/>
+        <w:t>│   │   │   │   │   │   ├── ColumnMapper.tsx</w:t>
+        <w:br/>
+        <w:t>│   │   │   │   │   │   ├── ImportPreview.tsx</w:t>
+        <w:br/>
+        <w:t>│   │   │   │   │   │   └── ImportWizard.tsx</w:t>
+        <w:br/>
+        <w:t>│   │   │   │   │   ├── layout</w:t>
+        <w:br/>
+        <w:t>│   │   │   │   │   │   ├── EventSelector.tsx</w:t>
+        <w:br/>
+        <w:t>│   │   │   │   │   │   ├── Header.tsx</w:t>
+        <w:br/>
+        <w:t>│   │   │   │   │   │   ├── PageHeader.tsx</w:t>
+        <w:br/>
+        <w:t>│   │   │   │   │   │   ├── PageWrapper.tsx</w:t>
+        <w:br/>
+        <w:t>│   │   │   │   │   │   ├── Sidebar.tsx</w:t>
+        <w:br/>
+        <w:t>│   │   │   │   │   │   └── ThemeControls.tsx</w:t>
+        <w:br/>
+        <w:t>│   │   │   │   │   ├── modals</w:t>
+        <w:br/>
+        <w:t>│   │   │   │   │   │   └── GlobalModal.tsx</w:t>
+        <w:br/>
+        <w:t>│   │   │   │   │   ├── notifications</w:t>
+        <w:br/>
+        <w:t>│   │   │   │   │   │   ├── CampaignTable.tsx</w:t>
+        <w:br/>
+        <w:t>│   │   │   │   │   │   └── TemplateEditor.tsx</w:t>
+        <w:br/>
+        <w:t>│   │   │   │   │   ├── org</w:t>
+        <w:br/>
+        <w:t>│   │   │   │   │   │   ├── org-api.ts</w:t>
+        <w:br/>
+        <w:t>│   │   │   │   │   │   ├── OrgWorkspace.tsx</w:t>
+        <w:br/>
+        <w:t>│   │   │   │   │   │   └── SignupWizard.tsx</w:t>
+        <w:br/>
+        <w:t>│   │   │   │   │   ├── platform</w:t>
+        <w:br/>
+        <w:t>│   │   │   │   │   │   ├── CommercialCards.tsx</w:t>
+        <w:br/>
+        <w:t>│   │   │   │   │   │   ├── CommercialDetailsDialog.tsx</w:t>
+        <w:br/>
+        <w:t>│   │   │   │   │   │   └── EnterprisePortal.tsx</w:t>
+        <w:br/>
+        <w:t>│   │   │   │   │   ├── rbac</w:t>
+        <w:br/>
+        <w:t>│   │   │   │   │   │   ├── CreateUserDialog.tsx</w:t>
+        <w:br/>
+        <w:t>│   │   │   │   │   │   ├── ManageNodeDialog.tsx</w:t>
+        <w:br/>
+        <w:t>│   │   │   │   │   │   └── UserManagement.tsx</w:t>
+        <w:br/>
+        <w:t>│   │   │   │   │   ├── ready-room</w:t>
+        <w:br/>
+        <w:t>│   │   │   │   │   │   ├── CheckInPanel.tsx</w:t>
+        <w:br/>
+        <w:t>│   │   │   │   │   │   └── StationGrid.tsx</w:t>
+        <w:br/>
+        <w:t>│   │   │   │   │   ├── registration</w:t>
+        <w:br/>
+        <w:t>│   │   │   │   │   │   ├── financials</w:t>
+        <w:br/>
+        <w:t>│   │   │   │   │   │   │   ├── PaymentsTab.tsx</w:t>
+        <w:br/>
+        <w:t>│   │   │   │   │   │   │   ├── PricingTab.tsx</w:t>
+        <w:br/>
+        <w:t>│   │   │   │   │   │   │   └── PromosTab.tsx</w:t>
+        <w:br/>
+        <w:t>│   │   │   │   │   │   ├── settings</w:t>
+        <w:br/>
+        <w:t>│   │   │   │   │   │   │   ├── AccessTab.tsx</w:t>
+        <w:br/>
+        <w:t>│   │   │   │   │   │   │   ├── CapacityTab.tsx</w:t>
+        <w:br/>
+        <w:t>│   │   │   │   │   │   │   ├── PortalTab.tsx</w:t>
+        <w:br/>
+        <w:t>│   │   │   │   │   │   │   ├── RolesTab.tsx</w:t>
+        <w:br/>
+        <w:t>│   │   │   │   │   │   │   ├── SpeakerTab.tsx</w:t>
+        <w:br/>
+        <w:t>│   │   │   │   │   │   │   └── ThemeTab.tsx</w:t>
+        <w:br/>
+        <w:t>│   │   │   │   │   │   └── AddParticipantModal.tsx</w:t>
+        <w:br/>
+        <w:t>│   │   │   │   │   ├── rooms</w:t>
+        <w:br/>
+        <w:t>│   │   │   │   │   │   └── CreateRoomDialog.tsx</w:t>
+        <w:br/>
+        <w:t>│   │   │   │   │   ├── sessions</w:t>
+        <w:br/>
+        <w:t>│   │   │   │   │   │   ├── CalendarView.tsx</w:t>
+        <w:br/>
+        <w:t>│   │   │   │   │   │   ├── CreateSessionDialog.tsx</w:t>
+        <w:br/>
+        <w:t>│   │   │   │   │   │   ├── DatePicker.tsx</w:t>
+        <w:br/>
+        <w:t>│   │   │   │   │   │   ├── ScheduleGrid.tsx</w:t>
+        <w:br/>
+        <w:t>│   │   │   │   │   │   ├── SessionDetailDialog.tsx</w:t>
+        <w:br/>
+        <w:t>│   │   │   │   │   │   ├── SessionForm.tsx</w:t>
+        <w:br/>
+        <w:t>│   │   │   │   │   │   ├── SessionTable.tsx</w:t>
+        <w:br/>
+        <w:t>│   │   │   │   │   │   └── TimelineView.tsx</w:t>
+        <w:br/>
+        <w:t>│   │   │   │   │   ├── speaker</w:t>
+        <w:br/>
+        <w:t>│   │   │   │   │   │   └── SpeakerThemeTab.tsx</w:t>
+        <w:br/>
+        <w:t>│   │   │   │   │   ├── speakers</w:t>
+        <w:br/>
+        <w:t>│   │   │   │   │   │   ├── EmailCampaignDialog.tsx</w:t>
+        <w:br/>
+        <w:t>│   │   │   │   │   │   ├── InviteModal.tsx</w:t>
+        <w:br/>
+        <w:t>│   │   │   │   │   │   ├── MoveTalkDialog.tsx</w:t>
+        <w:br/>
+        <w:t>│   │   │   │   │   │   ├── RegisterSpeakerDialog.tsx</w:t>
+        <w:br/>
+        <w:t>│   │   │   │   │   │   ├── SpeakerDrawer.tsx</w:t>
+        <w:br/>
+        <w:t>│   │   │   │   │   │   ├── SpeakerTable.tsx</w:t>
+        <w:br/>
+        <w:t>│   │   │   │   │   │   └── StatusBadge.tsx</w:t>
+        <w:br/>
+        <w:t>│   │   │   │   │   ├── CreateEventDialog.tsx</w:t>
+        <w:br/>
+        <w:t>│   │   │   │   │   └── ImpersonationBanner.tsx</w:t>
+        <w:br/>
+        <w:t>│   │   │   │   ├── ui</w:t>
+        <w:br/>
+        <w:t>│   │   │   │   │   ├── avatar.tsx</w:t>
+        <w:br/>
+        <w:t>│   │   │   │   │   ├── badge.tsx</w:t>
+        <w:br/>
+        <w:t>│   │   │   │   │   ├── button.tsx</w:t>
+        <w:br/>
+        <w:t>│   │   │   │   │   ├── card.tsx</w:t>
+        <w:br/>
+        <w:t>│   │   │   │   │   ├── dialog.tsx</w:t>
+        <w:br/>
+        <w:t>│   │   │   │   │   ├── dropdown-menu.tsx</w:t>
+        <w:br/>
+        <w:t>│   │   │   │   │   ├── input.tsx</w:t>
+        <w:br/>
+        <w:t>│   │   │   │   │   ├── label.tsx</w:t>
+        <w:br/>
+        <w:t>│   │   │   │   │   ├── portal.tsx</w:t>
+        <w:br/>
+        <w:t>│   │   │   │   │   ├── progress.tsx</w:t>
+        <w:br/>
+        <w:t>│   │   │   │   │   ├── README.md</w:t>
+        <w:br/>
+        <w:t>│   │   │   │   │   ├── scroll-area.tsx</w:t>
+        <w:br/>
+        <w:t>│   │   │   │   │   ├── select.tsx</w:t>
+        <w:br/>
+        <w:t>│   │   │   │   │   ├── skeleton.tsx</w:t>
+        <w:br/>
+        <w:t>│   │   │   │   │   ├── switch.tsx</w:t>
+        <w:br/>
+        <w:t>│   │   │   │   │   ├── tabs.tsx</w:t>
+        <w:br/>
+        <w:t>│   │   │   │   │   ├── textarea.tsx</w:t>
+        <w:br/>
+        <w:t>│   │   │   │   │   └── Tooltip.tsx</w:t>
+        <w:br/>
+        <w:t>│   │   │   │   ├── providers.tsx</w:t>
+        <w:br/>
+        <w:t>│   │   │   │   └── ThemeSwitcher.tsx</w:t>
+        <w:br/>
+        <w:t>│   │   │   ├── hooks</w:t>
+        <w:br/>
+        <w:t>│   │   │   │   ├── use-socket.ts</w:t>
+        <w:br/>
+        <w:t>│   │   │   │   ├── useAuth.ts</w:t>
+        <w:br/>
+        <w:t>│   │   │   │   ├── useBilling.ts</w:t>
+        <w:br/>
+        <w:t>│   │   │   │   ├── useEmails.ts</w:t>
+        <w:br/>
+        <w:t>│   │   │   │   ├── useEventData.ts</w:t>
+        <w:br/>
+        <w:t>│   │   │   │   ├── useEvents.ts</w:t>
+        <w:br/>
+        <w:t>│   │   │   │   ├── useFiles.ts</w:t>
+        <w:br/>
+        <w:t>│   │   │   │   ├── usePermissions.ts</w:t>
+        <w:br/>
+        <w:t>│   │   │   │   ├── usePosters.ts</w:t>
+        <w:br/>
+        <w:t>│   │   │   │   ├── useRooms.ts</w:t>
+        <w:br/>
+        <w:t>│   │   │   │   ├── useSessions.ts</w:t>
+        <w:br/>
+        <w:t>│   │   │   │   ├── useSpeakers.ts</w:t>
+        <w:br/>
+        <w:t>│   │   │   │   ├── useTheme.ts</w:t>
+        <w:br/>
+        <w:t>│   │   │   │   ├── useToast.ts</w:t>
+        <w:br/>
+        <w:t>│   │   │   │   ├── useVenueOperations.ts</w:t>
+        <w:br/>
+        <w:t>│   │   │   │   └── useWebSocket.ts</w:t>
+        <w:br/>
+        <w:t>│   │   │   ├── lib</w:t>
+        <w:br/>
+        <w:t>│   │   │   │   ├── api-client.ts</w:t>
+        <w:br/>
+        <w:t>│   │   │   │   ├── auth.ts</w:t>
+        <w:br/>
+        <w:t>│   │   │   │   ├── constants.ts</w:t>
+        <w:br/>
+        <w:t>│   │   │   │   ├── country-states.ts</w:t>
+        <w:br/>
+        <w:t>│   │   │   │   ├── pdf-compiler.tsx</w:t>
+        <w:br/>
+        <w:t>│   │   │   │   ├── permissions.ts</w:t>
+        <w:br/>
+        <w:t>│   │   │   │   ├── socket.ts</w:t>
+        <w:br/>
+        <w:t>│   │   │   │   └── utils.ts</w:t>
+        <w:br/>
+        <w:t>│   │   │   ├── public</w:t>
+        <w:br/>
+        <w:t>│   │   │   │   ├── header</w:t>
+        <w:br/>
+        <w:t>│   │   │   │   │   ├── 1.jpg</w:t>
+        <w:br/>
+        <w:t>│   │   │   │   │   ├── 2.jpg</w:t>
+        <w:br/>
+        <w:t>│   │   │   │   │   └── 3.jpg</w:t>
+        <w:br/>
+        <w:t>│   │   │   │   ├── logo</w:t>
+        <w:br/>
+        <w:t>│   │   │   │   │   └── 1.png</w:t>
+        <w:br/>
+        <w:t>│   │   │   │   ├── samples</w:t>
+        <w:br/>
+        <w:t>│   │   │   │   │   └── sample_agenda.xlsx</w:t>
+        <w:br/>
+        <w:t>│   │   │   │   ├── logo-icon.png</w:t>
+        <w:br/>
+        <w:t>│   │   │   │   └── logo.png</w:t>
+        <w:br/>
+        <w:t>│   │   │   ├── services</w:t>
+        <w:br/>
+        <w:t>│   │   │   │   ├── auth-service.ts</w:t>
+        <w:br/>
+        <w:t>│   │   │   │   ├── email-service.ts</w:t>
+        <w:br/>
+        <w:t>│   │   │   │   ├── event-service.ts</w:t>
+        <w:br/>
+        <w:t>│   │   │   │   └── super-admin-service.ts</w:t>
+        <w:br/>
+        <w:t>│   │   │   ├── src</w:t>
+        <w:br/>
+        <w:t>│   │   │   │   └── styles</w:t>
+        <w:br/>
+        <w:t>│   │   │   │       ├── global.css</w:t>
+        <w:br/>
+        <w:t>│   │   │   │       └── themes.css</w:t>
+        <w:br/>
+        <w:t>│   │   │   ├── store</w:t>
+        <w:br/>
+        <w:t>│   │   │   │   ├── use-auth-store.ts</w:t>
+        <w:br/>
+        <w:t>│   │   │   │   ├── useEventStore.ts</w:t>
+        <w:br/>
+        <w:t>│   │   │   │   ├── useFloatingToolbarStore.ts</w:t>
+        <w:br/>
+        <w:t>│   │   │   │   ├── useModalStore.ts</w:t>
+        <w:br/>
+        <w:t>│   │   │   │   ├── useNotificationStore.ts</w:t>
+        <w:br/>
+        <w:t>│   │   │   │   └── useUIStore.ts</w:t>
+        <w:br/>
+        <w:t>│   │   │   ├── types</w:t>
+        <w:br/>
+        <w:t>│   │   │   │   ├── api.ts</w:t>
+        <w:br/>
+        <w:t>│   │   │   │   ├── backend.ts</w:t>
+        <w:br/>
+        <w:t>│   │   │   │   └── models.ts</w:t>
+        <w:br/>
+        <w:t>│   │   │   ├── .env.example</w:t>
+        <w:br/>
+        <w:t>│   │   │   ├── next-env.d.ts</w:t>
+        <w:br/>
+        <w:t>│   │   │   ├── next.config.mjs</w:t>
+        <w:br/>
+        <w:t>│   │   │   ├── package.json</w:t>
+        <w:br/>
+        <w:t>│   │   │   ├── postcss.config.mjs</w:t>
+        <w:br/>
+        <w:t>│   │   │   ├── tailwind.config.ts</w:t>
+        <w:br/>
+        <w:t>│   │   │   ├── tsconfig.json</w:t>
+        <w:br/>
+        <w:t>│   │   │   └── tsconfig.tsbuildinfo</w:t>
+        <w:br/>
+        <w:t>│   │   ├── registration-portal</w:t>
+        <w:br/>
+        <w:t>│   │   │   ├── app</w:t>
+        <w:br/>
+        <w:t>│   │   │   │   ├── [eventId]</w:t>
+        <w:br/>
+        <w:t>│   │   │   │   │   ├── dashboard</w:t>
         <w:br/>
         <w:t>│   │   │   │   │   │   └── page.tsx</w:t>
         <w:br/>
-        <w:t>│   │   │   │   │   ├── organizations</w:t>
-        <w:br/>
-        <w:t>│   │   │   │   │   │   ├── [orgId]</w:t>
-        <w:br/>
-        <w:t>│   │   │   │   │   │   │   └── page.tsx</w:t>
+        <w:t>│   │   │   │   │   ├── login</w:t>
         <w:br/>
         <w:t>│   │   │   │   │   │   └── page.tsx</w:t>
         <w:br/>
-        <w:t>│   │   │   │   │   ├── platform-settings</w:t>
-        <w:br/>
-        <w:t>│   │   │   │   │   │   ├── authentication</w:t>
-        <w:br/>
-        <w:t>│   │   │   │   │   │   │   └── page.tsx</w:t>
-        <w:br/>
-        <w:t>│   │   │   │   │   │   ├── branding</w:t>
-        <w:br/>
-        <w:t>│   │   │   │   │   │   │   └── page.tsx</w:t>
-        <w:br/>
-        <w:t>│   │   │   │   │   │   ├── general</w:t>
-        <w:br/>
-        <w:t>│   │   │   │   │   │   │   └── page.tsx</w:t>
-        <w:br/>
-        <w:t>│   │   │   │   │   │   ├── localization</w:t>
-        <w:br/>
-        <w:t>│   │   │   │   │   │   │   └── page.tsx</w:t>
-        <w:br/>
-        <w:t>│   │   │   │   │   │   └── notifications</w:t>
-        <w:br/>
-        <w:t>│   │   │   │   │   │       └── page.tsx</w:t>
-        <w:br/>
-        <w:t>│   │   │   │   │   ├── reports</w:t>
-        <w:br/>
-        <w:t>│   │   │   │   │   │   ├── analytics</w:t>
-        <w:br/>
-        <w:t>│   │   │   │   │   │   │   └── page.tsx</w:t>
-        <w:br/>
-        <w:t>│   │   │   │   │   │   └── exports</w:t>
-        <w:br/>
-        <w:t>│   │   │   │   │   │       └── page.tsx</w:t>
-        <w:br/>
-        <w:t>│   │   │   │   │   ├── support-center</w:t>
-        <w:br/>
-        <w:t>│   │   │   │   │   │   ├── announcements</w:t>
-        <w:br/>
-        <w:t>│   │   │   │   │   │   │   ├── [ticketId]</w:t>
-        <w:br/>
-        <w:t>│   │   │   │   │   │   │   │   └── page.tsx</w:t>
-        <w:br/>
-        <w:t>│   │   │   │   │   │   │   └── page.tsx</w:t>
-        <w:br/>
-        <w:t>│   │   │   │   │   │   ├── knowledge-base</w:t>
-        <w:br/>
-        <w:t>│   │   │   │   │   │   │   └── page.tsx</w:t>
-        <w:br/>
-        <w:t>│   │   │   │   │   │   └── tickets</w:t>
-        <w:br/>
-        <w:t>│   │   │   │   │   │       ├── [ticketId]</w:t>
-        <w:br/>
-        <w:t>│   │   │   │   │   │       │   └── page.tsx</w:t>
-        <w:br/>
-        <w:t>│   │   │   │   │   │       └── page.tsx</w:t>
-        <w:br/>
-        <w:t>│   │   │   │   │   └── layout.tsx</w:t>
-        <w:br/>
-        <w:t>│   │   │   │   ├── super-admin</w:t>
-        <w:br/>
-        <w:t>│   │   │   │   │   └── commercial</w:t>
-        <w:br/>
-        <w:t>│   │   │   │   │       └── plans</w:t>
-        <w:br/>
-        <w:t>│   │   │   │   │           └── page.tsx</w:t>
+        <w:t>│   │   │   │   │   ├── register</w:t>
+        <w:br/>
+        <w:t>│   │   │   │   │   │   └── page.tsx</w:t>
+        <w:br/>
+        <w:t>│   │   │   │   │   ├── layout.tsx</w:t>
+        <w:br/>
+        <w:t>│   │   │   │   │   └── page.tsx</w:t>
         <w:br/>
         <w:t>│   │   │   │   ├── globals.css</w:t>
         <w:br/>
         <w:t>│   │   │   │   ├── layout.tsx</w:t>
         <w:br/>
-        <w:t>│   │   │   │   └── not-found.tsx</w:t>
+        <w:t>│   │   │   │   └── page.tsx</w:t>
         <w:br/>
         <w:t>│   │   │   ├── components</w:t>
         <w:br/>
-        <w:t>│   │   │   │   ├── layout</w:t>
-        <w:br/>
-        <w:t>│   │   │   │   │   ├── EventSelector.tsx</w:t>
-        <w:br/>
-        <w:t>│   │   │   │   │   ├── Header.tsx</w:t>
-        <w:br/>
-        <w:t>│   │   │   │   │   ├── PageHeader.tsx</w:t>
-        <w:br/>
-        <w:t>│   │   │   │   │   ├── PageWrapper.tsx</w:t>
-        <w:br/>
-        <w:t>│   │   │   │   │   ├── Sidebar.tsx</w:t>
-        <w:br/>
-        <w:t>│   │   │   │   │   └── ThemeControls.tsx</w:t>
-        <w:br/>
-        <w:t>│   │   │   │   ├── proposals</w:t>
-        <w:br/>
-        <w:t>│   │   │   │   │   └── ProposalForm.tsx</w:t>
-        <w:br/>
-        <w:t>│   │   │   │   ├── quotes</w:t>
-        <w:br/>
-        <w:t>│   │   │   │   │   └── QuoteForm.tsx</w:t>
-        <w:br/>
-        <w:t>│   │   │   │   ├── super-admin</w:t>
-        <w:br/>
-        <w:t>│   │   │   │   │   ├── ui</w:t>
-        <w:br/>
-        <w:t>│   │   │   │   │   │   ├── ChartCard.tsx</w:t>
-        <w:br/>
-        <w:t>│   │   │   │   │   │   ├── DataTable.tsx</w:t>
-        <w:br/>
-        <w:t>│   │   │   │   │   │   ├── InlinePanel.tsx</w:t>
-        <w:br/>
-        <w:t>│   │   │   │   │   │   ├── KpiCard.tsx</w:t>
-        <w:br/>
-        <w:t>│   │   │   │   │   │   ├── MetricRow.tsx</w:t>
-        <w:br/>
-        <w:t>│   │   │   │   │   │   ├── PageContainer.tsx</w:t>
-        <w:br/>
-        <w:t>│   │   │   │   │   │   ├── SectionHeader.tsx</w:t>
-        <w:br/>
-        <w:t>│   │   │   │   │   │   └── StatusBadge.tsx</w:t>
-        <w:br/>
-        <w:t>│   │   │   │   │   ├── ImpersonationBanner.tsx</w:t>
-        <w:br/>
-        <w:t>│   │   │   │   │   ├── SuperAdminGuard.tsx</w:t>
-        <w:br/>
-        <w:t>│   │   │   │   │   └── SuperAdminHeader.tsx</w:t>
-        <w:br/>
-        <w:t>│   │   │   │   ├── ui</w:t>
-        <w:br/>
-        <w:t>│   │   │   │   │   ├── AiFloatingAssistant.tsx</w:t>
-        <w:br/>
-        <w:t>│   │   │   │   │   ├── avatar.tsx</w:t>
-        <w:br/>
-        <w:t>│   │   │   │   │   ├── badge.tsx</w:t>
-        <w:br/>
-        <w:t>│   │   │   │   │   ├── button.tsx</w:t>
-        <w:br/>
-        <w:t>│   │   │   │   │   ├── card.tsx</w:t>
-        <w:br/>
-        <w:t>│   │   │   │   │   ├── dialog.tsx</w:t>
-        <w:br/>
-        <w:t>│   │   │   │   │   ├── dropdown-menu.tsx</w:t>
-        <w:br/>
-        <w:t>│   │   │   │   │   ├── input.tsx</w:t>
-        <w:br/>
-        <w:t>│   │   │   │   │   ├── label.tsx</w:t>
-        <w:br/>
-        <w:t>│   │   │   │   │   ├── portal.tsx</w:t>
-        <w:br/>
-        <w:t>│   │   │   │   │   ├── progress.tsx</w:t>
-        <w:br/>
-        <w:t>│   │   │   │   │   ├── README.md</w:t>
-        <w:br/>
-        <w:t>│   │   │   │   │   ├── scroll-area.tsx</w:t>
-        <w:br/>
-        <w:t>│   │   │   │   │   ├── select.tsx</w:t>
-        <w:br/>
-        <w:t>│   │   │   │   │   ├── skeleton.tsx</w:t>
-        <w:br/>
-        <w:t>│   │   │   │   │   ├── switch.tsx</w:t>
-        <w:br/>
-        <w:t>│   │   │   │   │   ├── tabs.tsx</w:t>
-        <w:br/>
-        <w:t>│   │   │   │   │   ├── textarea.tsx</w:t>
-        <w:br/>
-        <w:t>│   │   │   │   │   └── Tooltip.tsx</w:t>
-        <w:br/>
-        <w:t>│   │   │   │   ├── providers.tsx</w:t>
-        <w:br/>
-        <w:t>│   │   │   │   └── ThemeSwitcher.tsx</w:t>
-        <w:br/>
-        <w:t>│   │   │   ├── hooks</w:t>
-        <w:br/>
-        <w:t>│   │   │   │   ├── use-debounce.ts</w:t>
-        <w:br/>
-        <w:t>│   │   │   │   ├── use-socket.ts</w:t>
-        <w:br/>
-        <w:t>│   │   │   │   ├── useAuth.ts</w:t>
-        <w:br/>
-        <w:t>│   │   │   │   ├── useEmails.ts</w:t>
-        <w:br/>
-        <w:t>│   │   │   │   ├── useEventData.ts</w:t>
-        <w:br/>
-        <w:t>│   │   │   │   ├── useEvents.ts</w:t>
-        <w:br/>
-        <w:t>│   │   │   │   ├── useFiles.ts</w:t>
-        <w:br/>
-        <w:t>│   │   │   │   ├── usePermissions.ts</w:t>
-        <w:br/>
-        <w:t>│   │   │   │   ├── usePosters.ts</w:t>
-        <w:br/>
-        <w:t>│   │   │   │   ├── useRooms.ts</w:t>
-        <w:br/>
-        <w:t>│   │   │   │   ├── useSessions.ts</w:t>
-        <w:br/>
-        <w:t>│   │   │   │   ├── useSpeakers.ts</w:t>
-        <w:br/>
-        <w:t>│   │   │   │   ├── useTheme.ts</w:t>
-        <w:br/>
-        <w:t>│   │   │   │   ├── useToast.ts</w:t>
-        <w:br/>
-        <w:t>│   │   │   │   └── useWebSocket.ts</w:t>
+        <w:t>│   │   │   │   └── Providers.tsx</w:t>
         <w:br/>
         <w:t>│   │   │   ├── lib</w:t>
         <w:br/>
-        <w:t>│   │   │   │   ├── api-client.ts</w:t>
-        <w:br/>
-        <w:t>│   │   │   │   ├── auth.ts</w:t>
-        <w:br/>
-        <w:t>│   │   │   │   ├── constants.ts</w:t>
-        <w:br/>
-        <w:t>│   │   │   │   ├── country-states.ts</w:t>
-        <w:br/>
-        <w:t>│   │   │   │   ├── formatters.ts</w:t>
-        <w:br/>
-        <w:t>│   │   │   │   ├── pdf-compiler.tsx</w:t>
-        <w:br/>
-        <w:t>│   │   │   │   ├── permissions.ts</w:t>
-        <w:br/>
-        <w:t>│   │   │   │   ├── socket.ts</w:t>
-        <w:br/>
-        <w:t>│   │   │   │   └── utils.ts</w:t>
+        <w:t>│   │   │   │   └── country-states.ts</w:t>
         <w:br/>
         <w:t>│   │   │   ├── public</w:t>
         <w:br/>
@@ -574,1561 +1380,2243 @@
         <w:br/>
         <w:t>│   │   │   │   │   └── 3.jpg</w:t>
         <w:br/>
-        <w:t>│   │   │   │   ├── logo</w:t>
-        <w:br/>
-        <w:t>│   │   │   │   │   └── 1.png</w:t>
-        <w:br/>
-        <w:t>│   │   │   │   ├── samples</w:t>
-        <w:br/>
-        <w:t>│   │   │   │   │   └── sample_agenda.xlsx</w:t>
-        <w:br/>
-        <w:t>│   │   │   │   ├── logo-icon.png</w:t>
-        <w:br/>
-        <w:t>│   │   │   │   └── logo.png</w:t>
+        <w:t>│   │   │   │   └── logo</w:t>
+        <w:br/>
+        <w:t>│   │   │   │       └── 1.png</w:t>
+        <w:br/>
+        <w:t>│   │   │   ├── next-env.d.ts</w:t>
+        <w:br/>
+        <w:t>│   │   │   ├── next.config.ts</w:t>
+        <w:br/>
+        <w:t>│   │   │   ├── package.json</w:t>
+        <w:br/>
+        <w:t>│   │   │   ├── postcss.config.js</w:t>
+        <w:br/>
+        <w:t>│   │   │   ├── tailwind.config.ts</w:t>
+        <w:br/>
+        <w:t>│   │   │   ├── tsconfig.json</w:t>
+        <w:br/>
+        <w:t>│   │   │   └── tsconfig.tsbuildinfo</w:t>
+        <w:br/>
+        <w:t>│   │   └── speaker-portal</w:t>
+        <w:br/>
+        <w:t>│   │       ├── app</w:t>
+        <w:br/>
+        <w:t>│   │       │   ├── [eventId]</w:t>
+        <w:br/>
+        <w:t>│   │       │   │   ├── [token]</w:t>
+        <w:br/>
+        <w:t>│   │       │   │   │   ├── status</w:t>
+        <w:br/>
+        <w:t>│   │       │   │   │   │   └── page.tsx</w:t>
+        <w:br/>
+        <w:t>│   │       │   │   │   ├── thankyou</w:t>
+        <w:br/>
+        <w:t>│   │       │   │   │   │   └── page.tsx</w:t>
+        <w:br/>
+        <w:t>│   │       │   │   │   ├── upload</w:t>
+        <w:br/>
+        <w:t>│   │       │   │   │   │   └── page.tsx</w:t>
+        <w:br/>
+        <w:t>│   │       │   │   │   └── page.tsx</w:t>
+        <w:br/>
+        <w:t>│   │       │   │   ├── login</w:t>
+        <w:br/>
+        <w:t>│   │       │   │   │   └── page.tsx</w:t>
+        <w:br/>
+        <w:t>│   │       │   │   └── page.tsx</w:t>
+        <w:br/>
+        <w:t>│   │       │   ├── poster</w:t>
+        <w:br/>
+        <w:t>│   │       │   │   └── [token]</w:t>
+        <w:br/>
+        <w:t>│   │       │   │       └── page.tsx</w:t>
+        <w:br/>
+        <w:t>│   │       │   ├── globals.css</w:t>
+        <w:br/>
+        <w:t>│   │       │   ├── layout.tsx</w:t>
+        <w:br/>
+        <w:t>│   │       │   └── page.tsx</w:t>
+        <w:br/>
+        <w:t>│   │       ├── components</w:t>
+        <w:br/>
+        <w:t>│   │       │   ├── DeadlineBanner.tsx</w:t>
+        <w:br/>
+        <w:t>│   │       │   ├── ImageCropper.tsx</w:t>
+        <w:br/>
+        <w:t>│   │       │   ├── PortalHeader.tsx</w:t>
+        <w:br/>
+        <w:t>│   │       │   ├── Providers.tsx</w:t>
+        <w:br/>
+        <w:t>│   │       │   ├── README.md</w:t>
+        <w:br/>
+        <w:t>│   │       │   ├── SpeakerPortalLayout.tsx</w:t>
+        <w:br/>
+        <w:t>│   │       │   └── TermsModal.tsx</w:t>
+        <w:br/>
+        <w:t>│   │       ├── hooks</w:t>
+        <w:br/>
+        <w:t>│   │       │   ├── useDeadlineStatus.ts</w:t>
+        <w:br/>
+        <w:t>│   │       │   └── usePortal.ts</w:t>
+        <w:br/>
+        <w:t>│   │       ├── lib</w:t>
+        <w:br/>
+        <w:t>│   │       │   ├── api-client.ts</w:t>
+        <w:br/>
+        <w:t>│   │       │   ├── README.md</w:t>
+        <w:br/>
+        <w:t>│   │       │   └── utils.ts</w:t>
+        <w:br/>
+        <w:t>│   │       ├── public</w:t>
+        <w:br/>
+        <w:t>│   │       │   ├── header</w:t>
+        <w:br/>
+        <w:t>│   │       │   │   ├── 1.jpg</w:t>
+        <w:br/>
+        <w:t>│   │       │   │   ├── 2.jpg</w:t>
+        <w:br/>
+        <w:t>│   │       │   │   └── 3.jpg</w:t>
+        <w:br/>
+        <w:t>│   │       │   └── logo</w:t>
+        <w:br/>
+        <w:t>│   │       │       └── 1.png</w:t>
+        <w:br/>
+        <w:t>│   │       ├── next-env.d.ts</w:t>
+        <w:br/>
+        <w:t>│   │       ├── next.config.ts</w:t>
+        <w:br/>
+        <w:t>│   │       ├── package.json</w:t>
+        <w:br/>
+        <w:t>│   │       ├── postcss.config.js</w:t>
+        <w:br/>
+        <w:t>│   │       ├── tailwind.config.ts</w:t>
+        <w:br/>
+        <w:t>│   │       ├── tsconfig.json</w:t>
+        <w:br/>
+        <w:t>│   │       └── tsconfig.tsbuildinfo</w:t>
+        <w:br/>
+        <w:t>│   └── venue</w:t>
+        <w:br/>
+        <w:t>│       ├── eposter-display</w:t>
+        <w:br/>
+        <w:t>│       │   ├── electron</w:t>
+        <w:br/>
+        <w:t>│       │   │   └── README.md</w:t>
+        <w:br/>
+        <w:t>│       │   ├── public</w:t>
+        <w:br/>
+        <w:t>│       │   │   └── README.md</w:t>
+        <w:br/>
+        <w:t>│       │   ├── src</w:t>
+        <w:br/>
+        <w:t>│       │   │   └── README.md</w:t>
+        <w:br/>
+        <w:t>│       │   └── package.json</w:t>
+        <w:br/>
+        <w:t>│       ├── kiosk-app</w:t>
+        <w:br/>
+        <w:t>│       │   ├── electron</w:t>
+        <w:br/>
+        <w:t>│       │   │   ├── ipc-handlers.ts</w:t>
+        <w:br/>
+        <w:t>│       │   │   ├── local-db.ts</w:t>
+        <w:br/>
+        <w:t>│       │   │   ├── main.ts</w:t>
+        <w:br/>
+        <w:t>│       │   │   └── preload.ts</w:t>
+        <w:br/>
+        <w:t>│       │   ├── public</w:t>
+        <w:br/>
+        <w:t>│       │   │   ├── manifest.json</w:t>
+        <w:br/>
+        <w:t>│       │   │   └── service-worker.js</w:t>
+        <w:br/>
+        <w:t>│       │   ├── src</w:t>
+        <w:br/>
+        <w:t>│       │   │   ├── components</w:t>
+        <w:br/>
+        <w:t>│       │   │   │   ├── QRScanner.tsx</w:t>
+        <w:br/>
+        <w:t>│       │   │   │   ├── SpeakerCard.tsx</w:t>
+        <w:br/>
+        <w:t>│       │   │   │   └── StationAssignment.tsx</w:t>
+        <w:br/>
+        <w:t>│       │   │   ├── lib</w:t>
+        <w:br/>
+        <w:t>│       │   │   │   ├── data-provider.ts</w:t>
+        <w:br/>
+        <w:t>│       │   │   │   └── platform.ts</w:t>
+        <w:br/>
+        <w:t>│       │   │   ├── pages</w:t>
+        <w:br/>
+        <w:t>│       │   │   │   ├── AssignmentPage.tsx</w:t>
+        <w:br/>
+        <w:t>│       │   │   │   ├── ManualEntryPage.tsx</w:t>
+        <w:br/>
+        <w:t>│       │   │   │   └── ScanPage.tsx</w:t>
+        <w:br/>
+        <w:t>│       │   │   └── App.tsx</w:t>
+        <w:br/>
+        <w:t>│       │   ├── .env.example</w:t>
+        <w:br/>
+        <w:t>│       │   ├── electron-builder.yml</w:t>
+        <w:br/>
+        <w:t>│       │   ├── next.config.ts</w:t>
+        <w:br/>
+        <w:t>│       │   └── package.json</w:t>
+        <w:br/>
+        <w:t>│       ├── moderator-app</w:t>
+        <w:br/>
+        <w:t>│       │   ├── public</w:t>
+        <w:br/>
+        <w:t>│       │   │   └── README.md</w:t>
+        <w:br/>
+        <w:t>│       │   ├── src</w:t>
+        <w:br/>
+        <w:t>│       │   │   └── README.md</w:t>
+        <w:br/>
+        <w:t>│       │   ├── next.config.ts</w:t>
+        <w:br/>
+        <w:t>│       │   └── package.json</w:t>
+        <w:br/>
+        <w:t>│       ├── registration</w:t>
+        <w:br/>
+        <w:t>│       │   ├── app</w:t>
+        <w:br/>
+        <w:t>│       │   │   ├── (auth)</w:t>
+        <w:br/>
+        <w:t>│       │   │   │   ├── layout.tsx</w:t>
+        <w:br/>
+        <w:t>│       │   │   │   └── page.tsx</w:t>
+        <w:br/>
+        <w:t>│       │   │   ├── (dashboard)</w:t>
+        <w:br/>
+        <w:t>│       │   │   │   ├── events</w:t>
+        <w:br/>
+        <w:t>│       │   │   │   │   └── [eventId]</w:t>
+        <w:br/>
+        <w:t>│       │   │   │   │       ├── certificates</w:t>
+        <w:br/>
+        <w:t>│       │   │   │   │       │   └── page.tsx</w:t>
+        <w:br/>
+        <w:t>│       │   │   │   │       ├── dashboard</w:t>
+        <w:br/>
+        <w:t>│       │   │   │   │       │   └── page.tsx</w:t>
+        <w:br/>
+        <w:t>│       │   │   │   │       ├── print-queue</w:t>
+        <w:br/>
+        <w:t>│       │   │   │   │       │   └── page.tsx</w:t>
+        <w:br/>
+        <w:t>│       │   │   │   │       ├── register</w:t>
+        <w:br/>
+        <w:t>│       │   │   │   │       │   └── page.tsx</w:t>
+        <w:br/>
+        <w:t>│       │   │   │   │       └── registry</w:t>
+        <w:br/>
+        <w:t>│       │   │   │   │           └── page.tsx</w:t>
+        <w:br/>
+        <w:t>│       │   │   │   └── layout.tsx</w:t>
+        <w:br/>
+        <w:t>│       │   │   ├── globals.css</w:t>
+        <w:br/>
+        <w:t>│       │   │   ├── layout.tsx</w:t>
+        <w:br/>
+        <w:t>│       │   │   └── not-found.tsx</w:t>
+        <w:br/>
+        <w:t>│       │   ├── components</w:t>
+        <w:br/>
+        <w:t>│       │   │   ├── auth</w:t>
+        <w:br/>
+        <w:t>│       │   │   │   └── PermissionGate.tsx</w:t>
+        <w:br/>
+        <w:t>│       │   │   ├── dashboard</w:t>
+        <w:br/>
+        <w:t>│       │   │   │   ├── DailyUploadsChart.tsx</w:t>
+        <w:br/>
+        <w:t>│       │   │   │   ├── LiveFeed.tsx</w:t>
+        <w:br/>
+        <w:t>│       │   │   │   ├── ReadinessHeatmap.tsx</w:t>
+        <w:br/>
+        <w:t>│       │   │   │   ├── RecentActivity.tsx</w:t>
+        <w:br/>
+        <w:t>│       │   │   │   ├── RoomReadinessChart.tsx</w:t>
+        <w:br/>
+        <w:t>│       │   │   │   ├── StatsGrid.tsx</w:t>
+        <w:br/>
+        <w:t>│       │   │   │   └── UploadProgressChart.tsx</w:t>
+        <w:br/>
+        <w:t>│       │   │   ├── emails</w:t>
+        <w:br/>
+        <w:t>│       │   │   │   ├── campaign</w:t>
+        <w:br/>
+        <w:t>│       │   │   │   │   ├── CampaignBuilder.tsx</w:t>
+        <w:br/>
+        <w:t>│       │   │   │   │   ├── CampaignDetail.tsx</w:t>
+        <w:br/>
+        <w:t>│       │   │   │   │   ├── CampaignList.tsx</w:t>
+        <w:br/>
+        <w:t>│       │   │   │   │   └── RegistrationCampaignBuilder.tsx</w:t>
+        <w:br/>
+        <w:t>│       │   │   │   ├── dashboard</w:t>
+        <w:br/>
+        <w:t>│       │   │   │   │   ├── AnalyticsDashboard.tsx</w:t>
+        <w:br/>
+        <w:t>│       │   │   │   │   └── CampaignDashboard.tsx</w:t>
+        <w:br/>
+        <w:t>│       │   │   │   ├── logs</w:t>
+        <w:br/>
+        <w:t>│       │   │   │   │   └── LogsTable.tsx</w:t>
+        <w:br/>
+        <w:t>│       │   │   │   ├── templates</w:t>
+        <w:br/>
+        <w:t>│       │   │   │   │   ├── RegistrationTemplateEditor.tsx</w:t>
+        <w:br/>
+        <w:t>│       │   │   │   │   ├── TemplateEditor.tsx</w:t>
+        <w:br/>
+        <w:t>│       │   │   │   │   ├── TemplatePreview.tsx</w:t>
+        <w:br/>
+        <w:t>│       │   │   │   │   └── VariablePanel.tsx</w:t>
+        <w:br/>
+        <w:t>│       │   │   │   └── EmailCampaignManager.tsx</w:t>
+        <w:br/>
+        <w:t>│       │   │   ├── eposters</w:t>
+        <w:br/>
+        <w:t>│       │   │   │   └── ManageScreensDialog.tsx</w:t>
+        <w:br/>
+        <w:t>│       │   │   ├── events</w:t>
+        <w:br/>
+        <w:t>│       │   │   │   └── EventConfigurationWorkspace.tsx</w:t>
+        <w:br/>
+        <w:t>│       │   │   ├── files</w:t>
+        <w:br/>
+        <w:t>│       │   │   │   ├── ApprovalActions.tsx</w:t>
+        <w:br/>
+        <w:t>│       │   │   │   ├── FilePreviewPanel.tsx</w:t>
+        <w:br/>
+        <w:t>│       │   │   │   └── FileTable.tsx</w:t>
+        <w:br/>
+        <w:t>│       │   │   ├── import</w:t>
+        <w:br/>
+        <w:t>│       │   │   │   ├── ColumnMapper.tsx</w:t>
+        <w:br/>
+        <w:t>│       │   │   │   ├── ImportPreview.tsx</w:t>
+        <w:br/>
+        <w:t>│       │   │   │   └── ImportWizard.tsx</w:t>
+        <w:br/>
+        <w:t>│       │   │   ├── layout</w:t>
+        <w:br/>
+        <w:t>│       │   │   │   ├── EventSelector.tsx</w:t>
+        <w:br/>
+        <w:t>│       │   │   │   ├── Header.tsx</w:t>
+        <w:br/>
+        <w:t>│       │   │   │   ├── PageHeader.tsx</w:t>
+        <w:br/>
+        <w:t>│       │   │   │   ├── PageWrapper.tsx</w:t>
+        <w:br/>
+        <w:t>│       │   │   │   ├── Sidebar.tsx</w:t>
+        <w:br/>
+        <w:t>│       │   │   │   └── ThemeControls.tsx</w:t>
+        <w:br/>
+        <w:t>│       │   │   ├── modals</w:t>
+        <w:br/>
+        <w:t>│       │   │   │   └── GlobalModal.tsx</w:t>
+        <w:br/>
+        <w:t>│       │   │   ├── notifications</w:t>
+        <w:br/>
+        <w:t>│       │   │   │   ├── CampaignTable.tsx</w:t>
+        <w:br/>
+        <w:t>│       │   │   │   └── TemplateEditor.tsx</w:t>
+        <w:br/>
+        <w:t>│       │   │   ├── rbac</w:t>
+        <w:br/>
+        <w:t>│       │   │   │   ├── CreateUserDialog.tsx</w:t>
+        <w:br/>
+        <w:t>│       │   │   │   ├── ManageNodeDialog.tsx</w:t>
+        <w:br/>
+        <w:t>│       │   │   │   └── UserManagement.tsx</w:t>
+        <w:br/>
+        <w:t>│       │   │   ├── ready-room</w:t>
+        <w:br/>
+        <w:t>│       │   │   │   ├── CheckInPanel.tsx</w:t>
+        <w:br/>
+        <w:t>│       │   │   │   └── StationGrid.tsx</w:t>
+        <w:br/>
+        <w:t>│       │   │   ├── registration</w:t>
+        <w:br/>
+        <w:t>│       │   │   │   └── settings</w:t>
+        <w:br/>
+        <w:t>│       │   │   │       ├── AccessTab.tsx</w:t>
+        <w:br/>
+        <w:t>│       │   │   │       ├── PortalTab.tsx</w:t>
+        <w:br/>
+        <w:t>│       │   │   │       ├── PricingTab.tsx</w:t>
+        <w:br/>
+        <w:t>│       │   │   │       └── RolesTab.tsx</w:t>
+        <w:br/>
+        <w:t>│       │   │   ├── rooms</w:t>
+        <w:br/>
+        <w:t>│       │   │   │   └── CreateRoomDialog.tsx</w:t>
+        <w:br/>
+        <w:t>│       │   │   ├── sessions</w:t>
+        <w:br/>
+        <w:t>│       │   │   │   ├── CalendarView.tsx</w:t>
+        <w:br/>
+        <w:t>│       │   │   │   ├── CreateSessionDialog.tsx</w:t>
+        <w:br/>
+        <w:t>│       │   │   │   ├── DatePicker.tsx</w:t>
+        <w:br/>
+        <w:t>│       │   │   │   ├── ScheduleGrid.tsx</w:t>
+        <w:br/>
+        <w:t>│       │   │   │   ├── SessionDetailDialog.tsx</w:t>
+        <w:br/>
+        <w:t>│       │   │   │   ├── SessionForm.tsx</w:t>
+        <w:br/>
+        <w:t>│       │   │   │   ├── SessionTable.tsx</w:t>
+        <w:br/>
+        <w:t>│       │   │   │   └── TimelineView.tsx</w:t>
+        <w:br/>
+        <w:t>│       │   │   ├── speakers</w:t>
+        <w:br/>
+        <w:t>│       │   │   │   ├── EmailCampaignDialog.tsx</w:t>
+        <w:br/>
+        <w:t>│       │   │   │   ├── InviteModal.tsx</w:t>
+        <w:br/>
+        <w:t>│       │   │   │   ├── MoveTalkDialog.tsx</w:t>
+        <w:br/>
+        <w:t>│       │   │   │   ├── RegisterSpeakerDialog.tsx</w:t>
+        <w:br/>
+        <w:t>│       │   │   │   ├── SpeakerDrawer.tsx</w:t>
+        <w:br/>
+        <w:t>│       │   │   │   ├── SpeakerTable.tsx</w:t>
+        <w:br/>
+        <w:t>│       │   │   │   └── StatusBadge.tsx</w:t>
+        <w:br/>
+        <w:t>│       │   │   ├── ui</w:t>
+        <w:br/>
+        <w:t>│       │   │   │   ├── avatar.tsx</w:t>
+        <w:br/>
+        <w:t>│       │   │   │   ├── badge.tsx</w:t>
+        <w:br/>
+        <w:t>│       │   │   │   ├── button.tsx</w:t>
+        <w:br/>
+        <w:t>│       │   │   │   ├── card.tsx</w:t>
+        <w:br/>
+        <w:t>│       │   │   │   ├── dialog.tsx</w:t>
+        <w:br/>
+        <w:t>│       │   │   │   ├── dropdown-menu.tsx</w:t>
+        <w:br/>
+        <w:t>│       │   │   │   ├── input.tsx</w:t>
+        <w:br/>
+        <w:t>│       │   │   │   ├── label.tsx</w:t>
+        <w:br/>
+        <w:t>│       │   │   │   ├── portal.tsx</w:t>
+        <w:br/>
+        <w:t>│       │   │   │   ├── README.md</w:t>
+        <w:br/>
+        <w:t>│       │   │   │   ├── scroll-area.tsx</w:t>
+        <w:br/>
+        <w:t>│       │   │   │   ├── select.tsx</w:t>
+        <w:br/>
+        <w:t>│       │   │   │   ├── skeleton.tsx</w:t>
+        <w:br/>
+        <w:t>│       │   │   │   ├── switch.tsx</w:t>
+        <w:br/>
+        <w:t>│       │   │   │   ├── tabs.tsx</w:t>
+        <w:br/>
+        <w:t>│       │   │   │   ├── textarea.tsx</w:t>
+        <w:br/>
+        <w:t>│       │   │   │   └── Tooltip.tsx</w:t>
+        <w:br/>
+        <w:t>│       │   │   ├── CreateEventDialog.tsx</w:t>
+        <w:br/>
+        <w:t>│       │   │   ├── providers.tsx</w:t>
+        <w:br/>
+        <w:t>│       │   │   └── ThemeSwitcher.tsx</w:t>
+        <w:br/>
+        <w:t>│       │   ├── hooks</w:t>
+        <w:br/>
+        <w:t>│       │   │   ├── use-socket.ts</w:t>
+        <w:br/>
+        <w:t>│       │   │   ├── useAuth.ts</w:t>
+        <w:br/>
+        <w:t>│       │   │   ├── useEmails.ts</w:t>
+        <w:br/>
+        <w:t>│       │   │   ├── useEventData.ts</w:t>
+        <w:br/>
+        <w:t>│       │   │   ├── useEvents.ts</w:t>
+        <w:br/>
+        <w:t>│       │   │   ├── useFiles.ts</w:t>
+        <w:br/>
+        <w:t>│       │   │   ├── usePermissions.ts</w:t>
+        <w:br/>
+        <w:t>│       │   │   ├── usePosters.ts</w:t>
+        <w:br/>
+        <w:t>│       │   │   ├── useRooms.ts</w:t>
+        <w:br/>
+        <w:t>│       │   │   ├── useSessions.ts</w:t>
+        <w:br/>
+        <w:t>│       │   │   ├── useSpeakers.ts</w:t>
+        <w:br/>
+        <w:t>│       │   │   ├── useTheme.ts</w:t>
+        <w:br/>
+        <w:t>│       │   │   ├── useToast.ts</w:t>
+        <w:br/>
+        <w:t>│       │   │   └── useWebSocket.ts</w:t>
+        <w:br/>
+        <w:t>│       │   ├── lib</w:t>
+        <w:br/>
+        <w:t>│       │   │   ├── api-client.ts</w:t>
+        <w:br/>
+        <w:t>│       │   │   ├── auth.ts</w:t>
+        <w:br/>
+        <w:t>│       │   │   ├── constants.ts</w:t>
+        <w:br/>
+        <w:t>│       │   │   ├── country-states.ts</w:t>
+        <w:br/>
+        <w:t>│       │   │   ├── permissions.ts</w:t>
+        <w:br/>
+        <w:t>│       │   │   ├── socket.ts</w:t>
+        <w:br/>
+        <w:t>│       │   │   └── utils.ts</w:t>
+        <w:br/>
+        <w:t>│       │   ├── public</w:t>
+        <w:br/>
+        <w:t>│       │   │   └── samples</w:t>
+        <w:br/>
+        <w:t>│       │   │       └── sample_agenda.xlsx</w:t>
+        <w:br/>
+        <w:t>│       │   ├── services</w:t>
+        <w:br/>
+        <w:t>│       │   │   ├── auth-service.ts</w:t>
+        <w:br/>
+        <w:t>│       │   │   ├── email-service.ts</w:t>
+        <w:br/>
+        <w:t>│       │   │   └── event-service.ts</w:t>
+        <w:br/>
+        <w:t>│       │   ├── src</w:t>
+        <w:br/>
+        <w:t>│       │   │   └── styles</w:t>
+        <w:br/>
+        <w:t>│       │   │       ├── global.css</w:t>
+        <w:br/>
+        <w:t>│       │   │       └── themes.css</w:t>
+        <w:br/>
+        <w:t>│       │   ├── store</w:t>
+        <w:br/>
+        <w:t>│       │   │   ├── use-auth-store.ts</w:t>
+        <w:br/>
+        <w:t>│       │   │   ├── useEventStore.ts</w:t>
+        <w:br/>
+        <w:t>│       │   │   ├── useFloatingToolbarStore.ts</w:t>
+        <w:br/>
+        <w:t>│       │   │   ├── useModalStore.ts</w:t>
+        <w:br/>
+        <w:t>│       │   │   ├── useNotificationStore.ts</w:t>
+        <w:br/>
+        <w:t>│       │   │   └── useUIStore.ts</w:t>
+        <w:br/>
+        <w:t>│       │   ├── types</w:t>
+        <w:br/>
+        <w:t>│       │   │   ├── api.ts</w:t>
+        <w:br/>
+        <w:t>│       │   │   ├── backend.ts</w:t>
+        <w:br/>
+        <w:t>│       │   │   └── models.ts</w:t>
+        <w:br/>
+        <w:t>│       │   ├── next-env.d.ts</w:t>
+        <w:br/>
+        <w:t>│       │   ├── next.config.mjs</w:t>
+        <w:br/>
+        <w:t>│       │   ├── package.json</w:t>
+        <w:br/>
+        <w:t>│       │   ├── postcss.config.mjs</w:t>
+        <w:br/>
+        <w:t>│       │   ├── tailwind.config.ts</w:t>
+        <w:br/>
+        <w:t>│       │   ├── tsconfig.json</w:t>
+        <w:br/>
+        <w:t>│       │   └── tsconfig.tsbuildinfo</w:t>
+        <w:br/>
+        <w:t>│       ├── room-presentation</w:t>
+        <w:br/>
+        <w:t>│       │   ├── electron</w:t>
+        <w:br/>
+        <w:t>│       │   │   ├── file-loader.ts</w:t>
+        <w:br/>
+        <w:t>│       │   │   ├── main.js</w:t>
+        <w:br/>
+        <w:t>│       │   │   ├── main.ts</w:t>
+        <w:br/>
+        <w:t>│       │   │   ├── preload.ts</w:t>
+        <w:br/>
+        <w:t>│       │   │   └── screen-manager.ts</w:t>
+        <w:br/>
+        <w:t>│       │   ├── src</w:t>
+        <w:br/>
+        <w:t>│       │   │   ├── components</w:t>
+        <w:br/>
+        <w:t>│       │   │   │   └── README.md</w:t>
+        <w:br/>
+        <w:t>│       │   │   ├── pages</w:t>
+        <w:br/>
+        <w:t>│       │   │   │   ├── PlaybackView.tsx</w:t>
+        <w:br/>
+        <w:t>│       │   │   │   ├── PresenterView.tsx</w:t>
+        <w:br/>
+        <w:t>│       │   │   │   └── QueuePanel.tsx</w:t>
+        <w:br/>
+        <w:t>│       │   │   ├── App.tsx</w:t>
+        <w:br/>
+        <w:t>│       │   │   └── main.tsx</w:t>
+        <w:br/>
+        <w:t>│       │   ├── electron-builder.yml</w:t>
+        <w:br/>
+        <w:t>│       │   ├── index.html</w:t>
+        <w:br/>
+        <w:t>│       │   ├── package.json</w:t>
+        <w:br/>
+        <w:t>│       │   ├── postcss.config.js</w:t>
+        <w:br/>
+        <w:t>│       │   └── tailwind.config.js</w:t>
+        <w:br/>
+        <w:t>│       ├── signage-app</w:t>
+        <w:br/>
+        <w:t>│       │   ├── electron</w:t>
+        <w:br/>
+        <w:t>│       │   │   └── README.md</w:t>
+        <w:br/>
+        <w:t>│       │   ├── public</w:t>
+        <w:br/>
+        <w:t>│       │   │   └── README.md</w:t>
+        <w:br/>
+        <w:t>│       │   ├── src</w:t>
+        <w:br/>
+        <w:t>│       │   │   └── README.md</w:t>
+        <w:br/>
+        <w:t>│       │   └── package.json</w:t>
+        <w:br/>
+        <w:t>│       ├── station-app</w:t>
+        <w:br/>
+        <w:t>│       │   ├── electron</w:t>
+        <w:br/>
+        <w:t>│       │   │   ├── local-db.ts</w:t>
+        <w:br/>
+        <w:t>│       │   │   ├── main.ts</w:t>
+        <w:br/>
+        <w:t>│       │   │   └── preload.ts</w:t>
+        <w:br/>
+        <w:t>│       │   ├── public</w:t>
+        <w:br/>
+        <w:t>│       │   │   └── README.md</w:t>
+        <w:br/>
+        <w:t>│       │   ├── src</w:t>
+        <w:br/>
+        <w:t>│       │   │   ├── components</w:t>
+        <w:br/>
+        <w:t>│       │   │   │   └── README.md</w:t>
+        <w:br/>
+        <w:t>│       │   │   ├── lib</w:t>
+        <w:br/>
+        <w:t>│       │   │   │   └── README.md</w:t>
+        <w:br/>
+        <w:t>│       │   │   ├── pages</w:t>
+        <w:br/>
+        <w:t>│       │   │   │   ├── LoginPage.tsx</w:t>
+        <w:br/>
+        <w:t>│       │   │   │   ├── PreviewPage.tsx</w:t>
+        <w:br/>
+        <w:t>│       │   │   │   └── UploadPage.tsx</w:t>
+        <w:br/>
+        <w:t>│       │   │   └── App.tsx</w:t>
+        <w:br/>
+        <w:t>│       │   ├── electron-builder.yml</w:t>
+        <w:br/>
+        <w:t>│       │   └── package.json</w:t>
+        <w:br/>
+        <w:t>│       └── technician-dashboard</w:t>
+        <w:br/>
+        <w:t>│           ├── electron</w:t>
+        <w:br/>
+        <w:t>│           │   └── README.md</w:t>
+        <w:br/>
+        <w:t>│           ├── public</w:t>
+        <w:br/>
+        <w:t>│           │   └── README.md</w:t>
+        <w:br/>
+        <w:t>│           ├── src</w:t>
+        <w:br/>
+        <w:t>│           │   ├── App.tsx</w:t>
+        <w:br/>
+        <w:t>│           │   ├── index.css</w:t>
+        <w:br/>
+        <w:t>│           │   ├── main.tsx</w:t>
+        <w:br/>
+        <w:t>│           │   └── README.md</w:t>
+        <w:br/>
+        <w:t>│           ├── index.html</w:t>
+        <w:br/>
+        <w:t>│           ├── package.json</w:t>
+        <w:br/>
+        <w:t>│           ├── postcss.config.js</w:t>
+        <w:br/>
+        <w:t>│           └── tailwind.config.js</w:t>
+        <w:br/>
+        <w:t>├── excel_templates</w:t>
+        <w:br/>
+        <w:t>│   ├── conference_agenda_template.xlsx</w:t>
+        <w:br/>
+        <w:t>│   ├── generate_speaker_excel.py</w:t>
+        <w:br/>
+        <w:t>│   ├── generated_speaker_agenda.xlsx</w:t>
+        <w:br/>
+        <w:t>│   ├── registration_roster_500_corrected.xlsx</w:t>
+        <w:br/>
+        <w:t>│   ├── registration_roster_template.xlsx</w:t>
+        <w:br/>
+        <w:t>│   └── sample_reg.py</w:t>
+        <w:br/>
+        <w:t>├── governance</w:t>
+        <w:br/>
+        <w:t>│   ├── adr</w:t>
+        <w:br/>
+        <w:t>│   │   └── README.md</w:t>
+        <w:br/>
+        <w:t>│   ├── phase0</w:t>
+        <w:br/>
+        <w:t>│   │   └── BLOCKING_REGISTER.md</w:t>
+        <w:br/>
+        <w:t>│   ├── phase1</w:t>
+        <w:br/>
+        <w:t>│   │   ├── MIXED_SCOPE_REGISTER.md</w:t>
+        <w:br/>
+        <w:t>│   │   ├── TENANT_RLS_CANARY.md</w:t>
+        <w:br/>
+        <w:t>│   │   └── TENANT_RUNTIME_BOUNDARIES.md</w:t>
+        <w:br/>
+        <w:t>│   ├── architecture-invariants.yaml</w:t>
+        <w:br/>
+        <w:t>│   └── ARCHITECTURE_BASELINE_V1.md</w:t>
+        <w:br/>
+        <w:t>├── infrastructure</w:t>
+        <w:br/>
+        <w:t>│   ├── docker</w:t>
+        <w:br/>
+        <w:t>│   │   ├── backend.Dockerfile</w:t>
+        <w:br/>
+        <w:t>│   │   ├── venue-server.Dockerfile</w:t>
+        <w:br/>
+        <w:t>│   │   └── workers.Dockerfile</w:t>
+        <w:br/>
+        <w:t>│   ├── nginx</w:t>
+        <w:br/>
+        <w:t>│   │   ├── conf.d</w:t>
+        <w:br/>
+        <w:t>│   │   │   ├── cloud.conf</w:t>
+        <w:br/>
+        <w:t>│   │   │   └── venue.conf</w:t>
+        <w:br/>
+        <w:t>│   │   └── nginx.conf</w:t>
+        <w:br/>
+        <w:t>│   └── venue</w:t>
+        <w:br/>
+        <w:t>│       ├── postgres</w:t>
+        <w:br/>
+        <w:t>│       │   └── init.sql</w:t>
+        <w:br/>
+        <w:t>│       └── setup.sh</w:t>
+        <w:br/>
+        <w:t>├── packages</w:t>
+        <w:br/>
+        <w:t>│   ├── types</w:t>
+        <w:br/>
+        <w:t>│   │   ├── api.ts</w:t>
+        <w:br/>
+        <w:t>│   │   └── models.ts</w:t>
+        <w:br/>
+        <w:t>│   ├── ui</w:t>
+        <w:br/>
+        <w:t>│   │   ├── Button.tsx</w:t>
+        <w:br/>
+        <w:t>│   │   └── Card.tsx</w:t>
+        <w:br/>
+        <w:t>│   └── utils</w:t>
+        <w:br/>
+        <w:t>│       └── platform-detector.ts</w:t>
+        <w:br/>
+        <w:t>├── public</w:t>
+        <w:br/>
+        <w:t>│   ├── header</w:t>
+        <w:br/>
+        <w:t>│   │   ├── 1.jpg</w:t>
+        <w:br/>
+        <w:t>│   │   ├── 2.jpg</w:t>
+        <w:br/>
+        <w:t>│   │   └── 3.jpg</w:t>
+        <w:br/>
+        <w:t>│   ├── logo</w:t>
+        <w:br/>
+        <w:t>│   │   └── 1.png</w:t>
+        <w:br/>
+        <w:t>│   ├── logo-icon.png</w:t>
+        <w:br/>
+        <w:t>│   └── logo.png</w:t>
+        <w:br/>
+        <w:t>├── services</w:t>
+        <w:br/>
+        <w:t>│   ├── backend</w:t>
+        <w:br/>
+        <w:t>│   │   ├── alembic</w:t>
+        <w:br/>
+        <w:t>│   │   │   ├── versions</w:t>
+        <w:br/>
+        <w:t>│   │   │   │   ├── 20260610_0536_1b39bb2f0e3d_enterprise_schema_v2.py</w:t>
+        <w:br/>
+        <w:t>│   │   │   │   ├── 20260610_2006_b88a342bad97_security_updates.py</w:t>
+        <w:br/>
+        <w:t>│   │   │   │   ├── 20260610_2020_4018c218c647_audit_tamper_detection.py</w:t>
+        <w:br/>
+        <w:t>│   │   │   │   ├── 20260610_2037_b21d79dfbdcf_add_org_override_to_rate_limits.py</w:t>
+        <w:br/>
+        <w:t>│   │   │   │   ├── 20260612_2019_511d300bd1ba_add_override_metadata_to_feature_.py</w:t>
+        <w:br/>
+        <w:t>│   │   │   │   ├── 20260613_0201_922d300bd1ba_subscription_plans_v2.py</w:t>
+        <w:br/>
+        <w:t>│   │   │   │   ├── 20260614_1642_99f14dfd43d1_add_subscription_transactions.py</w:t>
+        <w:br/>
+        <w:t>│   │   │   │   ├── 20260615_0000_organize_impersonation_fks.py</w:t>
+        <w:br/>
+        <w:t>│   │   │   │   ├── 20260617_0001_phase0_audit_row_hash_and_columns.py</w:t>
+        <w:br/>
+        <w:t>│   │   │   │   ├── 20260617_0002_phase0_audit_worker_logs_actor.py</w:t>
+        <w:br/>
+        <w:t>│   │   │   │   ├── 20260617_0003_phase0_encrypt_sensitive_columns.py</w:t>
+        <w:br/>
+        <w:t>│   │   │   │   ├── 20260617_0004_phase0_ticket_types_uuid_pk.py</w:t>
+        <w:br/>
+        <w:t>│   │   │   │   ├── 20260617_0005_phase0_billing_currency_addon_features.py</w:t>
+        <w:br/>
+        <w:t>│   │   │   │   ├── 20260621_0001_phase1_event_activations.py</w:t>
+        <w:br/>
+        <w:t>│   │   │   │   ├── 20260621_0002_phase1_addon_invoice_scope.py</w:t>
+        <w:br/>
+        <w:t>│   │   │   │   ├── 20260621_0003_phase1_deprecate_org_columns.py</w:t>
+        <w:br/>
+        <w:t>│   │   │   │   ├── 20260621_0832_3c58d14ac972_add_erp_enterprise_departments_teams_.py</w:t>
+        <w:br/>
+        <w:t>│   │   │   │   ├── 20260621_0936_8d02510082ce_add_platform_workflows.py</w:t>
+        <w:br/>
+        <w:t>│   │   │   │   ├── 20260621_1335_be7d39c4425f_add_platform_notifications.py</w:t>
+        <w:br/>
+        <w:t>│   │   │   │   ├── 20260621_1422_73e680f44263_add_platform_audit_activity_compliance.py</w:t>
+        <w:br/>
+        <w:t>│   │   │   │   ├── 20260621_1829_cf4fac6c672a_add_commercial_inventory_pricing_.py</w:t>
+        <w:br/>
+        <w:t>│   │   │   │   ├── 20260621_1840_1a26d965eae8_add_phase_6_builder_and_blueprints.py</w:t>
+        <w:br/>
+        <w:t>│   │   │   │   ├── 20260622_0506_5f930bb2dbae_add_ops_and_tech_services.py</w:t>
+        <w:br/>
+        <w:t>│   │   │   │   ├── 20260622_0542_1bc13e4b24f2_rearchitect_ops_and_services.py</w:t>
+        <w:br/>
+        <w:t>│   │   │   │   ├── 20260623_0001_superadmin_phase1_foundation.py</w:t>
+        <w:br/>
+        <w:t>│   │   │   │   ├── 20260628_1545_a997947de4ef_realign_hardware_catalog.py</w:t>
+        <w:br/>
+        <w:t>│   │   │   │   ├── 20260628_1725_86af6b6460d0_cleanup_obsolete_schemas.py</w:t>
+        <w:br/>
+        <w:t>│   │   │   │   ├── 20260629_0235_merge_staff_rates_into_roles.py</w:t>
+        <w:br/>
+        <w:t>│   │   │   │   ├── 20260629_1150_create_separate_template_tables.py</w:t>
+        <w:br/>
+        <w:t>│   │   │   │   ├── 20260629_1156_add_single_station_kiosk_cols.py</w:t>
+        <w:br/>
+        <w:t>│   │   │   │   ├── 20260629_1200_add_soft_delete_columns.py</w:t>
+        <w:br/>
+        <w:t>│   │   │   │   ├── 20260630_1200_add_wizard_params_to_pricing_simulations.py</w:t>
+        <w:br/>
+        <w:t>│   │   │   │   ├── 20260701_1000_add_template_image_and_podiums.py</w:t>
+        <w:br/>
+        <w:t>│   │   │   │   ├── 20260701_1300_add_template_commercial_fields.py</w:t>
+        <w:br/>
+        <w:t>│   │   │   │   ├── 20260701_1430_backfill_template_purchase_details.py</w:t>
+        <w:br/>
+        <w:t>│   │   │   │   ├── 20260702_0001_manual_addon_catalog.py</w:t>
+        <w:br/>
+        <w:t>│   │   │   │   ├── 20260702_0002_remove_mobile_and_venue_entitlements.py</w:t>
+        <w:br/>
+        <w:t>│   │   │   │   ├── 20260702_0003_plan_email_price_addon_targets.py</w:t>
+        <w:br/>
+        <w:t>│   │   │   │   ├── 20260702_0004_remove_feature_display_value_columns.py</w:t>
+        <w:br/>
+        <w:t>│   │   │   │   ├── 20260702_0005_remove_feature_plan_and_addon_flags.py</w:t>
+        <w:br/>
+        <w:t>│   │   │   │   ├── 20260705_0001_restore_website_templates_and_marketplace.py</w:t>
+        <w:br/>
+        <w:t>│   │   │   │   ├── 20260707_1820_c40102cff48c_add_event_details_columns.py</w:t>
+        <w:br/>
+        <w:t>│   │   │   │   ├── 20260707_1902_43d8d97583e5_add_map_link_and_venue_images.py</w:t>
+        <w:br/>
+        <w:t>│   │   │   │   ├── 20260709_2100_allow_multiple_org_subscriptions.py</w:t>
+        <w:br/>
+        <w:t>│   │   │   │   ├── 20260709_2300_enterprise_subscription_enforcement_v4.py</w:t>
+        <w:br/>
+        <w:t>│   │   │   │   ├── 20260710_0100_phase0_security_baseline.py</w:t>
+        <w:br/>
+        <w:t>│   │   │   │   ├── 20260710_0200_phase1_tenant_rls_canary.py</w:t>
+        <w:br/>
+        <w:t>│   │   │   │   ├── 20260710_0300_phase1_event_derived_rls.py</w:t>
+        <w:br/>
+        <w:t>│   │   │   │   ├── 20260710_0400_phase1_mixed_scope_rls.py</w:t>
+        <w:br/>
+        <w:t>│   │   │   │   ├── 20260710_0500_outsourced_venue_endpoints.py</w:t>
+        <w:br/>
+        <w:t>│   │   │   │   ├── 20260710_0510_printer_rls_index.py</w:t>
+        <w:br/>
+        <w:t>│   │   │   │   ├── 20260710_0520_require_printer_scope.py</w:t>
+        <w:br/>
+        <w:t>│   │   │   │   ├── 20260711_0530_search_tenant_rls.py</w:t>
+        <w:br/>
+        <w:t>│   │   │   │   ├── 20260711_0540_venue_device_key_lifecycle.py</w:t>
+        <w:br/>
+        <w:t>│   │   │   │   └── 20260711_0550_durable_tenant_exports.py</w:t>
+        <w:br/>
+        <w:t>│   │   │   ├── env.py</w:t>
+        <w:br/>
+        <w:t>│   │   │   ├── README</w:t>
+        <w:br/>
+        <w:t>│   │   │   └── script.py.mako</w:t>
+        <w:br/>
+        <w:t>│   │   ├── app</w:t>
+        <w:br/>
+        <w:t>│   │   │   ├── core</w:t>
+        <w:br/>
+        <w:t>│   │   │   │   ├── dependencies</w:t>
+        <w:br/>
+        <w:t>│   │   │   │   │   └── feature_gate.py</w:t>
+        <w:br/>
+        <w:t>│   │   │   │   ├── providers</w:t>
+        <w:br/>
+        <w:t>│   │   │   │   │   ├── __init__.py</w:t>
+        <w:br/>
+        <w:t>│   │   │   │   │   ├── base.py</w:t>
+        <w:br/>
+        <w:t>│   │   │   │   │   ├── email.py</w:t>
+        <w:br/>
+        <w:t>│   │   │   │   │   ├── push.py</w:t>
+        <w:br/>
+        <w:t>│   │   │   │   │   ├── sms.py</w:t>
+        <w:br/>
+        <w:t>│   │   │   │   │   └── whatsapp.py</w:t>
+        <w:br/>
+        <w:t>│   │   │   │   ├── cache_keys.py</w:t>
+        <w:br/>
+        <w:t>│   │   │   │   ├── database_security.py</w:t>
+        <w:br/>
+        <w:t>│   │   │   │   ├── encryption.py</w:t>
+        <w:br/>
+        <w:t>│   │   │   │   ├── storage_security.py</w:t>
+        <w:br/>
+        <w:t>│   │   │   │   ├── tenancy_registry.py</w:t>
+        <w:br/>
+        <w:t>│   │   │   │   └── tenant_context.py</w:t>
+        <w:br/>
+        <w:t>│   │   │   ├── middleware</w:t>
+        <w:br/>
+        <w:t>│   │   │   │   ├── __init__.py</w:t>
+        <w:br/>
+        <w:t>│   │   │   │   ├── application_guard.py</w:t>
+        <w:br/>
+        <w:t>│   │   │   │   ├── audit_log.py</w:t>
+        <w:br/>
+        <w:t>│   │   │   │   ├── audit_middleware.py</w:t>
+        <w:br/>
+        <w:t>│   │   │   │   ├── auth_middleware.py</w:t>
+        <w:br/>
+        <w:t>│   │   │   │   ├── ip_allowlist.py</w:t>
+        <w:br/>
+        <w:t>│   │   │   │   ├── plan_guard.py</w:t>
+        <w:br/>
+        <w:t>│   │   │   │   ├── rate_limit.py</w:t>
+        <w:br/>
+        <w:t>│   │   │   │   ├── rate_limiter.py</w:t>
+        <w:br/>
+        <w:t>│   │   │   │   ├── rbac_middleware.py</w:t>
+        <w:br/>
+        <w:t>│   │   │   │   ├── request_logging.py</w:t>
+        <w:br/>
+        <w:t>│   │   │   │   ├── security_middleware.py</w:t>
+        <w:br/>
+        <w:t>│   │   │   │   └── tenant_context.py</w:t>
+        <w:br/>
+        <w:t>│   │   │   ├── models</w:t>
+        <w:br/>
+        <w:t>│   │   │   │   └── __init__.py</w:t>
+        <w:br/>
+        <w:t>│   │   │   ├── modules</w:t>
+        <w:br/>
+        <w:t>│   │   │   │   ├── ai</w:t>
+        <w:br/>
+        <w:t>│   │   │   │   │   ├── models</w:t>
+        <w:br/>
+        <w:t>│   │   │   │   │   │   └── ai.py</w:t>
+        <w:br/>
+        <w:t>│   │   │   │   │   ├── routers</w:t>
+        <w:br/>
+        <w:t>│   │   │   │   │   │   └── ai.py</w:t>
+        <w:br/>
+        <w:t>│   │   │   │   │   ├── schemas</w:t>
+        <w:br/>
+        <w:t>│   │   │   │   │   │   └── ai_schemas.py</w:t>
+        <w:br/>
+        <w:t>│   │   │   │   │   └── services</w:t>
+        <w:br/>
+        <w:t>│   │   │   │   │       └── ai_service.py</w:t>
+        <w:br/>
+        <w:t>│   │   │   │   ├── analytics</w:t>
+        <w:br/>
+        <w:t>│   │   │   │   │   ├── models</w:t>
+        <w:br/>
+        <w:t>│   │   │   │   │   │   ├── __init__.py</w:t>
+        <w:br/>
+        <w:t>│   │   │   │   │   │   ├── analytics_domain_tables.py</w:t>
+        <w:br/>
+        <w:t>│   │   │   │   │   │   ├── attendance_log.py</w:t>
+        <w:br/>
+        <w:t>│   │   │   │   │   │   └── usage.py</w:t>
+        <w:br/>
+        <w:t>│   │   │   │   │   ├── routers</w:t>
+        <w:br/>
+        <w:t>│   │   │   │   │   │   ├── __init__.py</w:t>
+        <w:br/>
+        <w:t>│   │   │   │   │   │   ├── analytics.py</w:t>
+        <w:br/>
+        <w:t>│   │   │   │   │   │   └── dashboard.py</w:t>
+        <w:br/>
+        <w:t>│   │   │   │   │   ├── schemas</w:t>
+        <w:br/>
+        <w:t>│   │   │   │   │   │   ├── __init__.py</w:t>
+        <w:br/>
+        <w:t>│   │   │   │   │   │   └── analytics.py</w:t>
+        <w:br/>
+        <w:t>│   │   │   │   │   ├── services</w:t>
+        <w:br/>
+        <w:t>│   │   │   │   │   │   ├── __init__.py</w:t>
+        <w:br/>
+        <w:t>│   │   │   │   │   │   └── analytics_service.py</w:t>
+        <w:br/>
+        <w:t>│   │   │   │   │   ├── tasks</w:t>
+        <w:br/>
+        <w:t>│   │   │   │   │   │   └── __init__.py</w:t>
+        <w:br/>
+        <w:t>│   │   │   │   │   └── __init__.py</w:t>
+        <w:br/>
+        <w:t>│   │   │   │   ├── applications</w:t>
+        <w:br/>
+        <w:t>│   │   │   │   │   ├── models</w:t>
+        <w:br/>
+        <w:t>│   │   │   │   │   │   ├── __init__.py</w:t>
+        <w:br/>
+        <w:t>│   │   │   │   │   │   ├── app_registry.py</w:t>
+        <w:br/>
+        <w:t>│   │   │   │   │   │   └── applications_domain_tables.py</w:t>
+        <w:br/>
+        <w:t>│   │   │   │   │   └── __init__.py</w:t>
+        <w:br/>
+        <w:t>│   │   │   │   ├── audit</w:t>
+        <w:br/>
+        <w:t>│   │   │   │   │   ├── models</w:t>
+        <w:br/>
+        <w:t>│   │   │   │   │   │   ├── __init__.py</w:t>
+        <w:br/>
+        <w:t>│   │   │   │   │   │   ├── api_request_log.py</w:t>
+        <w:br/>
+        <w:t>│   │   │   │   │   │   ├── audit_domain_tables.py</w:t>
+        <w:br/>
+        <w:t>│   │   │   │   │   │   ├── audit_extensions.py</w:t>
+        <w:br/>
+        <w:t>│   │   │   │   │   │   └── audit_log.py</w:t>
+        <w:br/>
+        <w:t>│   │   │   │   │   ├── routers</w:t>
+        <w:br/>
+        <w:t>│   │   │   │   │   │   ├── __init__.py</w:t>
+        <w:br/>
+        <w:t>│   │   │   │   │   │   └── audit.py</w:t>
+        <w:br/>
+        <w:t>│   │   │   │   │   ├── services</w:t>
+        <w:br/>
+        <w:t>│   │   │   │   │   │   ├── __init__.py</w:t>
+        <w:br/>
+        <w:t>│   │   │   │   │   │   └── audit_service.py</w:t>
+        <w:br/>
+        <w:t>│   │   │   │   │   └── __init__.py</w:t>
+        <w:br/>
+        <w:t>│   │   │   │   ├── auth</w:t>
+        <w:br/>
+        <w:t>│   │   │   │   │   ├── models</w:t>
+        <w:br/>
+        <w:t>│   │   │   │   │   │   └── __init__.py</w:t>
+        <w:br/>
+        <w:t>│   │   │   │   │   ├── routers</w:t>
+        <w:br/>
+        <w:t>│   │   │   │   │   ├── schemas</w:t>
+        <w:br/>
+        <w:t>│   │   │   │   │   ├── services</w:t>
+        <w:br/>
+        <w:t>│   │   │   │   │   ├── tasks</w:t>
+        <w:br/>
+        <w:t>│   │   │   │   │   └── __init__.py</w:t>
+        <w:br/>
+        <w:t>│   │   │   │   ├── billing</w:t>
+        <w:br/>
+        <w:t>│   │   │   │   │   ├── models</w:t>
+        <w:br/>
+        <w:t>│   │   │   │   │   │   ├── __init__.py</w:t>
+        <w:br/>
+        <w:t>│   │   │   │   │   │   ├── billing_domain_tables.py</w:t>
+        <w:br/>
+        <w:t>│   │   │   │   │   │   ├── credit_notes.py</w:t>
+        <w:br/>
+        <w:t>│   │   │   │   │   │   ├── event_activation.py</w:t>
+        <w:br/>
+        <w:t>│   │   │   │   │   │   ├── financial_audit_trail.py</w:t>
+        <w:br/>
+        <w:t>│   │   │   │   │   │   ├── licensing.py</w:t>
+        <w:br/>
+        <w:t>│   │   │   │   │   │   ├── org_credits.py</w:t>
+        <w:br/>
+        <w:t>│   │   │   │   │   │   ├── payment_gateway.py</w:t>
+        <w:br/>
+        <w:t>│   │   │   │   │   │   ├── subscription.py</w:t>
+        <w:br/>
+        <w:t>│   │   │   │   │   │   └── subscription_analytics.py</w:t>
+        <w:br/>
+        <w:t>│   │   │   │   │   ├── routers</w:t>
+        <w:br/>
+        <w:t>│   │   │   │   │   │   ├── activations.py</w:t>
+        <w:br/>
+        <w:t>│   │   │   │   │   │   └── billing.py</w:t>
+        <w:br/>
+        <w:t>│   │   │   │   │   ├── schemas</w:t>
+        <w:br/>
+        <w:t>│   │   │   │   │   │   ├── commercial.py</w:t>
+        <w:br/>
+        <w:t>│   │   │   │   │   │   └── event_activation.py</w:t>
+        <w:br/>
+        <w:t>│   │   │   │   │   ├── services</w:t>
+        <w:br/>
+        <w:t>│   │   │   │   │   │   ├── activation_service.py</w:t>
+        <w:br/>
+        <w:t>│   │   │   │   │   │   ├── entitlement_resolver.py</w:t>
+        <w:br/>
+        <w:t>│   │   │   │   │   │   ├── limit_guard.py</w:t>
+        <w:br/>
+        <w:t>│   │   │   │   │   │   └── usage_service.py</w:t>
+        <w:br/>
+        <w:t>│   │   │   │   │   └── __init__.py</w:t>
+        <w:br/>
+        <w:t>│   │   │   │   ├── blueprints</w:t>
+        <w:br/>
+        <w:t>│   │   │   │   │   ├── models.py</w:t>
+        <w:br/>
+        <w:t>│   │   │   │   │   ├── router.py</w:t>
+        <w:br/>
+        <w:t>│   │   │   │   │   ├── schemas.py</w:t>
+        <w:br/>
+        <w:t>│   │   │   │   │   └── services.py</w:t>
+        <w:br/>
+        <w:t>│   │   │   │   ├── commercial</w:t>
+        <w:br/>
+        <w:t>│   │   │   │   │   ├── models.py</w:t>
+        <w:br/>
+        <w:t>│   │   │   │   │   ├── router.py</w:t>
+        <w:br/>
+        <w:t>│   │   │   │   │   ├── schemas.py</w:t>
+        <w:br/>
+        <w:t>│   │   │   │   │   └── services.py</w:t>
+        <w:br/>
+        <w:t>│   │   │   │   ├── communications</w:t>
+        <w:br/>
+        <w:t>│   │   │   │   │   ├── models</w:t>
+        <w:br/>
+        <w:t>│   │   │   │   │   │   ├── __init__.py</w:t>
+        <w:br/>
+        <w:t>│   │   │   │   │   │   ├── announcement.py</w:t>
+        <w:br/>
+        <w:t>│   │   │   │   │   │   ├── communications_domain_tables.py</w:t>
+        <w:br/>
+        <w:t>│   │   │   │   │   │   ├── email_campaign.py</w:t>
+        <w:br/>
+        <w:t>│   │   │   │   │   │   ├── email_log.py</w:t>
+        <w:br/>
+        <w:t>│   │   │   │   │   │   ├── email_template.py</w:t>
+        <w:br/>
+        <w:t>│   │   │   │   │   │   └── notification_event.py</w:t>
+        <w:br/>
+        <w:t>│   │   │   │   │   └── __init__.py</w:t>
+        <w:br/>
+        <w:t>│   │   │   │   ├── crm</w:t>
+        <w:br/>
+        <w:t>│   │   │   │   │   ├── models</w:t>
+        <w:br/>
+        <w:t>│   │   │   │   │   │   ├── core.py</w:t>
+        <w:br/>
+        <w:t>│   │   │   │   │   │   └── crm_domain_tables.py</w:t>
+        <w:br/>
+        <w:t>│   │   │   │   │   ├── repositories</w:t>
+        <w:br/>
+        <w:t>│   │   │   │   │   │   ├── base_repository.py</w:t>
+        <w:br/>
+        <w:t>│   │   │   │   │   │   └── crm_repository.py</w:t>
+        <w:br/>
+        <w:t>│   │   │   │   │   ├── routers</w:t>
+        <w:br/>
+        <w:t>│   │   │   │   │   ├── schemas</w:t>
+        <w:br/>
+        <w:t>│   │   │   │   │   └── services</w:t>
+        <w:br/>
+        <w:t>│   │   │   │   ├── deployment_management</w:t>
+        <w:br/>
+        <w:t>│   │   │   │   │   ├── models.py</w:t>
+        <w:br/>
+        <w:t>│   │   │   │   │   ├── router.py</w:t>
+        <w:br/>
+        <w:t>│   │   │   │   │   ├── schemas.py</w:t>
+        <w:br/>
+        <w:t>│   │   │   │   │   └── services.py</w:t>
+        <w:br/>
+        <w:t>│   │   │   │   ├── design_system</w:t>
+        <w:br/>
+        <w:t>│   │   │   │   │   ├── models.py</w:t>
+        <w:br/>
+        <w:t>│   │   │   │   │   └── schemas.py</w:t>
+        <w:br/>
+        <w:t>│   │   │   │   ├── developer</w:t>
+        <w:br/>
+        <w:t>│   │   │   │   │   ├── models</w:t>
+        <w:br/>
+        <w:t>│   │   │   │   │   │   ├── __init__.py</w:t>
+        <w:br/>
+        <w:t>│   │   │   │   │   │   ├── developer_domain_tables.py</w:t>
+        <w:br/>
+        <w:t>│   │   │   │   │   │   └── developer_registry.py</w:t>
+        <w:br/>
+        <w:t>│   │   │   │   │   ├── routers</w:t>
+        <w:br/>
+        <w:t>│   │   │   │   │   │   └── developer.py</w:t>
+        <w:br/>
+        <w:t>│   │   │   │   │   ├── schemas</w:t>
+        <w:br/>
+        <w:t>│   │   │   │   │   │   └── developer_schemas.py</w:t>
+        <w:br/>
+        <w:t>│   │   │   │   │   ├── services</w:t>
+        <w:br/>
+        <w:t>│   │   │   │   │   │   └── developer_service.py</w:t>
+        <w:br/>
+        <w:t>│   │   │   │   │   └── __init__.py</w:t>
+        <w:br/>
+        <w:t>│   │   │   │   ├── events</w:t>
+        <w:br/>
+        <w:t>│   │   │   │   │   ├── models</w:t>
+        <w:br/>
+        <w:t>│   │   │   │   │   │   ├── __init__.py</w:t>
+        <w:br/>
+        <w:t>│   │   │   │   │   │   ├── capacity_rule.py</w:t>
+        <w:br/>
+        <w:t>│   │   │   │   │   │   ├── event.py</w:t>
+        <w:br/>
+        <w:t>│   │   │   │   │   │   ├── events_domain_tables.py</w:t>
+        <w:br/>
+        <w:t>│   │   │   │   │   │   ├── room.py</w:t>
+        <w:br/>
+        <w:t>│   │   │   │   │   │   ├── session.py</w:t>
+        <w:br/>
+        <w:t>│   │   │   │   │   │   ├── session_speaker.py</w:t>
+        <w:br/>
+        <w:t>│   │   │   │   │   │   ├── speaker.py</w:t>
+        <w:br/>
+        <w:t>│   │   │   │   │   │   └── speaker_profile.py</w:t>
+        <w:br/>
+        <w:t>│   │   │   │   │   └── __init__.py</w:t>
+        <w:br/>
+        <w:t>│   │   │   │   ├── files</w:t>
+        <w:br/>
+        <w:t>│   │   │   │   │   ├── models</w:t>
+        <w:br/>
+        <w:t>│   │   │   │   │   │   └── file.py</w:t>
+        <w:br/>
+        <w:t>│   │   │   │   │   ├── routers</w:t>
+        <w:br/>
+        <w:t>│   │   │   │   │   │   └── files.py</w:t>
+        <w:br/>
+        <w:t>│   │   │   │   │   ├── schemas</w:t>
+        <w:br/>
+        <w:t>│   │   │   │   │   │   └── file_schemas.py</w:t>
+        <w:br/>
+        <w:t>│   │   │   │   │   └── services</w:t>
+        <w:br/>
+        <w:t>│   │   │   │   │       └── file_service.py</w:t>
+        <w:br/>
+        <w:t>│   │   │   │   ├── identity</w:t>
+        <w:br/>
+        <w:t>│   │   │   │   │   ├── models</w:t>
+        <w:br/>
+        <w:t>│   │   │   │   │   │   ├── __init__.py</w:t>
+        <w:br/>
+        <w:t>│   │   │   │   │   │   ├── identity_domain_tables.py</w:t>
+        <w:br/>
+        <w:t>│   │   │   │   │   │   ├── portal_otp_token.py</w:t>
+        <w:br/>
+        <w:t>│   │   │   │   │   │   ├── refresh_token.py</w:t>
+        <w:br/>
+        <w:t>│   │   │   │   │   │   ├── security_event.py</w:t>
+        <w:br/>
+        <w:t>│   │   │   │   │   │   └── user.py</w:t>
+        <w:br/>
+        <w:t>│   │   │   │   │   ├── routers</w:t>
+        <w:br/>
+        <w:t>│   │   │   │   │   │   ├── __init__.py</w:t>
+        <w:br/>
+        <w:t>│   │   │   │   │   │   ├── auth.py</w:t>
+        <w:br/>
+        <w:t>│   │   │   │   │   │   ├── impersonation.py</w:t>
+        <w:br/>
+        <w:t>│   │   │   │   │   │   ├── me.py</w:t>
+        <w:br/>
+        <w:t>│   │   │   │   │   │   └── users.py</w:t>
+        <w:br/>
+        <w:t>│   │   │   │   │   ├── schemas</w:t>
+        <w:br/>
+        <w:t>│   │   │   │   │   │   ├── __init__.py</w:t>
+        <w:br/>
+        <w:t>│   │   │   │   │   │   ├── auth.py</w:t>
+        <w:br/>
+        <w:t>│   │   │   │   │   │   └── user.py</w:t>
+        <w:br/>
+        <w:t>│   │   │   │   │   ├── services</w:t>
+        <w:br/>
+        <w:t>│   │   │   │   │   │   ├── __init__.py</w:t>
+        <w:br/>
+        <w:t>│   │   │   │   │   │   ├── auth_service.py</w:t>
+        <w:br/>
+        <w:t>│   │   │   │   │   │   └── mfa_service.py</w:t>
+        <w:br/>
+        <w:t>│   │   │   │   │   ├── tasks</w:t>
+        <w:br/>
+        <w:t>│   │   │   │   │   │   └── __init__.py</w:t>
+        <w:br/>
+        <w:t>│   │   │   │   │   └── __init__.py</w:t>
+        <w:br/>
+        <w:t>│   │   │   │   ├── integrations</w:t>
+        <w:br/>
+        <w:t>│   │   │   │   │   ├── models</w:t>
+        <w:br/>
+        <w:t>│   │   │   │   │   │   ├── __init__.py</w:t>
+        <w:br/>
+        <w:t>│   │   │   │   │   │   ├── integrations_domain_tables.py</w:t>
+        <w:br/>
+        <w:t>│   │   │   │   │   │   └── webhook.py</w:t>
+        <w:br/>
+        <w:t>│   │   │   │   │   └── __init__.py</w:t>
+        <w:br/>
+        <w:t>│   │   │   │   ├── inventory</w:t>
+        <w:br/>
+        <w:t>│   │   │   │   │   ├── models.py</w:t>
+        <w:br/>
+        <w:t>│   │   │   │   │   ├── router.py</w:t>
+        <w:br/>
+        <w:t>│   │   │   │   │   ├── schemas.py</w:t>
+        <w:br/>
+        <w:t>│   │   │   │   │   └── services.py</w:t>
+        <w:br/>
+        <w:t>│   │   │   │   ├── marketplace</w:t>
+        <w:br/>
+        <w:t>│   │   │   │   │   ├── services</w:t>
+        <w:br/>
+        <w:t>│   │   │   │   │   │   └── marketplace_service.py</w:t>
+        <w:br/>
+        <w:t>│   │   │   │   │   └── router.py</w:t>
+        <w:br/>
+        <w:t>│   │   │   │   ├── mobile</w:t>
+        <w:br/>
+        <w:t>│   │   │   │   │   └── models</w:t>
+        <w:br/>
+        <w:t>│   │   │   │   │       └── mobile.py</w:t>
+        <w:br/>
+        <w:t>│   │   │   │   ├── notifications</w:t>
+        <w:br/>
+        <w:t>│   │   │   │   │   ├── routers</w:t>
+        <w:br/>
+        <w:t>│   │   │   │   │   │   ├── __init__.py</w:t>
+        <w:br/>
+        <w:t>│   │   │   │   │   │   ├── announcements.py</w:t>
+        <w:br/>
+        <w:t>│   │   │   │   │   │   ├── notifications.py</w:t>
+        <w:br/>
+        <w:t>│   │   │   │   │   │   └── webhooks.py</w:t>
+        <w:br/>
+        <w:t>│   │   │   │   │   ├── schemas</w:t>
+        <w:br/>
+        <w:t>│   │   │   │   │   │   ├── __init__.py</w:t>
+        <w:br/>
+        <w:t>│   │   │   │   │   │   ├── announcement.py</w:t>
+        <w:br/>
+        <w:t>│   │   │   │   │   │   ├── notification.py</w:t>
+        <w:br/>
+        <w:t>│   │   │   │   │   │   └── webhook.py</w:t>
+        <w:br/>
+        <w:t>│   │   │   │   │   ├── services</w:t>
+        <w:br/>
+        <w:t>│   │   │   │   │   │   ├── __init__.py</w:t>
+        <w:br/>
+        <w:t>│   │   │   │   │   │   ├── email_renderer.py</w:t>
+        <w:br/>
+        <w:t>│   │   │   │   │   │   ├── email_service.py</w:t>
+        <w:br/>
+        <w:t>│   │   │   │   │   │   ├── notification_service.py</w:t>
+        <w:br/>
+        <w:t>│   │   │   │   │   │   └── whatsapp_service.py</w:t>
+        <w:br/>
+        <w:t>│   │   │   │   │   ├── tasks</w:t>
+        <w:br/>
+        <w:t>│   │   │   │   │   │   ├── __init__.py</w:t>
+        <w:br/>
+        <w:t>│   │   │   │   │   │   ├── email_tasks.py</w:t>
+        <w:br/>
+        <w:t>│   │   │   │   │   │   └── seed_email_data.py</w:t>
+        <w:br/>
+        <w:t>│   │   │   │   │   └── __init__.py</w:t>
+        <w:br/>
+        <w:t>│   │   │   │   ├── operations_planning</w:t>
+        <w:br/>
+        <w:t>│   │   │   │   │   ├── models.py</w:t>
+        <w:br/>
+        <w:t>│   │   │   │   │   ├── router.py</w:t>
+        <w:br/>
+        <w:t>│   │   │   │   │   ├── schemas.py</w:t>
+        <w:br/>
+        <w:t>│   │   │   │   │   └── services.py</w:t>
+        <w:br/>
+        <w:t>│   │   │   │   ├── platform</w:t>
+        <w:br/>
+        <w:t>│   │   │   │   │   ├── departments</w:t>
+        <w:br/>
+        <w:t>│   │   │   │   │   │   ├── constants.py</w:t>
+        <w:br/>
+        <w:t>│   │   │   │   │   │   ├── dependencies.py</w:t>
+        <w:br/>
+        <w:t>│   │   │   │   │   │   ├── models.py</w:t>
+        <w:br/>
+        <w:t>│   │   │   │   │   │   ├── repository.py</w:t>
+        <w:br/>
+        <w:t>│   │   │   │   │   │   ├── router.py</w:t>
+        <w:br/>
+        <w:t>│   │   │   │   │   │   ├── schemas.py</w:t>
+        <w:br/>
+        <w:t>│   │   │   │   │   │   └── service.py</w:t>
+        <w:br/>
+        <w:t>│   │   │   │   │   ├── models</w:t>
+        <w:br/>
+        <w:t>│   │   │   │   │   │   ├── __init__.py</w:t>
+        <w:br/>
+        <w:t>│   │   │   │   │   │   ├── feature.py</w:t>
+        <w:br/>
+        <w:t>│   │   │   │   │   │   ├── health.py</w:t>
+        <w:br/>
+        <w:t>│   │   │   │   │   │   ├── maintenance_window.py</w:t>
+        <w:br/>
+        <w:t>│   │   │   │   │   │   ├── organization.py</w:t>
+        <w:br/>
+        <w:t>│   │   │   │   │   │   ├── platform_domain_tables.py</w:t>
+        <w:br/>
+        <w:t>│   │   │   │   │   │   ├── platform_integration.py</w:t>
+        <w:br/>
+        <w:t>│   │   │   │   │   │   └── system_setting.py</w:t>
+        <w:br/>
+        <w:t>│   │   │   │   │   ├── permissions</w:t>
+        <w:br/>
+        <w:t>│   │   │   │   │   │   ├── constants.py</w:t>
+        <w:br/>
+        <w:t>│   │   │   │   │   │   ├── dependencies.py</w:t>
+        <w:br/>
+        <w:t>│   │   │   │   │   │   ├── models.py</w:t>
+        <w:br/>
+        <w:t>│   │   │   │   │   │   ├── repository.py</w:t>
+        <w:br/>
+        <w:t>│   │   │   │   │   │   ├── router.py</w:t>
+        <w:br/>
+        <w:t>│   │   │   │   │   │   ├── schemas.py</w:t>
+        <w:br/>
+        <w:t>│   │   │   │   │   │   └── service.py</w:t>
+        <w:br/>
+        <w:t>│   │   │   │   │   ├── roles</w:t>
+        <w:br/>
+        <w:t>│   │   │   │   │   │   ├── constants.py</w:t>
+        <w:br/>
+        <w:t>│   │   │   │   │   │   ├── dependencies.py</w:t>
+        <w:br/>
+        <w:t>│   │   │   │   │   │   ├── models.py</w:t>
+        <w:br/>
+        <w:t>│   │   │   │   │   │   ├── repository.py</w:t>
+        <w:br/>
+        <w:t>│   │   │   │   │   │   ├── router.py</w:t>
+        <w:br/>
+        <w:t>│   │   │   │   │   │   ├── schemas.py</w:t>
+        <w:br/>
+        <w:t>│   │   │   │   │   │   └── service.py</w:t>
+        <w:br/>
+        <w:t>│   │   │   │   │   ├── teams</w:t>
+        <w:br/>
+        <w:t>│   │   │   │   │   │   ├── constants.py</w:t>
+        <w:br/>
+        <w:t>│   │   │   │   │   │   ├── dependencies.py</w:t>
+        <w:br/>
+        <w:t>│   │   │   │   │   │   ├── models.py</w:t>
+        <w:br/>
+        <w:t>│   │   │   │   │   │   ├── repository.py</w:t>
+        <w:br/>
+        <w:t>│   │   │   │   │   │   ├── router.py</w:t>
+        <w:br/>
+        <w:t>│   │   │   │   │   │   ├── schemas.py</w:t>
+        <w:br/>
+        <w:t>│   │   │   │   │   │   └── service.py</w:t>
+        <w:br/>
+        <w:t>│   │   │   │   │   ├── __init__.py</w:t>
+        <w:br/>
+        <w:t>│   │   │   │   │   ├── router.py</w:t>
+        <w:br/>
+        <w:t>│   │   │   │   │   └── support_router.py</w:t>
+        <w:br/>
+        <w:t>│   │   │   │   ├── platform_health</w:t>
+        <w:br/>
+        <w:t>│   │   │   │   │   ├── __init__.py</w:t>
+        <w:br/>
+        <w:t>│   │   │   │   │   └── router.py</w:t>
+        <w:br/>
+        <w:t>│   │   │   │   ├── platform_notifications</w:t>
+        <w:br/>
+        <w:t>│   │   │   │   │   ├── templates</w:t>
+        <w:br/>
+        <w:t>│   │   │   │   │   │   ├── tests</w:t>
+        <w:br/>
+        <w:t>│   │   │   │   │   │   │   ├── __init__.py</w:t>
+        <w:br/>
+        <w:t>│   │   │   │   │   │   │   └── test_module.py</w:t>
+        <w:br/>
+        <w:t>│   │   │   │   │   │   ├── __init__.py</w:t>
+        <w:br/>
+        <w:t>│   │   │   │   │   │   ├── constants.py</w:t>
+        <w:br/>
+        <w:t>│   │   │   │   │   │   ├── dependencies.py</w:t>
+        <w:br/>
+        <w:t>│   │   │   │   │   │   ├── models.py</w:t>
+        <w:br/>
+        <w:t>│   │   │   │   │   │   ├── repository.py</w:t>
+        <w:br/>
+        <w:t>│   │   │   │   │   │   ├── router.py</w:t>
+        <w:br/>
+        <w:t>│   │   │   │   │   │   ├── schemas.py</w:t>
+        <w:br/>
+        <w:t>│   │   │   │   │   │   └── service.py</w:t>
+        <w:br/>
+        <w:t>│   │   │   │   │   └── __init__.py</w:t>
+        <w:br/>
+        <w:t>│   │   │   │   ├── presentations</w:t>
+        <w:br/>
+        <w:t>│   │   │   │   │   ├── models</w:t>
+        <w:br/>
+        <w:t>│   │   │   │   │   │   ├── __init__.py</w:t>
+        <w:br/>
+        <w:t>│   │   │   │   │   │   ├── file_integrity_log.py</w:t>
+        <w:br/>
+        <w:t>│   │   │   │   │   │   ├── file_validation.py</w:t>
+        <w:br/>
+        <w:t>│   │   │   │   │   │   ├── poster.py</w:t>
+        <w:br/>
+        <w:t>│   │   │   │   │   │   ├── presentation_bundle.py</w:t>
+        <w:br/>
+        <w:t>│   │   │   │   │   │   ├── presentation_file.py</w:t>
+        <w:br/>
+        <w:t>│   │   │   │   │   │   └── presentations_domain_tables.py</w:t>
+        <w:br/>
+        <w:t>│   │   │   │   │   ├── routers</w:t>
+        <w:br/>
+        <w:t>│   │   │   │   │   │   ├── __init__.py</w:t>
+        <w:br/>
+        <w:t>│   │   │   │   │   │   ├── bundles.py</w:t>
+        <w:br/>
+        <w:t>│   │   │   │   │   │   ├── files.py</w:t>
+        <w:br/>
+        <w:t>│   │   │   │   │   │   ├── posters.py</w:t>
+        <w:br/>
+        <w:t>│   │   │   │   │   │   ├── queue.py</w:t>
+        <w:br/>
+        <w:t>│   │   │   │   │   │   └── storage.py</w:t>
+        <w:br/>
+        <w:t>│   │   │   │   │   ├── schemas</w:t>
+        <w:br/>
+        <w:t>│   │   │   │   │   │   ├── __init__.py</w:t>
+        <w:br/>
+        <w:t>│   │   │   │   │   │   ├── bundle.py</w:t>
+        <w:br/>
+        <w:t>│   │   │   │   │   │   ├── file.py</w:t>
+        <w:br/>
+        <w:t>│   │   │   │   │   │   ├── poster.py</w:t>
+        <w:br/>
+        <w:t>│   │   │   │   │   │   └── queue.py</w:t>
+        <w:br/>
+        <w:t>│   │   │   │   │   ├── services</w:t>
+        <w:br/>
+        <w:t>│   │   │   │   │   │   ├── __init__.py</w:t>
+        <w:br/>
+        <w:t>│   │   │   │   │   │   ├── upload_service.py</w:t>
+        <w:br/>
+        <w:t>│   │   │   │   │   │   └── validation_service.py</w:t>
+        <w:br/>
+        <w:t>│   │   │   │   │   ├── tasks</w:t>
+        <w:br/>
+        <w:t>│   │   │   │   │   │   ├── __init__.py</w:t>
+        <w:br/>
+        <w:t>│   │   │   │   │   │   └── file_tasks.py</w:t>
+        <w:br/>
+        <w:t>│   │   │   │   │   └── __init__.py</w:t>
+        <w:br/>
+        <w:t>│   │   │   │   ├── pricing</w:t>
+        <w:br/>
+        <w:t>│   │   │   │   │   ├── models.py</w:t>
+        <w:br/>
+        <w:t>│   │   │   │   │   ├── router.py</w:t>
+        <w:br/>
+        <w:t>│   │   │   │   │   ├── schemas.py</w:t>
+        <w:br/>
+        <w:t>│   │   │   │   │   └── services.py</w:t>
+        <w:br/>
+        <w:t>│   │   │   │   ├── procurement</w:t>
+        <w:br/>
+        <w:t>│   │   │   │   │   ├── models.py</w:t>
+        <w:br/>
+        <w:t>│   │   │   │   │   ├── router.py</w:t>
+        <w:br/>
+        <w:t>│   │   │   │   │   ├── schemas.py</w:t>
+        <w:br/>
+        <w:t>│   │   │   │   │   └── services.py</w:t>
+        <w:br/>
+        <w:t>│   │   │   │   ├── rbac</w:t>
+        <w:br/>
+        <w:t>│   │   │   │   │   ├── models</w:t>
+        <w:br/>
+        <w:t>│   │   │   │   │   │   ├── __init__.py</w:t>
+        <w:br/>
+        <w:t>│   │   │   │   │   │   ├── organization_member.py</w:t>
+        <w:br/>
+        <w:t>│   │   │   │   │   │   ├── rbac.py</w:t>
+        <w:br/>
+        <w:t>│   │   │   │   │   │   ├── rbac_domain_tables.py</w:t>
+        <w:br/>
+        <w:t>│   │   │   │   │   │   ├── user_assignment.py</w:t>
+        <w:br/>
+        <w:t>│   │   │   │   │   │   └── user_organization_membership.py</w:t>
+        <w:br/>
+        <w:t>│   │   │   │   │   ├── routers</w:t>
+        <w:br/>
+        <w:t>│   │   │   │   │   │   ├── __init__.py</w:t>
+        <w:br/>
+        <w:t>│   │   │   │   │   │   ├── events.py</w:t>
+        <w:br/>
+        <w:t>│   │   │   │   │   │   ├── global_settings.py</w:t>
+        <w:br/>
+        <w:t>│   │   │   │   │   │   ├── organisations.py</w:t>
+        <w:br/>
+        <w:t>│   │   │   │   │   │   ├── rbac.py</w:t>
+        <w:br/>
+        <w:t>│   │   │   │   │   │   └── settings.py</w:t>
+        <w:br/>
+        <w:t>│   │   │   │   │   ├── schemas</w:t>
+        <w:br/>
+        <w:t>│   │   │   │   │   │   ├── __init__.py</w:t>
+        <w:br/>
+        <w:t>│   │   │   │   │   │   ├── event.py</w:t>
+        <w:br/>
+        <w:t>│   │   │   │   │   │   ├── organization.py</w:t>
+        <w:br/>
+        <w:t>│   │   │   │   │   │   └── settings.py</w:t>
+        <w:br/>
+        <w:t>│   │   │   │   │   ├── services</w:t>
+        <w:br/>
+        <w:t>│   │   │   │   │   │   ├── __init__.py</w:t>
+        <w:br/>
+        <w:t>│   │   │   │   │   │   ├── entitlement_service.py</w:t>
+        <w:br/>
+        <w:t>│   │   │   │   │   │   ├── health_service.py</w:t>
+        <w:br/>
+        <w:t>│   │   │   │   │   │   ├── permission_service.py</w:t>
+        <w:br/>
+        <w:t>│   │   │   │   │   │   ├── rbac_service.py</w:t>
+        <w:br/>
+        <w:t>│   │   │   │   │   │   └── usage_service.py</w:t>
+        <w:br/>
+        <w:t>│   │   │   │   │   ├── tasks</w:t>
+        <w:br/>
+        <w:t>│   │   │   │   │   │   └── __init__.py</w:t>
+        <w:br/>
+        <w:t>│   │   │   │   │   ├── __init__.py</w:t>
+        <w:br/>
+        <w:t>│   │   │   │   │   └── constants.py</w:t>
+        <w:br/>
+        <w:t>│   │   │   │   ├── registration</w:t>
+        <w:br/>
+        <w:t>│   │   │   │   │   ├── dependencies</w:t>
+        <w:br/>
+        <w:t>│   │   │   │   │   │   ├── __init__.py</w:t>
+        <w:br/>
+        <w:t>│   │   │   │   │   │   └── portal_auth.py</w:t>
+        <w:br/>
+        <w:t>│   │   │   │   │   ├── models</w:t>
+        <w:br/>
+        <w:t>│   │   │   │   │   │   ├── __init__.py</w:t>
+        <w:br/>
+        <w:t>│   │   │   │   │   │   ├── badge_models.py</w:t>
+        <w:br/>
+        <w:t>│   │   │   │   │   │   ├── check_in.py</w:t>
+        <w:br/>
+        <w:t>│   │   │   │   │   │   ├── import_job.py</w:t>
+        <w:br/>
+        <w:t>│   │   │   │   │   │   ├── participant.py</w:t>
+        <w:br/>
+        <w:t>│   │   │   │   │   │   ├── participant_registration.py</w:t>
+        <w:br/>
+        <w:t>│   │   │   │   │   │   ├── participant_role.py</w:t>
+        <w:br/>
+        <w:t>│   │   │   │   │   │   ├── payment_transaction.py</w:t>
+        <w:br/>
+        <w:t>│   │   │   │   │   │   ├── print_template.py</w:t>
+        <w:br/>
+        <w:t>│   │   │   │   │   │   ├── promo_code.py</w:t>
+        <w:br/>
+        <w:t>│   │   │   │   │   │   ├── registration_domain_tables.py</w:t>
+        <w:br/>
+        <w:t>│   │   │   │   │   │   ├── registration_form_config.py</w:t>
+        <w:br/>
+        <w:t>│   │   │   │   │   │   ├── registration_theme_setting.py</w:t>
+        <w:br/>
+        <w:t>│   │   │   │   │   │   └── ticket_type.py</w:t>
+        <w:br/>
+        <w:t>│   │   │   │   │   ├── routers</w:t>
+        <w:br/>
+        <w:t>│   │   │   │   │   │   ├── __init__.py</w:t>
+        <w:br/>
+        <w:t>│   │   │   │   │   │   ├── badges.py</w:t>
+        <w:br/>
+        <w:t>│   │   │   │   │   │   ├── import_jobs.py</w:t>
+        <w:br/>
+        <w:t>│   │   │   │   │   │   ├── participant_roles.py</w:t>
+        <w:br/>
+        <w:t>│   │   │   │   │   │   ├── participants.py</w:t>
+        <w:br/>
+        <w:t>│   │   │   │   │   │   ├── payments.py</w:t>
+        <w:br/>
+        <w:t>│   │   │   │   │   │   ├── portal_auth.py</w:t>
+        <w:br/>
+        <w:t>│   │   │   │   │   │   ├── portal_dashboard.py</w:t>
+        <w:br/>
+        <w:t>│   │   │   │   │   │   ├── print_templates.py</w:t>
+        <w:br/>
+        <w:t>│   │   │   │   │   │   ├── printers.py</w:t>
+        <w:br/>
+        <w:t>│   │   │   │   │   │   ├── registration_portal.py</w:t>
+        <w:br/>
+        <w:t>│   │   │   │   │   │   ├── registrations.py</w:t>
+        <w:br/>
+        <w:t>│   │   │   │   │   │   └── ticket_types.py</w:t>
+        <w:br/>
+        <w:t>│   │   │   │   │   ├── schemas</w:t>
+        <w:br/>
+        <w:t>│   │   │   │   │   │   ├── __init__.py</w:t>
+        <w:br/>
+        <w:t>│   │   │   │   │   │   ├── badge.py</w:t>
+        <w:br/>
+        <w:t>│   │   │   │   │   │   ├── import_job.py</w:t>
+        <w:br/>
+        <w:t>│   │   │   │   │   │   ├── participant.py</w:t>
+        <w:br/>
+        <w:t>│   │   │   │   │   │   ├── print_template.py</w:t>
+        <w:br/>
+        <w:t>│   │   │   │   │   │   ├── registration.py</w:t>
+        <w:br/>
+        <w:t>│   │   │   │   │   │   ├── registration_form_config.py</w:t>
+        <w:br/>
+        <w:t>│   │   │   │   │   │   └── ticket_type.py</w:t>
+        <w:br/>
+        <w:t>│   │   │   │   │   ├── services</w:t>
+        <w:br/>
+        <w:t>│   │   │   │   │   │   ├── __init__.py</w:t>
+        <w:br/>
+        <w:t>│   │   │   │   │   │   ├── excel_import_service.py</w:t>
+        <w:br/>
+        <w:t>│   │   │   │   │   │   ├── payment_service.py</w:t>
+        <w:br/>
+        <w:t>│   │   │   │   │   │   ├── portal_service.py</w:t>
+        <w:br/>
+        <w:t>│   │   │   │   │   │   ├── pricing_service.py</w:t>
+        <w:br/>
+        <w:t>│   │   │   │   │   │   └── qr_service.py</w:t>
+        <w:br/>
+        <w:t>│   │   │   │   │   ├── tasks</w:t>
+        <w:br/>
+        <w:t>│   │   │   │   │   │   └── __init__.py</w:t>
+        <w:br/>
+        <w:t>│   │   │   │   │   └── __init__.py</w:t>
+        <w:br/>
+        <w:t>│   │   │   │   ├── resource_management</w:t>
+        <w:br/>
+        <w:t>│   │   │   │   │   ├── models.py</w:t>
+        <w:br/>
+        <w:t>│   │   │   │   │   ├── router.py</w:t>
+        <w:br/>
+        <w:t>│   │   │   │   │   ├── schemas.py</w:t>
+        <w:br/>
+        <w:t>│   │   │   │   │   └── services.py</w:t>
+        <w:br/>
+        <w:t>│   │   │   │   ├── search</w:t>
+        <w:br/>
+        <w:t>│   │   │   │   │   ├── models</w:t>
+        <w:br/>
+        <w:t>│   │   │   │   │   │   └── search.py</w:t>
+        <w:br/>
+        <w:t>│   │   │   │   │   ├── routers</w:t>
+        <w:br/>
+        <w:t>│   │   │   │   │   │   ├── __init__.py</w:t>
+        <w:br/>
+        <w:t>│   │   │   │   │   │   └── search.py</w:t>
+        <w:br/>
+        <w:t>│   │   │   │   │   ├── schemas</w:t>
+        <w:br/>
+        <w:t>│   │   │   │   │   │   ├── __init__.py</w:t>
+        <w:br/>
+        <w:t>│   │   │   │   │   │   └── search_schemas.py</w:t>
+        <w:br/>
+        <w:t>│   │   │   │   │   └── services</w:t>
+        <w:br/>
+        <w:t>│   │   │   │   │       ├── __init__.py</w:t>
+        <w:br/>
+        <w:t>│   │   │   │   │       └── search_service.py</w:t>
+        <w:br/>
+        <w:t>│   │   │   │   ├── speakers</w:t>
+        <w:br/>
+        <w:t>│   │   │   │   │   ├── constants</w:t>
+        <w:br/>
+        <w:t>│   │   │   │   │   │   └── speaker_types.py</w:t>
+        <w:br/>
+        <w:t>│   │   │   │   │   ├── models</w:t>
+        <w:br/>
+        <w:t>│   │   │   │   │   │   ├── __init__.py</w:t>
+        <w:br/>
+        <w:t>│   │   │   │   │   │   ├── speaker_theme_setting.py</w:t>
+        <w:br/>
+        <w:t>│   │   │   │   │   │   └── speakers_domain_tables.py</w:t>
+        <w:br/>
+        <w:t>│   │   │   │   │   ├── routers</w:t>
+        <w:br/>
+        <w:t>│   │   │   │   │   │   ├── __init__.py</w:t>
+        <w:br/>
+        <w:t>│   │   │   │   │   │   ├── portal.py</w:t>
+        <w:br/>
+        <w:t>│   │   │   │   │   │   ├── sessions.py</w:t>
+        <w:br/>
+        <w:t>│   │   │   │   │   │   ├── speaker_profiles.py</w:t>
+        <w:br/>
+        <w:t>│   │   │   │   │   │   └── speakers.py</w:t>
+        <w:br/>
+        <w:t>│   │   │   │   │   ├── schemas</w:t>
+        <w:br/>
+        <w:t>│   │   │   │   │   │   ├── __init__.py</w:t>
+        <w:br/>
+        <w:t>│   │   │   │   │   │   ├── session.py</w:t>
+        <w:br/>
+        <w:t>│   │   │   │   │   │   ├── speaker.py</w:t>
+        <w:br/>
+        <w:t>│   │   │   │   │   │   └── speaker_profile.py</w:t>
+        <w:br/>
+        <w:t>│   │   │   │   │   ├── services</w:t>
+        <w:br/>
+        <w:t>│   │   │   │   │   │   ├── __init__.py</w:t>
+        <w:br/>
+        <w:t>│   │   │   │   │   │   └── profile_parser.py</w:t>
+        <w:br/>
+        <w:t>│   │   │   │   │   ├── tasks</w:t>
+        <w:br/>
+        <w:t>│   │   │   │   │   │   └── __init__.py</w:t>
+        <w:br/>
+        <w:t>│   │   │   │   │   └── __init__.py</w:t>
+        <w:br/>
+        <w:t>│   │   │   │   ├── sponsors</w:t>
+        <w:br/>
+        <w:t>│   │   │   │   │   └── models</w:t>
+        <w:br/>
+        <w:t>│   │   │   │   │       └── sponsor.py</w:t>
+        <w:br/>
+        <w:t>│   │   │   │   ├── superadmin</w:t>
+        <w:br/>
+        <w:t>│   │   │   │   │   ├── __init__.py</w:t>
+        <w:br/>
+        <w:t>│   │   │   │   │   ├── dependencies.py</w:t>
+        <w:br/>
+        <w:t>│   │   │   │   │   └── router.py</w:t>
+        <w:br/>
+        <w:t>│   │   │   │   ├── support</w:t>
+        <w:br/>
+        <w:t>│   │   │   │   │   └── models</w:t>
+        <w:br/>
+        <w:t>│   │   │   │   │       ├── support_domain_tables.py</w:t>
+        <w:br/>
+        <w:t>│   │   │   │   │       └── ticket.py</w:t>
+        <w:br/>
+        <w:t>│   │   │   │   ├── technology_services</w:t>
+        <w:br/>
+        <w:t>│   │   │   │   │   ├── __init__.py</w:t>
+        <w:br/>
+        <w:t>│   │   │   │   │   ├── models.py</w:t>
+        <w:br/>
+        <w:t>│   │   │   │   │   ├── router.py</w:t>
+        <w:br/>
+        <w:t>│   │   │   │   │   └── schemas.py</w:t>
+        <w:br/>
+        <w:t>│   │   │   │   ├── templates</w:t>
+        <w:br/>
+        <w:t>│   │   │   │   │   ├── models.py</w:t>
+        <w:br/>
+        <w:t>│   │   │   │   │   ├── router.py</w:t>
+        <w:br/>
+        <w:t>│   │   │   │   │   ├── schemas.py</w:t>
+        <w:br/>
+        <w:t>│   │   │   │   │   └── services.py</w:t>
+        <w:br/>
+        <w:t>│   │   │   │   ├── theme_engine</w:t>
+        <w:br/>
+        <w:t>│   │   │   │   │   ├── models.py</w:t>
+        <w:br/>
+        <w:t>│   │   │   │   │   ├── router.py</w:t>
+        <w:br/>
+        <w:t>│   │   │   │   │   ├── schemas.py</w:t>
+        <w:br/>
+        <w:t>│   │   │   │   │   └── services.py</w:t>
+        <w:br/>
+        <w:t>│   │   │   │   ├── venue</w:t>
+        <w:br/>
+        <w:t>│   │   │   │   │   ├── models</w:t>
+        <w:br/>
+        <w:t>│   │   │   │   │   │   ├── __init__.py</w:t>
+        <w:br/>
+        <w:t>│   │   │   │   │   │   ├── playback_event.py</w:t>
+        <w:br/>
+        <w:t>│   │   │   │   │   │   ├── presentation_queue.py</w:t>
+        <w:br/>
+        <w:t>│   │   │   │   │   │   ├── printer.py</w:t>
+        <w:br/>
+        <w:t>│   │   │   │   │   │   ├── room_device.py</w:t>
+        <w:br/>
+        <w:t>│   │   │   │   │   │   ├── srr_checkin.py</w:t>
+        <w:br/>
+        <w:t>│   │   │   │   │   │   ├── srr_station.py</w:t>
+        <w:br/>
+        <w:t>│   │   │   │   │   │   ├── venue_activity_log.py</w:t>
+        <w:br/>
+        <w:t>│   │   │   │   │   │   ├── venue_infrastructure.py</w:t>
+        <w:br/>
+        <w:t>│   │   │   │   │   │   ├── venue_sync_job.py</w:t>
+        <w:br/>
+        <w:t>│   │   │   │   │   │   └── venue_telemetry.py</w:t>
+        <w:br/>
+        <w:t>│   │   │   │   │   ├── routers</w:t>
+        <w:br/>
+        <w:t>│   │   │   │   │   │   ├── __init__.py</w:t>
+        <w:br/>
+        <w:t>│   │   │   │   │   │   ├── attendance.py</w:t>
+        <w:br/>
+        <w:t>│   │   │   │   │   │   ├── capacity.py</w:t>
+        <w:br/>
+        <w:t>│   │   │   │   │   │   ├── rooms.py</w:t>
+        <w:br/>
+        <w:t>│   │   │   │   │   │   ├── rooms_devices.py</w:t>
+        <w:br/>
+        <w:t>│   │   │   │   │   │   ├── srr.py</w:t>
+        <w:br/>
+        <w:t>│   │   │   │   │   │   └── sync.py</w:t>
+        <w:br/>
+        <w:t>│   │   │   │   │   ├── schemas</w:t>
+        <w:br/>
+        <w:t>│   │   │   │   │   │   ├── __init__.py</w:t>
+        <w:br/>
+        <w:t>│   │   │   │   │   │   ├── attendance.py</w:t>
+        <w:br/>
+        <w:t>│   │   │   │   │   │   ├── capacity.py</w:t>
+        <w:br/>
+        <w:t>│   │   │   │   │   │   ├── room.py</w:t>
+        <w:br/>
+        <w:t>│   │   │   │   │   │   └── srr.py</w:t>
+        <w:br/>
+        <w:t>│   │   │   │   │   ├── services</w:t>
+        <w:br/>
+        <w:t>│   │   │   │   │   │   ├── __init__.py</w:t>
+        <w:br/>
+        <w:t>│   │   │   │   │   │   └── websocket_service.py</w:t>
+        <w:br/>
+        <w:t>│   │   │   │   │   ├── tasks</w:t>
+        <w:br/>
+        <w:t>│   │   │   │   │   │   └── __init__.py</w:t>
+        <w:br/>
+        <w:t>│   │   │   │   │   └── __init__.py</w:t>
+        <w:br/>
+        <w:t>│   │   │   │   ├── website_builder</w:t>
+        <w:br/>
+        <w:t>│   │   │   │   │   ├── models.py</w:t>
+        <w:br/>
+        <w:t>│   │   │   │   │   ├── router.py</w:t>
+        <w:br/>
+        <w:t>│   │   │   │   │   ├── schemas.py</w:t>
+        <w:br/>
+        <w:t>│   │   │   │   │   └── services.py</w:t>
+        <w:br/>
+        <w:t>│   │   │   │   ├── workflow</w:t>
+        <w:br/>
+        <w:t>│   │   │   │   │   ├── models</w:t>
+        <w:br/>
+        <w:t>│   │   │   │   │   │   └── workflow.py</w:t>
+        <w:br/>
+        <w:t>│   │   │   │   │   ├── routers</w:t>
+        <w:br/>
+        <w:t>│   │   │   │   │   │   └── workflows.py</w:t>
+        <w:br/>
+        <w:t>│   │   │   │   │   ├── schemas</w:t>
+        <w:br/>
+        <w:t>│   │   │   │   │   │   └── workflow_schemas.py</w:t>
+        <w:br/>
+        <w:t>│   │   │   │   │   └── services</w:t>
+        <w:br/>
+        <w:t>│   │   │   │   │       └── workflow_service.py</w:t>
+        <w:br/>
+        <w:t>│   │   │   │   └── __init__.py</w:t>
+        <w:br/>
+        <w:t>│   │   │   ├── routers</w:t>
+        <w:br/>
+        <w:t>│   │   │   │   └── __init__.py</w:t>
+        <w:br/>
+        <w:t>│   │   │   ├── schemas</w:t>
+        <w:br/>
+        <w:t>│   │   │   │   ├── __init__.py</w:t>
+        <w:br/>
+        <w:t>│   │   │   │   └── common.py</w:t>
         <w:br/>
         <w:t>│   │   │   ├── services</w:t>
         <w:br/>
-        <w:t>│   │   │   │   ├── auth-service.ts</w:t>
-        <w:br/>
-        <w:t>│   │   │   │   ├── email-service.ts</w:t>
-        <w:br/>
-        <w:t>│   │   │   │   ├── event-service.ts</w:t>
-        <w:br/>
-        <w:t>│   │   │   │   └── super-admin-service.ts</w:t>
-        <w:br/>
-        <w:t>│   │   │   ├── src</w:t>
-        <w:br/>
-        <w:t>│   │   │   │   └── styles</w:t>
-        <w:br/>
-        <w:t>│   │   │   │       ├── global.css</w:t>
-        <w:br/>
-        <w:t>│   │   │   │       └── themes.css</w:t>
-        <w:br/>
-        <w:t>│   │   │   ├── store</w:t>
-        <w:br/>
-        <w:t>│   │   │   │   ├── use-auth-store.ts</w:t>
-        <w:br/>
-        <w:t>│   │   │   │   ├── useEventStore.ts</w:t>
-        <w:br/>
-        <w:t>│   │   │   │   ├── useFloatingToolbarStore.ts</w:t>
-        <w:br/>
-        <w:t>│   │   │   │   ├── useModalStore.ts</w:t>
-        <w:br/>
-        <w:t>│   │   │   │   ├── useNotificationStore.ts</w:t>
-        <w:br/>
-        <w:t>│   │   │   │   └── useUIStore.ts</w:t>
-        <w:br/>
-        <w:t>│   │   │   ├── types</w:t>
-        <w:br/>
-        <w:t>│   │   │   │   ├── api.ts</w:t>
-        <w:br/>
-        <w:t>│   │   │   │   ├── backend.ts</w:t>
-        <w:br/>
-        <w:t>│   │   │   │   └── models.ts</w:t>
-        <w:br/>
-        <w:t>│   │   │   ├── .env.example</w:t>
-        <w:br/>
-        <w:t>│   │   │   ├── next-env.d.ts</w:t>
-        <w:br/>
-        <w:t>│   │   │   ├── next.config.mjs</w:t>
-        <w:br/>
-        <w:t>│   │   │   ├── package.json</w:t>
-        <w:br/>
-        <w:t>│   │   │   ├── postcss.config.mjs</w:t>
-        <w:br/>
-        <w:t>│   │   │   ├── tailwind.config.ts</w:t>
-        <w:br/>
-        <w:t>│   │   │   ├── tsconfig.json</w:t>
-        <w:br/>
-        <w:t>│   │   │   └── tsconfig.tsbuildinfo</w:t>
-        <w:br/>
-        <w:t>│   │   ├── organiser-portal</w:t>
-        <w:br/>
-        <w:t>│   │   │   ├── app</w:t>
-        <w:br/>
-        <w:t>│   │   │   │   ├── (auth)</w:t>
-        <w:br/>
-        <w:t>│   │   │   │   │   ├── layout.tsx</w:t>
-        <w:br/>
-        <w:t>│   │   │   │   │   └── page.tsx</w:t>
-        <w:br/>
-        <w:t>│   │   │   │   ├── (dashboard)</w:t>
-        <w:br/>
-        <w:t>│   │   │   │   │   ├── analytics</w:t>
-        <w:br/>
-        <w:t>│   │   │   │   │   │   └── page.tsx</w:t>
-        <w:br/>
-        <w:t>│   │   │   │   │   ├── billing</w:t>
-        <w:br/>
-        <w:t>│   │   │   │   │   │   └── page.tsx</w:t>
-        <w:br/>
-        <w:t>│   │   │   │   │   ├── connections</w:t>
-        <w:br/>
-        <w:t>│   │   │   │   │   │   └── page.tsx</w:t>
-        <w:br/>
-        <w:t>│   │   │   │   │   ├── dashboard</w:t>
-        <w:br/>
-        <w:t>│   │   │   │   │   │   └── page.tsx</w:t>
-        <w:br/>
-        <w:t>│   │   │   │   │   ├── events</w:t>
-        <w:br/>
-        <w:t>│   │   │   │   │   │   ├── [eventId]</w:t>
-        <w:br/>
-        <w:t>│   │   │   │   │   │   │   ├── dashboard</w:t>
-        <w:br/>
-        <w:t>│   │   │   │   │   │   │   │   └── page.tsx</w:t>
-        <w:br/>
-        <w:t>│   │   │   │   │   │   │   ├── registration</w:t>
-        <w:br/>
-        <w:t>│   │   │   │   │   │   │   │   ├── announcements</w:t>
-        <w:br/>
-        <w:t>│   │   │   │   │   │   │   │   │   └── page.tsx</w:t>
-        <w:br/>
-        <w:t>│   │   │   │   │   │   │   │   ├── certificates</w:t>
-        <w:br/>
-        <w:t>│   │   │   │   │   │   │   │   │   └── page.tsx</w:t>
-        <w:br/>
-        <w:t>│   │   │   │   │   │   │   │   ├── dashboard</w:t>
-        <w:br/>
-        <w:t>│   │   │   │   │   │   │   │   │   └── page.tsx</w:t>
-        <w:br/>
-        <w:t>│   │   │   │   │   │   │   │   ├── email-designer</w:t>
-        <w:br/>
-        <w:t>│   │   │   │   │   │   │   │   │   └── page.tsx</w:t>
-        <w:br/>
-        <w:t>│   │   │   │   │   │   │   │   ├── emails</w:t>
-        <w:br/>
-        <w:t>│   │   │   │   │   │   │   │   │   └── page.tsx</w:t>
-        <w:br/>
-        <w:t>│   │   │   │   │   │   │   │   ├── financials</w:t>
-        <w:br/>
-        <w:t>│   │   │   │   │   │   │   │   │   └── page.tsx</w:t>
-        <w:br/>
-        <w:t>│   │   │   │   │   │   │   │   ├── form-builder</w:t>
-        <w:br/>
-        <w:t>│   │   │   │   │   │   │   │   │   └── page.tsx</w:t>
-        <w:br/>
-        <w:t>│   │   │   │   │   │   │   │   ├── participants</w:t>
-        <w:br/>
-        <w:t>│   │   │   │   │   │   │   │   │   └── page.tsx</w:t>
-        <w:br/>
-        <w:t>│   │   │   │   │   │   │   │   ├── review</w:t>
-        <w:br/>
-        <w:t>│   │   │   │   │   │   │   │   │   └── page.tsx</w:t>
-        <w:br/>
-        <w:t>│   │   │   │   │   │   │   │   ├── settings</w:t>
-        <w:br/>
-        <w:t>│   │   │   │   │   │   │   │   │   └── page.tsx</w:t>
-        <w:br/>
-        <w:t>│   │   │   │   │   │   │   │   ├── template-designer</w:t>
-        <w:br/>
-        <w:t>│   │   │   │   │   │   │   │   │   └── page.tsx</w:t>
-        <w:br/>
-        <w:t>│   │   │   │   │   │   │   │   ├── theme</w:t>
-        <w:br/>
-        <w:t>│   │   │   │   │   │   │   │   │   └── page.tsx</w:t>
-        <w:br/>
-        <w:t>│   │   │   │   │   │   │   │   └── page.tsx</w:t>
-        <w:br/>
-        <w:t>│   │   │   │   │   │   │   ├── speaker</w:t>
-        <w:br/>
-        <w:t>│   │   │   │   │   │   │   │   ├── analytics</w:t>
-        <w:br/>
-        <w:t>│   │   │   │   │   │   │   │   │   └── page.tsx</w:t>
-        <w:br/>
-        <w:t>│   │   │   │   │   │   │   │   ├── announcements</w:t>
-        <w:br/>
-        <w:t>│   │   │   │   │   │   │   │   │   └── page.tsx</w:t>
-        <w:br/>
-        <w:t>│   │   │   │   │   │   │   │   ├── dashboard</w:t>
-        <w:br/>
-        <w:t>│   │   │   │   │   │   │   │   │   └── page.tsx</w:t>
-        <w:br/>
-        <w:t>│   │   │   │   │   │   │   │   ├── email-designer</w:t>
-        <w:br/>
-        <w:t>│   │   │   │   │   │   │   │   │   └── page.tsx</w:t>
-        <w:br/>
-        <w:t>│   │   │   │   │   │   │   │   ├── emails</w:t>
-        <w:br/>
-        <w:t>│   │   │   │   │   │   │   │   │   └── page.tsx</w:t>
-        <w:br/>
-        <w:t>│   │   │   │   │   │   │   │   ├── eposters</w:t>
-        <w:br/>
-        <w:t>│   │   │   │   │   │   │   │   │   └── page.tsx</w:t>
-        <w:br/>
-        <w:t>│   │   │   │   │   │   │   │   ├── export</w:t>
-        <w:br/>
-        <w:t>│   │   │   │   │   │   │   │   │   └── page.tsx</w:t>
-        <w:br/>
-        <w:t>│   │   │   │   │   │   │   │   ├── files</w:t>
-        <w:br/>
-        <w:t>│   │   │   │   │   │   │   │   │   └── page.tsx</w:t>
-        <w:br/>
-        <w:t>│   │   │   │   │   │   │   │   ├── notifications</w:t>
-        <w:br/>
-        <w:t>│   │   │   │   │   │   │   │   │   └── page.tsx</w:t>
-        <w:br/>
-        <w:t>│   │   │   │   │   │   │   │   ├── rooms</w:t>
-        <w:br/>
-        <w:t>│   │   │   │   │   │   │   │   │   └── page.tsx</w:t>
-        <w:br/>
-        <w:t>│   │   │   │   │   │   │   │   ├── sessions</w:t>
-        <w:br/>
-        <w:t>│   │   │   │   │   │   │   │   │   └── page.tsx</w:t>
-        <w:br/>
-        <w:t>│   │   │   │   │   │   │   │   ├── settings</w:t>
-        <w:br/>
-        <w:t>│   │   │   │   │   │   │   │   │   └── page.tsx</w:t>
-        <w:br/>
-        <w:t>│   │   │   │   │   │   │   │   ├── speakers</w:t>
-        <w:br/>
-        <w:t>│   │   │   │   │   │   │   │   │   └── page.tsx</w:t>
-        <w:br/>
-        <w:t>│   │   │   │   │   │   │   │   ├── theme</w:t>
-        <w:br/>
-        <w:t>│   │   │   │   │   │   │   │   │   └── page.tsx</w:t>
-        <w:br/>
-        <w:t>│   │   │   │   │   │   │   │   ├── workflows</w:t>
-        <w:br/>
-        <w:t>│   │   │   │   │   │   │   │   │   └── page.tsx</w:t>
-        <w:br/>
-        <w:t>│   │   │   │   │   │   │   │   └── page.tsx</w:t>
-        <w:br/>
-        <w:t>│   │   │   │   │   │   │   └── page.tsx</w:t>
-        <w:br/>
-        <w:t>│   │   │   │   │   │   ├── new</w:t>
-        <w:br/>
-        <w:t>│   │   │   │   │   │   │   └── page.tsx</w:t>
-        <w:br/>
-        <w:t>│   │   │   │   │   │   └── page.tsx</w:t>
-        <w:br/>
-        <w:t>│   │   │   │   │   ├── onboarding</w:t>
-        <w:br/>
-        <w:t>│   │   │   │   │   │   └── page.tsx</w:t>
-        <w:br/>
-        <w:t>│   │   │   │   │   ├── org</w:t>
-        <w:br/>
-        <w:t>│   │   │   │   │   │   └── settings</w:t>
-        <w:br/>
-        <w:t>│   │   │   │   │   │       └── page.tsx</w:t>
-        <w:br/>
-        <w:t>│   │   │   │   │   ├── settings</w:t>
-        <w:br/>
-        <w:t>│   │   │   │   │   │   └── page.tsx</w:t>
-        <w:br/>
-        <w:t>│   │   │   │   │   ├── technology-services</w:t>
-        <w:br/>
-        <w:t>│   │   │   │   │   │   ├── dashboard</w:t>
-        <w:br/>
-        <w:t>│   │   │   │   │   │   │   └── page.tsx</w:t>
-        <w:br/>
-        <w:t>│   │   │   │   │   │   ├── quotes</w:t>
-        <w:br/>
-        <w:t>│   │   │   │   │   │   │   └── page.tsx</w:t>
-        <w:br/>
-        <w:t>│   │   │   │   │   │   ├── requests</w:t>
-        <w:br/>
-        <w:t>│   │   │   │   │   │   │   └── page.tsx</w:t>
-        <w:br/>
-        <w:t>│   │   │   │   │   │   ├── status</w:t>
-        <w:br/>
-        <w:t>│   │   │   │   │   │   │   └── page.tsx</w:t>
-        <w:br/>
-        <w:t>│   │   │   │   │   │   ├── layout.tsx</w:t>
-        <w:br/>
-        <w:t>│   │   │   │   │   │   └── page.tsx</w:t>
-        <w:br/>
-        <w:t>│   │   │   │   │   ├── users</w:t>
-        <w:br/>
-        <w:t>│   │   │   │   │   │   └── page.tsx</w:t>
-        <w:br/>
-        <w:t>│   │   │   │   │   └── layout.tsx</w:t>
-        <w:br/>
-        <w:t>│   │   │   │   ├── (public)</w:t>
-        <w:br/>
-        <w:t>│   │   │   │   │   ├── accept-invite</w:t>
-        <w:br/>
-        <w:t>│   │   │   │   │   │   └── page.tsx</w:t>
-        <w:br/>
-        <w:t>│   │   │   │   │   └── signup</w:t>
-        <w:br/>
-        <w:t>│   │   │   │   │       └── page.tsx</w:t>
-        <w:br/>
-        <w:t>│   │   │   │   ├── impersonate</w:t>
-        <w:br/>
-        <w:t>│   │   │   │   │   └── page.tsx</w:t>
-        <w:br/>
-        <w:t>│   │   │   │   ├── login</w:t>
-        <w:br/>
-        <w:t>│   │   │   │   │   └── page.tsx</w:t>
-        <w:br/>
-        <w:t>│   │   │   │   ├── globals.css</w:t>
-        <w:br/>
-        <w:t>│   │   │   │   ├── layout.tsx</w:t>
-        <w:br/>
-        <w:t>│   │   │   │   └── not-found.tsx</w:t>
-        <w:br/>
-        <w:t>│   │   │   ├── components</w:t>
-        <w:br/>
-        <w:t>│   │   │   │   ├── organizer</w:t>
-        <w:br/>
-        <w:t>│   │   │   │   │   ├── auth</w:t>
-        <w:br/>
-        <w:t>│   │   │   │   │   │   └── PermissionGate.tsx</w:t>
-        <w:br/>
-        <w:t>│   │   │   │   │   ├── billing</w:t>
-        <w:br/>
-        <w:t>│   │   │   │   │   │   ├── AddonFeatureDetails.tsx</w:t>
-        <w:br/>
-        <w:t>│   │   │   │   │   │   └── PlansAddonsManagement.tsx</w:t>
-        <w:br/>
-        <w:t>│   │   │   │   │   ├── dashboard</w:t>
-        <w:br/>
-        <w:t>│   │   │   │   │   │   ├── DailyUploadsChart.tsx</w:t>
-        <w:br/>
-        <w:t>│   │   │   │   │   │   ├── LiveFeed.tsx</w:t>
-        <w:br/>
-        <w:t>│   │   │   │   │   │   ├── PlanUsageWidget.tsx</w:t>
-        <w:br/>
-        <w:t>│   │   │   │   │   │   ├── ReadinessHeatmap.tsx</w:t>
-        <w:br/>
-        <w:t>│   │   │   │   │   │   ├── RecentActivity.tsx</w:t>
-        <w:br/>
-        <w:t>│   │   │   │   │   │   ├── RoomReadinessChart.tsx</w:t>
-        <w:br/>
-        <w:t>│   │   │   │   │   │   ├── StatsGrid.tsx</w:t>
-        <w:br/>
-        <w:t>│   │   │   │   │   │   └── UploadProgressChart.tsx</w:t>
-        <w:br/>
-        <w:t>│   │   │   │   │   ├── emails</w:t>
-        <w:br/>
-        <w:t>│   │   │   │   │   │   ├── campaign</w:t>
-        <w:br/>
-        <w:t>│   │   │   │   │   │   │   ├── CampaignBuilder.tsx</w:t>
-        <w:br/>
-        <w:t>│   │   │   │   │   │   │   ├── CampaignDetail.tsx</w:t>
-        <w:br/>
-        <w:t>│   │   │   │   │   │   │   ├── CampaignList.tsx</w:t>
-        <w:br/>
-        <w:t>│   │   │   │   │   │   │   └── RegistrationCampaignBuilder.tsx</w:t>
-        <w:br/>
-        <w:t>│   │   │   │   │   │   ├── dashboard</w:t>
-        <w:br/>
-        <w:t>│   │   │   │   │   │   │   ├── AnalyticsDashboard.tsx</w:t>
-        <w:br/>
-        <w:t>│   │   │   │   │   │   │   └── CampaignDashboard.tsx</w:t>
-        <w:br/>
-        <w:t>│   │   │   │   │   │   ├── logs</w:t>
-        <w:br/>
-        <w:t>│   │   │   │   │   │   │   └── LogsTable.tsx</w:t>
-        <w:br/>
-        <w:t>│   │   │   │   │   │   ├── templates</w:t>
-        <w:br/>
-        <w:t>│   │   │   │   │   │   │   ├── RegistrationTemplateEditor.tsx</w:t>
-        <w:br/>
-        <w:t>│   │   │   │   │   │   │   ├── TemplateEditor.tsx</w:t>
-        <w:br/>
-        <w:t>│   │   │   │   │   │   │   ├── TemplatePreview.tsx</w:t>
-        <w:br/>
-        <w:t>│   │   │   │   │   │   │   └── VariablePanel.tsx</w:t>
-        <w:br/>
-        <w:t>│   │   │   │   │   │   ├── AnnouncementsTab.tsx</w:t>
-        <w:br/>
-        <w:t>│   │   │   │   │   │   └── EmailCampaignManager.tsx</w:t>
-        <w:br/>
-        <w:t>│   │   │   │   │   ├── eposters</w:t>
-        <w:br/>
-        <w:t>│   │   │   │   │   │   └── ManageScreensDialog.tsx</w:t>
-        <w:br/>
-        <w:t>│   │   │   │   │   ├── events</w:t>
-        <w:br/>
-        <w:t>│   │   │   │   │   │   └── ScheduleImportModal.tsx</w:t>
-        <w:br/>
-        <w:t>│   │   │   │   │   ├── files</w:t>
-        <w:br/>
-        <w:t>│   │   │   │   │   │   ├── ApprovalActions.tsx</w:t>
-        <w:br/>
-        <w:t>│   │   │   │   │   │   ├── FilePreviewPanel.tsx</w:t>
-        <w:br/>
-        <w:t>│   │   │   │   │   │   └── FileTable.tsx</w:t>
-        <w:br/>
-        <w:t>│   │   │   │   │   ├── import</w:t>
-        <w:br/>
-        <w:t>│   │   │   │   │   │   ├── ColumnMapper.tsx</w:t>
-        <w:br/>
-        <w:t>│   │   │   │   │   │   ├── ImportPreview.tsx</w:t>
-        <w:br/>
-        <w:t>│   │   │   │   │   │   └── ImportWizard.tsx</w:t>
-        <w:br/>
-        <w:t>│   │   │   │   │   ├── layout</w:t>
-        <w:br/>
-        <w:t>│   │   │   │   │   │   ├── EventSelector.tsx</w:t>
-        <w:br/>
-        <w:t>│   │   │   │   │   │   ├── Header.tsx</w:t>
-        <w:br/>
-        <w:t>│   │   │   │   │   │   ├── PageHeader.tsx</w:t>
-        <w:br/>
-        <w:t>│   │   │   │   │   │   ├── PageWrapper.tsx</w:t>
-        <w:br/>
-        <w:t>│   │   │   │   │   │   ├── Sidebar.tsx</w:t>
-        <w:br/>
-        <w:t>│   │   │   │   │   │   └── ThemeControls.tsx</w:t>
-        <w:br/>
-        <w:t>│   │   │   │   │   ├── modals</w:t>
-        <w:br/>
-        <w:t>│   │   │   │   │   │   └── GlobalModal.tsx</w:t>
-        <w:br/>
-        <w:t>│   │   │   │   │   ├── notifications</w:t>
-        <w:br/>
-        <w:t>│   │   │   │   │   │   ├── CampaignTable.tsx</w:t>
-        <w:br/>
-        <w:t>│   │   │   │   │   │   └── TemplateEditor.tsx</w:t>
-        <w:br/>
-        <w:t>│   │   │   │   │   ├── org</w:t>
-        <w:br/>
-        <w:t>│   │   │   │   │   │   ├── org-api.ts</w:t>
-        <w:br/>
-        <w:t>│   │   │   │   │   │   ├── OrgWorkspace.tsx</w:t>
-        <w:br/>
-        <w:t>│   │   │   │   │   │   └── SignupWizard.tsx</w:t>
-        <w:br/>
-        <w:t>│   │   │   │   │   ├── rbac</w:t>
-        <w:br/>
-        <w:t>│   │   │   │   │   │   ├── CreateUserDialog.tsx</w:t>
-        <w:br/>
-        <w:t>│   │   │   │   │   │   ├── ManageNodeDialog.tsx</w:t>
-        <w:br/>
-        <w:t>│   │   │   │   │   │   └── UserManagement.tsx</w:t>
-        <w:br/>
-        <w:t>│   │   │   │   │   ├── ready-room</w:t>
-        <w:br/>
-        <w:t>│   │   │   │   │   │   ├── CheckInPanel.tsx</w:t>
-        <w:br/>
-        <w:t>│   │   │   │   │   │   └── StationGrid.tsx</w:t>
-        <w:br/>
-        <w:t>│   │   │   │   │   ├── registration</w:t>
-        <w:br/>
-        <w:t>│   │   │   │   │   │   ├── financials</w:t>
-        <w:br/>
-        <w:t>│   │   │   │   │   │   │   ├── PaymentsTab.tsx</w:t>
-        <w:br/>
-        <w:t>│   │   │   │   │   │   │   ├── PricingTab.tsx</w:t>
-        <w:br/>
-        <w:t>│   │   │   │   │   │   │   └── PromosTab.tsx</w:t>
-        <w:br/>
-        <w:t>│   │   │   │   │   │   ├── settings</w:t>
-        <w:br/>
-        <w:t>│   │   │   │   │   │   │   ├── AccessTab.tsx</w:t>
-        <w:br/>
-        <w:t>│   │   │   │   │   │   │   ├── CapacityTab.tsx</w:t>
-        <w:br/>
-        <w:t>│   │   │   │   │   │   │   ├── PortalTab.tsx</w:t>
-        <w:br/>
-        <w:t>│   │   │   │   │   │   │   ├── RolesTab.tsx</w:t>
-        <w:br/>
-        <w:t>│   │   │   │   │   │   │   ├── SpeakerTab.tsx</w:t>
-        <w:br/>
-        <w:t>│   │   │   │   │   │   │   └── ThemeTab.tsx</w:t>
-        <w:br/>
-        <w:t>│   │   │   │   │   │   └── AddParticipantModal.tsx</w:t>
-        <w:br/>
-        <w:t>│   │   │   │   │   ├── rooms</w:t>
-        <w:br/>
-        <w:t>│   │   │   │   │   │   └── CreateRoomDialog.tsx</w:t>
-        <w:br/>
-        <w:t>│   │   │   │   │   ├── sessions</w:t>
-        <w:br/>
-        <w:t>│   │   │   │   │   │   ├── CalendarView.tsx</w:t>
-        <w:br/>
-        <w:t>│   │   │   │   │   │   ├── CreateSessionDialog.tsx</w:t>
-        <w:br/>
-        <w:t>│   │   │   │   │   │   ├── DatePicker.tsx</w:t>
-        <w:br/>
-        <w:t>│   │   │   │   │   │   ├── ScheduleGrid.tsx</w:t>
-        <w:br/>
-        <w:t>│   │   │   │   │   │   ├── SessionDetailDialog.tsx</w:t>
-        <w:br/>
-        <w:t>│   │   │   │   │   │   ├── SessionForm.tsx</w:t>
-        <w:br/>
-        <w:t>│   │   │   │   │   │   ├── SessionTable.tsx</w:t>
-        <w:br/>
-        <w:t>│   │   │   │   │   │   └── TimelineView.tsx</w:t>
-        <w:br/>
-        <w:t>│   │   │   │   │   ├── speaker</w:t>
-        <w:br/>
-        <w:t>│   │   │   │   │   │   └── SpeakerThemeTab.tsx</w:t>
-        <w:br/>
-        <w:t>│   │   │   │   │   ├── speakers</w:t>
-        <w:br/>
-        <w:t>│   │   │   │   │   │   ├── EmailCampaignDialog.tsx</w:t>
-        <w:br/>
-        <w:t>│   │   │   │   │   │   ├── InviteModal.tsx</w:t>
-        <w:br/>
-        <w:t>│   │   │   │   │   │   ├── MoveTalkDialog.tsx</w:t>
-        <w:br/>
-        <w:t>│   │   │   │   │   │   ├── RegisterSpeakerDialog.tsx</w:t>
-        <w:br/>
-        <w:t>│   │   │   │   │   │   ├── SpeakerDrawer.tsx</w:t>
-        <w:br/>
-        <w:t>│   │   │   │   │   │   ├── SpeakerTable.tsx</w:t>
-        <w:br/>
-        <w:t>│   │   │   │   │   │   └── StatusBadge.tsx</w:t>
-        <w:br/>
-        <w:t>│   │   │   │   │   ├── CreateEventDialog.tsx</w:t>
-        <w:br/>
-        <w:t>│   │   │   │   │   ├── FloatingToolbar.tsx</w:t>
-        <w:br/>
-        <w:t>│   │   │   │   │   └── ImpersonationBanner.tsx</w:t>
-        <w:br/>
-        <w:t>│   │   │   │   ├── ui</w:t>
-        <w:br/>
-        <w:t>│   │   │   │   │   ├── AiFloatingAssistant.tsx</w:t>
-        <w:br/>
-        <w:t>│   │   │   │   │   ├── avatar.tsx</w:t>
-        <w:br/>
-        <w:t>│   │   │   │   │   ├── badge.tsx</w:t>
-        <w:br/>
-        <w:t>│   │   │   │   │   ├── button.tsx</w:t>
-        <w:br/>
-        <w:t>│   │   │   │   │   ├── card.tsx</w:t>
-        <w:br/>
-        <w:t>│   │   │   │   │   ├── dialog.tsx</w:t>
-        <w:br/>
-        <w:t>│   │   │   │   │   ├── dropdown-menu.tsx</w:t>
-        <w:br/>
-        <w:t>│   │   │   │   │   ├── input.tsx</w:t>
-        <w:br/>
-        <w:t>│   │   │   │   │   ├── label.tsx</w:t>
-        <w:br/>
-        <w:t>│   │   │   │   │   ├── portal.tsx</w:t>
-        <w:br/>
-        <w:t>│   │   │   │   │   ├── progress.tsx</w:t>
-        <w:br/>
-        <w:t>│   │   │   │   │   ├── README.md</w:t>
-        <w:br/>
-        <w:t>│   │   │   │   │   ├── scroll-area.tsx</w:t>
-        <w:br/>
-        <w:t>│   │   │   │   │   ├── select.tsx</w:t>
-        <w:br/>
-        <w:t>│   │   │   │   │   ├── skeleton.tsx</w:t>
-        <w:br/>
-        <w:t>│   │   │   │   │   ├── switch.tsx</w:t>
-        <w:br/>
-        <w:t>│   │   │   │   │   ├── tabs.tsx</w:t>
-        <w:br/>
-        <w:t>│   │   │   │   │   ├── textarea.tsx</w:t>
-        <w:br/>
-        <w:t>│   │   │   │   │   └── Tooltip.tsx</w:t>
-        <w:br/>
-        <w:t>│   │   │   │   ├── providers.tsx</w:t>
-        <w:br/>
-        <w:t>│   │   │   │   └── ThemeSwitcher.tsx</w:t>
-        <w:br/>
-        <w:t>│   │   │   ├── hooks</w:t>
-        <w:br/>
-        <w:t>│   │   │   │   ├── use-socket.ts</w:t>
-        <w:br/>
-        <w:t>│   │   │   │   ├── useAuth.ts</w:t>
-        <w:br/>
-        <w:t>│   │   │   │   ├── useBilling.ts</w:t>
-        <w:br/>
-        <w:t>│   │   │   │   ├── useEmails.ts</w:t>
-        <w:br/>
-        <w:t>│   │   │   │   ├── useEventData.ts</w:t>
-        <w:br/>
-        <w:t>│   │   │   │   ├── useEvents.ts</w:t>
-        <w:br/>
-        <w:t>│   │   │   │   ├── useFiles.ts</w:t>
-        <w:br/>
-        <w:t>│   │   │   │   ├── usePermissions.ts</w:t>
-        <w:br/>
-        <w:t>│   │   │   │   ├── usePosters.ts</w:t>
-        <w:br/>
-        <w:t>│   │   │   │   ├── useRooms.ts</w:t>
-        <w:br/>
-        <w:t>│   │   │   │   ├── useSessions.ts</w:t>
-        <w:br/>
-        <w:t>│   │   │   │   ├── useSpeakers.ts</w:t>
-        <w:br/>
-        <w:t>│   │   │   │   ├── useTheme.ts</w:t>
-        <w:br/>
-        <w:t>│   │   │   │   ├── useToast.ts</w:t>
-        <w:br/>
-        <w:t>│   │   │   │   └── useWebSocket.ts</w:t>
-        <w:br/>
-        <w:t>│   │   │   ├── lib</w:t>
-        <w:br/>
-        <w:t>│   │   │   │   ├── api-client.ts</w:t>
-        <w:br/>
-        <w:t>│   │   │   │   ├── auth.ts</w:t>
-        <w:br/>
-        <w:t>│   │   │   │   ├── constants.ts</w:t>
-        <w:br/>
-        <w:t>│   │   │   │   ├── country-states.ts</w:t>
-        <w:br/>
-        <w:t>│   │   │   │   ├── pdf-compiler.tsx</w:t>
-        <w:br/>
-        <w:t>│   │   │   │   ├── permissions.ts</w:t>
-        <w:br/>
-        <w:t>│   │   │   │   ├── socket.ts</w:t>
-        <w:br/>
-        <w:t>│   │   │   │   └── utils.ts</w:t>
-        <w:br/>
-        <w:t>│   │   │   ├── public</w:t>
-        <w:br/>
-        <w:t>│   │   │   │   ├── header</w:t>
-        <w:br/>
-        <w:t>│   │   │   │   │   ├── 1.jpg</w:t>
-        <w:br/>
-        <w:t>│   │   │   │   │   ├── 2.jpg</w:t>
-        <w:br/>
-        <w:t>│   │   │   │   │   └── 3.jpg</w:t>
-        <w:br/>
-        <w:t>│   │   │   │   ├── logo</w:t>
-        <w:br/>
-        <w:t>│   │   │   │   │   └── 1.png</w:t>
-        <w:br/>
-        <w:t>│   │   │   │   ├── samples</w:t>
-        <w:br/>
-        <w:t>│   │   │   │   │   └── sample_agenda.xlsx</w:t>
-        <w:br/>
-        <w:t>│   │   │   │   ├── logo-icon.png</w:t>
-        <w:br/>
-        <w:t>│   │   │   │   └── logo.png</w:t>
-        <w:br/>
-        <w:t>│   │   │   ├── services</w:t>
-        <w:br/>
-        <w:t>│   │   │   │   ├── auth-service.ts</w:t>
-        <w:br/>
-        <w:t>│   │   │   │   ├── email-service.ts</w:t>
-        <w:br/>
-        <w:t>│   │   │   │   ├── event-service.ts</w:t>
-        <w:br/>
-        <w:t>│   │   │   │   └── super-admin-service.ts</w:t>
-        <w:br/>
-        <w:t>│   │   │   ├── src</w:t>
-        <w:br/>
-        <w:t>│   │   │   │   └── styles</w:t>
-        <w:br/>
-        <w:t>│   │   │   │       ├── global.css</w:t>
-        <w:br/>
-        <w:t>│   │   │   │       └── themes.css</w:t>
-        <w:br/>
-        <w:t>│   │   │   ├── store</w:t>
-        <w:br/>
-        <w:t>│   │   │   │   ├── use-auth-store.ts</w:t>
-        <w:br/>
-        <w:t>│   │   │   │   ├── useEventStore.ts</w:t>
-        <w:br/>
-        <w:t>│   │   │   │   ├── useFloatingToolbarStore.ts</w:t>
-        <w:br/>
-        <w:t>│   │   │   │   ├── useModalStore.ts</w:t>
-        <w:br/>
-        <w:t>│   │   │   │   ├── useNotificationStore.ts</w:t>
-        <w:br/>
-        <w:t>│   │   │   │   └── useUIStore.ts</w:t>
-        <w:br/>
-        <w:t>│   │   │   ├── types</w:t>
-        <w:br/>
-        <w:t>│   │   │   │   ├── api.ts</w:t>
-        <w:br/>
-        <w:t>│   │   │   │   ├── backend.ts</w:t>
-        <w:br/>
-        <w:t>│   │   │   │   └── models.ts</w:t>
-        <w:br/>
-        <w:t>│   │   │   ├── .env.example</w:t>
-        <w:br/>
-        <w:t>│   │   │   ├── next-env.d.ts</w:t>
-        <w:br/>
-        <w:t>│   │   │   ├── next.config.mjs</w:t>
-        <w:br/>
-        <w:t>│   │   │   ├── package.json</w:t>
-        <w:br/>
-        <w:t>│   │   │   ├── postcss.config.mjs</w:t>
-        <w:br/>
-        <w:t>│   │   │   ├── tailwind.config.ts</w:t>
-        <w:br/>
-        <w:t>│   │   │   ├── tsconfig.json</w:t>
-        <w:br/>
-        <w:t>│   │   │   └── tsconfig.tsbuildinfo</w:t>
-        <w:br/>
-        <w:t>│   │   ├── registration-portal</w:t>
-        <w:br/>
-        <w:t>│   │   │   ├── app</w:t>
-        <w:br/>
-        <w:t>│   │   │   │   ├── [eventId]</w:t>
-        <w:br/>
-        <w:t>│   │   │   │   │   ├── dashboard</w:t>
-        <w:br/>
-        <w:t>│   │   │   │   │   │   └── page.tsx</w:t>
-        <w:br/>
-        <w:t>│   │   │   │   │   ├── login</w:t>
-        <w:br/>
-        <w:t>│   │   │   │   │   │   └── page.tsx</w:t>
-        <w:br/>
-        <w:t>│   │   │   │   │   ├── register</w:t>
-        <w:br/>
-        <w:t>│   │   │   │   │   │   └── page.tsx</w:t>
-        <w:br/>
-        <w:t>│   │   │   │   │   ├── layout.tsx</w:t>
-        <w:br/>
-        <w:t>│   │   │   │   │   └── page.tsx</w:t>
-        <w:br/>
-        <w:t>│   │   │   │   ├── globals.css</w:t>
-        <w:br/>
-        <w:t>│   │   │   │   ├── layout.tsx</w:t>
-        <w:br/>
-        <w:t>│   │   │   │   └── page.tsx</w:t>
-        <w:br/>
-        <w:t>│   │   │   ├── components</w:t>
-        <w:br/>
-        <w:t>│   │   │   │   └── Providers.tsx</w:t>
-        <w:br/>
-        <w:t>│   │   │   ├── lib</w:t>
-        <w:br/>
-        <w:t>│   │   │   │   └── country-states.ts</w:t>
-        <w:br/>
-        <w:t>│   │   │   ├── public</w:t>
-        <w:br/>
-        <w:t>│   │   │   │   ├── header</w:t>
-        <w:br/>
-        <w:t>│   │   │   │   │   ├── 1.jpg</w:t>
-        <w:br/>
-        <w:t>│   │   │   │   │   ├── 2.jpg</w:t>
-        <w:br/>
-        <w:t>│   │   │   │   │   └── 3.jpg</w:t>
-        <w:br/>
-        <w:t>│   │   │   │   └── logo</w:t>
-        <w:br/>
-        <w:t>│   │   │   │       └── 1.png</w:t>
-        <w:br/>
-        <w:t>│   │   │   ├── next-env.d.ts</w:t>
-        <w:br/>
-        <w:t>│   │   │   ├── next.config.ts</w:t>
-        <w:br/>
-        <w:t>│   │   │   ├── package.json</w:t>
-        <w:br/>
-        <w:t>│   │   │   ├── postcss.config.js</w:t>
-        <w:br/>
-        <w:t>│   │   │   ├── tailwind.config.ts</w:t>
-        <w:br/>
-        <w:t>│   │   │   ├── tsconfig.json</w:t>
-        <w:br/>
-        <w:t>│   │   │   └── tsconfig.tsbuildinfo</w:t>
-        <w:br/>
-        <w:t>│   │   └── speaker-portal</w:t>
-        <w:br/>
-        <w:t>│   │       ├── app</w:t>
-        <w:br/>
-        <w:t>│   │       │   ├── [eventId]</w:t>
-        <w:br/>
-        <w:t>│   │       │   │   ├── [token]</w:t>
-        <w:br/>
-        <w:t>│   │       │   │   │   ├── status</w:t>
-        <w:br/>
-        <w:t>│   │       │   │   │   │   └── page.tsx</w:t>
-        <w:br/>
-        <w:t>│   │       │   │   │   ├── thankyou</w:t>
-        <w:br/>
-        <w:t>│   │       │   │   │   │   └── page.tsx</w:t>
-        <w:br/>
-        <w:t>│   │       │   │   │   ├── upload</w:t>
-        <w:br/>
-        <w:t>│   │       │   │   │   │   └── page.tsx</w:t>
-        <w:br/>
-        <w:t>│   │       │   │   │   └── page.tsx</w:t>
-        <w:br/>
-        <w:t>│   │       │   │   ├── login</w:t>
-        <w:br/>
-        <w:t>│   │       │   │   │   └── page.tsx</w:t>
-        <w:br/>
-        <w:t>│   │       │   │   └── page.tsx</w:t>
-        <w:br/>
-        <w:t>│   │       │   ├── poster</w:t>
-        <w:br/>
-        <w:t>│   │       │   │   └── [token]</w:t>
-        <w:br/>
-        <w:t>│   │       │   │       └── page.tsx</w:t>
-        <w:br/>
-        <w:t>│   │       │   ├── globals.css</w:t>
-        <w:br/>
-        <w:t>│   │       │   ├── layout.tsx</w:t>
-        <w:br/>
-        <w:t>│   │       │   └── page.tsx</w:t>
-        <w:br/>
-        <w:t>│   │       ├── components</w:t>
-        <w:br/>
-        <w:t>│   │       │   ├── DeadlineBanner.tsx</w:t>
-        <w:br/>
-        <w:t>│   │       │   ├── ImageCropper.tsx</w:t>
-        <w:br/>
-        <w:t>│   │       │   ├── PortalHeader.tsx</w:t>
-        <w:br/>
-        <w:t>│   │       │   ├── Providers.tsx</w:t>
-        <w:br/>
-        <w:t>│   │       │   ├── README.md</w:t>
-        <w:br/>
-        <w:t>│   │       │   ├── SpeakerPortalLayout.tsx</w:t>
-        <w:br/>
-        <w:t>│   │       │   └── TermsModal.tsx</w:t>
-        <w:br/>
-        <w:t>│   │       ├── hooks</w:t>
-        <w:br/>
-        <w:t>│   │       │   ├── useDeadlineStatus.ts</w:t>
-        <w:br/>
-        <w:t>│   │       │   └── usePortal.ts</w:t>
-        <w:br/>
-        <w:t>│   │       ├── lib</w:t>
-        <w:br/>
-        <w:t>│   │       │   ├── api-client.ts</w:t>
-        <w:br/>
-        <w:t>│   │       │   ├── README.md</w:t>
-        <w:br/>
-        <w:t>│   │       │   └── utils.ts</w:t>
-        <w:br/>
-        <w:t>│   │       ├── public</w:t>
-        <w:br/>
-        <w:t>│   │       │   ├── header</w:t>
-        <w:br/>
-        <w:t>│   │       │   │   ├── 1.jpg</w:t>
-        <w:br/>
-        <w:t>│   │       │   │   ├── 2.jpg</w:t>
-        <w:br/>
-        <w:t>│   │       │   │   └── 3.jpg</w:t>
-        <w:br/>
-        <w:t>│   │       │   └── logo</w:t>
-        <w:br/>
-        <w:t>│   │       │       └── 1.png</w:t>
-        <w:br/>
-        <w:t>│   │       ├── next-env.d.ts</w:t>
-        <w:br/>
-        <w:t>│   │       ├── next.config.ts</w:t>
-        <w:br/>
-        <w:t>│   │       ├── package.json</w:t>
-        <w:br/>
-        <w:t>│   │       ├── postcss.config.js</w:t>
-        <w:br/>
-        <w:t>│   │       ├── tailwind.config.ts</w:t>
-        <w:br/>
-        <w:t>│   │       ├── tsconfig.json</w:t>
-        <w:br/>
-        <w:t>│   │       └── tsconfig.tsbuildinfo</w:t>
-        <w:br/>
-        <w:t>│   └── venue</w:t>
-        <w:br/>
-        <w:t>│       ├── eposter-display</w:t>
-        <w:br/>
-        <w:t>│       │   ├── electron</w:t>
-        <w:br/>
-        <w:t>│       │   │   └── README.md</w:t>
-        <w:br/>
-        <w:t>│       │   ├── public</w:t>
-        <w:br/>
-        <w:t>│       │   │   └── README.md</w:t>
-        <w:br/>
-        <w:t>│       │   ├── src</w:t>
-        <w:br/>
-        <w:t>│       │   │   └── README.md</w:t>
-        <w:br/>
-        <w:t>│       │   └── package.json</w:t>
-        <w:br/>
-        <w:t>│       ├── kiosk-app</w:t>
-        <w:br/>
-        <w:t>│       │   ├── electron</w:t>
-        <w:br/>
-        <w:t>│       │   │   ├── ipc-handlers.ts</w:t>
-        <w:br/>
-        <w:t>│       │   │   ├── local-db.ts</w:t>
-        <w:br/>
-        <w:t>│       │   │   ├── main.ts</w:t>
-        <w:br/>
-        <w:t>│       │   │   └── preload.ts</w:t>
-        <w:br/>
-        <w:t>│       │   ├── public</w:t>
-        <w:br/>
-        <w:t>│       │   │   ├── manifest.json</w:t>
-        <w:br/>
-        <w:t>│       │   │   └── service-worker.js</w:t>
-        <w:br/>
-        <w:t>│       │   ├── src</w:t>
-        <w:br/>
-        <w:t>│       │   │   ├── components</w:t>
-        <w:br/>
-        <w:t>│       │   │   │   ├── QRScanner.tsx</w:t>
-        <w:br/>
-        <w:t>│       │   │   │   ├── SpeakerCard.tsx</w:t>
-        <w:br/>
-        <w:t>│       │   │   │   └── StationAssignment.tsx</w:t>
-        <w:br/>
-        <w:t>│       │   │   ├── lib</w:t>
-        <w:br/>
-        <w:t>│       │   │   │   ├── data-provider.ts</w:t>
-        <w:br/>
-        <w:t>│       │   │   │   └── platform.ts</w:t>
-        <w:br/>
-        <w:t>│       │   │   ├── pages</w:t>
-        <w:br/>
-        <w:t>│       │   │   │   ├── AssignmentPage.tsx</w:t>
-        <w:br/>
-        <w:t>│       │   │   │   ├── ManualEntryPage.tsx</w:t>
-        <w:br/>
-        <w:t>│       │   │   │   └── ScanPage.tsx</w:t>
-        <w:br/>
-        <w:t>│       │   │   └── App.tsx</w:t>
-        <w:br/>
-        <w:t>│       │   ├── .env.example</w:t>
-        <w:br/>
-        <w:t>│       │   ├── electron-builder.yml</w:t>
-        <w:br/>
-        <w:t>│       │   ├── next.config.ts</w:t>
-        <w:br/>
-        <w:t>│       │   └── package.json</w:t>
-        <w:br/>
-        <w:t>│       ├── moderator-app</w:t>
-        <w:br/>
-        <w:t>│       │   ├── public</w:t>
-        <w:br/>
-        <w:t>│       │   │   └── README.md</w:t>
-        <w:br/>
-        <w:t>│       │   ├── src</w:t>
-        <w:br/>
-        <w:t>│       │   │   └── README.md</w:t>
-        <w:br/>
-        <w:t>│       │   ├── next.config.ts</w:t>
-        <w:br/>
-        <w:t>│       │   └── package.json</w:t>
-        <w:br/>
-        <w:t>│       ├── registration</w:t>
-        <w:br/>
-        <w:t>│       │   ├── app</w:t>
-        <w:br/>
-        <w:t>│       │   │   ├── (auth)</w:t>
-        <w:br/>
-        <w:t>│       │   │   │   ├── layout.tsx</w:t>
-        <w:br/>
-        <w:t>│       │   │   │   └── page.tsx</w:t>
-        <w:br/>
-        <w:t>│       │   │   ├── (dashboard)</w:t>
-        <w:br/>
-        <w:t>│       │   │   │   ├── events</w:t>
-        <w:br/>
-        <w:t>│       │   │   │   │   └── [eventId]</w:t>
-        <w:br/>
-        <w:t>│       │   │   │   │       ├── certificates</w:t>
-        <w:br/>
-        <w:t>│       │   │   │   │       │   └── page.tsx</w:t>
-        <w:br/>
-        <w:t>│       │   │   │   │       ├── dashboard</w:t>
-        <w:br/>
-        <w:t>│       │   │   │   │       │   └── page.tsx</w:t>
-        <w:br/>
-        <w:t>│       │   │   │   │       ├── print-queue</w:t>
-        <w:br/>
-        <w:t>│       │   │   │   │       │   └── page.tsx</w:t>
-        <w:br/>
-        <w:t>│       │   │   │   │       ├── register</w:t>
-        <w:br/>
-        <w:t>│       │   │   │   │       │   └── page.tsx</w:t>
-        <w:br/>
-        <w:t>│       │   │   │   │       └── registry</w:t>
-        <w:br/>
-        <w:t>│       │   │   │   │           └── page.tsx</w:t>
-        <w:br/>
-        <w:t>│       │   │   │   └── layout.tsx</w:t>
-        <w:br/>
-        <w:t>│       │   │   ├── globals.css</w:t>
-        <w:br/>
-        <w:t>│       │   │   ├── layout.tsx</w:t>
-        <w:br/>
-        <w:t>│       │   │   └── not-found.tsx</w:t>
-        <w:br/>
-        <w:t>│       │   ├── components</w:t>
-        <w:br/>
-        <w:t>│       │   │   ├── auth</w:t>
-        <w:br/>
-        <w:t>│       │   │   │   └── PermissionGate.tsx</w:t>
-        <w:br/>
-        <w:t>│       │   │   ├── dashboard</w:t>
-        <w:br/>
-        <w:t>│       │   │   │   ├── DailyUploadsChart.tsx</w:t>
-        <w:br/>
-        <w:t>│       │   │   │   ├── LiveFeed.tsx</w:t>
-        <w:br/>
-        <w:t>│       │   │   │   ├── ReadinessHeatmap.tsx</w:t>
-        <w:br/>
-        <w:t>│       │   │   │   ├── RecentActivity.tsx</w:t>
-        <w:br/>
-        <w:t>│       │   │   │   ├── RoomReadinessChart.tsx</w:t>
-        <w:br/>
-        <w:t>│       │   │   │   ├── StatsGrid.tsx</w:t>
-        <w:br/>
-        <w:t>│       │   │   │   └── UploadProgressChart.tsx</w:t>
-        <w:br/>
-        <w:t>│       │   │   ├── emails</w:t>
-        <w:br/>
-        <w:t>│       │   │   │   ├── campaign</w:t>
-        <w:br/>
-        <w:t>│       │   │   │   │   ├── CampaignBuilder.tsx</w:t>
-        <w:br/>
-        <w:t>│       │   │   │   │   ├── CampaignDetail.tsx</w:t>
-        <w:br/>
-        <w:t>│       │   │   │   │   ├── CampaignList.tsx</w:t>
-        <w:br/>
-        <w:t>│       │   │   │   │   └── RegistrationCampaignBuilder.tsx</w:t>
-        <w:br/>
-        <w:t>│       │   │   │   ├── dashboard</w:t>
-        <w:br/>
-        <w:t>│       │   │   │   │   ├── AnalyticsDashboard.tsx</w:t>
-        <w:br/>
-        <w:t>│       │   │   │   │   └── CampaignDashboard.tsx</w:t>
-        <w:br/>
-        <w:t>│       │   │   │   ├── logs</w:t>
-        <w:br/>
-        <w:t>│       │   │   │   │   └── LogsTable.tsx</w:t>
-        <w:br/>
-        <w:t>│       │   │   │   ├── templates</w:t>
-        <w:br/>
-        <w:t>│       │   │   │   │   ├── RegistrationTemplateEditor.tsx</w:t>
-        <w:br/>
-        <w:t>│       │   │   │   │   ├── TemplateEditor.tsx</w:t>
-        <w:br/>
-        <w:t>│       │   │   │   │   ├── TemplatePreview.tsx</w:t>
-        <w:br/>
-        <w:t>│       │   │   │   │   └── VariablePanel.tsx</w:t>
-        <w:br/>
-        <w:t>│       │   │   │   └── EmailCampaignManager.tsx</w:t>
-        <w:br/>
-        <w:t>│       │   │   ├── eposters</w:t>
-        <w:br/>
-        <w:t>│       │   │   │   └── ManageScreensDialog.tsx</w:t>
-        <w:br/>
-        <w:t>│       │   │   ├── events</w:t>
-        <w:br/>
-        <w:t>│       │   │   │   └── EventConfigurationWorkspace.tsx</w:t>
-        <w:br/>
-        <w:t>│       │   │   ├── files</w:t>
-        <w:br/>
-        <w:t>│       │   │   │   ├── ApprovalActions.tsx</w:t>
-        <w:br/>
-        <w:t>│       │   │   │   ├── FilePreviewPanel.tsx</w:t>
-        <w:br/>
-        <w:t>│       │   │   │   └── FileTable.tsx</w:t>
-        <w:br/>
-        <w:t>│       │   │   ├── import</w:t>
-        <w:br/>
-        <w:t>│       │   │   │   ├── ColumnMapper.tsx</w:t>
-        <w:br/>
-        <w:t>│       │   │   │   ├── ImportPreview.tsx</w:t>
-        <w:br/>
-        <w:t>│       │   │   │   └── ImportWizard.tsx</w:t>
-        <w:br/>
-        <w:t>│       │   │   ├── layout</w:t>
-        <w:br/>
-        <w:t>│       │   │   │   ├── EventSelector.tsx</w:t>
-        <w:br/>
-        <w:t>│       │   │   │   ├── Header.tsx</w:t>
-        <w:br/>
-        <w:t>│       │   │   │   ├── PageHeader.tsx</w:t>
-        <w:br/>
-        <w:t>│       │   │   │   ├── PageWrapper.tsx</w:t>
-        <w:br/>
-        <w:t>│       │   │   │   ├── Sidebar.tsx</w:t>
-        <w:br/>
-        <w:t>│       │   │   │   └── ThemeControls.tsx</w:t>
-        <w:br/>
-        <w:t>│       │   │   ├── modals</w:t>
-        <w:br/>
-        <w:t>│       │   │   │   └── GlobalModal.tsx</w:t>
-        <w:br/>
-        <w:t>│       │   │   ├── notifications</w:t>
-        <w:br/>
-        <w:t>│       │   │   │   ├── CampaignTable.tsx</w:t>
-        <w:br/>
-        <w:t>│       │   │   │   └── TemplateEditor.tsx</w:t>
-        <w:br/>
-        <w:t>│       │   │   ├── rbac</w:t>
-        <w:br/>
-        <w:t>│       │   │   │   ├── CreateUserDialog.tsx</w:t>
-        <w:br/>
-        <w:t>│       │   │   │   ├── ManageNodeDialog.tsx</w:t>
-        <w:br/>
-        <w:t>│       │   │   │   └── UserManagement.tsx</w:t>
-        <w:br/>
-        <w:t>│       │   │   ├── ready-room</w:t>
-        <w:br/>
-        <w:t>│       │   │   │   ├── CheckInPanel.tsx</w:t>
-        <w:br/>
-        <w:t>│       │   │   │   └── StationGrid.tsx</w:t>
-        <w:br/>
-        <w:t>│       │   │   ├── registration</w:t>
-        <w:br/>
-        <w:t>│       │   │   │   └── settings</w:t>
-        <w:br/>
-        <w:t>│       │   │   │       ├── AccessTab.tsx</w:t>
-        <w:br/>
-        <w:t>│       │   │   │       ├── PortalTab.tsx</w:t>
-        <w:br/>
-        <w:t>│       │   │   │       ├── PricingTab.tsx</w:t>
-        <w:br/>
-        <w:t>│       │   │   │       └── RolesTab.tsx</w:t>
-        <w:br/>
-        <w:t>│       │   │   ├── rooms</w:t>
-        <w:br/>
-        <w:t>│       │   │   │   └── CreateRoomDialog.tsx</w:t>
-        <w:br/>
-        <w:t>│       │   │   ├── sessions</w:t>
-        <w:br/>
-        <w:t>│       │   │   │   ├── CalendarView.tsx</w:t>
-        <w:br/>
-        <w:t>│       │   │   │   ├── CreateSessionDialog.tsx</w:t>
-        <w:br/>
-        <w:t>│       │   │   │   ├── DatePicker.tsx</w:t>
-        <w:br/>
-        <w:t>│       │   │   │   ├── ScheduleGrid.tsx</w:t>
-        <w:br/>
-        <w:t>│       │   │   │   ├── SessionDetailDialog.tsx</w:t>
-        <w:br/>
-        <w:t>│       │   │   │   ├── SessionForm.tsx</w:t>
-        <w:br/>
-        <w:t>│       │   │   │   ├── SessionTable.tsx</w:t>
-        <w:br/>
-        <w:t>│       │   │   │   └── TimelineView.tsx</w:t>
-        <w:br/>
-        <w:t>│       │   │   ├── speakers</w:t>
-        <w:br/>
-        <w:t>│       │   │   │   ├── EmailCampaignDialog.tsx</w:t>
-        <w:br/>
-        <w:t>│       │   │   │   ├── InviteModal.tsx</w:t>
-        <w:br/>
-        <w:t>│       │   │   │   ├── MoveTalkDialog.tsx</w:t>
-        <w:br/>
-        <w:t>│       │   │   │   ├── RegisterSpeakerDialog.tsx</w:t>
-        <w:br/>
-        <w:t>│       │   │   │   ├── SpeakerDrawer.tsx</w:t>
-        <w:br/>
-        <w:t>│       │   │   │   ├── SpeakerTable.tsx</w:t>
-        <w:br/>
-        <w:t>│       │   │   │   └── StatusBadge.tsx</w:t>
-        <w:br/>
-        <w:t>│       │   │   ├── ui</w:t>
-        <w:br/>
-        <w:t>│       │   │   │   ├── avatar.tsx</w:t>
-        <w:br/>
-        <w:t>│       │   │   │   ├── badge.tsx</w:t>
-        <w:br/>
-        <w:t>│       │   │   │   ├── button.tsx</w:t>
-        <w:br/>
-        <w:t>│       │   │   │   ├── card.tsx</w:t>
-        <w:br/>
-        <w:t>│       │   │   │   ├── dialog.tsx</w:t>
-        <w:br/>
-        <w:t>│       │   │   │   ├── dropdown-menu.tsx</w:t>
-        <w:br/>
-        <w:t>│       │   │   │   ├── input.tsx</w:t>
-        <w:br/>
-        <w:t>│       │   │   │   ├── label.tsx</w:t>
-        <w:br/>
-        <w:t>│       │   │   │   ├── portal.tsx</w:t>
-        <w:br/>
-        <w:t>│       │   │   │   ├── README.md</w:t>
-        <w:br/>
-        <w:t>│       │   │   │   ├── scroll-area.tsx</w:t>
-        <w:br/>
-        <w:t>│       │   │   │   ├── select.tsx</w:t>
-        <w:br/>
-        <w:t>│       │   │   │   ├── skeleton.tsx</w:t>
-        <w:br/>
-        <w:t>│       │   │   │   ├── switch.tsx</w:t>
-        <w:br/>
-        <w:t>│       │   │   │   ├── tabs.tsx</w:t>
-        <w:br/>
-        <w:t>│       │   │   │   ├── textarea.tsx</w:t>
-        <w:br/>
-        <w:t>│       │   │   │   └── Tooltip.tsx</w:t>
-        <w:br/>
-        <w:t>│       │   │   ├── CreateEventDialog.tsx</w:t>
-        <w:br/>
-        <w:t>│       │   │   ├── FloatingToolbar.tsx</w:t>
-        <w:br/>
-        <w:t>│       │   │   ├── providers.tsx</w:t>
-        <w:br/>
-        <w:t>│       │   │   └── ThemeSwitcher.tsx</w:t>
-        <w:br/>
-        <w:t>│       │   ├── hooks</w:t>
-        <w:br/>
-        <w:t>│       │   │   ├── use-socket.ts</w:t>
-        <w:br/>
-        <w:t>│       │   │   ├── useAuth.ts</w:t>
-        <w:br/>
-        <w:t>│       │   │   ├── useEmails.ts</w:t>
-        <w:br/>
-        <w:t>│       │   │   ├── useEventData.ts</w:t>
-        <w:br/>
-        <w:t>│       │   │   ├── useEvents.ts</w:t>
-        <w:br/>
-        <w:t>│       │   │   ├── useFiles.ts</w:t>
-        <w:br/>
-        <w:t>│       │   │   ├── usePermissions.ts</w:t>
-        <w:br/>
-        <w:t>│       │   │   ├── usePosters.ts</w:t>
-        <w:br/>
-        <w:t>│       │   │   ├── useRooms.ts</w:t>
-        <w:br/>
-        <w:t>│       │   │   ├── useSessions.ts</w:t>
-        <w:br/>
-        <w:t>│       │   │   ├── useSpeakers.ts</w:t>
-        <w:br/>
-        <w:t>│       │   │   ├── useTheme.ts</w:t>
-        <w:br/>
-        <w:t>│       │   │   ├── useToast.ts</w:t>
-        <w:br/>
-        <w:t>│       │   │   └── useWebSocket.ts</w:t>
-        <w:br/>
-        <w:t>│       │   ├── lib</w:t>
-        <w:br/>
-        <w:t>│       │   │   ├── api-client.ts</w:t>
-        <w:br/>
-        <w:t>│       │   │   ├── auth.ts</w:t>
-        <w:br/>
-        <w:t>│       │   │   ├── constants.ts</w:t>
-        <w:br/>
-        <w:t>│       │   │   ├── country-states.ts</w:t>
-        <w:br/>
-        <w:t>│       │   │   ├── permissions.ts</w:t>
-        <w:br/>
-        <w:t>│       │   │   ├── socket.ts</w:t>
-        <w:br/>
-        <w:t>│       │   │   └── utils.ts</w:t>
-        <w:br/>
-        <w:t>│       │   ├── public</w:t>
-        <w:br/>
-        <w:t>│       │   │   └── samples</w:t>
-        <w:br/>
-        <w:t>│       │   │       └── sample_agenda.xlsx</w:t>
-        <w:br/>
-        <w:t>│       │   ├── services</w:t>
-        <w:br/>
-        <w:t>│       │   │   ├── auth-service.ts</w:t>
-        <w:br/>
-        <w:t>│       │   │   ├── email-service.ts</w:t>
-        <w:br/>
-        <w:t>│       │   │   └── event-service.ts</w:t>
-        <w:br/>
-        <w:t>│       │   ├── src</w:t>
-        <w:br/>
-        <w:t>│       │   │   └── styles</w:t>
-        <w:br/>
-        <w:t>│       │   │       ├── global.css</w:t>
-        <w:br/>
-        <w:t>│       │   │       └── themes.css</w:t>
-        <w:br/>
-        <w:t>│       │   ├── store</w:t>
-        <w:br/>
-        <w:t>│       │   │   ├── use-auth-store.ts</w:t>
-        <w:br/>
-        <w:t>│       │   │   ├── useEventStore.ts</w:t>
-        <w:br/>
-        <w:t>│       │   │   ├── useFloatingToolbarStore.ts</w:t>
-        <w:br/>
-        <w:t>│       │   │   ├── useModalStore.ts</w:t>
-        <w:br/>
-        <w:t>│       │   │   ├── useNotificationStore.ts</w:t>
-        <w:br/>
-        <w:t>│       │   │   └── useUIStore.ts</w:t>
-        <w:br/>
-        <w:t>│       │   ├── types</w:t>
-        <w:br/>
-        <w:t>│       │   │   ├── api.ts</w:t>
-        <w:br/>
-        <w:t>│       │   │   ├── backend.ts</w:t>
-        <w:br/>
-        <w:t>│       │   │   └── models.ts</w:t>
-        <w:br/>
-        <w:t>│       │   ├── next-env.d.ts</w:t>
-        <w:br/>
-        <w:t>│       │   ├── next.config.mjs</w:t>
-        <w:br/>
-        <w:t>│       │   ├── package.json</w:t>
-        <w:br/>
-        <w:t>│       │   ├── postcss.config.mjs</w:t>
-        <w:br/>
-        <w:t>│       │   ├── tailwind.config.ts</w:t>
-        <w:br/>
-        <w:t>│       │   ├── tsconfig.json</w:t>
-        <w:br/>
-        <w:t>│       │   └── tsconfig.tsbuildinfo</w:t>
-        <w:br/>
-        <w:t>│       ├── room-presentation</w:t>
-        <w:br/>
-        <w:t>│       │   ├── electron</w:t>
-        <w:br/>
-        <w:t>│       │   │   ├── file-loader.ts</w:t>
-        <w:br/>
-        <w:t>│       │   │   ├── main.js</w:t>
-        <w:br/>
-        <w:t>│       │   │   ├── main.ts</w:t>
-        <w:br/>
-        <w:t>│       │   │   ├── preload.ts</w:t>
-        <w:br/>
-        <w:t>│       │   │   └── screen-manager.ts</w:t>
-        <w:br/>
-        <w:t>│       │   ├── src</w:t>
-        <w:br/>
-        <w:t>│       │   │   ├── components</w:t>
-        <w:br/>
-        <w:t>│       │   │   │   └── README.md</w:t>
-        <w:br/>
-        <w:t>│       │   │   ├── pages</w:t>
-        <w:br/>
-        <w:t>│       │   │   │   ├── PlaybackView.tsx</w:t>
-        <w:br/>
-        <w:t>│       │   │   │   ├── PresenterView.tsx</w:t>
-        <w:br/>
-        <w:t>│       │   │   │   └── QueuePanel.tsx</w:t>
-        <w:br/>
-        <w:t>│       │   │   ├── App.tsx</w:t>
-        <w:br/>
-        <w:t>│       │   │   └── main.tsx</w:t>
-        <w:br/>
-        <w:t>│       │   ├── electron-builder.yml</w:t>
-        <w:br/>
-        <w:t>│       │   ├── index.html</w:t>
-        <w:br/>
-        <w:t>│       │   ├── package.json</w:t>
-        <w:br/>
-        <w:t>│       │   ├── postcss.config.js</w:t>
-        <w:br/>
-        <w:t>│       │   └── tailwind.config.js</w:t>
-        <w:br/>
-        <w:t>│       ├── signage-app</w:t>
-        <w:br/>
-        <w:t>│       │   ├── electron</w:t>
-        <w:br/>
-        <w:t>│       │   │   └── README.md</w:t>
-        <w:br/>
-        <w:t>│       │   ├── public</w:t>
-        <w:br/>
-        <w:t>│       │   │   └── README.md</w:t>
-        <w:br/>
-        <w:t>│       │   ├── src</w:t>
-        <w:br/>
-        <w:t>│       │   │   └── README.md</w:t>
-        <w:br/>
-        <w:t>│       │   └── package.json</w:t>
-        <w:br/>
-        <w:t>│       ├── station-app</w:t>
-        <w:br/>
-        <w:t>│       │   ├── electron</w:t>
-        <w:br/>
-        <w:t>│       │   │   ├── local-db.ts</w:t>
-        <w:br/>
-        <w:t>│       │   │   ├── main.ts</w:t>
-        <w:br/>
-        <w:t>│       │   │   └── preload.ts</w:t>
-        <w:br/>
-        <w:t>│       │   ├── public</w:t>
-        <w:br/>
-        <w:t>│       │   │   └── README.md</w:t>
-        <w:br/>
-        <w:t>│       │   ├── src</w:t>
-        <w:br/>
-        <w:t>│       │   │   ├── components</w:t>
-        <w:br/>
-        <w:t>│       │   │   │   └── README.md</w:t>
-        <w:br/>
-        <w:t>│       │   │   ├── lib</w:t>
-        <w:br/>
-        <w:t>│       │   │   │   └── README.md</w:t>
-        <w:br/>
-        <w:t>│       │   │   ├── pages</w:t>
-        <w:br/>
-        <w:t>│       │   │   │   ├── LoginPage.tsx</w:t>
-        <w:br/>
-        <w:t>│       │   │   │   ├── PreviewPage.tsx</w:t>
-        <w:br/>
-        <w:t>│       │   │   │   └── UploadPage.tsx</w:t>
-        <w:br/>
-        <w:t>│       │   │   └── App.tsx</w:t>
-        <w:br/>
-        <w:t>│       │   ├── electron-builder.yml</w:t>
-        <w:br/>
-        <w:t>│       │   └── package.json</w:t>
-        <w:br/>
-        <w:t>│       └── technician-dashboard</w:t>
-        <w:br/>
-        <w:t>│           ├── electron</w:t>
-        <w:br/>
-        <w:t>│           │   └── README.md</w:t>
-        <w:br/>
-        <w:t>│           ├── public</w:t>
-        <w:br/>
-        <w:t>│           │   └── README.md</w:t>
-        <w:br/>
-        <w:t>│           ├── src</w:t>
-        <w:br/>
-        <w:t>│           │   ├── App.tsx</w:t>
-        <w:br/>
-        <w:t>│           │   ├── index.css</w:t>
-        <w:br/>
-        <w:t>│           │   ├── main.tsx</w:t>
-        <w:br/>
-        <w:t>│           │   └── README.md</w:t>
-        <w:br/>
-        <w:t>│           ├── index.html</w:t>
-        <w:br/>
-        <w:t>│           ├── package.json</w:t>
-        <w:br/>
-        <w:t>│           ├── postcss.config.js</w:t>
-        <w:br/>
-        <w:t>│           └── tailwind.config.js</w:t>
-        <w:br/>
-        <w:t>├── excel_templates</w:t>
-        <w:br/>
-        <w:t>│   ├── conference_agenda_template.xlsx</w:t>
-        <w:br/>
-        <w:t>│   ├── generate_speaker_excel.py</w:t>
-        <w:br/>
-        <w:t>│   ├── generated_speaker_agenda.xlsx</w:t>
-        <w:br/>
-        <w:t>│   ├── registration_roster_500_corrected.xlsx</w:t>
-        <w:br/>
-        <w:t>│   ├── registration_roster_template.xlsx</w:t>
-        <w:br/>
-        <w:t>│   └── sample_reg.py</w:t>
-        <w:br/>
-        <w:t>├── infrastructure</w:t>
-        <w:br/>
-        <w:t>│   ├── docker</w:t>
-        <w:br/>
-        <w:t>│   │   ├── backend.Dockerfile</w:t>
-        <w:br/>
-        <w:t>│   │   ├── venue-server.Dockerfile</w:t>
-        <w:br/>
-        <w:t>│   │   └── workers.Dockerfile</w:t>
-        <w:br/>
-        <w:t>│   ├── nginx</w:t>
-        <w:br/>
-        <w:t>│   │   ├── conf.d</w:t>
-        <w:br/>
-        <w:t>│   │   │   ├── cloud.conf</w:t>
-        <w:br/>
-        <w:t>│   │   │   └── venue.conf</w:t>
-        <w:br/>
-        <w:t>│   │   └── nginx.conf</w:t>
-        <w:br/>
-        <w:t>│   └── venue</w:t>
-        <w:br/>
-        <w:t>│       ├── postgres</w:t>
-        <w:br/>
-        <w:t>│       │   └── init.sql</w:t>
-        <w:br/>
-        <w:t>│       └── setup.sh</w:t>
-        <w:br/>
-        <w:t>├── packages</w:t>
-        <w:br/>
-        <w:t>│   ├── types</w:t>
-        <w:br/>
-        <w:t>│   │   ├── api.ts</w:t>
-        <w:br/>
-        <w:t>│   │   └── models.ts</w:t>
-        <w:br/>
-        <w:t>│   ├── ui</w:t>
-        <w:br/>
-        <w:t>│   │   ├── Button.tsx</w:t>
-        <w:br/>
-        <w:t>│   │   └── Card.tsx</w:t>
-        <w:br/>
-        <w:t>│   └── utils</w:t>
-        <w:br/>
-        <w:t>│       └── platform-detector.ts</w:t>
-        <w:br/>
-        <w:t>├── public</w:t>
-        <w:br/>
-        <w:t>│   ├── header</w:t>
-        <w:br/>
-        <w:t>│   │   ├── 1.jpg</w:t>
-        <w:br/>
-        <w:t>│   │   ├── 2.jpg</w:t>
-        <w:br/>
-        <w:t>│   │   └── 3.jpg</w:t>
-        <w:br/>
-        <w:t>│   ├── logo</w:t>
-        <w:br/>
-        <w:t>│   │   └── 1.png</w:t>
-        <w:br/>
-        <w:t>│   ├── logo-icon.png</w:t>
-        <w:br/>
-        <w:t>│   └── logo.png</w:t>
-        <w:br/>
-        <w:t>├── services</w:t>
-        <w:br/>
-        <w:t>│   ├── backend</w:t>
+        <w:t>│   │   │   │   ├── mixins</w:t>
+        <w:br/>
+        <w:t>│   │   │   │   │   └── soft_delete.py</w:t>
+        <w:br/>
+        <w:t>│   │   │   │   ├── __init__.py</w:t>
+        <w:br/>
+        <w:t>│   │   │   │   ├── credential_cipher.py</w:t>
+        <w:br/>
+        <w:t>│   │   │   │   ├── init_service.py</w:t>
+        <w:br/>
+        <w:t>│   │   │   │   ├── template_defaults.py</w:t>
+        <w:br/>
+        <w:t>│   │   │   │   └── timezone_service.py</w:t>
+        <w:br/>
+        <w:t>│   │   │   ├── tasks</w:t>
+        <w:br/>
+        <w:t>│   │   │   │   ├── __init__.py</w:t>
+        <w:br/>
+        <w:t>│   │   │   │   ├── audit_tasks.py</w:t>
+        <w:br/>
+        <w:t>│   │   │   │   ├── operations_jobs.py</w:t>
+        <w:br/>
+        <w:t>│   │   │   │   ├── platform_builder_tasks.py</w:t>
+        <w:br/>
+        <w:t>│   │   │   │   ├── platform_commercial_tasks.py</w:t>
+        <w:br/>
+        <w:t>│   │   │   │   ├── platform_tasks.py</w:t>
+        <w:br/>
+        <w:t>│   │   │   │   ├── tasks.py</w:t>
+        <w:br/>
+        <w:t>│   │   │   │   └── workflow_jobs.py</w:t>
+        <w:br/>
+        <w:t>│   │   │   ├── templates</w:t>
+        <w:br/>
+        <w:t>│   │   │   │   ├── defaults</w:t>
+        <w:br/>
+        <w:t>│   │   │   │   │   ├── registration_faq.md</w:t>
+        <w:br/>
+        <w:t>│   │   │   │   │   ├── registration_tnc.md</w:t>
+        <w:br/>
+        <w:t>│   │   │   │   │   ├── speaker_faq.md</w:t>
+        <w:br/>
+        <w:t>│   │   │   │   │   └── speaker_tnc.md</w:t>
+        <w:br/>
+        <w:t>│   │   │   │   ├── premium_approval.html</w:t>
+        <w:br/>
+        <w:t>│   │   │   │   ├── premium_ppt_instructions.html</w:t>
+        <w:br/>
+        <w:t>│   │   │   │   ├── premium_promotional.html</w:t>
+        <w:br/>
+        <w:t>│   │   │   │   ├── premium_rejection.html</w:t>
+        <w:br/>
+        <w:t>│   │   │   │   ├── premium_reminder.html</w:t>
+        <w:br/>
+        <w:t>│   │   │   │   └── premium_welcome.html</w:t>
+        <w:br/>
+        <w:t>│   │   │   ├── websocket</w:t>
+        <w:br/>
+        <w:t>│   │   │   │   ├── __init__.py</w:t>
+        <w:br/>
+        <w:t>│   │   │   │   ├── auth.py</w:t>
+        <w:br/>
+        <w:t>│   │   │   │   ├── events.py</w:t>
+        <w:br/>
+        <w:t>│   │   │   │   └── manager.py</w:t>
+        <w:br/>
+        <w:t>│   │   │   ├── __init__.py</w:t>
+        <w:br/>
+        <w:t>│   │   │   ├── config.py</w:t>
+        <w:br/>
+        <w:t>│   │   │   ├── database.py</w:t>
+        <w:br/>
+        <w:t>│   │   │   ├── dependencies.py</w:t>
+        <w:br/>
+        <w:t>│   │   │   ├── main.py</w:t>
+        <w:br/>
+        <w:t>│   │   │   ├── redis.py</w:t>
+        <w:br/>
+        <w:t>│   │   │   └── worker.py</w:t>
+        <w:br/>
+        <w:t>│   │   ├── ops</w:t>
+        <w:br/>
+        <w:t>│   │   │   └── sql</w:t>
+        <w:br/>
+        <w:t>│   │   │       └── provision_database_role_groups.sql</w:t>
+        <w:br/>
+        <w:t>│   │   ├── tests</w:t>
+        <w:br/>
+        <w:t>│   │   │   ├── conftest.py</w:t>
+        <w:br/>
+        <w:t>│   │   │   ├── test_announcements_system.py</w:t>
+        <w:br/>
+        <w:t>│   │   │   ├── test_audit_system.py</w:t>
+        <w:br/>
+        <w:t>│   │   │   ├── test_auth.py</w:t>
+        <w:br/>
+        <w:t>│   │   │   ├── test_bundles.py</w:t>
+        <w:br/>
+        <w:t>│   │   │   ├── test_campaign_filters.py</w:t>
+        <w:br/>
+        <w:t>│   │   │   ├── test_custom_subscribe.py</w:t>
+        <w:br/>
+        <w:t>│   │   │   ├── test_dashboard_analytics.py</w:t>
+        <w:br/>
+        <w:t>│   │   │   ├── test_erp_platform.py</w:t>
+        <w:br/>
+        <w:t>│   │   │   ├── test_events.py</w:t>
+        <w:br/>
+        <w:t>│   │   │   ├── test_events_api.py</w:t>
+        <w:br/>
+        <w:t>│   │   │   ├── test_excel_import.py</w:t>
+        <w:br/>
+        <w:t>│   │   │   ├── test_feature_overrides.py</w:t>
+        <w:br/>
+        <w:t>│   │   │   ├── test_files.py</w:t>
+        <w:br/>
+        <w:t>│   │   │   ├── test_free_registration_auto_pay.py</w:t>
+        <w:br/>
+        <w:t>│   │   │   ├── test_global_settings.py</w:t>
+        <w:br/>
+        <w:t>│   │   │   ├── test_middleware.py</w:t>
+        <w:br/>
+        <w:t>│   │   │   ├── test_operations.py</w:t>
+        <w:br/>
+        <w:t>│   │   │   ├── test_operations_rearchitected.py</w:t>
+        <w:br/>
+        <w:t>│   │   │   ├── test_ops_planning.py</w:t>
+        <w:br/>
+        <w:t>│   │   │   ├── test_participant_update.py</w:t>
+        <w:br/>
+        <w:t>│   │   │   ├── test_payments.py</w:t>
+        <w:br/>
+        <w:t>│   │   │   ├── test_phase0_hardening.py</w:t>
+        <w:br/>
+        <w:t>│   │   │   ├── test_phase0_security_invariants.py</w:t>
+        <w:br/>
+        <w:t>│   │   │   ├── test_phase1_event_licensing.py</w:t>
+        <w:br/>
+        <w:t>│   │   │   ├── test_phase1_rls_foundation.py</w:t>
+        <w:br/>
+        <w:t>│   │   │   ├── test_phase1_rls_live_canary.py</w:t>
+        <w:br/>
+        <w:t>│   │   │   ├── test_phase2_ai.py</w:t>
+        <w:br/>
+        <w:t>│   │   │   ├── test_phase2_files.py</w:t>
+        <w:br/>
+        <w:t>│   │   │   ├── test_phase2_workflows.py</w:t>
+        <w:br/>
+        <w:t>│   │   │   ├── test_phase3_developer.py</w:t>
+        <w:br/>
+        <w:t>│   │   │   ├── test_platform_builder.py</w:t>
+        <w:br/>
+        <w:t>│   │   │   ├── test_platform_commercial.py</w:t>
+        <w:br/>
+        <w:t>│   │   │   ├── test_portal.py</w:t>
+        <w:br/>
+        <w:t>│   │   │   ├── test_portal_enhancements.py</w:t>
+        <w:br/>
+        <w:t>│   │   │   ├── test_posters.py</w:t>
+        <w:br/>
+        <w:t>│   │   │   ├── test_queue.py</w:t>
+        <w:br/>
+        <w:t>│   │   │   ├── test_rate_limiting_and_gating.py</w:t>
+        <w:br/>
+        <w:t>│   │   │   ├── test_rbac.py</w:t>
+        <w:br/>
+        <w:t>│   │   │   ├── test_registration_dashboard.py</w:t>
+        <w:br/>
+        <w:t>│   │   │   ├── test_registration_portal.py</w:t>
+        <w:br/>
+        <w:t>│   │   │   ├── test_security_updates.py</w:t>
+        <w:br/>
+        <w:t>│   │   │   ├── test_settings.py</w:t>
+        <w:br/>
+        <w:t>│   │   │   ├── test_speaker_profile_system.py</w:t>
+        <w:br/>
+        <w:t>│   │   │   ├── test_speaker_profiles.py</w:t>
+        <w:br/>
+        <w:t>│   │   │   ├── test_subscription_enforcement_v4.py</w:t>
+        <w:br/>
+        <w:t>│   │   │   ├── test_tenant_isolation.py</w:t>
+        <w:br/>
+        <w:t>│   │   │   ├── test_tenant_runtime_boundaries.py</w:t>
+        <w:br/>
+        <w:t>│   │   │   └── test_webhooks.py</w:t>
+        <w:br/>
+        <w:t>│   │   ├── .env.example</w:t>
+        <w:br/>
+        <w:t>│   │   ├── alembic.ini</w:t>
+        <w:br/>
+        <w:t>│   │   ├── create_notification_module.py</w:t>
+        <w:br/>
+        <w:t>│   │   ├── Dockerfile</w:t>
+        <w:br/>
+        <w:t>│   │   ├── pytest.ini</w:t>
+        <w:br/>
+        <w:t>│   │   ├── requirements.txt</w:t>
+        <w:br/>
+        <w:t>│   │   ├── tenant-inventory.json</w:t>
+        <w:br/>
+        <w:t>│   │   └── tenant-rls-audit.json</w:t>
+        <w:br/>
+        <w:t>│   ├── venue-server</w:t>
         <w:br/>
         <w:t>│   │   ├── alembic</w:t>
         <w:br/>
         <w:t>│   │   │   ├── versions</w:t>
         <w:br/>
-        <w:t>│   │   │   │   ├── 20260610_0536_1b39bb2f0e3d_enterprise_schema_v2.py</w:t>
-        <w:br/>
-        <w:t>│   │   │   │   ├── 20260610_2006_b88a342bad97_security_updates.py</w:t>
-        <w:br/>
-        <w:t>│   │   │   │   ├── 20260610_2020_4018c218c647_audit_tamper_detection.py</w:t>
-        <w:br/>
-        <w:t>│   │   │   │   ├── 20260610_2037_b21d79dfbdcf_add_org_override_to_rate_limits.py</w:t>
-        <w:br/>
-        <w:t>│   │   │   │   ├── 20260612_2019_511d300bd1ba_add_override_metadata_to_feature_.py</w:t>
-        <w:br/>
-        <w:t>│   │   │   │   ├── 20260613_0201_922d300bd1ba_subscription_plans_v2.py</w:t>
-        <w:br/>
-        <w:t>│   │   │   │   ├── 20260614_1642_99f14dfd43d1_add_subscription_transactions.py</w:t>
-        <w:br/>
-        <w:t>│   │   │   │   ├── 20260615_0000_organize_impersonation_fks.py</w:t>
-        <w:br/>
-        <w:t>│   │   │   │   ├── 20260617_0001_phase0_audit_row_hash_and_columns.py</w:t>
-        <w:br/>
-        <w:t>│   │   │   │   ├── 20260617_0002_phase0_audit_worker_logs_actor.py</w:t>
-        <w:br/>
-        <w:t>│   │   │   │   ├── 20260617_0003_phase0_encrypt_sensitive_columns.py</w:t>
-        <w:br/>
-        <w:t>│   │   │   │   ├── 20260617_0004_phase0_ticket_types_uuid_pk.py</w:t>
-        <w:br/>
-        <w:t>│   │   │   │   ├── 20260617_0005_phase0_billing_currency_addon_features.py</w:t>
-        <w:br/>
-        <w:t>│   │   │   │   ├── 20260621_0001_phase1_event_activations.py</w:t>
-        <w:br/>
-        <w:t>│   │   │   │   ├── 20260621_0002_phase1_addon_invoice_scope.py</w:t>
-        <w:br/>
-        <w:t>│   │   │   │   ├── 20260621_0003_phase1_deprecate_org_columns.py</w:t>
-        <w:br/>
-        <w:t>│   │   │   │   ├── 20260621_0832_3c58d14ac972_add_erp_enterprise_departments_teams_.py</w:t>
-        <w:br/>
-        <w:t>│   │   │   │   ├── 20260621_0936_8d02510082ce_add_platform_workflows.py</w:t>
-        <w:br/>
-        <w:t>│   │   │   │   ├── 20260621_1335_be7d39c4425f_add_platform_notifications.py</w:t>
-        <w:br/>
-        <w:t>│   │   │   │   ├── 20260621_1422_73e680f44263_add_platform_audit_activity_compliance.py</w:t>
-        <w:br/>
-        <w:t>│   │   │   │   ├── 20260621_1829_cf4fac6c672a_add_commercial_inventory_pricing_.py</w:t>
-        <w:br/>
-        <w:t>│   │   │   │   ├── 20260621_1840_1a26d965eae8_add_phase_6_builder_and_blueprints.py</w:t>
-        <w:br/>
-        <w:t>│   │   │   │   ├── 20260622_0506_5f930bb2dbae_add_ops_and_tech_services.py</w:t>
-        <w:br/>
-        <w:t>│   │   │   │   ├── 20260622_0542_1bc13e4b24f2_rearchitect_ops_and_services.py</w:t>
-        <w:br/>
-        <w:t>│   │   │   │   ├── 20260623_0001_superadmin_phase1_foundation.py</w:t>
-        <w:br/>
-        <w:t>│   │   │   │   ├── 20260628_1545_a997947de4ef_realign_hardware_catalog.py</w:t>
-        <w:br/>
-        <w:t>│   │   │   │   ├── 20260628_1725_86af6b6460d0_cleanup_obsolete_schemas.py</w:t>
-        <w:br/>
-        <w:t>│   │   │   │   ├── 20260629_0235_merge_staff_rates_into_roles.py</w:t>
-        <w:br/>
-        <w:t>│   │   │   │   ├── 20260629_1150_create_separate_template_tables.py</w:t>
-        <w:br/>
-        <w:t>│   │   │   │   ├── 20260629_1156_add_single_station_kiosk_cols.py</w:t>
-        <w:br/>
-        <w:t>│   │   │   │   └── 20260629_1200_add_soft_delete_columns.py</w:t>
+        <w:t>│   │   │   │   └── 20260522_1200_create_local_tables.py</w:t>
         <w:br/>
         <w:t>│   │   │   ├── env.py</w:t>
         <w:br/>
@@ -2138,1147 +3626,117 @@
         <w:br/>
         <w:t>│   │   ├── app</w:t>
         <w:br/>
-        <w:t>│   │   │   ├── core</w:t>
-        <w:br/>
-        <w:t>│   │   │   │   ├── dependencies</w:t>
-        <w:br/>
-        <w:t>│   │   │   │   │   └── feature_gate.py</w:t>
-        <w:br/>
-        <w:t>│   │   │   │   ├── providers</w:t>
-        <w:br/>
-        <w:t>│   │   │   │   │   ├── __init__.py</w:t>
-        <w:br/>
-        <w:t>│   │   │   │   │   ├── base.py</w:t>
-        <w:br/>
-        <w:t>│   │   │   │   │   ├── email.py</w:t>
-        <w:br/>
-        <w:t>│   │   │   │   │   ├── push.py</w:t>
-        <w:br/>
-        <w:t>│   │   │   │   │   ├── sms.py</w:t>
-        <w:br/>
-        <w:t>│   │   │   │   │   └── whatsapp.py</w:t>
-        <w:br/>
-        <w:t>│   │   │   │   └── encryption.py</w:t>
-        <w:br/>
-        <w:t>│   │   │   ├── middleware</w:t>
+        <w:t>│   │   │   ├── device_manager</w:t>
         <w:br/>
         <w:t>│   │   │   │   ├── __init__.py</w:t>
         <w:br/>
-        <w:t>│   │   │   │   ├── application_guard.py</w:t>
+        <w:t>│   │   │   │   └── registry.py</w:t>
+        <w:br/>
+        <w:t>│   │   │   ├── models</w:t>
+        <w:br/>
+        <w:t>│   │   │   │   ├── __init__.py</w:t>
+        <w:br/>
+        <w:t>│   │   │   │   ├── attendance_log.py</w:t>
         <w:br/>
         <w:t>│   │   │   │   ├── audit_log.py</w:t>
         <w:br/>
-        <w:t>│   │   │   │   ├── audit_middleware.py</w:t>
-        <w:br/>
-        <w:t>│   │   │   │   ├── auth_middleware.py</w:t>
-        <w:br/>
-        <w:t>│   │   │   │   ├── ip_allowlist.py</w:t>
-        <w:br/>
-        <w:t>│   │   │   │   ├── plan_guard.py</w:t>
-        <w:br/>
-        <w:t>│   │   │   │   ├── rate_limit.py</w:t>
-        <w:br/>
-        <w:t>│   │   │   │   ├── rate_limiter.py</w:t>
-        <w:br/>
-        <w:t>│   │   │   │   ├── rbac_middleware.py</w:t>
-        <w:br/>
-        <w:t>│   │   │   │   ├── request_logging.py</w:t>
-        <w:br/>
-        <w:t>│   │   │   │   ├── security_middleware.py</w:t>
-        <w:br/>
-        <w:t>│   │   │   │   └── tenant_context.py</w:t>
-        <w:br/>
-        <w:t>│   │   │   ├── models</w:t>
-        <w:br/>
-        <w:t>│   │   │   │   └── __init__.py</w:t>
-        <w:br/>
-        <w:t>│   │   │   ├── modules</w:t>
-        <w:br/>
-        <w:t>│   │   │   │   ├── ai</w:t>
-        <w:br/>
-        <w:t>│   │   │   │   │   ├── models</w:t>
-        <w:br/>
-        <w:t>│   │   │   │   │   │   └── ai.py</w:t>
-        <w:br/>
-        <w:t>│   │   │   │   │   ├── routers</w:t>
-        <w:br/>
-        <w:t>│   │   │   │   │   │   └── ai.py</w:t>
-        <w:br/>
-        <w:t>│   │   │   │   │   ├── schemas</w:t>
-        <w:br/>
-        <w:t>│   │   │   │   │   │   └── ai_schemas.py</w:t>
-        <w:br/>
-        <w:t>│   │   │   │   │   └── services</w:t>
-        <w:br/>
-        <w:t>│   │   │   │   │       └── ai_service.py</w:t>
-        <w:br/>
-        <w:t>│   │   │   │   ├── analytics</w:t>
-        <w:br/>
-        <w:t>│   │   │   │   │   ├── models</w:t>
-        <w:br/>
-        <w:t>│   │   │   │   │   │   ├── __init__.py</w:t>
-        <w:br/>
-        <w:t>│   │   │   │   │   │   ├── analytics_domain_tables.py</w:t>
-        <w:br/>
-        <w:t>│   │   │   │   │   │   ├── attendance_log.py</w:t>
-        <w:br/>
-        <w:t>│   │   │   │   │   │   └── usage.py</w:t>
-        <w:br/>
-        <w:t>│   │   │   │   │   ├── routers</w:t>
-        <w:br/>
-        <w:t>│   │   │   │   │   │   ├── __init__.py</w:t>
-        <w:br/>
-        <w:t>│   │   │   │   │   │   ├── analytics.py</w:t>
-        <w:br/>
-        <w:t>│   │   │   │   │   │   └── dashboard.py</w:t>
-        <w:br/>
-        <w:t>│   │   │   │   │   ├── schemas</w:t>
-        <w:br/>
-        <w:t>│   │   │   │   │   │   ├── __init__.py</w:t>
-        <w:br/>
-        <w:t>│   │   │   │   │   │   └── analytics.py</w:t>
-        <w:br/>
-        <w:t>│   │   │   │   │   ├── services</w:t>
-        <w:br/>
-        <w:t>│   │   │   │   │   │   ├── __init__.py</w:t>
-        <w:br/>
-        <w:t>│   │   │   │   │   │   └── analytics_service.py</w:t>
-        <w:br/>
-        <w:t>│   │   │   │   │   ├── tasks</w:t>
-        <w:br/>
-        <w:t>│   │   │   │   │   │   └── __init__.py</w:t>
-        <w:br/>
-        <w:t>│   │   │   │   │   └── __init__.py</w:t>
-        <w:br/>
-        <w:t>│   │   │   │   ├── applications</w:t>
-        <w:br/>
-        <w:t>│   │   │   │   │   ├── models</w:t>
-        <w:br/>
-        <w:t>│   │   │   │   │   │   ├── __init__.py</w:t>
-        <w:br/>
-        <w:t>│   │   │   │   │   │   ├── app_registry.py</w:t>
-        <w:br/>
-        <w:t>│   │   │   │   │   │   └── applications_domain_tables.py</w:t>
-        <w:br/>
-        <w:t>│   │   │   │   │   └── __init__.py</w:t>
-        <w:br/>
-        <w:t>│   │   │   │   ├── audit</w:t>
-        <w:br/>
-        <w:t>│   │   │   │   │   ├── models</w:t>
-        <w:br/>
-        <w:t>│   │   │   │   │   │   ├── __init__.py</w:t>
-        <w:br/>
-        <w:t>│   │   │   │   │   │   ├── api_request_log.py</w:t>
-        <w:br/>
-        <w:t>│   │   │   │   │   │   ├── audit_domain_tables.py</w:t>
-        <w:br/>
-        <w:t>│   │   │   │   │   │   ├── audit_extensions.py</w:t>
-        <w:br/>
-        <w:t>│   │   │   │   │   │   └── audit_log.py</w:t>
-        <w:br/>
-        <w:t>│   │   │   │   │   ├── routers</w:t>
-        <w:br/>
-        <w:t>│   │   │   │   │   │   ├── __init__.py</w:t>
-        <w:br/>
-        <w:t>│   │   │   │   │   │   └── audit.py</w:t>
-        <w:br/>
-        <w:t>│   │   │   │   │   ├── services</w:t>
-        <w:br/>
-        <w:t>│   │   │   │   │   │   ├── __init__.py</w:t>
-        <w:br/>
-        <w:t>│   │   │   │   │   │   └── audit_service.py</w:t>
-        <w:br/>
-        <w:t>│   │   │   │   │   └── __init__.py</w:t>
-        <w:br/>
-        <w:t>│   │   │   │   ├── auth</w:t>
-        <w:br/>
-        <w:t>│   │   │   │   │   ├── models</w:t>
-        <w:br/>
-        <w:t>│   │   │   │   │   │   └── __init__.py</w:t>
-        <w:br/>
-        <w:t>│   │   │   │   │   ├── routers</w:t>
-        <w:br/>
-        <w:t>│   │   │   │   │   ├── schemas</w:t>
-        <w:br/>
-        <w:t>│   │   │   │   │   ├── services</w:t>
-        <w:br/>
-        <w:t>│   │   │   │   │   ├── tasks</w:t>
-        <w:br/>
-        <w:t>│   │   │   │   │   └── __init__.py</w:t>
-        <w:br/>
-        <w:t>│   │   │   │   ├── billing</w:t>
-        <w:br/>
-        <w:t>│   │   │   │   │   ├── models</w:t>
-        <w:br/>
-        <w:t>│   │   │   │   │   │   ├── __init__.py</w:t>
-        <w:br/>
-        <w:t>│   │   │   │   │   │   ├── billing_domain_tables.py</w:t>
-        <w:br/>
-        <w:t>│   │   │   │   │   │   ├── credit_notes.py</w:t>
-        <w:br/>
-        <w:t>│   │   │   │   │   │   ├── event_activation.py</w:t>
-        <w:br/>
-        <w:t>│   │   │   │   │   │   ├── financial_audit_trail.py</w:t>
-        <w:br/>
-        <w:t>│   │   │   │   │   │   ├── org_credits.py</w:t>
-        <w:br/>
-        <w:t>│   │   │   │   │   │   ├── payment_gateway.py</w:t>
-        <w:br/>
-        <w:t>│   │   │   │   │   │   ├── subscription.py</w:t>
-        <w:br/>
-        <w:t>│   │   │   │   │   │   └── subscription_analytics.py</w:t>
-        <w:br/>
-        <w:t>│   │   │   │   │   ├── routers</w:t>
-        <w:br/>
-        <w:t>│   │   │   │   │   │   ├── activations.py</w:t>
-        <w:br/>
-        <w:t>│   │   │   │   │   │   └── billing.py</w:t>
-        <w:br/>
-        <w:t>│   │   │   │   │   ├── schemas</w:t>
-        <w:br/>
-        <w:t>│   │   │   │   │   │   ├── commercial.py</w:t>
-        <w:br/>
-        <w:t>│   │   │   │   │   │   └── event_activation.py</w:t>
-        <w:br/>
-        <w:t>│   │   │   │   │   ├── services</w:t>
-        <w:br/>
-        <w:t>│   │   │   │   │   │   ├── entitlement_resolver.py</w:t>
-        <w:br/>
-        <w:t>│   │   │   │   │   │   └── limit_guard.py</w:t>
-        <w:br/>
-        <w:t>│   │   │   │   │   └── __init__.py</w:t>
-        <w:br/>
-        <w:t>│   │   │   │   ├── blueprints</w:t>
-        <w:br/>
-        <w:t>│   │   │   │   │   ├── models.py</w:t>
-        <w:br/>
-        <w:t>│   │   │   │   │   ├── router.py</w:t>
-        <w:br/>
-        <w:t>│   │   │   │   │   ├── schemas.py</w:t>
-        <w:br/>
-        <w:t>│   │   │   │   │   └── services.py</w:t>
-        <w:br/>
-        <w:t>│   │   │   │   ├── commercial</w:t>
-        <w:br/>
-        <w:t>│   │   │   │   │   ├── models.py</w:t>
-        <w:br/>
-        <w:t>│   │   │   │   │   ├── router.py</w:t>
-        <w:br/>
-        <w:t>│   │   │   │   │   ├── schemas.py</w:t>
-        <w:br/>
-        <w:t>│   │   │   │   │   └── services.py</w:t>
-        <w:br/>
-        <w:t>│   │   │   │   ├── communications</w:t>
-        <w:br/>
-        <w:t>│   │   │   │   │   ├── models</w:t>
-        <w:br/>
-        <w:t>│   │   │   │   │   │   ├── __init__.py</w:t>
-        <w:br/>
-        <w:t>│   │   │   │   │   │   ├── announcement.py</w:t>
-        <w:br/>
-        <w:t>│   │   │   │   │   │   ├── communications_domain_tables.py</w:t>
-        <w:br/>
-        <w:t>│   │   │   │   │   │   ├── email_campaign.py</w:t>
-        <w:br/>
-        <w:t>│   │   │   │   │   │   ├── email_log.py</w:t>
-        <w:br/>
-        <w:t>│   │   │   │   │   │   ├── email_template.py</w:t>
-        <w:br/>
-        <w:t>│   │   │   │   │   │   └── notification_event.py</w:t>
-        <w:br/>
-        <w:t>│   │   │   │   │   └── __init__.py</w:t>
-        <w:br/>
-        <w:t>│   │   │   │   ├── crm</w:t>
-        <w:br/>
-        <w:t>│   │   │   │   │   ├── models</w:t>
-        <w:br/>
-        <w:t>│   │   │   │   │   │   ├── core.py</w:t>
-        <w:br/>
-        <w:t>│   │   │   │   │   │   └── crm_domain_tables.py</w:t>
-        <w:br/>
-        <w:t>│   │   │   │   │   ├── repositories</w:t>
-        <w:br/>
-        <w:t>│   │   │   │   │   │   ├── base_repository.py</w:t>
-        <w:br/>
-        <w:t>│   │   │   │   │   │   └── crm_repository.py</w:t>
-        <w:br/>
-        <w:t>│   │   │   │   │   ├── routers</w:t>
-        <w:br/>
-        <w:t>│   │   │   │   │   ├── schemas</w:t>
-        <w:br/>
-        <w:t>│   │   │   │   │   └── services</w:t>
-        <w:br/>
-        <w:t>│   │   │   │   ├── deployment_management</w:t>
-        <w:br/>
-        <w:t>│   │   │   │   │   ├── models.py</w:t>
-        <w:br/>
-        <w:t>│   │   │   │   │   ├── router.py</w:t>
-        <w:br/>
-        <w:t>│   │   │   │   │   ├── schemas.py</w:t>
-        <w:br/>
-        <w:t>│   │   │   │   │   └── services.py</w:t>
-        <w:br/>
-        <w:t>│   │   │   │   ├── developer</w:t>
-        <w:br/>
-        <w:t>│   │   │   │   │   ├── models</w:t>
-        <w:br/>
-        <w:t>│   │   │   │   │   │   ├── __init__.py</w:t>
-        <w:br/>
-        <w:t>│   │   │   │   │   │   ├── developer_domain_tables.py</w:t>
-        <w:br/>
-        <w:t>│   │   │   │   │   │   └── developer_registry.py</w:t>
-        <w:br/>
-        <w:t>│   │   │   │   │   ├── routers</w:t>
-        <w:br/>
-        <w:t>│   │   │   │   │   │   └── developer.py</w:t>
-        <w:br/>
-        <w:t>│   │   │   │   │   ├── schemas</w:t>
-        <w:br/>
-        <w:t>│   │   │   │   │   │   └── developer_schemas.py</w:t>
-        <w:br/>
-        <w:t>│   │   │   │   │   ├── services</w:t>
-        <w:br/>
-        <w:t>│   │   │   │   │   │   └── developer_service.py</w:t>
-        <w:br/>
-        <w:t>│   │   │   │   │   └── __init__.py</w:t>
-        <w:br/>
-        <w:t>│   │   │   │   ├── events</w:t>
-        <w:br/>
-        <w:t>│   │   │   │   │   ├── models</w:t>
-        <w:br/>
-        <w:t>│   │   │   │   │   │   ├── __init__.py</w:t>
-        <w:br/>
-        <w:t>│   │   │   │   │   │   ├── capacity_rule.py</w:t>
-        <w:br/>
-        <w:t>│   │   │   │   │   │   ├── event.py</w:t>
-        <w:br/>
-        <w:t>│   │   │   │   │   │   ├── events_domain_tables.py</w:t>
-        <w:br/>
-        <w:t>│   │   │   │   │   │   ├── room.py</w:t>
-        <w:br/>
-        <w:t>│   │   │   │   │   │   ├── session.py</w:t>
-        <w:br/>
-        <w:t>│   │   │   │   │   │   ├── session_speaker.py</w:t>
-        <w:br/>
-        <w:t>│   │   │   │   │   │   ├── speaker.py</w:t>
-        <w:br/>
-        <w:t>│   │   │   │   │   │   └── speaker_profile.py</w:t>
-        <w:br/>
-        <w:t>│   │   │   │   │   └── __init__.py</w:t>
-        <w:br/>
-        <w:t>│   │   │   │   ├── files</w:t>
-        <w:br/>
-        <w:t>│   │   │   │   │   ├── models</w:t>
-        <w:br/>
-        <w:t>│   │   │   │   │   │   └── file.py</w:t>
-        <w:br/>
-        <w:t>│   │   │   │   │   ├── routers</w:t>
-        <w:br/>
-        <w:t>│   │   │   │   │   │   └── files.py</w:t>
-        <w:br/>
-        <w:t>│   │   │   │   │   ├── schemas</w:t>
-        <w:br/>
-        <w:t>│   │   │   │   │   │   └── file_schemas.py</w:t>
-        <w:br/>
-        <w:t>│   │   │   │   │   └── services</w:t>
-        <w:br/>
-        <w:t>│   │   │   │   │       └── file_service.py</w:t>
-        <w:br/>
-        <w:t>│   │   │   │   ├── identity</w:t>
-        <w:br/>
-        <w:t>│   │   │   │   │   ├── models</w:t>
-        <w:br/>
-        <w:t>│   │   │   │   │   │   ├── __init__.py</w:t>
-        <w:br/>
-        <w:t>│   │   │   │   │   │   ├── identity_domain_tables.py</w:t>
-        <w:br/>
-        <w:t>│   │   │   │   │   │   ├── portal_otp_token.py</w:t>
-        <w:br/>
-        <w:t>│   │   │   │   │   │   ├── refresh_token.py</w:t>
-        <w:br/>
-        <w:t>│   │   │   │   │   │   ├── security_event.py</w:t>
-        <w:br/>
-        <w:t>│   │   │   │   │   │   └── user.py</w:t>
-        <w:br/>
-        <w:t>│   │   │   │   │   ├── routers</w:t>
-        <w:br/>
-        <w:t>│   │   │   │   │   │   ├── __init__.py</w:t>
-        <w:br/>
-        <w:t>│   │   │   │   │   │   ├── auth.py</w:t>
-        <w:br/>
-        <w:t>│   │   │   │   │   │   ├── impersonation.py</w:t>
-        <w:br/>
-        <w:t>│   │   │   │   │   │   ├── me.py</w:t>
-        <w:br/>
-        <w:t>│   │   │   │   │   │   └── users.py</w:t>
-        <w:br/>
-        <w:t>│   │   │   │   │   ├── schemas</w:t>
-        <w:br/>
-        <w:t>│   │   │   │   │   │   ├── __init__.py</w:t>
-        <w:br/>
-        <w:t>│   │   │   │   │   │   ├── auth.py</w:t>
-        <w:br/>
-        <w:t>│   │   │   │   │   │   └── user.py</w:t>
-        <w:br/>
-        <w:t>│   │   │   │   │   ├── services</w:t>
-        <w:br/>
-        <w:t>│   │   │   │   │   │   ├── __init__.py</w:t>
-        <w:br/>
-        <w:t>│   │   │   │   │   │   └── auth_service.py</w:t>
-        <w:br/>
-        <w:t>│   │   │   │   │   ├── tasks</w:t>
-        <w:br/>
-        <w:t>│   │   │   │   │   │   └── __init__.py</w:t>
-        <w:br/>
-        <w:t>│   │   │   │   │   └── __init__.py</w:t>
-        <w:br/>
-        <w:t>│   │   │   │   ├── integrations</w:t>
-        <w:br/>
-        <w:t>│   │   │   │   │   ├── models</w:t>
-        <w:br/>
-        <w:t>│   │   │   │   │   │   ├── __init__.py</w:t>
-        <w:br/>
-        <w:t>│   │   │   │   │   │   ├── integrations_domain_tables.py</w:t>
-        <w:br/>
-        <w:t>│   │   │   │   │   │   └── webhook.py</w:t>
-        <w:br/>
-        <w:t>│   │   │   │   │   └── __init__.py</w:t>
-        <w:br/>
-        <w:t>│   │   │   │   ├── inventory</w:t>
-        <w:br/>
-        <w:t>│   │   │   │   │   ├── models.py</w:t>
-        <w:br/>
-        <w:t>│   │   │   │   │   ├── router.py</w:t>
-        <w:br/>
-        <w:t>│   │   │   │   │   ├── schemas.py</w:t>
-        <w:br/>
-        <w:t>│   │   │   │   │   └── services.py</w:t>
-        <w:br/>
-        <w:t>│   │   │   │   ├── mobile</w:t>
-        <w:br/>
-        <w:t>│   │   │   │   │   └── models</w:t>
-        <w:br/>
-        <w:t>│   │   │   │   │       └── mobile.py</w:t>
-        <w:br/>
-        <w:t>│   │   │   │   ├── notifications</w:t>
-        <w:br/>
-        <w:t>│   │   │   │   │   ├── routers</w:t>
-        <w:br/>
-        <w:t>│   │   │   │   │   │   ├── __init__.py</w:t>
-        <w:br/>
-        <w:t>│   │   │   │   │   │   ├── announcements.py</w:t>
-        <w:br/>
-        <w:t>│   │   │   │   │   │   ├── notifications.py</w:t>
-        <w:br/>
-        <w:t>│   │   │   │   │   │   └── webhooks.py</w:t>
-        <w:br/>
-        <w:t>│   │   │   │   │   ├── schemas</w:t>
-        <w:br/>
-        <w:t>│   │   │   │   │   │   ├── __init__.py</w:t>
-        <w:br/>
-        <w:t>│   │   │   │   │   │   ├── announcement.py</w:t>
-        <w:br/>
-        <w:t>│   │   │   │   │   │   ├── notification.py</w:t>
-        <w:br/>
-        <w:t>│   │   │   │   │   │   └── webhook.py</w:t>
-        <w:br/>
-        <w:t>│   │   │   │   │   ├── services</w:t>
-        <w:br/>
-        <w:t>│   │   │   │   │   │   ├── __init__.py</w:t>
-        <w:br/>
-        <w:t>│   │   │   │   │   │   ├── email_renderer.py</w:t>
-        <w:br/>
-        <w:t>│   │   │   │   │   │   ├── email_service.py</w:t>
-        <w:br/>
-        <w:t>│   │   │   │   │   │   ├── notification_service.py</w:t>
-        <w:br/>
-        <w:t>│   │   │   │   │   │   └── whatsapp_service.py</w:t>
-        <w:br/>
-        <w:t>│   │   │   │   │   ├── tasks</w:t>
-        <w:br/>
-        <w:t>│   │   │   │   │   │   ├── __init__.py</w:t>
-        <w:br/>
-        <w:t>│   │   │   │   │   │   ├── email_tasks.py</w:t>
-        <w:br/>
-        <w:t>│   │   │   │   │   │   └── seed_email_data.py</w:t>
-        <w:br/>
-        <w:t>│   │   │   │   │   └── __init__.py</w:t>
-        <w:br/>
-        <w:t>│   │   │   │   ├── operations_planning</w:t>
-        <w:br/>
-        <w:t>│   │   │   │   │   ├── models.py</w:t>
-        <w:br/>
-        <w:t>│   │   │   │   │   ├── router.py</w:t>
-        <w:br/>
-        <w:t>│   │   │   │   │   ├── schemas.py</w:t>
-        <w:br/>
-        <w:t>│   │   │   │   │   └── services.py</w:t>
-        <w:br/>
-        <w:t>│   │   │   │   ├── platform</w:t>
-        <w:br/>
-        <w:t>│   │   │   │   │   ├── departments</w:t>
-        <w:br/>
-        <w:t>│   │   │   │   │   │   ├── constants.py</w:t>
-        <w:br/>
-        <w:t>│   │   │   │   │   │   ├── dependencies.py</w:t>
-        <w:br/>
-        <w:t>│   │   │   │   │   │   ├── models.py</w:t>
-        <w:br/>
-        <w:t>│   │   │   │   │   │   ├── repository.py</w:t>
-        <w:br/>
-        <w:t>│   │   │   │   │   │   ├── router.py</w:t>
-        <w:br/>
-        <w:t>│   │   │   │   │   │   ├── schemas.py</w:t>
-        <w:br/>
-        <w:t>│   │   │   │   │   │   └── service.py</w:t>
-        <w:br/>
-        <w:t>│   │   │   │   │   ├── models</w:t>
-        <w:br/>
-        <w:t>│   │   │   │   │   │   ├── __init__.py</w:t>
-        <w:br/>
-        <w:t>│   │   │   │   │   │   ├── feature.py</w:t>
-        <w:br/>
-        <w:t>│   │   │   │   │   │   ├── health.py</w:t>
-        <w:br/>
-        <w:t>│   │   │   │   │   │   ├── maintenance_window.py</w:t>
-        <w:br/>
-        <w:t>│   │   │   │   │   │   ├── organization.py</w:t>
-        <w:br/>
-        <w:t>│   │   │   │   │   │   ├── platform_domain_tables.py</w:t>
-        <w:br/>
-        <w:t>│   │   │   │   │   │   ├── platform_integration.py</w:t>
-        <w:br/>
-        <w:t>│   │   │   │   │   │   └── system_setting.py</w:t>
-        <w:br/>
-        <w:t>│   │   │   │   │   ├── permissions</w:t>
-        <w:br/>
-        <w:t>│   │   │   │   │   │   ├── constants.py</w:t>
-        <w:br/>
-        <w:t>│   │   │   │   │   │   ├── dependencies.py</w:t>
-        <w:br/>
-        <w:t>│   │   │   │   │   │   ├── models.py</w:t>
-        <w:br/>
-        <w:t>│   │   │   │   │   │   ├── repository.py</w:t>
-        <w:br/>
-        <w:t>│   │   │   │   │   │   ├── router.py</w:t>
-        <w:br/>
-        <w:t>│   │   │   │   │   │   ├── schemas.py</w:t>
-        <w:br/>
-        <w:t>│   │   │   │   │   │   └── service.py</w:t>
-        <w:br/>
-        <w:t>│   │   │   │   │   ├── roles</w:t>
-        <w:br/>
-        <w:t>│   │   │   │   │   │   ├── constants.py</w:t>
-        <w:br/>
-        <w:t>│   │   │   │   │   │   ├── dependencies.py</w:t>
-        <w:br/>
-        <w:t>│   │   │   │   │   │   ├── models.py</w:t>
-        <w:br/>
-        <w:t>│   │   │   │   │   │   ├── repository.py</w:t>
-        <w:br/>
-        <w:t>│   │   │   │   │   │   ├── router.py</w:t>
-        <w:br/>
-        <w:t>│   │   │   │   │   │   ├── schemas.py</w:t>
-        <w:br/>
-        <w:t>│   │   │   │   │   │   └── service.py</w:t>
-        <w:br/>
-        <w:t>│   │   │   │   │   ├── teams</w:t>
-        <w:br/>
-        <w:t>│   │   │   │   │   │   ├── constants.py</w:t>
-        <w:br/>
-        <w:t>│   │   │   │   │   │   ├── dependencies.py</w:t>
-        <w:br/>
-        <w:t>│   │   │   │   │   │   ├── models.py</w:t>
-        <w:br/>
-        <w:t>│   │   │   │   │   │   ├── repository.py</w:t>
-        <w:br/>
-        <w:t>│   │   │   │   │   │   ├── router.py</w:t>
-        <w:br/>
-        <w:t>│   │   │   │   │   │   ├── schemas.py</w:t>
-        <w:br/>
-        <w:t>│   │   │   │   │   │   └── service.py</w:t>
-        <w:br/>
-        <w:t>│   │   │   │   │   ├── __init__.py</w:t>
-        <w:br/>
-        <w:t>│   │   │   │   │   ├── router.py</w:t>
-        <w:br/>
-        <w:t>│   │   │   │   │   └── support_router.py</w:t>
-        <w:br/>
-        <w:t>│   │   │   │   ├── platform_health</w:t>
-        <w:br/>
-        <w:t>│   │   │   │   │   ├── __init__.py</w:t>
-        <w:br/>
-        <w:t>│   │   │   │   │   └── router.py</w:t>
-        <w:br/>
-        <w:t>│   │   │   │   ├── platform_notifications</w:t>
-        <w:br/>
-        <w:t>│   │   │   │   │   ├── templates</w:t>
-        <w:br/>
-        <w:t>│   │   │   │   │   │   ├── tests</w:t>
-        <w:br/>
-        <w:t>│   │   │   │   │   │   │   ├── __init__.py</w:t>
-        <w:br/>
-        <w:t>│   │   │   │   │   │   │   └── test_module.py</w:t>
-        <w:br/>
-        <w:t>│   │   │   │   │   │   ├── __init__.py</w:t>
-        <w:br/>
-        <w:t>│   │   │   │   │   │   ├── constants.py</w:t>
-        <w:br/>
-        <w:t>│   │   │   │   │   │   ├── dependencies.py</w:t>
-        <w:br/>
-        <w:t>│   │   │   │   │   │   ├── models.py</w:t>
-        <w:br/>
-        <w:t>│   │   │   │   │   │   ├── repository.py</w:t>
-        <w:br/>
-        <w:t>│   │   │   │   │   │   ├── router.py</w:t>
-        <w:br/>
-        <w:t>│   │   │   │   │   │   ├── schemas.py</w:t>
-        <w:br/>
-        <w:t>│   │   │   │   │   │   └── service.py</w:t>
-        <w:br/>
-        <w:t>│   │   │   │   │   └── __init__.py</w:t>
-        <w:br/>
-        <w:t>│   │   │   │   ├── presentations</w:t>
-        <w:br/>
-        <w:t>│   │   │   │   │   ├── models</w:t>
-        <w:br/>
-        <w:t>│   │   │   │   │   │   ├── __init__.py</w:t>
-        <w:br/>
-        <w:t>│   │   │   │   │   │   ├── file_integrity_log.py</w:t>
-        <w:br/>
-        <w:t>│   │   │   │   │   │   ├── file_validation.py</w:t>
-        <w:br/>
-        <w:t>│   │   │   │   │   │   ├── poster.py</w:t>
-        <w:br/>
-        <w:t>│   │   │   │   │   │   ├── presentation_bundle.py</w:t>
-        <w:br/>
-        <w:t>│   │   │   │   │   │   ├── presentation_file.py</w:t>
-        <w:br/>
-        <w:t>│   │   │   │   │   │   └── presentations_domain_tables.py</w:t>
-        <w:br/>
-        <w:t>│   │   │   │   │   ├── routers</w:t>
-        <w:br/>
-        <w:t>│   │   │   │   │   │   ├── __init__.py</w:t>
-        <w:br/>
-        <w:t>│   │   │   │   │   │   ├── bundles.py</w:t>
-        <w:br/>
-        <w:t>│   │   │   │   │   │   ├── files.py</w:t>
-        <w:br/>
-        <w:t>│   │   │   │   │   │   ├── posters.py</w:t>
-        <w:br/>
-        <w:t>│   │   │   │   │   │   ├── queue.py</w:t>
-        <w:br/>
-        <w:t>│   │   │   │   │   │   └── storage.py</w:t>
-        <w:br/>
-        <w:t>│   │   │   │   │   ├── schemas</w:t>
-        <w:br/>
-        <w:t>│   │   │   │   │   │   ├── __init__.py</w:t>
-        <w:br/>
-        <w:t>│   │   │   │   │   │   ├── bundle.py</w:t>
-        <w:br/>
-        <w:t>│   │   │   │   │   │   ├── file.py</w:t>
-        <w:br/>
-        <w:t>│   │   │   │   │   │   ├── poster.py</w:t>
-        <w:br/>
-        <w:t>│   │   │   │   │   │   └── queue.py</w:t>
-        <w:br/>
-        <w:t>│   │   │   │   │   ├── services</w:t>
-        <w:br/>
-        <w:t>│   │   │   │   │   │   ├── __init__.py</w:t>
-        <w:br/>
-        <w:t>│   │   │   │   │   │   ├── upload_service.py</w:t>
-        <w:br/>
-        <w:t>│   │   │   │   │   │   └── validation_service.py</w:t>
-        <w:br/>
-        <w:t>│   │   │   │   │   ├── tasks</w:t>
-        <w:br/>
-        <w:t>│   │   │   │   │   │   ├── __init__.py</w:t>
-        <w:br/>
-        <w:t>│   │   │   │   │   │   └── file_tasks.py</w:t>
-        <w:br/>
-        <w:t>│   │   │   │   │   └── __init__.py</w:t>
-        <w:br/>
-        <w:t>│   │   │   │   ├── pricing</w:t>
-        <w:br/>
-        <w:t>│   │   │   │   │   ├── models.py</w:t>
-        <w:br/>
-        <w:t>│   │   │   │   │   ├── router.py</w:t>
-        <w:br/>
-        <w:t>│   │   │   │   │   ├── schemas.py</w:t>
-        <w:br/>
-        <w:t>│   │   │   │   │   └── services.py</w:t>
-        <w:br/>
-        <w:t>│   │   │   │   ├── procurement</w:t>
-        <w:br/>
-        <w:t>│   │   │   │   │   ├── models.py</w:t>
-        <w:br/>
-        <w:t>│   │   │   │   │   ├── router.py</w:t>
-        <w:br/>
-        <w:t>│   │   │   │   │   ├── schemas.py</w:t>
-        <w:br/>
-        <w:t>│   │   │   │   │   └── services.py</w:t>
-        <w:br/>
-        <w:t>│   │   │   │   ├── rbac</w:t>
-        <w:br/>
-        <w:t>│   │   │   │   │   ├── models</w:t>
-        <w:br/>
-        <w:t>│   │   │   │   │   │   ├── __init__.py</w:t>
-        <w:br/>
-        <w:t>│   │   │   │   │   │   ├── organization_member.py</w:t>
-        <w:br/>
-        <w:t>│   │   │   │   │   │   ├── rbac.py</w:t>
-        <w:br/>
-        <w:t>│   │   │   │   │   │   ├── rbac_domain_tables.py</w:t>
-        <w:br/>
-        <w:t>│   │   │   │   │   │   ├── user_assignment.py</w:t>
-        <w:br/>
-        <w:t>│   │   │   │   │   │   └── user_organization_membership.py</w:t>
-        <w:br/>
-        <w:t>│   │   │   │   │   ├── routers</w:t>
-        <w:br/>
-        <w:t>│   │   │   │   │   │   ├── __init__.py</w:t>
-        <w:br/>
-        <w:t>│   │   │   │   │   │   ├── events.py</w:t>
-        <w:br/>
-        <w:t>│   │   │   │   │   │   ├── global_settings.py</w:t>
-        <w:br/>
-        <w:t>│   │   │   │   │   │   ├── organisations.py</w:t>
-        <w:br/>
-        <w:t>│   │   │   │   │   │   ├── rbac.py</w:t>
-        <w:br/>
-        <w:t>│   │   │   │   │   │   └── settings.py</w:t>
-        <w:br/>
-        <w:t>│   │   │   │   │   ├── schemas</w:t>
-        <w:br/>
-        <w:t>│   │   │   │   │   │   ├── __init__.py</w:t>
-        <w:br/>
-        <w:t>│   │   │   │   │   │   ├── event.py</w:t>
-        <w:br/>
-        <w:t>│   │   │   │   │   │   ├── organization.py</w:t>
-        <w:br/>
-        <w:t>│   │   │   │   │   │   └── settings.py</w:t>
-        <w:br/>
-        <w:t>│   │   │   │   │   ├── services</w:t>
-        <w:br/>
-        <w:t>│   │   │   │   │   │   ├── __init__.py</w:t>
-        <w:br/>
-        <w:t>│   │   │   │   │   │   ├── entitlement_service.py</w:t>
-        <w:br/>
-        <w:t>│   │   │   │   │   │   ├── health_service.py</w:t>
-        <w:br/>
-        <w:t>│   │   │   │   │   │   ├── permission_service.py</w:t>
-        <w:br/>
-        <w:t>│   │   │   │   │   │   ├── rbac_service.py</w:t>
-        <w:br/>
-        <w:t>│   │   │   │   │   │   └── usage_service.py</w:t>
-        <w:br/>
-        <w:t>│   │   │   │   │   ├── tasks</w:t>
-        <w:br/>
-        <w:t>│   │   │   │   │   │   └── __init__.py</w:t>
-        <w:br/>
-        <w:t>│   │   │   │   │   ├── __init__.py</w:t>
-        <w:br/>
-        <w:t>│   │   │   │   │   └── constants.py</w:t>
-        <w:br/>
-        <w:t>│   │   │   │   ├── registration</w:t>
-        <w:br/>
-        <w:t>│   │   │   │   │   ├── dependencies</w:t>
-        <w:br/>
-        <w:t>│   │   │   │   │   │   ├── __init__.py</w:t>
-        <w:br/>
-        <w:t>│   │   │   │   │   │   └── portal_auth.py</w:t>
-        <w:br/>
-        <w:t>│   │   │   │   │   ├── models</w:t>
-        <w:br/>
-        <w:t>│   │   │   │   │   │   ├── __init__.py</w:t>
-        <w:br/>
-        <w:t>│   │   │   │   │   │   ├── badge_models.py</w:t>
-        <w:br/>
-        <w:t>│   │   │   │   │   │   ├── check_in.py</w:t>
-        <w:br/>
-        <w:t>│   │   │   │   │   │   ├── import_job.py</w:t>
-        <w:br/>
-        <w:t>│   │   │   │   │   │   ├── participant.py</w:t>
-        <w:br/>
-        <w:t>│   │   │   │   │   │   ├── participant_registration.py</w:t>
-        <w:br/>
-        <w:t>│   │   │   │   │   │   ├── participant_role.py</w:t>
-        <w:br/>
-        <w:t>│   │   │   │   │   │   ├── payment_transaction.py</w:t>
-        <w:br/>
-        <w:t>│   │   │   │   │   │   ├── print_template.py</w:t>
-        <w:br/>
-        <w:t>│   │   │   │   │   │   ├── promo_code.py</w:t>
-        <w:br/>
-        <w:t>│   │   │   │   │   │   ├── registration_domain_tables.py</w:t>
-        <w:br/>
-        <w:t>│   │   │   │   │   │   ├── registration_form_config.py</w:t>
-        <w:br/>
-        <w:t>│   │   │   │   │   │   ├── registration_theme_setting.py</w:t>
-        <w:br/>
-        <w:t>│   │   │   │   │   │   └── ticket_type.py</w:t>
-        <w:br/>
-        <w:t>│   │   │   │   │   ├── routers</w:t>
-        <w:br/>
-        <w:t>│   │   │   │   │   │   ├── __init__.py</w:t>
-        <w:br/>
-        <w:t>│   │   │   │   │   │   ├── badges.py</w:t>
-        <w:br/>
-        <w:t>│   │   │   │   │   │   ├── import_jobs.py</w:t>
-        <w:br/>
-        <w:t>│   │   │   │   │   │   ├── participant_roles.py</w:t>
-        <w:br/>
-        <w:t>│   │   │   │   │   │   ├── participants.py</w:t>
-        <w:br/>
-        <w:t>│   │   │   │   │   │   ├── payments.py</w:t>
-        <w:br/>
-        <w:t>│   │   │   │   │   │   ├── portal_auth.py</w:t>
-        <w:br/>
-        <w:t>│   │   │   │   │   │   ├── portal_dashboard.py</w:t>
-        <w:br/>
-        <w:t>│   │   │   │   │   │   ├── print_templates.py</w:t>
-        <w:br/>
-        <w:t>│   │   │   │   │   │   ├── printers.py</w:t>
-        <w:br/>
-        <w:t>│   │   │   │   │   │   ├── registration_portal.py</w:t>
-        <w:br/>
-        <w:t>│   │   │   │   │   │   ├── registrations.py</w:t>
-        <w:br/>
-        <w:t>│   │   │   │   │   │   └── ticket_types.py</w:t>
-        <w:br/>
-        <w:t>│   │   │   │   │   ├── schemas</w:t>
-        <w:br/>
-        <w:t>│   │   │   │   │   │   ├── __init__.py</w:t>
-        <w:br/>
-        <w:t>│   │   │   │   │   │   ├── badge.py</w:t>
-        <w:br/>
-        <w:t>│   │   │   │   │   │   ├── import_job.py</w:t>
-        <w:br/>
-        <w:t>│   │   │   │   │   │   ├── participant.py</w:t>
-        <w:br/>
-        <w:t>│   │   │   │   │   │   ├── print_template.py</w:t>
-        <w:br/>
-        <w:t>│   │   │   │   │   │   ├── registration.py</w:t>
-        <w:br/>
-        <w:t>│   │   │   │   │   │   ├── registration_form_config.py</w:t>
-        <w:br/>
-        <w:t>│   │   │   │   │   │   └── ticket_type.py</w:t>
-        <w:br/>
-        <w:t>│   │   │   │   │   ├── services</w:t>
-        <w:br/>
-        <w:t>│   │   │   │   │   │   ├── __init__.py</w:t>
-        <w:br/>
-        <w:t>│   │   │   │   │   │   ├── excel_import_service.py</w:t>
-        <w:br/>
-        <w:t>│   │   │   │   │   │   ├── payment_service.py</w:t>
-        <w:br/>
-        <w:t>│   │   │   │   │   │   ├── portal_service.py</w:t>
-        <w:br/>
-        <w:t>│   │   │   │   │   │   ├── pricing_service.py</w:t>
-        <w:br/>
-        <w:t>│   │   │   │   │   │   └── qr_service.py</w:t>
-        <w:br/>
-        <w:t>│   │   │   │   │   ├── tasks</w:t>
-        <w:br/>
-        <w:t>│   │   │   │   │   │   └── __init__.py</w:t>
-        <w:br/>
-        <w:t>│   │   │   │   │   └── __init__.py</w:t>
-        <w:br/>
-        <w:t>│   │   │   │   ├── resource_management</w:t>
-        <w:br/>
-        <w:t>│   │   │   │   │   ├── models.py</w:t>
-        <w:br/>
-        <w:t>│   │   │   │   │   ├── router.py</w:t>
-        <w:br/>
-        <w:t>│   │   │   │   │   ├── schemas.py</w:t>
-        <w:br/>
-        <w:t>│   │   │   │   │   └── services.py</w:t>
-        <w:br/>
-        <w:t>│   │   │   │   ├── search</w:t>
-        <w:br/>
-        <w:t>│   │   │   │   │   ├── models</w:t>
-        <w:br/>
-        <w:t>│   │   │   │   │   │   └── search.py</w:t>
-        <w:br/>
-        <w:t>│   │   │   │   │   ├── routers</w:t>
-        <w:br/>
-        <w:t>│   │   │   │   │   │   ├── __init__.py</w:t>
-        <w:br/>
-        <w:t>│   │   │   │   │   │   └── search.py</w:t>
-        <w:br/>
-        <w:t>│   │   │   │   │   ├── schemas</w:t>
-        <w:br/>
-        <w:t>│   │   │   │   │   │   ├── __init__.py</w:t>
-        <w:br/>
-        <w:t>│   │   │   │   │   │   └── search_schemas.py</w:t>
-        <w:br/>
-        <w:t>│   │   │   │   │   └── services</w:t>
-        <w:br/>
-        <w:t>│   │   │   │   │       ├── __init__.py</w:t>
-        <w:br/>
-        <w:t>│   │   │   │   │       └── search_service.py</w:t>
-        <w:br/>
-        <w:t>│   │   │   │   ├── speakers</w:t>
-        <w:br/>
-        <w:t>│   │   │   │   │   ├── constants</w:t>
-        <w:br/>
-        <w:t>│   │   │   │   │   │   └── speaker_types.py</w:t>
-        <w:br/>
-        <w:t>│   │   │   │   │   ├── models</w:t>
-        <w:br/>
-        <w:t>│   │   │   │   │   │   ├── __init__.py</w:t>
-        <w:br/>
-        <w:t>│   │   │   │   │   │   ├── speaker_theme_setting.py</w:t>
-        <w:br/>
-        <w:t>│   │   │   │   │   │   └── speakers_domain_tables.py</w:t>
-        <w:br/>
-        <w:t>│   │   │   │   │   ├── routers</w:t>
-        <w:br/>
-        <w:t>│   │   │   │   │   │   ├── __init__.py</w:t>
-        <w:br/>
-        <w:t>│   │   │   │   │   │   ├── portal.py</w:t>
-        <w:br/>
-        <w:t>│   │   │   │   │   │   ├── sessions.py</w:t>
-        <w:br/>
-        <w:t>│   │   │   │   │   │   ├── speaker_profiles.py</w:t>
-        <w:br/>
-        <w:t>│   │   │   │   │   │   └── speakers.py</w:t>
-        <w:br/>
-        <w:t>│   │   │   │   │   ├── schemas</w:t>
-        <w:br/>
-        <w:t>│   │   │   │   │   │   ├── __init__.py</w:t>
-        <w:br/>
-        <w:t>│   │   │   │   │   │   ├── session.py</w:t>
-        <w:br/>
-        <w:t>│   │   │   │   │   │   ├── speaker.py</w:t>
-        <w:br/>
-        <w:t>│   │   │   │   │   │   └── speaker_profile.py</w:t>
-        <w:br/>
-        <w:t>│   │   │   │   │   ├── services</w:t>
-        <w:br/>
-        <w:t>│   │   │   │   │   │   ├── __init__.py</w:t>
-        <w:br/>
-        <w:t>│   │   │   │   │   │   └── profile_parser.py</w:t>
-        <w:br/>
-        <w:t>│   │   │   │   │   ├── tasks</w:t>
-        <w:br/>
-        <w:t>│   │   │   │   │   │   └── __init__.py</w:t>
-        <w:br/>
-        <w:t>│   │   │   │   │   └── __init__.py</w:t>
-        <w:br/>
-        <w:t>│   │   │   │   ├── sponsors</w:t>
-        <w:br/>
-        <w:t>│   │   │   │   │   └── models</w:t>
-        <w:br/>
-        <w:t>│   │   │   │   │       └── sponsor.py</w:t>
-        <w:br/>
-        <w:t>│   │   │   │   ├── superadmin</w:t>
-        <w:br/>
-        <w:t>│   │   │   │   │   ├── __init__.py</w:t>
-        <w:br/>
-        <w:t>│   │   │   │   │   ├── dependencies.py</w:t>
-        <w:br/>
-        <w:t>│   │   │   │   │   └── router.py</w:t>
-        <w:br/>
-        <w:t>│   │   │   │   ├── support</w:t>
-        <w:br/>
-        <w:t>│   │   │   │   │   └── models</w:t>
-        <w:br/>
-        <w:t>│   │   │   │   │       ├── support_domain_tables.py</w:t>
-        <w:br/>
-        <w:t>│   │   │   │   │       └── ticket.py</w:t>
-        <w:br/>
-        <w:t>│   │   │   │   ├── technology_services</w:t>
-        <w:br/>
-        <w:t>│   │   │   │   │   ├── models.py</w:t>
-        <w:br/>
-        <w:t>│   │   │   │   │   ├── router.py</w:t>
-        <w:br/>
-        <w:t>│   │   │   │   │   ├── schemas.py</w:t>
-        <w:br/>
-        <w:t>│   │   │   │   │   └── services.py</w:t>
-        <w:br/>
-        <w:t>│   │   │   │   ├── templates</w:t>
-        <w:br/>
-        <w:t>│   │   │   │   │   ├── models.py</w:t>
-        <w:br/>
-        <w:t>│   │   │   │   │   ├── router.py</w:t>
-        <w:br/>
-        <w:t>│   │   │   │   │   ├── schemas.py</w:t>
-        <w:br/>
-        <w:t>│   │   │   │   │   └── services.py</w:t>
-        <w:br/>
-        <w:t>│   │   │   │   ├── venue</w:t>
-        <w:br/>
-        <w:t>│   │   │   │   │   ├── models</w:t>
-        <w:br/>
-        <w:t>│   │   │   │   │   │   ├── __init__.py</w:t>
-        <w:br/>
-        <w:t>│   │   │   │   │   │   ├── playback_event.py</w:t>
-        <w:br/>
-        <w:t>│   │   │   │   │   │   ├── presentation_queue.py</w:t>
-        <w:br/>
-        <w:t>│   │   │   │   │   │   ├── printer.py</w:t>
-        <w:br/>
-        <w:t>│   │   │   │   │   │   ├── room_device.py</w:t>
-        <w:br/>
-        <w:t>│   │   │   │   │   │   ├── srr_checkin.py</w:t>
-        <w:br/>
-        <w:t>│   │   │   │   │   │   ├── srr_station.py</w:t>
-        <w:br/>
-        <w:t>│   │   │   │   │   │   ├── venue_activity_log.py</w:t>
-        <w:br/>
-        <w:t>│   │   │   │   │   │   ├── venue_infrastructure.py</w:t>
-        <w:br/>
-        <w:t>│   │   │   │   │   │   ├── venue_sync_job.py</w:t>
-        <w:br/>
-        <w:t>│   │   │   │   │   │   └── venue_telemetry.py</w:t>
-        <w:br/>
-        <w:t>│   │   │   │   │   ├── routers</w:t>
-        <w:br/>
-        <w:t>│   │   │   │   │   │   ├── __init__.py</w:t>
-        <w:br/>
-        <w:t>│   │   │   │   │   │   ├── attendance.py</w:t>
-        <w:br/>
-        <w:t>│   │   │   │   │   │   ├── capacity.py</w:t>
-        <w:br/>
-        <w:t>│   │   │   │   │   │   ├── rooms.py</w:t>
-        <w:br/>
-        <w:t>│   │   │   │   │   │   ├── rooms_devices.py</w:t>
-        <w:br/>
-        <w:t>│   │   │   │   │   │   ├── srr.py</w:t>
-        <w:br/>
-        <w:t>│   │   │   │   │   │   └── sync.py</w:t>
-        <w:br/>
-        <w:t>│   │   │   │   │   ├── schemas</w:t>
-        <w:br/>
-        <w:t>│   │   │   │   │   │   ├── __init__.py</w:t>
-        <w:br/>
-        <w:t>│   │   │   │   │   │   ├── attendance.py</w:t>
-        <w:br/>
-        <w:t>│   │   │   │   │   │   ├── capacity.py</w:t>
-        <w:br/>
-        <w:t>│   │   │   │   │   │   ├── room.py</w:t>
-        <w:br/>
-        <w:t>│   │   │   │   │   │   └── srr.py</w:t>
-        <w:br/>
-        <w:t>│   │   │   │   │   ├── services</w:t>
-        <w:br/>
-        <w:t>│   │   │   │   │   │   ├── __init__.py</w:t>
-        <w:br/>
-        <w:t>│   │   │   │   │   │   └── websocket_service.py</w:t>
-        <w:br/>
-        <w:t>│   │   │   │   │   ├── tasks</w:t>
-        <w:br/>
-        <w:t>│   │   │   │   │   │   └── __init__.py</w:t>
-        <w:br/>
-        <w:t>│   │   │   │   │   └── __init__.py</w:t>
-        <w:br/>
-        <w:t>│   │   │   │   ├── website_builder</w:t>
-        <w:br/>
-        <w:t>│   │   │   │   │   ├── models.py</w:t>
-        <w:br/>
-        <w:t>│   │   │   │   │   ├── router.py</w:t>
-        <w:br/>
-        <w:t>│   │   │   │   │   ├── schemas.py</w:t>
-        <w:br/>
-        <w:t>│   │   │   │   │   └── services.py</w:t>
-        <w:br/>
-        <w:t>│   │   │   │   ├── workflow</w:t>
-        <w:br/>
-        <w:t>│   │   │   │   │   ├── models</w:t>
-        <w:br/>
-        <w:t>│   │   │   │   │   │   └── workflow.py</w:t>
-        <w:br/>
-        <w:t>│   │   │   │   │   ├── routers</w:t>
-        <w:br/>
-        <w:t>│   │   │   │   │   │   └── workflows.py</w:t>
-        <w:br/>
-        <w:t>│   │   │   │   │   ├── schemas</w:t>
-        <w:br/>
-        <w:t>│   │   │   │   │   │   └── workflow_schemas.py</w:t>
-        <w:br/>
-        <w:t>│   │   │   │   │   └── services</w:t>
-        <w:br/>
-        <w:t>│   │   │   │   │       └── workflow_service.py</w:t>
-        <w:br/>
-        <w:t>│   │   │   │   └── __init__.py</w:t>
+        <w:t>│   │   │   │   ├── badge_models.py</w:t>
+        <w:br/>
+        <w:t>│   │   │   │   ├── capacity_rule.py</w:t>
+        <w:br/>
+        <w:t>│   │   │   │   ├── email_campaign.py</w:t>
+        <w:br/>
+        <w:t>│   │   │   │   ├── email_log.py</w:t>
+        <w:br/>
+        <w:t>│   │   │   │   ├── email_template.py</w:t>
+        <w:br/>
+        <w:t>│   │   │   │   ├── event.py</w:t>
+        <w:br/>
+        <w:t>│   │   │   │   ├── file_validation.py</w:t>
+        <w:br/>
+        <w:t>│   │   │   │   ├── import_job.py</w:t>
+        <w:br/>
+        <w:t>│   │   │   │   ├── organization.py</w:t>
+        <w:br/>
+        <w:t>│   │   │   │   ├── participant.py</w:t>
+        <w:br/>
+        <w:t>│   │   │   │   ├── participant_registration.py</w:t>
+        <w:br/>
+        <w:t>│   │   │   │   ├── participant_role.py</w:t>
+        <w:br/>
+        <w:t>│   │   │   │   ├── playback_event.py</w:t>
+        <w:br/>
+        <w:t>│   │   │   │   ├── poster.py</w:t>
+        <w:br/>
+        <w:t>│   │   │   │   ├── presentation_file.py</w:t>
+        <w:br/>
+        <w:t>│   │   │   │   ├── presentation_queue.py</w:t>
+        <w:br/>
+        <w:t>│   │   │   │   ├── print_template.py</w:t>
+        <w:br/>
+        <w:t>│   │   │   │   ├── refresh_token.py</w:t>
+        <w:br/>
+        <w:t>│   │   │   │   ├── room.py</w:t>
+        <w:br/>
+        <w:t>│   │   │   │   ├── room_device.py</w:t>
+        <w:br/>
+        <w:t>│   │   │   │   ├── session.py</w:t>
+        <w:br/>
+        <w:t>│   │   │   │   ├── session_speaker.py</w:t>
+        <w:br/>
+        <w:t>│   │   │   │   ├── speaker.py</w:t>
+        <w:br/>
+        <w:t>│   │   │   │   ├── srr_activity_log.py</w:t>
+        <w:br/>
+        <w:t>│   │   │   │   ├── srr_checkin.py</w:t>
+        <w:br/>
+        <w:t>│   │   │   │   ├── srr_station.py</w:t>
+        <w:br/>
+        <w:t>│   │   │   │   ├── sync_outbox.py</w:t>
+        <w:br/>
+        <w:t>│   │   │   │   ├── user.py</w:t>
+        <w:br/>
+        <w:t>│   │   │   │   ├── venue_sync_job.py</w:t>
+        <w:br/>
+        <w:t>│   │   │   │   └── webhook.py</w:t>
         <w:br/>
         <w:t>│   │   │   ├── routers</w:t>
         <w:br/>
-        <w:t>│   │   │   │   └── __init__.py</w:t>
-        <w:br/>
-        <w:t>│   │   │   ├── schemas</w:t>
-        <w:br/>
         <w:t>│   │   │   │   ├── __init__.py</w:t>
         <w:br/>
-        <w:t>│   │   │   │   └── common.py</w:t>
-        <w:br/>
-        <w:t>│   │   │   ├── services</w:t>
-        <w:br/>
-        <w:t>│   │   │   │   ├── mixins</w:t>
-        <w:br/>
-        <w:t>│   │   │   │   │   └── soft_delete.py</w:t>
+        <w:t>│   │   │   │   ├── auth.py</w:t>
+        <w:br/>
+        <w:t>│   │   │   │   ├── cloud_sync.py</w:t>
+        <w:br/>
+        <w:t>│   │   │   │   ├── devices.py</w:t>
+        <w:br/>
+        <w:t>│   │   │   │   ├── local_api.py</w:t>
+        <w:br/>
+        <w:t>│   │   │   │   ├── sessions.py</w:t>
+        <w:br/>
+        <w:t>│   │   │   │   ├── snapshot_api.py</w:t>
+        <w:br/>
+        <w:t>│   │   │   │   ├── speakers.py</w:t>
+        <w:br/>
+        <w:t>│   │   │   │   └── stations.py</w:t>
+        <w:br/>
+        <w:t>│   │   │   ├── sync</w:t>
         <w:br/>
         <w:t>│   │   │   │   ├── __init__.py</w:t>
         <w:br/>
-        <w:t>│   │   │   │   ├── credential_cipher.py</w:t>
-        <w:br/>
-        <w:t>│   │   │   │   ├── init_service.py</w:t>
-        <w:br/>
-        <w:t>│   │   │   │   ├── template_defaults.py</w:t>
-        <w:br/>
-        <w:t>│   │   │   │   └── timezone_service.py</w:t>
-        <w:br/>
-        <w:t>│   │   │   ├── tasks</w:t>
+        <w:t>│   │   │   │   ├── conflict_resolver.py</w:t>
+        <w:br/>
+        <w:t>│   │   │   │   ├── outbox_processor.py</w:t>
+        <w:br/>
+        <w:t>│   │   │   │   ├── schedule_pull.py</w:t>
+        <w:br/>
+        <w:t>│   │   │   │   └── scheduler.py</w:t>
+        <w:br/>
+        <w:t>│   │   │   ├── websocket</w:t>
         <w:br/>
         <w:t>│   │   │   │   ├── __init__.py</w:t>
         <w:br/>
-        <w:t>│   │   │   │   ├── audit_tasks.py</w:t>
-        <w:br/>
-        <w:t>│   │   │   │   ├── operations_jobs.py</w:t>
-        <w:br/>
-        <w:t>│   │   │   │   ├── platform_builder_tasks.py</w:t>
-        <w:br/>
-        <w:t>│   │   │   │   ├── platform_commercial_tasks.py</w:t>
-        <w:br/>
-        <w:t>│   │   │   │   ├── platform_tasks.py</w:t>
-        <w:br/>
-        <w:t>│   │   │   │   ├── tasks.py</w:t>
-        <w:br/>
-        <w:t>│   │   │   │   └── workflow_jobs.py</w:t>
-        <w:br/>
-        <w:t>│   │   │   ├── templates</w:t>
-        <w:br/>
-        <w:t>│   │   │   │   ├── defaults</w:t>
-        <w:br/>
-        <w:t>│   │   │   │   │   ├── registration_faq.md</w:t>
-        <w:br/>
-        <w:t>│   │   │   │   │   ├── registration_tnc.md</w:t>
-        <w:br/>
-        <w:t>│   │   │   │   │   ├── speaker_faq.md</w:t>
-        <w:br/>
-        <w:t>│   │   │   │   │   └── speaker_tnc.md</w:t>
-        <w:br/>
-        <w:t>│   │   │   │   ├── premium_approval.html</w:t>
-        <w:br/>
-        <w:t>│   │   │   │   ├── premium_ppt_instructions.html</w:t>
-        <w:br/>
-        <w:t>│   │   │   │   ├── premium_promotional.html</w:t>
-        <w:br/>
-        <w:t>│   │   │   │   ├── premium_rejection.html</w:t>
-        <w:br/>
-        <w:t>│   │   │   │   ├── premium_reminder.html</w:t>
-        <w:br/>
-        <w:t>│   │   │   │   └── premium_welcome.html</w:t>
-        <w:br/>
-        <w:t>│   │   │   ├── websocket</w:t>
-        <w:br/>
-        <w:t>│   │   │   │   ├── __init__.py</w:t>
-        <w:br/>
-        <w:t>│   │   │   │   ├── events.py</w:t>
-        <w:br/>
-        <w:t>│   │   │   │   └── manager.py</w:t>
+        <w:t>│   │   │   │   └── connection.py</w:t>
         <w:br/>
         <w:t>│   │   │   ├── __init__.py</w:t>
         <w:br/>
@@ -3286,276 +3744,34 @@
         <w:br/>
         <w:t>│   │   │   ├── database.py</w:t>
         <w:br/>
-        <w:t>│   │   │   ├── dependencies.py</w:t>
-        <w:br/>
         <w:t>│   │   │   ├── main.py</w:t>
         <w:br/>
-        <w:t>│   │   │   ├── redis.py</w:t>
-        <w:br/>
-        <w:t>│   │   │   └── worker.py</w:t>
+        <w:t>│   │   │   └── minio_client.py</w:t>
         <w:br/>
         <w:t>│   │   ├── tests</w:t>
         <w:br/>
         <w:t>│   │   │   ├── conftest.py</w:t>
         <w:br/>
-        <w:t>│   │   │   ├── test_announcements_system.py</w:t>
-        <w:br/>
-        <w:t>│   │   │   ├── test_audit_system.py</w:t>
-        <w:br/>
         <w:t>│   │   │   ├── test_auth.py</w:t>
         <w:br/>
-        <w:t>│   │   │   ├── test_bundles.py</w:t>
-        <w:br/>
-        <w:t>│   │   │   ├── test_campaign_filters.py</w:t>
-        <w:br/>
-        <w:t>│   │   │   ├── test_custom_subscribe.py</w:t>
-        <w:br/>
-        <w:t>│   │   │   ├── test_dashboard_analytics.py</w:t>
-        <w:br/>
-        <w:t>│   │   │   ├── test_erp_platform.py</w:t>
-        <w:br/>
-        <w:t>│   │   │   ├── test_events.py</w:t>
-        <w:br/>
-        <w:t>│   │   │   ├── test_events_api.py</w:t>
-        <w:br/>
-        <w:t>│   │   │   ├── test_excel_import.py</w:t>
-        <w:br/>
-        <w:t>│   │   │   ├── test_feature_overrides.py</w:t>
-        <w:br/>
-        <w:t>│   │   │   ├── test_files.py</w:t>
-        <w:br/>
-        <w:t>│   │   │   ├── test_free_registration_auto_pay.py</w:t>
-        <w:br/>
-        <w:t>│   │   │   ├── test_global_settings.py</w:t>
-        <w:br/>
-        <w:t>│   │   │   ├── test_middleware.py</w:t>
-        <w:br/>
-        <w:t>│   │   │   ├── test_operations.py</w:t>
-        <w:br/>
-        <w:t>│   │   │   ├── test_operations_rearchitected.py</w:t>
-        <w:br/>
-        <w:t>│   │   │   ├── test_ops_planning.py</w:t>
-        <w:br/>
-        <w:t>│   │   │   ├── test_participant_update.py</w:t>
-        <w:br/>
-        <w:t>│   │   │   ├── test_payments.py</w:t>
-        <w:br/>
-        <w:t>│   │   │   ├── test_phase0_hardening.py</w:t>
-        <w:br/>
-        <w:t>│   │   │   ├── test_phase1_event_licensing.py</w:t>
-        <w:br/>
-        <w:t>│   │   │   ├── test_phase2_ai.py</w:t>
-        <w:br/>
-        <w:t>│   │   │   ├── test_phase2_files.py</w:t>
-        <w:br/>
-        <w:t>│   │   │   ├── test_phase2_workflows.py</w:t>
-        <w:br/>
-        <w:t>│   │   │   ├── test_phase3_developer.py</w:t>
-        <w:br/>
-        <w:t>│   │   │   ├── test_platform_commercial.py</w:t>
-        <w:br/>
-        <w:t>│   │   │   ├── test_portal.py</w:t>
-        <w:br/>
-        <w:t>│   │   │   ├── test_portal_enhancements.py</w:t>
-        <w:br/>
-        <w:t>│   │   │   ├── test_posters.py</w:t>
-        <w:br/>
-        <w:t>│   │   │   ├── test_queue.py</w:t>
-        <w:br/>
-        <w:t>│   │   │   ├── test_rate_limiting_and_gating.py</w:t>
-        <w:br/>
-        <w:t>│   │   │   ├── test_rbac.py</w:t>
-        <w:br/>
-        <w:t>│   │   │   ├── test_registration_dashboard.py</w:t>
-        <w:br/>
-        <w:t>│   │   │   ├── test_registration_portal.py</w:t>
-        <w:br/>
-        <w:t>│   │   │   ├── test_security_updates.py</w:t>
-        <w:br/>
-        <w:t>│   │   │   ├── test_settings.py</w:t>
-        <w:br/>
-        <w:t>│   │   │   ├── test_speaker_profile_system.py</w:t>
-        <w:br/>
-        <w:t>│   │   │   ├── test_speaker_profiles.py</w:t>
-        <w:br/>
-        <w:t>│   │   │   ├── test_tenant_isolation.py</w:t>
-        <w:br/>
-        <w:t>│   │   │   └── test_webhooks.py</w:t>
-        <w:br/>
-        <w:t>│   │   ├── .env.example</w:t>
+        <w:t>│   │   │   ├── test_cloud_sync.py</w:t>
+        <w:br/>
+        <w:t>│   │   │   ├── test_outbox_processor.py</w:t>
+        <w:br/>
+        <w:t>│   │   │   ├── test_schedule_pull.py</w:t>
+        <w:br/>
+        <w:t>│   │   │   ├── test_snapshot_api.py</w:t>
+        <w:br/>
+        <w:t>│   │   │   └── test_websocket.py</w:t>
         <w:br/>
         <w:t>│   │   ├── alembic.ini</w:t>
         <w:br/>
-        <w:t>│   │   ├── create_notification_module.py</w:t>
+        <w:t>│   │   ├── docker-compose.yml</w:t>
         <w:br/>
         <w:t>│   │   ├── Dockerfile</w:t>
         <w:br/>
         <w:t>│   │   ├── pytest.ini</w:t>
         <w:br/>
-        <w:t>│   │   └── requirements.txt</w:t>
-        <w:br/>
-        <w:t>│   ├── venue-server</w:t>
-        <w:br/>
-        <w:t>│   │   ├── alembic</w:t>
-        <w:br/>
-        <w:t>│   │   │   ├── versions</w:t>
-        <w:br/>
-        <w:t>│   │   │   │   └── 20260522_1200_create_local_tables.py</w:t>
-        <w:br/>
-        <w:t>│   │   │   ├── env.py</w:t>
-        <w:br/>
-        <w:t>│   │   │   ├── README</w:t>
-        <w:br/>
-        <w:t>│   │   │   └── script.py.mako</w:t>
-        <w:br/>
-        <w:t>│   │   ├── app</w:t>
-        <w:br/>
-        <w:t>│   │   │   ├── device_manager</w:t>
-        <w:br/>
-        <w:t>│   │   │   │   ├── __init__.py</w:t>
-        <w:br/>
-        <w:t>│   │   │   │   └── registry.py</w:t>
-        <w:br/>
-        <w:t>│   │   │   ├── models</w:t>
-        <w:br/>
-        <w:t>│   │   │   │   ├── __init__.py</w:t>
-        <w:br/>
-        <w:t>│   │   │   │   ├── attendance_log.py</w:t>
-        <w:br/>
-        <w:t>│   │   │   │   ├── audit_log.py</w:t>
-        <w:br/>
-        <w:t>│   │   │   │   ├── badge_models.py</w:t>
-        <w:br/>
-        <w:t>│   │   │   │   ├── capacity_rule.py</w:t>
-        <w:br/>
-        <w:t>│   │   │   │   ├── email_campaign.py</w:t>
-        <w:br/>
-        <w:t>│   │   │   │   ├── email_log.py</w:t>
-        <w:br/>
-        <w:t>│   │   │   │   ├── email_template.py</w:t>
-        <w:br/>
-        <w:t>│   │   │   │   ├── event.py</w:t>
-        <w:br/>
-        <w:t>│   │   │   │   ├── file_validation.py</w:t>
-        <w:br/>
-        <w:t>│   │   │   │   ├── import_job.py</w:t>
-        <w:br/>
-        <w:t>│   │   │   │   ├── organization.py</w:t>
-        <w:br/>
-        <w:t>│   │   │   │   ├── participant.py</w:t>
-        <w:br/>
-        <w:t>│   │   │   │   ├── participant_registration.py</w:t>
-        <w:br/>
-        <w:t>│   │   │   │   ├── participant_role.py</w:t>
-        <w:br/>
-        <w:t>│   │   │   │   ├── playback_event.py</w:t>
-        <w:br/>
-        <w:t>│   │   │   │   ├── poster.py</w:t>
-        <w:br/>
-        <w:t>│   │   │   │   ├── presentation_file.py</w:t>
-        <w:br/>
-        <w:t>│   │   │   │   ├── presentation_queue.py</w:t>
-        <w:br/>
-        <w:t>│   │   │   │   ├── print_template.py</w:t>
-        <w:br/>
-        <w:t>│   │   │   │   ├── refresh_token.py</w:t>
-        <w:br/>
-        <w:t>│   │   │   │   ├── room.py</w:t>
-        <w:br/>
-        <w:t>│   │   │   │   ├── room_device.py</w:t>
-        <w:br/>
-        <w:t>│   │   │   │   ├── session.py</w:t>
-        <w:br/>
-        <w:t>│   │   │   │   ├── session_speaker.py</w:t>
-        <w:br/>
-        <w:t>│   │   │   │   ├── speaker.py</w:t>
-        <w:br/>
-        <w:t>│   │   │   │   ├── srr_activity_log.py</w:t>
-        <w:br/>
-        <w:t>│   │   │   │   ├── srr_checkin.py</w:t>
-        <w:br/>
-        <w:t>│   │   │   │   ├── srr_station.py</w:t>
-        <w:br/>
-        <w:t>│   │   │   │   ├── sync_outbox.py</w:t>
-        <w:br/>
-        <w:t>│   │   │   │   ├── user.py</w:t>
-        <w:br/>
-        <w:t>│   │   │   │   ├── venue_sync_job.py</w:t>
-        <w:br/>
-        <w:t>│   │   │   │   └── webhook.py</w:t>
-        <w:br/>
-        <w:t>│   │   │   ├── routers</w:t>
-        <w:br/>
-        <w:t>│   │   │   │   ├── __init__.py</w:t>
-        <w:br/>
-        <w:t>│   │   │   │   ├── auth.py</w:t>
-        <w:br/>
-        <w:t>│   │   │   │   ├── cloud_sync.py</w:t>
-        <w:br/>
-        <w:t>│   │   │   │   ├── devices.py</w:t>
-        <w:br/>
-        <w:t>│   │   │   │   ├── local_api.py</w:t>
-        <w:br/>
-        <w:t>│   │   │   │   ├── sessions.py</w:t>
-        <w:br/>
-        <w:t>│   │   │   │   ├── snapshot_api.py</w:t>
-        <w:br/>
-        <w:t>│   │   │   │   ├── speakers.py</w:t>
-        <w:br/>
-        <w:t>│   │   │   │   └── stations.py</w:t>
-        <w:br/>
-        <w:t>│   │   │   ├── sync</w:t>
-        <w:br/>
-        <w:t>│   │   │   │   ├── __init__.py</w:t>
-        <w:br/>
-        <w:t>│   │   │   │   ├── conflict_resolver.py</w:t>
-        <w:br/>
-        <w:t>│   │   │   │   ├── outbox_processor.py</w:t>
-        <w:br/>
-        <w:t>│   │   │   │   ├── schedule_pull.py</w:t>
-        <w:br/>
-        <w:t>│   │   │   │   └── scheduler.py</w:t>
-        <w:br/>
-        <w:t>│   │   │   ├── websocket</w:t>
-        <w:br/>
-        <w:t>│   │   │   │   ├── __init__.py</w:t>
-        <w:br/>
-        <w:t>│   │   │   │   └── connection.py</w:t>
-        <w:br/>
-        <w:t>│   │   │   ├── __init__.py</w:t>
-        <w:br/>
-        <w:t>│   │   │   ├── config.py</w:t>
-        <w:br/>
-        <w:t>│   │   │   ├── database.py</w:t>
-        <w:br/>
-        <w:t>│   │   │   ├── main.py</w:t>
-        <w:br/>
-        <w:t>│   │   │   └── minio_client.py</w:t>
-        <w:br/>
-        <w:t>│   │   ├── tests</w:t>
-        <w:br/>
-        <w:t>│   │   │   ├── conftest.py</w:t>
-        <w:br/>
-        <w:t>│   │   │   ├── test_auth.py</w:t>
-        <w:br/>
-        <w:t>│   │   │   ├── test_cloud_sync.py</w:t>
-        <w:br/>
-        <w:t>│   │   │   ├── test_outbox_processor.py</w:t>
-        <w:br/>
-        <w:t>│   │   │   ├── test_schedule_pull.py</w:t>
-        <w:br/>
-        <w:t>│   │   │   ├── test_snapshot_api.py</w:t>
-        <w:br/>
-        <w:t>│   │   │   └── test_websocket.py</w:t>
-        <w:br/>
-        <w:t>│   │   ├── alembic.ini</w:t>
-        <w:br/>
-        <w:t>│   │   ├── docker-compose.yml</w:t>
-        <w:br/>
-        <w:t>│   │   ├── Dockerfile</w:t>
-        <w:br/>
-        <w:t>│   │   ├── pytest.ini</w:t>
-        <w:br/>
         <w:t>│   │   ├── read_reqs.py</w:t>
         <w:br/>
         <w:t>│   │   ├── requirements.txt</w:t>
@@ -3626,8 +3842,12 @@
         <w:br/>
         <w:t>│       │   ├── test_report_tasks.py</w:t>
         <w:br/>
+        <w:t>│       │   ├── test_search_task_tenancy.py</w:t>
+        <w:br/>
         <w:t>│       │   ├── test_sync_tasks.py</w:t>
         <w:br/>
+        <w:t>│       │   ├── test_tenant_boundaries.py</w:t>
+        <w:br/>
         <w:t>│       │   ├── test_thumbnail_generator.py</w:t>
         <w:br/>
         <w:t>│       │   └── test_video_tasks.py</w:t>
@@ -3648,11 +3868,9 @@
         <w:br/>
         <w:t>├── check_dir_struct.py</w:t>
         <w:br/>
-        <w:t>├── dashboard.html</w:t>
-        <w:br/>
-        <w:t>├── DESIGN.md</w:t>
-        <w:br/>
-        <w:t>├── DESIGN11.md</w:t>
+        <w:t>├── CLAUDE.md</w:t>
+        <w:br/>
+        <w:t>├── DESIGN.html</w:t>
         <w:br/>
         <w:t>├── devrun.ps1</w:t>
         <w:br/>
@@ -3664,7 +3882,9 @@
         <w:br/>
         <w:t>├── project_structure.docx</w:t>
         <w:br/>
-        <w:t>└── README.md</w:t>
+        <w:t>├── README.md</w:t>
+        <w:br/>
+        <w:t>└── skills-lock.json</w:t>
       </w:r>
     </w:p>
     <w:sectPr>
